--- a/courts/first-circuit/puerto-rico/federal/district/motion-brief/usage/OUTPUT-motion-brief.docx
+++ b/courts/first-circuit/puerto-rico/federal/district/motion-brief/usage/OUTPUT-motion-brief.docx
@@ -1094,7 +1094,7 @@
       <w:pPr>
         <w:spacing w:before="0" w:after="0"/>
         <w:sectPr>
-          <w:footerReference w:type="default" r:id="rId9"/>
+          <w:footerReference w:type="default" r:id="rIdFooter1"/>
           <w:pgSz w:w="12240" w:h="15840"/>
           <w:pgMar w:top="1440" w:right="1440" w:bottom="1440" w:left="1440" w:header="720" w:footer="720" w:gutter="0"/>
           <w:pgNumType w:fmt="lowerRoman" w:start="1"/>
@@ -1109,14 +1109,15 @@
         <w:t xml:space="preserve">COME NOW, the Commonwealth of Puerto Rico, Governor Alejandro Garcia Padilla, in his official capacity, without submitting to the Court’s jurisdiction and without waiving their affirmative defense to Eleventh Amendment immunity or sovereign immunity, and John Doe, agent for the Government Development Bank for Puerto Rico (collectively, the “Commonwealth Defendants”), through the undersigned attorneys, and very respectfully STATE, AVER and PRAY:</w:t>
       </w:r>
     </w:p>
-    <w:bookmarkStart w:id="21" w:name="sec2"/>
     <w:p>
       <w:pPr>
         <w:pStyle w:val="Heading1"/>
       </w:pPr>
+      <w:bookmarkStart w:id="9" w:name="_sec2"/>
       <w:r>
         <w:t xml:space="preserve">INTRODUCTION</w:t>
       </w:r>
+      <w:bookmarkEnd w:id="9"/>
     </w:p>
     <w:p>
       <w:pPr>
@@ -1145,18 +1146,18 @@
         <w:rPr>
           <w:rStyle w:val="FootnoteReference"/>
         </w:rPr>
-        <w:footnoteReference w:id="20"/>
-      </w:r>
-    </w:p>
-    <w:bookmarkEnd w:id="21"/>
-    <w:bookmarkStart w:id="22" w:name="sec6"/>
+        <w:footnoteReference w:id="10"/>
+      </w:r>
+    </w:p>
     <w:p>
       <w:pPr>
         <w:pStyle w:val="Heading1"/>
       </w:pPr>
+      <w:bookmarkStart w:id="11" w:name="_sec6"/>
       <w:r>
         <w:t xml:space="preserve">BACKGROUND</w:t>
       </w:r>
+      <w:bookmarkEnd w:id="11"/>
     </w:p>
     <w:p>
       <w:pPr>
@@ -1248,15 +1249,15 @@
         <w:t xml:space="preserve">§§ 109, 111.</w:t>
       </w:r>
     </w:p>
-    <w:bookmarkEnd w:id="22"/>
-    <w:bookmarkStart w:id="23" w:name="sec9"/>
     <w:p>
       <w:pPr>
         <w:pStyle w:val="Heading1"/>
       </w:pPr>
+      <w:bookmarkStart w:id="12" w:name="_sec9"/>
       <w:r>
         <w:t xml:space="preserve">STANDARD FOR MOTION TO DISMISS</w:t>
       </w:r>
+      <w:bookmarkEnd w:id="12"/>
     </w:p>
     <w:p>
       <w:pPr>
@@ -1378,21 +1379,21 @@
         <w:t xml:space="preserve">, 481 U.S. 739, 745 (1987)).</w:t>
       </w:r>
     </w:p>
-    <w:bookmarkEnd w:id="23"/>
-    <w:bookmarkStart w:id="29" w:name="sec12"/>
     <w:p>
       <w:pPr>
         <w:pStyle w:val="Heading1"/>
       </w:pPr>
+      <w:bookmarkStart w:id="13" w:name="_sec12"/>
       <w:r>
         <w:t xml:space="preserve">ARGUMENT</w:t>
       </w:r>
-    </w:p>
-    <w:bookmarkStart w:id="24" w:name="sec13"/>
+      <w:bookmarkEnd w:id="13"/>
+    </w:p>
     <w:p>
       <w:pPr>
         <w:pStyle w:val="Heading2"/>
       </w:pPr>
+      <w:bookmarkStart w:id="14" w:name="_sec13"/>
       <w:r>
         <w:t xml:space="preserve">I.</w:t>
       </w:r>
@@ -1402,6 +1403,7 @@
       <w:r>
         <w:t xml:space="preserve">Unless PREPA Seeks Relief Under the Act, This Lawsuit Is Premature and Unripe.</w:t>
       </w:r>
+      <w:bookmarkEnd w:id="14"/>
     </w:p>
     <w:p>
       <w:pPr>
@@ -1494,12 +1496,11 @@
         <w:t xml:space="preserve">, 45 F.3d 530, 537-38 (1st Cir. 1995). Plaintiffs essentially ask this Court to render an advisory opinion about proceedings that may never occur, based on an alleged future injury that they may never suffer. For this reason, the claims should be dismissed.</w:t>
       </w:r>
     </w:p>
-    <w:bookmarkEnd w:id="24"/>
-    <w:bookmarkStart w:id="28" w:name="sec16"/>
     <w:p>
       <w:pPr>
         <w:pStyle w:val="Heading2"/>
       </w:pPr>
+      <w:bookmarkStart w:id="15" w:name="_sec16"/>
       <w:r>
         <w:t xml:space="preserve">II.</w:t>
       </w:r>
@@ -1509,12 +1510,13 @@
       <w:r>
         <w:t xml:space="preserve">The Act Is Not Preempted By the Federal Bankruptcy Code and Does Not Violate the U.S. Constitution’s Bankruptcy Clause.</w:t>
       </w:r>
-    </w:p>
-    <w:bookmarkStart w:id="26" w:name="sec17"/>
+      <w:bookmarkEnd w:id="15"/>
+    </w:p>
     <w:p>
       <w:pPr>
         <w:pStyle w:val="Heading3"/>
       </w:pPr>
+      <w:bookmarkStart w:id="16" w:name="_sec17"/>
       <w:r>
         <w:t xml:space="preserve">A.</w:t>
       </w:r>
@@ -1524,6 +1526,7 @@
       <w:r>
         <w:t xml:space="preserve">The Act Is a Valid Exercise of Puerto Rico’s Police Power.</w:t>
       </w:r>
+      <w:bookmarkEnd w:id="16"/>
     </w:p>
     <w:p>
       <w:pPr>
@@ -1666,7 +1669,7 @@
         <w:rPr>
           <w:rStyle w:val="FootnoteReference"/>
         </w:rPr>
-        <w:footnoteReference w:id="25"/>
+        <w:footnoteReference w:id="17"/>
       </w:r>
       <w:r>
         <w:t xml:space="preserve"> </w:t>
@@ -1884,12 +1887,11 @@
         <w:t xml:space="preserve">, 290 U.S. 398, 444 (1934) (recognizing “reserved power of the state to protect the vital interests of the community” in time of emergency). Given the clear precedent permitting state and territorial regulation of bankruptcy, and the absence of any federal scheme whatsoever that public corporations in Puerto Rico might invoke, Plaintiffs cannot demonstrate that the mere existence of federal bankruptcy power displaces the Commonwealth’s sovereign authority.</w:t>
       </w:r>
     </w:p>
-    <w:bookmarkEnd w:id="26"/>
-    <w:bookmarkStart w:id="27" w:name="sec24"/>
     <w:p>
       <w:pPr>
         <w:pStyle w:val="Heading3"/>
       </w:pPr>
+      <w:bookmarkStart w:id="18" w:name="_sec24"/>
       <w:r>
         <w:t xml:space="preserve">B.</w:t>
       </w:r>
@@ -1899,6 +1901,7 @@
       <w:r>
         <w:t xml:space="preserve">Section 903’s Limited Reach Does Not Actually Conflict With the Act.</w:t>
       </w:r>
+      <w:bookmarkEnd w:id="18"/>
     </w:p>
     <w:p>
       <w:pPr>
@@ -1945,17 +1948,15 @@
         <w:t xml:space="preserve">§ 903(1).</w:t>
       </w:r>
     </w:p>
-    <w:bookmarkEnd w:id="27"/>
-    <w:bookmarkEnd w:id="28"/>
-    <w:bookmarkEnd w:id="29"/>
-    <w:bookmarkStart w:id="30" w:name="sec27"/>
     <w:p>
       <w:pPr>
         <w:pStyle w:val="Heading1"/>
       </w:pPr>
+      <w:bookmarkStart w:id="19" w:name="_sec27"/>
       <w:r>
         <w:t xml:space="preserve">CONCLUSION</w:t>
       </w:r>
+      <w:bookmarkEnd w:id="19"/>
     </w:p>
     <w:p>
       <w:pPr>
@@ -2403,11 +2404,10 @@
         <w:t xml:space="preserve">Tel (787) 721-2900 Fax (787) 723-9188</w:t>
       </w:r>
     </w:p>
-    <w:bookmarkEnd w:id="30"/>
     <w:sectPr>
-      <w:footerReference r:id="rId9" w:type="default"/>
-      <w:pgSz w:h="15840" w:w="12240"/>
-      <w:pgMar w:bottom="1440" w:footer="720" w:gutter="0" w:header="720" w:left="1440" w:right="1440" w:top="1440"/>
+      <w:footerReference w:type="default" r:id="rIdFooter1"/>
+      <w:pgSz w:w="12240" w:h="15840"/>
+      <w:pgMar w:top="1440" w:right="1440" w:bottom="1440" w:left="1440" w:header="720" w:footer="720" w:gutter="0"/>
       <w:pgNumType w:fmt="decimal" w:start="1"/>
     </w:sectPr>
   </w:body>
@@ -2460,7 +2460,7 @@
       </w:r>
     </w:p>
   </w:footnote>
-  <w:footnote w:id="20">
+  <w:footnote w:id="10">
     <w:p>
       <w:pPr>
         <w:pStyle w:val="FootnoteText"/>
@@ -2479,7 +2479,7 @@
       </w:r>
     </w:p>
   </w:footnote>
-  <w:footnote w:id="25">
+  <w:footnote w:id="17">
     <w:p>
       <w:pPr>
         <w:pStyle w:val="FootnoteText"/>
@@ -2616,42 +2616,42 @@
   <w:docDefaults>
     <w:rPrDefault>
       <w:rPr>
-        <w:rFonts w:ascii="EB Garamond" w:cs="EB Garamond" w:eastAsia="EB Garamond" w:hAnsi="EB Garamond"/>
+        <w:rFonts w:ascii="Times New Roman" w:hAnsi="Times New Roman" w:eastAsia="Times New Roman" w:cs="Times New Roman"/>
         <w:sz w:val="24"/>
         <w:szCs w:val="24"/>
-        <w:lang w:bidi="ar-SA" w:eastAsia="en-US" w:val="en-US"/>
+        <w:lang w:val="en-US" w:eastAsia="en-US" w:bidi="ar-SA"/>
       </w:rPr>
     </w:rPrDefault>
     <w:pPrDefault>
       <w:pPr>
-        <w:spacing w:after="0" w:before="0" w:line="480" w:lineRule="exact"/>
+        <w:spacing w:before="0" w:after="0" w:line="480" w:lineRule="exact"/>
       </w:pPr>
     </w:pPrDefault>
   </w:docDefaults>
-  <w:latentStyles w:count="276" w:defLockedState="0" w:defQFormat="0" w:defSemiHidden="0" w:defUIPriority="0" w:defUnhideWhenUsed="0"/>
-  <w:style w:default="1" w:styleId="Normal" w:type="paragraph">
+  <w:latentStyles w:defLockedState="0" w:defUIPriority="0" w:defSemiHidden="0" w:defUnhideWhenUsed="0" w:defQFormat="0" w:count="276"/>
+  <w:style w:type="paragraph" w:default="1" w:styleId="Normal">
     <w:name w:val="Normal"/>
     <w:qFormat/>
     <w:pPr>
       <w:widowControl/>
     </w:pPr>
   </w:style>
-  <w:style w:styleId="BodyText" w:type="paragraph">
+  <w:style w:type="paragraph" w:styleId="BodyText">
     <w:name w:val="Body Text"/>
     <w:basedOn w:val="Normal"/>
     <w:qFormat/>
     <w:pPr>
-      <w:spacing w:after="0" w:before="0" w:line="480" w:lineRule="exact"/>
+      <w:spacing w:before="0" w:after="0" w:line="480" w:lineRule="exact"/>
       <w:ind w:firstLine="720"/>
     </w:pPr>
   </w:style>
-  <w:style w:customStyle="1" w:styleId="FirstParagraph" w:type="paragraph">
+  <w:style w:type="paragraph" w:customStyle="1" w:styleId="FirstParagraph">
     <w:name w:val="First Paragraph"/>
     <w:basedOn w:val="BodyText"/>
     <w:next w:val="BodyText"/>
     <w:qFormat/>
   </w:style>
-  <w:style w:customStyle="1" w:styleId="Compact" w:type="paragraph">
+  <w:style w:type="paragraph" w:customStyle="1" w:styleId="Compact">
     <w:name w:val="Compact"/>
     <w:basedOn w:val="BodyText"/>
     <w:qFormat/>
@@ -2659,7 +2659,7 @@
       <w:ind w:firstLine="0"/>
     </w:pPr>
   </w:style>
-  <w:style w:styleId="Title" w:type="paragraph">
+  <w:style w:type="paragraph" w:styleId="Title">
     <w:name w:val="Title"/>
     <w:basedOn w:val="Normal"/>
     <w:next w:val="BodyText"/>
@@ -2673,24 +2673,24 @@
       <w:jc w:val="center"/>
     </w:pPr>
     <w:rPr>
-      <w:rFonts w:asciiTheme="majorHAnsi" w:cstheme="majorBidi" w:eastAsiaTheme="majorEastAsia" w:hAnsiTheme="majorHAnsi"/>
+      <w:rFonts w:asciiTheme="majorHAnsi" w:eastAsiaTheme="majorEastAsia" w:hAnsiTheme="majorHAnsi" w:cstheme="majorBidi"/>
       <w:sz w:val="56"/>
       <w:szCs w:val="56"/>
     </w:rPr>
   </w:style>
-  <w:style w:customStyle="1" w:styleId="TitleChar" w:type="character">
+  <w:style w:type="character" w:customStyle="1" w:styleId="TitleChar">
     <w:name w:val="Title Char"/>
     <w:basedOn w:val="DefaultParagraphFont"/>
     <w:link w:val="Title"/>
     <w:uiPriority w:val="10"/>
     <w:rsid w:val="00A10FD9"/>
     <w:rPr>
-      <w:rFonts w:asciiTheme="majorHAnsi" w:cstheme="majorBidi" w:eastAsiaTheme="majorEastAsia" w:hAnsiTheme="majorHAnsi"/>
+      <w:rFonts w:asciiTheme="majorHAnsi" w:eastAsiaTheme="majorEastAsia" w:hAnsiTheme="majorHAnsi" w:cstheme="majorBidi"/>
       <w:sz w:val="56"/>
       <w:szCs w:val="56"/>
     </w:rPr>
   </w:style>
-  <w:style w:styleId="Subtitle" w:type="paragraph">
+  <w:style w:type="paragraph" w:styleId="Subtitle">
     <w:name w:val="Subtitle"/>
     <w:basedOn w:val="Title"/>
     <w:next w:val="BodyText"/>
@@ -2704,27 +2704,27 @@
       </w:numPr>
     </w:pPr>
     <w:rPr>
-      <w:rFonts w:cstheme="majorBidi" w:eastAsiaTheme="majorEastAsia"/>
+      <w:rFonts w:eastAsiaTheme="majorEastAsia" w:cstheme="majorBidi"/>
       <w:spacing w:val="15"/>
       <w:sz w:val="28"/>
       <w:szCs w:val="28"/>
     </w:rPr>
   </w:style>
-  <w:style w:customStyle="1" w:styleId="SubtitleChar" w:type="character">
+  <w:style w:type="character" w:customStyle="1" w:styleId="SubtitleChar">
     <w:name w:val="Subtitle Char"/>
     <w:basedOn w:val="DefaultParagraphFont"/>
     <w:link w:val="Subtitle"/>
     <w:uiPriority w:val="11"/>
     <w:rsid w:val="00A10FD9"/>
     <w:rPr>
-      <w:rFonts w:cstheme="majorBidi" w:eastAsiaTheme="majorEastAsia"/>
-      <w:color w:themeColor="text1" w:themeTint="A6" w:val="595959"/>
+      <w:rFonts w:eastAsiaTheme="majorEastAsia" w:cstheme="majorBidi"/>
+      <w:color w:val="595959" w:themeColor="text1" w:themeTint="A6"/>
       <w:spacing w:val="15"/>
       <w:sz w:val="28"/>
       <w:szCs w:val="28"/>
     </w:rPr>
   </w:style>
-  <w:style w:customStyle="1" w:styleId="Author" w:type="paragraph">
+  <w:style w:type="paragraph" w:customStyle="1" w:styleId="Author">
     <w:name w:val="Author"/>
     <w:basedOn w:val="Title"/>
     <w:next w:val="BodyText"/>
@@ -2738,7 +2738,7 @@
       <w:szCs w:val="24"/>
     </w:rPr>
   </w:style>
-  <w:style w:styleId="Date" w:type="paragraph">
+  <w:style w:type="paragraph" w:styleId="Date">
     <w:name w:val="Date"/>
     <w:basedOn w:val="Title"/>
     <w:next w:val="BodyText"/>
@@ -2752,7 +2752,7 @@
       <w:szCs w:val="24"/>
     </w:rPr>
   </w:style>
-  <w:style w:customStyle="1" w:styleId="AbstractTitle" w:type="paragraph">
+  <w:style w:type="paragraph" w:customStyle="1" w:styleId="AbstractTitle">
     <w:name w:val="Abstract Title"/>
     <w:basedOn w:val="Normal"/>
     <w:next w:val="Abstract"/>
@@ -2760,7 +2760,7 @@
     <w:pPr>
       <w:keepNext/>
       <w:keepLines/>
-      <w:spacing w:after="0" w:before="300"/>
+      <w:spacing w:before="300" w:after="0"/>
       <w:jc w:val="center"/>
     </w:pPr>
     <w:rPr>
@@ -2769,7 +2769,7 @@
       <w:szCs w:val="20"/>
     </w:rPr>
   </w:style>
-  <w:style w:customStyle="1" w:styleId="Abstract" w:type="paragraph">
+  <w:style w:type="paragraph" w:customStyle="1" w:styleId="Abstract">
     <w:name w:val="Abstract"/>
     <w:basedOn w:val="Normal"/>
     <w:next w:val="BodyText"/>
@@ -2777,14 +2777,14 @@
     <w:pPr>
       <w:keepNext/>
       <w:keepLines/>
-      <w:spacing w:after="300" w:before="100"/>
+      <w:spacing w:before="100" w:after="300"/>
     </w:pPr>
     <w:rPr>
       <w:sz w:val="20"/>
       <w:szCs w:val="20"/>
     </w:rPr>
   </w:style>
-  <w:style w:styleId="Bibliography" w:type="paragraph">
+  <w:style w:type="paragraph" w:styleId="Bibliography">
     <w:name w:val="Bibliography"/>
     <w:basedOn w:val="Normal"/>
     <w:next w:val="Bibliography"/>
@@ -2792,7 +2792,7 @@
     <w:pPr/>
     <w:rPr/>
   </w:style>
-  <w:style w:styleId="Heading1" w:type="paragraph">
+  <w:style w:type="paragraph" w:styleId="Heading1">
     <w:name w:val="heading 1"/>
     <w:basedOn w:val="Normal"/>
     <w:next w:val="BodyText"/>
@@ -2800,7 +2800,7 @@
     <w:pPr>
       <w:keepNext/>
       <w:keepLines/>
-      <w:spacing w:after="240" w:before="480" w:line="480" w:lineRule="exact"/>
+      <w:spacing w:before="480" w:after="240" w:line="480" w:lineRule="exact"/>
       <w:ind w:firstLine="0"/>
       <w:jc w:val="center"/>
       <w:outlineLvl w:val="0"/>
@@ -2814,7 +2814,7 @@
       <w:szCs w:val="24"/>
     </w:rPr>
   </w:style>
-  <w:style w:styleId="Heading2" w:type="paragraph">
+  <w:style w:type="paragraph" w:styleId="Heading2">
     <w:name w:val="heading 2"/>
     <w:basedOn w:val="Normal"/>
     <w:next w:val="BodyText"/>
@@ -2822,8 +2822,8 @@
     <w:pPr>
       <w:keepNext/>
       <w:keepLines/>
-      <w:spacing w:after="240" w:before="480" w:line="276" w:lineRule="exact"/>
-      <w:ind w:firstLine="0" w:hanging="720" w:left="720"/>
+      <w:spacing w:before="480" w:after="240" w:line="276" w:lineRule="exact"/>
+      <w:ind w:left="720" w:hanging="720" w:firstLine="0"/>
       <w:outlineLvl w:val="1"/>
     </w:pPr>
     <w:rPr>
@@ -2834,7 +2834,7 @@
       <w:szCs w:val="24"/>
     </w:rPr>
   </w:style>
-  <w:style w:styleId="Heading3" w:type="paragraph">
+  <w:style w:type="paragraph" w:styleId="Heading3">
     <w:name w:val="heading 3"/>
     <w:basedOn w:val="Normal"/>
     <w:next w:val="BodyText"/>
@@ -2842,8 +2842,8 @@
     <w:pPr>
       <w:keepNext/>
       <w:keepLines/>
-      <w:spacing w:after="240" w:before="480" w:line="276" w:lineRule="exact"/>
-      <w:ind w:firstLine="0" w:hanging="720" w:left="1440"/>
+      <w:spacing w:before="480" w:after="240" w:line="276" w:lineRule="exact"/>
+      <w:ind w:left="1440" w:hanging="720" w:firstLine="0"/>
       <w:outlineLvl w:val="2"/>
     </w:pPr>
     <w:rPr>
@@ -2854,7 +2854,7 @@
       <w:szCs w:val="24"/>
     </w:rPr>
   </w:style>
-  <w:style w:styleId="Heading4" w:type="paragraph">
+  <w:style w:type="paragraph" w:styleId="Heading4">
     <w:name w:val="heading 4"/>
     <w:basedOn w:val="Normal"/>
     <w:next w:val="BodyText"/>
@@ -2862,8 +2862,8 @@
     <w:pPr>
       <w:keepNext/>
       <w:keepLines/>
-      <w:spacing w:after="240" w:before="480" w:line="276" w:lineRule="exact"/>
-      <w:ind w:firstLine="0" w:hanging="720" w:left="2160"/>
+      <w:spacing w:before="480" w:after="240" w:line="276" w:lineRule="exact"/>
+      <w:ind w:left="2160" w:hanging="720" w:firstLine="0"/>
       <w:outlineLvl w:val="3"/>
     </w:pPr>
     <w:rPr>
@@ -2874,7 +2874,7 @@
       <w:szCs w:val="24"/>
     </w:rPr>
   </w:style>
-  <w:style w:styleId="Heading5" w:type="paragraph">
+  <w:style w:type="paragraph" w:styleId="Heading5">
     <w:name w:val="heading 5"/>
     <w:basedOn w:val="Normal"/>
     <w:next w:val="BodyText"/>
@@ -2882,8 +2882,8 @@
     <w:pPr>
       <w:keepNext/>
       <w:keepLines/>
-      <w:spacing w:after="240" w:before="480" w:line="276" w:lineRule="exact"/>
-      <w:ind w:firstLine="0" w:hanging="720" w:left="2880"/>
+      <w:spacing w:before="480" w:after="240" w:line="276" w:lineRule="exact"/>
+      <w:ind w:left="2880" w:hanging="720" w:firstLine="0"/>
       <w:outlineLvl w:val="4"/>
     </w:pPr>
     <w:rPr>
@@ -2894,7 +2894,7 @@
       <w:szCs w:val="24"/>
     </w:rPr>
   </w:style>
-  <w:style w:styleId="Heading6" w:type="paragraph">
+  <w:style w:type="paragraph" w:styleId="Heading6">
     <w:name w:val="heading 6"/>
     <w:basedOn w:val="Normal"/>
     <w:next w:val="BodyText"/>
@@ -2907,17 +2907,17 @@
     <w:pPr>
       <w:keepNext/>
       <w:keepLines/>
-      <w:spacing w:after="0" w:before="40"/>
+      <w:spacing w:before="40" w:after="0"/>
       <w:outlineLvl w:val="5"/>
     </w:pPr>
     <w:rPr>
-      <w:rFonts w:cstheme="majorBidi" w:eastAsiaTheme="majorEastAsia"/>
+      <w:rFonts w:eastAsiaTheme="majorEastAsia" w:cstheme="majorBidi"/>
       <w:i/>
       <w:iCs/>
-      <w:color w:themeColor="text1" w:themeTint="A6" w:val="595959"/>
-    </w:rPr>
-  </w:style>
-  <w:style w:styleId="Heading7" w:type="paragraph">
+      <w:color w:val="595959" w:themeColor="text1" w:themeTint="A6"/>
+    </w:rPr>
+  </w:style>
+  <w:style w:type="paragraph" w:styleId="Heading7">
     <w:name w:val="heading 7"/>
     <w:basedOn w:val="Normal"/>
     <w:next w:val="BodyText"/>
@@ -2930,15 +2930,15 @@
     <w:pPr>
       <w:keepNext/>
       <w:keepLines/>
-      <w:spacing w:after="0" w:before="40"/>
+      <w:spacing w:before="40" w:after="0"/>
       <w:outlineLvl w:val="6"/>
     </w:pPr>
     <w:rPr>
-      <w:rFonts w:cstheme="majorBidi" w:eastAsiaTheme="majorEastAsia"/>
-      <w:color w:themeColor="text1" w:themeTint="A6" w:val="595959"/>
-    </w:rPr>
-  </w:style>
-  <w:style w:styleId="Heading8" w:type="paragraph">
+      <w:rFonts w:eastAsiaTheme="majorEastAsia" w:cstheme="majorBidi"/>
+      <w:color w:val="595959" w:themeColor="text1" w:themeTint="A6"/>
+    </w:rPr>
+  </w:style>
+  <w:style w:type="paragraph" w:styleId="Heading8">
     <w:name w:val="heading 8"/>
     <w:basedOn w:val="Normal"/>
     <w:next w:val="BodyText"/>
@@ -2955,13 +2955,13 @@
       <w:outlineLvl w:val="7"/>
     </w:pPr>
     <w:rPr>
-      <w:rFonts w:cstheme="majorBidi" w:eastAsiaTheme="majorEastAsia"/>
+      <w:rFonts w:eastAsiaTheme="majorEastAsia" w:cstheme="majorBidi"/>
       <w:i/>
       <w:iCs/>
-      <w:color w:themeColor="text1" w:themeTint="D8" w:val="272727"/>
-    </w:rPr>
-  </w:style>
-  <w:style w:styleId="Heading9" w:type="paragraph">
+      <w:color w:val="272727" w:themeColor="text1" w:themeTint="D8"/>
+    </w:rPr>
+  </w:style>
+  <w:style w:type="paragraph" w:styleId="Heading9">
     <w:name w:val="heading 9"/>
     <w:basedOn w:val="Normal"/>
     <w:next w:val="BodyText"/>
@@ -2978,24 +2978,24 @@
       <w:outlineLvl w:val="8"/>
     </w:pPr>
     <w:rPr>
-      <w:rFonts w:cstheme="majorBidi" w:eastAsiaTheme="majorEastAsia"/>
-      <w:color w:themeColor="text1" w:themeTint="D8" w:val="272727"/>
-    </w:rPr>
-  </w:style>
-  <w:style w:customStyle="1" w:styleId="Heading1Char" w:type="character">
+      <w:rFonts w:eastAsiaTheme="majorEastAsia" w:cstheme="majorBidi"/>
+      <w:color w:val="272727" w:themeColor="text1" w:themeTint="D8"/>
+    </w:rPr>
+  </w:style>
+  <w:style w:type="character" w:customStyle="1" w:styleId="Heading1Char">
     <w:name w:val="Heading 1 Char"/>
     <w:basedOn w:val="DefaultParagraphFont"/>
     <w:link w:val="Heading1"/>
     <w:uiPriority w:val="9"/>
     <w:rsid w:val="00A10FD9"/>
     <w:rPr>
-      <w:rFonts w:asciiTheme="majorHAnsi" w:cstheme="majorBidi" w:eastAsiaTheme="majorEastAsia" w:hAnsiTheme="majorHAnsi"/>
-      <w:color w:themeColor="accent1" w:themeShade="BF" w:val="0F4761"/>
+      <w:rFonts w:asciiTheme="majorHAnsi" w:eastAsiaTheme="majorEastAsia" w:hAnsiTheme="majorHAnsi" w:cstheme="majorBidi"/>
+      <w:color w:val="0F4761" w:themeColor="accent1" w:themeShade="BF"/>
       <w:sz w:val="40"/>
       <w:szCs w:val="40"/>
     </w:rPr>
   </w:style>
-  <w:style w:customStyle="1" w:styleId="Heading2Char" w:type="character">
+  <w:style w:type="character" w:customStyle="1" w:styleId="Heading2Char">
     <w:name w:val="Heading 2 Char"/>
     <w:basedOn w:val="DefaultParagraphFont"/>
     <w:link w:val="Heading2"/>
@@ -3003,13 +3003,13 @@
     <w:semiHidden/>
     <w:rsid w:val="00A10FD9"/>
     <w:rPr>
-      <w:rFonts w:asciiTheme="majorHAnsi" w:cstheme="majorBidi" w:eastAsiaTheme="majorEastAsia" w:hAnsiTheme="majorHAnsi"/>
-      <w:color w:themeColor="accent1" w:themeShade="BF" w:val="0F4761"/>
+      <w:rFonts w:asciiTheme="majorHAnsi" w:eastAsiaTheme="majorEastAsia" w:hAnsiTheme="majorHAnsi" w:cstheme="majorBidi"/>
+      <w:color w:val="0F4761" w:themeColor="accent1" w:themeShade="BF"/>
       <w:sz w:val="32"/>
       <w:szCs w:val="32"/>
     </w:rPr>
   </w:style>
-  <w:style w:customStyle="1" w:styleId="Heading3Char" w:type="character">
+  <w:style w:type="character" w:customStyle="1" w:styleId="Heading3Char">
     <w:name w:val="Heading 3 Char"/>
     <w:basedOn w:val="DefaultParagraphFont"/>
     <w:link w:val="Heading3"/>
@@ -3017,13 +3017,13 @@
     <w:semiHidden/>
     <w:rsid w:val="00A10FD9"/>
     <w:rPr>
-      <w:rFonts w:cstheme="majorBidi" w:eastAsiaTheme="majorEastAsia"/>
-      <w:color w:themeColor="accent1" w:themeShade="BF" w:val="0F4761"/>
+      <w:rFonts w:eastAsiaTheme="majorEastAsia" w:cstheme="majorBidi"/>
+      <w:color w:val="0F4761" w:themeColor="accent1" w:themeShade="BF"/>
       <w:sz w:val="28"/>
       <w:szCs w:val="28"/>
     </w:rPr>
   </w:style>
-  <w:style w:customStyle="1" w:styleId="Heading4Char" w:type="character">
+  <w:style w:type="character" w:customStyle="1" w:styleId="Heading4Char">
     <w:name w:val="Heading 4 Char"/>
     <w:basedOn w:val="DefaultParagraphFont"/>
     <w:link w:val="Heading4"/>
@@ -3031,13 +3031,13 @@
     <w:semiHidden/>
     <w:rsid w:val="00A10FD9"/>
     <w:rPr>
-      <w:rFonts w:cstheme="majorBidi" w:eastAsiaTheme="majorEastAsia"/>
+      <w:rFonts w:eastAsiaTheme="majorEastAsia" w:cstheme="majorBidi"/>
       <w:i/>
       <w:iCs/>
-      <w:color w:themeColor="accent1" w:themeShade="BF" w:val="0F4761"/>
-    </w:rPr>
-  </w:style>
-  <w:style w:customStyle="1" w:styleId="Heading5Char" w:type="character">
+      <w:color w:val="0F4761" w:themeColor="accent1" w:themeShade="BF"/>
+    </w:rPr>
+  </w:style>
+  <w:style w:type="character" w:customStyle="1" w:styleId="Heading5Char">
     <w:name w:val="Heading 5 Char"/>
     <w:basedOn w:val="DefaultParagraphFont"/>
     <w:link w:val="Heading5"/>
@@ -3045,11 +3045,11 @@
     <w:semiHidden/>
     <w:rsid w:val="00A10FD9"/>
     <w:rPr>
-      <w:rFonts w:cstheme="majorBidi" w:eastAsiaTheme="majorEastAsia"/>
-      <w:color w:themeColor="accent1" w:themeShade="BF" w:val="0F4761"/>
-    </w:rPr>
-  </w:style>
-  <w:style w:customStyle="1" w:styleId="Heading6Char" w:type="character">
+      <w:rFonts w:eastAsiaTheme="majorEastAsia" w:cstheme="majorBidi"/>
+      <w:color w:val="0F4761" w:themeColor="accent1" w:themeShade="BF"/>
+    </w:rPr>
+  </w:style>
+  <w:style w:type="character" w:customStyle="1" w:styleId="Heading6Char">
     <w:name w:val="Heading 6 Char"/>
     <w:basedOn w:val="DefaultParagraphFont"/>
     <w:link w:val="Heading6"/>
@@ -3057,13 +3057,13 @@
     <w:semiHidden/>
     <w:rsid w:val="00A10FD9"/>
     <w:rPr>
-      <w:rFonts w:cstheme="majorBidi" w:eastAsiaTheme="majorEastAsia"/>
+      <w:rFonts w:eastAsiaTheme="majorEastAsia" w:cstheme="majorBidi"/>
       <w:i/>
       <w:iCs/>
-      <w:color w:themeColor="text1" w:themeTint="A6" w:val="595959"/>
-    </w:rPr>
-  </w:style>
-  <w:style w:customStyle="1" w:styleId="Heading7Char" w:type="character">
+      <w:color w:val="595959" w:themeColor="text1" w:themeTint="A6"/>
+    </w:rPr>
+  </w:style>
+  <w:style w:type="character" w:customStyle="1" w:styleId="Heading7Char">
     <w:name w:val="Heading 7 Char"/>
     <w:basedOn w:val="DefaultParagraphFont"/>
     <w:link w:val="Heading7"/>
@@ -3071,11 +3071,11 @@
     <w:semiHidden/>
     <w:rsid w:val="00A10FD9"/>
     <w:rPr>
-      <w:rFonts w:cstheme="majorBidi" w:eastAsiaTheme="majorEastAsia"/>
-      <w:color w:themeColor="text1" w:themeTint="A6" w:val="595959"/>
-    </w:rPr>
-  </w:style>
-  <w:style w:customStyle="1" w:styleId="Heading8Char" w:type="character">
+      <w:rFonts w:eastAsiaTheme="majorEastAsia" w:cstheme="majorBidi"/>
+      <w:color w:val="595959" w:themeColor="text1" w:themeTint="A6"/>
+    </w:rPr>
+  </w:style>
+  <w:style w:type="character" w:customStyle="1" w:styleId="Heading8Char">
     <w:name w:val="Heading 8 Char"/>
     <w:basedOn w:val="DefaultParagraphFont"/>
     <w:link w:val="Heading8"/>
@@ -3083,13 +3083,13 @@
     <w:semiHidden/>
     <w:rsid w:val="00A10FD9"/>
     <w:rPr>
-      <w:rFonts w:cstheme="majorBidi" w:eastAsiaTheme="majorEastAsia"/>
+      <w:rFonts w:eastAsiaTheme="majorEastAsia" w:cstheme="majorBidi"/>
       <w:i/>
       <w:iCs/>
-      <w:color w:themeColor="text1" w:themeTint="D8" w:val="272727"/>
-    </w:rPr>
-  </w:style>
-  <w:style w:customStyle="1" w:styleId="Heading9Char" w:type="character">
+      <w:color w:val="272727" w:themeColor="text1" w:themeTint="D8"/>
+    </w:rPr>
+  </w:style>
+  <w:style w:type="character" w:customStyle="1" w:styleId="Heading9Char">
     <w:name w:val="Heading 9 Char"/>
     <w:basedOn w:val="DefaultParagraphFont"/>
     <w:link w:val="Heading9"/>
@@ -3097,26 +3097,26 @@
     <w:semiHidden/>
     <w:rsid w:val="00A10FD9"/>
     <w:rPr>
-      <w:rFonts w:cstheme="majorBidi" w:eastAsiaTheme="majorEastAsia"/>
-      <w:color w:themeColor="text1" w:themeTint="D8" w:val="272727"/>
-    </w:rPr>
-  </w:style>
-  <w:style w:styleId="BlockText" w:type="paragraph">
+      <w:rFonts w:eastAsiaTheme="majorEastAsia" w:cstheme="majorBidi"/>
+      <w:color w:val="272727" w:themeColor="text1" w:themeTint="D8"/>
+    </w:rPr>
+  </w:style>
+  <w:style w:type="paragraph" w:styleId="BlockText">
     <w:name w:val="Block Text"/>
     <w:basedOn w:val="Normal"/>
     <w:next w:val="BodyText"/>
     <w:qFormat/>
     <w:pPr>
-      <w:spacing w:after="240" w:before="0" w:line="276" w:lineRule="exact"/>
+      <w:spacing w:before="0" w:after="240" w:line="276" w:lineRule="exact"/>
       <w:ind w:firstLine="0" w:left="720" w:right="720"/>
     </w:pPr>
   </w:style>
-  <w:style w:styleId="FootnoteText" w:type="paragraph">
+  <w:style w:type="paragraph" w:styleId="FootnoteText">
     <w:name w:val="footnote text"/>
     <w:basedOn w:val="Normal"/>
     <w:link w:val="FootnoteTextChar"/>
     <w:pPr>
-      <w:spacing w:after="96" w:before="0" w:line="276" w:lineRule="exact"/>
+      <w:spacing w:before="0" w:after="96" w:line="276" w:lineRule="exact"/>
       <w:ind w:firstLine="0"/>
     </w:pPr>
     <w:rPr>
@@ -3124,7 +3124,7 @@
       <w:szCs w:val="24"/>
     </w:rPr>
   </w:style>
-  <w:style w:styleId="FootnoteBlockText" w:type="paragraph">
+  <w:style w:type="paragraph" w:styleId="FootnoteBlockText">
     <w:name w:val="Footnote Block Text"/>
     <w:basedOn w:val="FootnoteText"/>
     <w:next w:val="FootnoteText"/>
@@ -3132,38 +3132,29 @@
     <w:unhideWhenUsed/>
     <w:qFormat/>
     <w:pPr>
-      <w:spacing w:after="100" w:before="100"/>
+      <w:spacing w:before="100" w:after="100"/>
       <w:ind w:firstLine="0" w:left="480" w:right="480"/>
     </w:pPr>
   </w:style>
-  <w:style w:default="1" w:styleId="DefaultParagraphFont" w:type="character">
+  <w:style w:type="character" w:default="1" w:styleId="DefaultParagraphFont">
     <w:name w:val="Default Paragraph Font"/>
     <w:semiHidden/>
     <w:unhideWhenUsed/>
   </w:style>
-  <w:style w:default="1" w:styleId="Table" w:type="table">
+  <w:style w:type="table" w:default="1" w:styleId="Table">
     <w:name w:val="Table"/>
     <w:basedOn w:val="TableNormal"/>
-    <w:semiHidden/>
-    <w:unhideWhenUsed/>
     <w:qFormat/>
     <w:tblPr>
-      <w:tblInd w:type="dxa" w:w="0"/>
+      <w:tblInd w:w="0" w:type="dxa"/>
       <w:tblCellMar>
-        <w:top w:type="dxa" w:w="0"/>
-        <w:left w:type="dxa" w:w="108"/>
-        <w:bottom w:type="dxa" w:w="0"/>
-        <w:right w:type="dxa" w:w="108"/>
+        <w:top w:w="0" w:type="dxa"/>
+        <w:left w:w="108" w:type="dxa"/>
+        <w:bottom w:w="0" w:type="dxa"/>
+        <w:right w:w="108" w:type="dxa"/>
       </w:tblCellMar>
     </w:tblPr>
     <w:tblStylePr w:type="firstRow">
-      <w:tblPr>
-        <w:jc w:val="left"/>
-        <w:tblInd w:type="dxa" w:w="0"/>
-      </w:tblPr>
-      <w:trPr>
-        <w:jc w:val="left"/>
-      </w:trPr>
       <w:tcPr>
         <w:tcBorders>
           <w:bottom w:val="single"/>
@@ -3172,7 +3163,7 @@
       </w:tcPr>
     </w:tblStylePr>
   </w:style>
-  <w:style w:customStyle="1" w:styleId="DefinitionTerm" w:type="paragraph">
+  <w:style w:type="paragraph" w:customStyle="1" w:styleId="DefinitionTerm">
     <w:name w:val="Definition Term"/>
     <w:basedOn w:val="Normal"/>
     <w:next w:val="Definition"/>
@@ -3185,49 +3176,49 @@
       <w:b/>
     </w:rPr>
   </w:style>
-  <w:style w:customStyle="1" w:styleId="Definition" w:type="paragraph">
+  <w:style w:type="paragraph" w:customStyle="1" w:styleId="Definition">
     <w:name w:val="Definition"/>
     <w:basedOn w:val="Normal"/>
   </w:style>
-  <w:style w:styleId="Caption" w:type="paragraph">
+  <w:style w:type="paragraph" w:styleId="Caption">
     <w:name w:val="Caption"/>
     <w:basedOn w:val="Normal"/>
     <w:link w:val="BodyTextChar"/>
     <w:pPr>
-      <w:spacing w:after="120" w:before="0"/>
+      <w:spacing w:before="0" w:after="120"/>
     </w:pPr>
     <w:rPr>
       <w:i/>
     </w:rPr>
   </w:style>
-  <w:style w:customStyle="1" w:styleId="TableCaption" w:type="paragraph">
+  <w:style w:type="paragraph" w:customStyle="1" w:styleId="TableCaption">
     <w:name w:val="Table Caption"/>
     <w:basedOn w:val="Caption"/>
     <w:pPr>
       <w:keepNext/>
     </w:pPr>
   </w:style>
-  <w:style w:customStyle="1" w:styleId="ImageCaption" w:type="paragraph">
+  <w:style w:type="paragraph" w:customStyle="1" w:styleId="ImageCaption">
     <w:name w:val="Image Caption"/>
     <w:basedOn w:val="Caption"/>
   </w:style>
-  <w:style w:customStyle="1" w:styleId="Figure" w:type="paragraph">
+  <w:style w:type="paragraph" w:customStyle="1" w:styleId="Figure">
     <w:name w:val="Figure"/>
     <w:basedOn w:val="Normal"/>
   </w:style>
-  <w:style w:customStyle="1" w:styleId="CaptionedFigure" w:type="paragraph">
+  <w:style w:type="paragraph" w:customStyle="1" w:styleId="CaptionedFigure">
     <w:name w:val="Captioned Figure"/>
     <w:basedOn w:val="Figure"/>
     <w:pPr>
       <w:keepNext/>
     </w:pPr>
   </w:style>
-  <w:style w:customStyle="1" w:styleId="BodyTextChar" w:type="character">
+  <w:style w:type="character" w:customStyle="1" w:styleId="BodyTextChar">
     <w:name w:val="Body Text Char"/>
     <w:basedOn w:val="DefaultParagraphFont"/>
     <w:link w:val="BodyText"/>
   </w:style>
-  <w:style w:customStyle="1" w:styleId="VerbatimChar" w:type="character">
+  <w:style w:type="character" w:customStyle="1" w:styleId="VerbatimChar">
     <w:name w:val="Verbatim Char"/>
     <w:basedOn w:val="BodyTextChar"/>
     <w:rPr>
@@ -3235,25 +3226,25 @@
       <w:sz w:val="22"/>
     </w:rPr>
   </w:style>
-  <w:style w:customStyle="1" w:styleId="SectionNumber" w:type="character">
+  <w:style w:type="character" w:customStyle="1" w:styleId="SectionNumber">
     <w:name w:val="Section Number"/>
     <w:basedOn w:val="BodyTextChar"/>
   </w:style>
-  <w:style w:styleId="FootnoteReference" w:type="character">
+  <w:style w:type="character" w:styleId="FootnoteReference">
     <w:name w:val="Footnote Reference"/>
     <w:basedOn w:val="BodyTextChar"/>
     <w:rPr>
       <w:vertAlign w:val="superscript"/>
     </w:rPr>
   </w:style>
-  <w:style w:styleId="Hyperlink" w:type="character">
+  <w:style w:type="character" w:styleId="Hyperlink">
     <w:name w:val="Hyperlink"/>
     <w:basedOn w:val="BodyTextChar"/>
     <w:rPr>
-      <w:color w:themeColor="accent1" w:val="4F81BD"/>
-    </w:rPr>
-  </w:style>
-  <w:style w:styleId="TOCHeading" w:type="paragraph">
+      <w:color w:val="4F81BD" w:themeColor="accent1"/>
+    </w:rPr>
+  </w:style>
+  <w:style w:type="paragraph" w:styleId="TOCHeading">
     <w:name w:val="TOC Heading"/>
     <w:basedOn w:val="Heading1"/>
     <w:next w:val="BodyText"/>
@@ -3265,17 +3256,17 @@
       <w:outlineLvl w:val="9"/>
     </w:pPr>
     <w:rPr>
-      <w:rFonts w:asciiTheme="majorHAnsi" w:cstheme="majorBidi" w:eastAsiaTheme="majorEastAsia" w:hAnsiTheme="majorHAnsi"/>
+      <w:rFonts w:asciiTheme="majorHAnsi" w:eastAsiaTheme="majorEastAsia" w:hAnsiTheme="majorHAnsi" w:cstheme="majorBidi"/>
       <w:b w:val="0"/>
       <w:bCs w:val="0"/>
-      <w:color w:themeColor="accent1" w:themeShade="BF" w:val="365F91"/>
-    </w:rPr>
-  </w:style>
-  <w:style w:customStyle="1" w:styleId="Footer" w:type="paragraph">
+      <w:color w:val="365F91" w:themeColor="accent1" w:themeShade="BF"/>
+    </w:rPr>
+  </w:style>
+  <w:style w:type="paragraph" w:customStyle="1" w:styleId="Footer">
     <w:name w:val="footer"/>
     <w:basedOn w:val="Normal"/>
     <w:pPr>
-      <w:spacing w:after="0" w:before="0" w:line="240" w:lineRule="auto"/>
+      <w:spacing w:before="0" w:after="0" w:line="240" w:lineRule="auto"/>
       <w:ind w:firstLine="0"/>
       <w:jc w:val="center"/>
     </w:pPr>
@@ -3284,11 +3275,11 @@
       <w:szCs w:val="24"/>
     </w:rPr>
   </w:style>
-  <w:style w:customStyle="1" w:styleId="CourtTitle" w:type="paragraph">
+  <w:style w:type="paragraph" w:customStyle="1" w:styleId="CourtTitle">
     <w:name w:val="Court Title"/>
     <w:basedOn w:val="Normal"/>
     <w:pPr>
-      <w:spacing w:after="0" w:before="0" w:line="276" w:lineRule="exact"/>
+      <w:spacing w:before="0" w:after="0" w:line="276" w:lineRule="exact"/>
       <w:ind w:firstLine="0"/>
       <w:jc w:val="center"/>
     </w:pPr>
@@ -3297,44 +3288,44 @@
       <w:bCs/>
     </w:rPr>
   </w:style>
-  <w:style w:customStyle="1" w:styleId="Single" w:type="paragraph">
+  <w:style w:type="paragraph" w:customStyle="1" w:styleId="Single">
     <w:name w:val="Single"/>
     <w:basedOn w:val="Normal"/>
     <w:pPr>
-      <w:spacing w:after="0" w:before="0" w:line="276" w:lineRule="exact"/>
+      <w:spacing w:before="0" w:after="0" w:line="276" w:lineRule="exact"/>
       <w:ind w:firstLine="0"/>
     </w:pPr>
   </w:style>
-  <w:style w:customStyle="1" w:styleId="Spacer" w:type="paragraph">
+  <w:style w:type="paragraph" w:customStyle="1" w:styleId="Spacer">
     <w:name w:val="Spacer"/>
     <w:basedOn w:val="Normal"/>
     <w:pPr>
-      <w:spacing w:after="0" w:before="0" w:line="480" w:lineRule="exact"/>
+      <w:spacing w:before="0" w:after="0" w:line="480" w:lineRule="exact"/>
       <w:ind w:firstLine="0"/>
     </w:pPr>
   </w:style>
-  <w:style w:customStyle="1" w:styleId="SigGroup" w:type="paragraph">
+  <w:style w:type="paragraph" w:customStyle="1" w:styleId="SigGroup">
     <w:name w:val="Signature Group"/>
     <w:basedOn w:val="Single"/>
     <w:pPr>
-      <w:spacing w:after="0" w:before="240" w:line="276" w:lineRule="exact"/>
+      <w:spacing w:before="240" w:after="0" w:line="276" w:lineRule="exact"/>
     </w:pPr>
   </w:style>
-  <w:style w:customStyle="1" w:styleId="SigRight" w:type="paragraph">
+  <w:style w:type="paragraph" w:customStyle="1" w:styleId="SigRight">
     <w:name w:val="Signature Right"/>
     <w:basedOn w:val="Single"/>
     <w:pPr>
       <w:jc w:val="right"/>
     </w:pPr>
   </w:style>
-  <w:style w:customStyle="1" w:styleId="FrontHeading" w:type="paragraph">
+  <w:style w:type="paragraph" w:customStyle="1" w:styleId="FrontHeading">
     <w:name w:val="Front Heading"/>
     <w:basedOn w:val="Normal"/>
     <w:next w:val="BodyText"/>
     <w:pPr>
       <w:keepNext/>
       <w:keepLines/>
-      <w:spacing w:after="240" w:before="480" w:line="480" w:lineRule="exact"/>
+      <w:spacing w:before="480" w:after="240" w:line="480" w:lineRule="exact"/>
       <w:ind w:firstLine="0"/>
       <w:jc w:val="center"/>
     </w:pPr>
@@ -3344,12 +3335,12 @@
       <w:caps/>
     </w:rPr>
   </w:style>
-  <w:style w:customStyle="1" w:styleId="PageLabel" w:type="paragraph">
+  <w:style w:type="paragraph" w:customStyle="1" w:styleId="PageLabel">
     <w:name w:val="Page Label"/>
     <w:basedOn w:val="Single"/>
     <w:pPr>
       <w:keepNext/>
-      <w:spacing w:after="0" w:before="120" w:line="276" w:lineRule="exact"/>
+      <w:spacing w:before="120" w:after="0" w:line="276" w:lineRule="exact"/>
       <w:jc w:val="right"/>
     </w:pPr>
     <w:rPr>
@@ -3357,48 +3348,48 @@
       <w:bCs/>
     </w:rPr>
   </w:style>
-  <w:style w:customStyle="1" w:styleId="PRDToc1" w:type="paragraph">
+  <w:style w:type="paragraph" w:customStyle="1" w:styleId="PRDToc1">
     <w:name w:val="PRD TOC Level 1"/>
     <w:basedOn w:val="Single"/>
     <w:pPr>
       <w:tabs>
-        <w:tab w:pos="720" w:val="left"/>
-        <w:tab w:leader="dot" w:pos="9360" w:val="right"/>
+        <w:tab w:val="left" w:pos="720"/>
+        <w:tab w:val="right" w:leader="dot" w:pos="9360"/>
       </w:tabs>
-      <w:spacing w:after="0" w:before="0" w:line="264" w:lineRule="exact"/>
-      <w:ind w:hanging="720" w:left="720"/>
+      <w:spacing w:before="0" w:after="0" w:line="264" w:lineRule="exact"/>
+      <w:ind w:left="720" w:hanging="720"/>
     </w:pPr>
   </w:style>
-  <w:style w:customStyle="1" w:styleId="PRDToc2" w:type="paragraph">
+  <w:style w:type="paragraph" w:customStyle="1" w:styleId="PRDToc2">
     <w:name w:val="PRD TOC Level 2"/>
     <w:basedOn w:val="PRDToc1"/>
     <w:pPr>
       <w:tabs>
-        <w:tab w:pos="720" w:val="left"/>
-        <w:tab w:leader="dot" w:pos="9360" w:val="right"/>
+        <w:tab w:val="left" w:pos="720"/>
+        <w:tab w:val="right" w:leader="dot" w:pos="9360"/>
       </w:tabs>
     </w:pPr>
   </w:style>
-  <w:style w:customStyle="1" w:styleId="PRDToc3" w:type="paragraph">
+  <w:style w:type="paragraph" w:customStyle="1" w:styleId="PRDToc3">
     <w:name w:val="PRD TOC Level 3"/>
     <w:basedOn w:val="PRDToc1"/>
     <w:pPr>
       <w:tabs>
-        <w:tab w:pos="1440" w:val="left"/>
-        <w:tab w:leader="dot" w:pos="9360" w:val="right"/>
+        <w:tab w:val="left" w:pos="1440"/>
+        <w:tab w:val="right" w:leader="dot" w:pos="9360"/>
       </w:tabs>
-      <w:ind w:hanging="720" w:left="1440"/>
+      <w:ind w:left="1440" w:hanging="720"/>
     </w:pPr>
   </w:style>
-  <w:style w:customStyle="1" w:styleId="PRDToc4" w:type="paragraph">
+  <w:style w:type="paragraph" w:customStyle="1" w:styleId="PRDToc4">
     <w:name w:val="PRD TOC Level 4"/>
     <w:basedOn w:val="PRDToc1"/>
     <w:pPr>
       <w:tabs>
-        <w:tab w:pos="2160" w:val="left"/>
-        <w:tab w:leader="dot" w:pos="9360" w:val="right"/>
+        <w:tab w:val="left" w:pos="2160"/>
+        <w:tab w:val="right" w:leader="dot" w:pos="9360"/>
       </w:tabs>
-      <w:ind w:hanging="720" w:left="2160"/>
+      <w:ind w:left="2160" w:hanging="720"/>
     </w:pPr>
   </w:style>
   <w:style w:type="paragraph" w:customStyle="1" w:styleId="SourceCode">

--- a/courts/first-circuit/puerto-rico/federal/district/motion-brief/usage/OUTPUT-motion-brief.docx
+++ b/courts/first-circuit/puerto-rico/federal/district/motion-brief/usage/OUTPUT-motion-brief.docx
@@ -4,7 +4,11 @@
   <w:body>
     <w:p>
       <w:pPr>
-        <w:pStyle w:val="CourtTitle"/>
+        <w:keepNext/>
+        <w:keepLines/>
+        <w:spacing w:before="0" w:after="0" w:line="276" w:lineRule="exact"/>
+        <w:ind w:left="0" w:firstLine="0"/>
+        <w:jc w:val="center"/>
       </w:pPr>
       <w:r>
         <w:rPr>
@@ -16,7 +20,11 @@
     </w:p>
     <w:p>
       <w:pPr>
-        <w:pStyle w:val="CourtTitle"/>
+        <w:keepNext/>
+        <w:keepLines/>
+        <w:spacing w:before="0" w:after="0" w:line="276" w:lineRule="exact"/>
+        <w:ind w:left="0" w:firstLine="0"/>
+        <w:jc w:val="center"/>
       </w:pPr>
       <w:r>
         <w:rPr>
@@ -25,34 +33,693 @@
         </w:rPr>
         <w:t xml:space="preserve">FOR THE DISTRICT OF PUERTO RICO</w:t>
       </w:r>
-    </w:p>
-    <w:p>
-      <w:pPr>
-        <w:pStyle w:val="Spacer"/>
-      </w:pPr>
     </w:p>
     <w:tbl>
       <w:tblPr>
         <w:tblW w:w="9360" w:type="dxa"/>
         <w:tblLayout w:type="fixed"/>
-        <w:tblBorders>
-          <w:top w:val="nil"/>
-          <w:left w:val="nil"/>
-          <w:bottom w:val="nil"/>
-          <w:right w:val="nil"/>
-          <w:insideH w:val="nil"/>
-          <w:insideV w:val="nil"/>
-        </w:tblBorders>
         <w:tblCellMar>
+          <w:top w:w="0" w:type="dxa"/>
           <w:left w:w="0" w:type="dxa"/>
+          <w:bottom w:w="0" w:type="dxa"/>
           <w:right w:w="0" w:type="dxa"/>
         </w:tblCellMar>
-        <w:tblLook w:val="0000" w:firstRow="0" w:lastRow="0" w:firstColumn="0" w:lastColumn="0" w:noHBand="1" w:noVBand="1"/>
+        <w:tblLook w:val="0000" w:firstRow="0" w:lastRow="0" w:firstColumn="0" w:lastColumn="0" w:noHBand="0" w:noVBand="0"/>
       </w:tblPr>
       <w:tblGrid>
         <w:gridCol w:w="4896"/>
-        <w:gridCol w:w="360"/>
-        <w:gridCol w:w="4104"/>
+        <w:gridCol w:w="4464"/>
+      </w:tblGrid>
+      <w:tr>
+        <w:tc>
+          <w:tcPr>
+            <w:tcW w:w="4896" w:type="dxa"/>
+            <w:tcBorders>
+              <w:bottom w:val="single" w:sz="6" w:space="0" w:color="000000"/>
+              <w:right w:val="single" w:sz="6" w:space="0" w:color="000000"/>
+            </w:tcBorders>
+            <w:tcMar>
+              <w:right w:w="200" w:type="dxa"/>
+            </w:tcMar>
+          </w:tcPr>
+          <w:p>
+            <w:pPr>
+              <w:spacing w:before="480" w:after="0" w:line="276" w:lineRule="exact"/>
+              <w:ind w:left="0" w:firstLine="0"/>
+              <w:jc w:val="left"/>
+            </w:pPr>
+            <w:r>
+              <w:t xml:space="preserve">FRANKLIN</w:t>
+            </w:r>
+            <w:r>
+              <w:t xml:space="preserve"> </w:t>
+            </w:r>
+            <w:r>
+              <w:t xml:space="preserve">CALIFORNIA</w:t>
+            </w:r>
+            <w:r>
+              <w:t xml:space="preserve"> </w:t>
+            </w:r>
+            <w:r>
+              <w:t xml:space="preserve">TAX-FREE</w:t>
+            </w:r>
+            <w:r>
+              <w:t xml:space="preserve"> </w:t>
+            </w:r>
+            <w:r>
+              <w:t xml:space="preserve">TRUST,</w:t>
+            </w:r>
+            <w:r>
+              <w:t xml:space="preserve"> </w:t>
+            </w:r>
+            <w:r>
+              <w:t xml:space="preserve">et</w:t>
+            </w:r>
+            <w:r>
+              <w:t xml:space="preserve"> </w:t>
+            </w:r>
+            <w:r>
+              <w:t xml:space="preserve">al.,</w:t>
+            </w:r>
+          </w:p>
+          <w:p>
+            <w:pPr>
+              <w:spacing w:before="0" w:after="0" w:line="276" w:lineRule="exact"/>
+              <w:ind w:left="2016" w:firstLine="0"/>
+              <w:jc w:val="left"/>
+            </w:pPr>
+            <w:r>
+              <w:t xml:space="preserve">Plaintiffs,</w:t>
+            </w:r>
+          </w:p>
+          <w:p>
+            <w:pPr>
+              <w:spacing w:before="240" w:after="0" w:line="276" w:lineRule="exact"/>
+              <w:ind w:left="0" w:firstLine="0"/>
+              <w:jc w:val="center"/>
+            </w:pPr>
+            <w:r>
+              <w:t xml:space="preserve">v.</w:t>
+            </w:r>
+          </w:p>
+          <w:p>
+            <w:pPr>
+              <w:spacing w:before="240" w:after="0" w:line="276" w:lineRule="exact"/>
+              <w:ind w:left="0" w:firstLine="0"/>
+              <w:jc w:val="left"/>
+            </w:pPr>
+            <w:r>
+              <w:t xml:space="preserve">THE</w:t>
+            </w:r>
+            <w:r>
+              <w:t xml:space="preserve"> </w:t>
+            </w:r>
+            <w:r>
+              <w:t xml:space="preserve">COMMONWEALTH</w:t>
+            </w:r>
+            <w:r>
+              <w:t xml:space="preserve"> </w:t>
+            </w:r>
+            <w:r>
+              <w:t xml:space="preserve">OF</w:t>
+            </w:r>
+            <w:r>
+              <w:t xml:space="preserve"> </w:t>
+            </w:r>
+            <w:r>
+              <w:t xml:space="preserve">PUERTO</w:t>
+            </w:r>
+            <w:r>
+              <w:t xml:space="preserve"> </w:t>
+            </w:r>
+            <w:r>
+              <w:t xml:space="preserve">RICO,</w:t>
+            </w:r>
+            <w:r>
+              <w:t xml:space="preserve"> </w:t>
+            </w:r>
+            <w:r>
+              <w:t xml:space="preserve">et</w:t>
+            </w:r>
+            <w:r>
+              <w:t xml:space="preserve"> </w:t>
+            </w:r>
+            <w:r>
+              <w:t xml:space="preserve">al.,</w:t>
+            </w:r>
+          </w:p>
+          <w:p>
+            <w:pPr>
+              <w:spacing w:before="0" w:after="240" w:line="276" w:lineRule="exact"/>
+              <w:ind w:left="2016" w:firstLine="0"/>
+              <w:jc w:val="left"/>
+            </w:pPr>
+            <w:r>
+              <w:t xml:space="preserve">Defendants.</w:t>
+            </w:r>
+          </w:p>
+        </w:tc>
+        <w:tc>
+          <w:tcPr>
+            <w:tcW w:w="4464" w:type="dxa"/>
+            <w:tcMar>
+              <w:left w:w="480" w:type="dxa"/>
+            </w:tcMar>
+          </w:tcPr>
+          <w:p>
+            <w:pPr>
+              <w:spacing w:before="480" w:after="0" w:line="276" w:lineRule="exact"/>
+              <w:ind w:left="0" w:firstLine="0"/>
+              <w:jc w:val="left"/>
+            </w:pPr>
+            <w:r>
+              <w:t xml:space="preserve">Case No. 3:14-cv</w:t>
+              <w:noBreakHyphen/>
+              <w:t xml:space="preserve">01518-FAB</w:t>
+            </w:r>
+          </w:p>
+          <w:p>
+            <w:pPr>
+              <w:spacing w:before="0" w:after="0" w:line="276" w:lineRule="exact"/>
+              <w:ind w:left="0" w:firstLine="0"/>
+              <w:jc w:val="left"/>
+            </w:pPr>
+            <w:r>
+              <w:t xml:space="preserve">Hon.</w:t>
+            </w:r>
+            <w:r>
+              <w:t xml:space="preserve"> </w:t>
+            </w:r>
+            <w:r>
+              <w:t xml:space="preserve">Francisco</w:t>
+            </w:r>
+            <w:r>
+              <w:t xml:space="preserve"> </w:t>
+            </w:r>
+            <w:r>
+              <w:t xml:space="preserve">A.</w:t>
+            </w:r>
+            <w:r>
+              <w:t xml:space="preserve"> </w:t>
+            </w:r>
+            <w:r>
+              <w:t xml:space="preserve">Besosa</w:t>
+            </w:r>
+          </w:p>
+          <w:p>
+            <w:pPr>
+              <w:spacing w:before="240" w:after="0" w:line="276" w:lineRule="exact"/>
+              <w:ind w:left="0" w:firstLine="0"/>
+              <w:jc w:val="left"/>
+            </w:pPr>
+            <w:r>
+              <w:rPr>
+                <w:b/>
+                <w:bCs/>
+              </w:rPr>
+              <w:t xml:space="preserve">MEMORANDUM</w:t>
+            </w:r>
+            <w:r>
+              <w:rPr>
+                <w:b/>
+                <w:bCs/>
+              </w:rPr>
+              <w:t xml:space="preserve"> </w:t>
+            </w:r>
+            <w:r>
+              <w:rPr>
+                <w:b/>
+                <w:bCs/>
+              </w:rPr>
+              <w:t xml:space="preserve">OF</w:t>
+            </w:r>
+            <w:r>
+              <w:rPr>
+                <w:b/>
+                <w:bCs/>
+              </w:rPr>
+              <w:t xml:space="preserve"> </w:t>
+            </w:r>
+            <w:r>
+              <w:rPr>
+                <w:b/>
+                <w:bCs/>
+              </w:rPr>
+              <w:t xml:space="preserve">LAW</w:t>
+            </w:r>
+            <w:r>
+              <w:rPr>
+                <w:b/>
+                <w:bCs/>
+              </w:rPr>
+              <w:t xml:space="preserve"> </w:t>
+            </w:r>
+            <w:r>
+              <w:rPr>
+                <w:b/>
+                <w:bCs/>
+              </w:rPr>
+              <w:t xml:space="preserve">IN</w:t>
+            </w:r>
+            <w:r>
+              <w:rPr>
+                <w:b/>
+                <w:bCs/>
+              </w:rPr>
+              <w:t xml:space="preserve"> </w:t>
+            </w:r>
+            <w:r>
+              <w:rPr>
+                <w:b/>
+                <w:bCs/>
+              </w:rPr>
+              <w:t xml:space="preserve">SUPPORT</w:t>
+            </w:r>
+            <w:r>
+              <w:rPr>
+                <w:b/>
+                <w:bCs/>
+              </w:rPr>
+              <w:t xml:space="preserve"> </w:t>
+            </w:r>
+            <w:r>
+              <w:rPr>
+                <w:b/>
+                <w:bCs/>
+              </w:rPr>
+              <w:t xml:space="preserve">OF</w:t>
+            </w:r>
+            <w:r>
+              <w:rPr>
+                <w:b/>
+                <w:bCs/>
+              </w:rPr>
+              <w:t xml:space="preserve"> </w:t>
+            </w:r>
+            <w:r>
+              <w:rPr>
+                <w:b/>
+                <w:bCs/>
+              </w:rPr>
+              <w:t xml:space="preserve">THE</w:t>
+            </w:r>
+            <w:r>
+              <w:rPr>
+                <w:b/>
+                <w:bCs/>
+              </w:rPr>
+              <w:t xml:space="preserve"> </w:t>
+            </w:r>
+            <w:r>
+              <w:rPr>
+                <w:b/>
+                <w:bCs/>
+              </w:rPr>
+              <w:t xml:space="preserve">MOTION</w:t>
+            </w:r>
+            <w:r>
+              <w:rPr>
+                <w:b/>
+                <w:bCs/>
+              </w:rPr>
+              <w:t xml:space="preserve"> </w:t>
+            </w:r>
+            <w:r>
+              <w:rPr>
+                <w:b/>
+                <w:bCs/>
+              </w:rPr>
+              <w:t xml:space="preserve">TO</w:t>
+            </w:r>
+            <w:r>
+              <w:rPr>
+                <w:b/>
+                <w:bCs/>
+              </w:rPr>
+              <w:t xml:space="preserve"> </w:t>
+            </w:r>
+            <w:r>
+              <w:rPr>
+                <w:b/>
+                <w:bCs/>
+              </w:rPr>
+              <w:t xml:space="preserve">DISMISS</w:t>
+            </w:r>
+            <w:r>
+              <w:rPr>
+                <w:b/>
+                <w:bCs/>
+              </w:rPr>
+              <w:t xml:space="preserve"> </w:t>
+            </w:r>
+            <w:r>
+              <w:rPr>
+                <w:b/>
+                <w:bCs/>
+              </w:rPr>
+              <w:t xml:space="preserve">SUBMITTED</w:t>
+            </w:r>
+            <w:r>
+              <w:rPr>
+                <w:b/>
+                <w:bCs/>
+              </w:rPr>
+              <w:t xml:space="preserve"> </w:t>
+            </w:r>
+            <w:r>
+              <w:rPr>
+                <w:b/>
+                <w:bCs/>
+              </w:rPr>
+              <w:t xml:space="preserve">BY</w:t>
+            </w:r>
+            <w:r>
+              <w:rPr>
+                <w:b/>
+                <w:bCs/>
+              </w:rPr>
+              <w:t xml:space="preserve"> </w:t>
+            </w:r>
+            <w:r>
+              <w:rPr>
+                <w:b/>
+                <w:bCs/>
+              </w:rPr>
+              <w:t xml:space="preserve">THE</w:t>
+            </w:r>
+            <w:r>
+              <w:rPr>
+                <w:b/>
+                <w:bCs/>
+              </w:rPr>
+              <w:t xml:space="preserve"> </w:t>
+            </w:r>
+            <w:r>
+              <w:rPr>
+                <w:b/>
+                <w:bCs/>
+              </w:rPr>
+              <w:t xml:space="preserve">COMMONWEALTH</w:t>
+            </w:r>
+            <w:r>
+              <w:rPr>
+                <w:b/>
+                <w:bCs/>
+              </w:rPr>
+              <w:t xml:space="preserve"> </w:t>
+            </w:r>
+            <w:r>
+              <w:rPr>
+                <w:b/>
+                <w:bCs/>
+              </w:rPr>
+              <w:t xml:space="preserve">OF</w:t>
+            </w:r>
+            <w:r>
+              <w:rPr>
+                <w:b/>
+                <w:bCs/>
+              </w:rPr>
+              <w:t xml:space="preserve"> </w:t>
+            </w:r>
+            <w:r>
+              <w:rPr>
+                <w:b/>
+                <w:bCs/>
+              </w:rPr>
+              <w:t xml:space="preserve">PUERTO</w:t>
+            </w:r>
+            <w:r>
+              <w:rPr>
+                <w:b/>
+                <w:bCs/>
+              </w:rPr>
+              <w:t xml:space="preserve"> </w:t>
+            </w:r>
+            <w:r>
+              <w:rPr>
+                <w:b/>
+                <w:bCs/>
+              </w:rPr>
+              <w:t xml:space="preserve">RICO,</w:t>
+            </w:r>
+            <w:r>
+              <w:rPr>
+                <w:b/>
+                <w:bCs/>
+              </w:rPr>
+              <w:t xml:space="preserve"> </w:t>
+            </w:r>
+            <w:r>
+              <w:rPr>
+                <w:b/>
+                <w:bCs/>
+              </w:rPr>
+              <w:t xml:space="preserve">GOVERNOR</w:t>
+            </w:r>
+            <w:r>
+              <w:rPr>
+                <w:b/>
+                <w:bCs/>
+              </w:rPr>
+              <w:t xml:space="preserve"> </w:t>
+            </w:r>
+            <w:r>
+              <w:rPr>
+                <w:b/>
+                <w:bCs/>
+              </w:rPr>
+              <w:t xml:space="preserve">ALEJANDRO</w:t>
+            </w:r>
+            <w:r>
+              <w:rPr>
+                <w:b/>
+                <w:bCs/>
+              </w:rPr>
+              <w:t xml:space="preserve"> </w:t>
+            </w:r>
+            <w:r>
+              <w:rPr>
+                <w:b/>
+                <w:bCs/>
+              </w:rPr>
+              <w:t xml:space="preserve">J.</w:t>
+            </w:r>
+            <w:r>
+              <w:rPr>
+                <w:b/>
+                <w:bCs/>
+              </w:rPr>
+              <w:t xml:space="preserve"> </w:t>
+            </w:r>
+            <w:r>
+              <w:rPr>
+                <w:b/>
+                <w:bCs/>
+              </w:rPr>
+              <w:t xml:space="preserve">GARCIA</w:t>
+            </w:r>
+            <w:r>
+              <w:rPr>
+                <w:b/>
+                <w:bCs/>
+              </w:rPr>
+              <w:t xml:space="preserve"> </w:t>
+            </w:r>
+            <w:r>
+              <w:rPr>
+                <w:b/>
+                <w:bCs/>
+              </w:rPr>
+              <w:t xml:space="preserve">PADILLA,</w:t>
+            </w:r>
+            <w:r>
+              <w:rPr>
+                <w:b/>
+                <w:bCs/>
+              </w:rPr>
+              <w:t xml:space="preserve"> </w:t>
+            </w:r>
+            <w:r>
+              <w:rPr>
+                <w:b/>
+                <w:bCs/>
+              </w:rPr>
+              <w:t xml:space="preserve">AND</w:t>
+            </w:r>
+            <w:r>
+              <w:rPr>
+                <w:b/>
+                <w:bCs/>
+              </w:rPr>
+              <w:t xml:space="preserve"> </w:t>
+            </w:r>
+            <w:r>
+              <w:rPr>
+                <w:b/>
+                <w:bCs/>
+              </w:rPr>
+              <w:t xml:space="preserve">JOHN</w:t>
+            </w:r>
+            <w:r>
+              <w:rPr>
+                <w:b/>
+                <w:bCs/>
+              </w:rPr>
+              <w:t xml:space="preserve"> </w:t>
+            </w:r>
+            <w:r>
+              <w:rPr>
+                <w:b/>
+                <w:bCs/>
+              </w:rPr>
+              <w:t xml:space="preserve">DOE,</w:t>
+            </w:r>
+            <w:r>
+              <w:rPr>
+                <w:b/>
+                <w:bCs/>
+              </w:rPr>
+              <w:t xml:space="preserve"> </w:t>
+            </w:r>
+            <w:r>
+              <w:rPr>
+                <w:b/>
+                <w:bCs/>
+              </w:rPr>
+              <w:t xml:space="preserve">AGENT</w:t>
+            </w:r>
+            <w:r>
+              <w:rPr>
+                <w:b/>
+                <w:bCs/>
+              </w:rPr>
+              <w:t xml:space="preserve"> </w:t>
+            </w:r>
+            <w:r>
+              <w:rPr>
+                <w:b/>
+                <w:bCs/>
+              </w:rPr>
+              <w:t xml:space="preserve">FOR</w:t>
+            </w:r>
+            <w:r>
+              <w:rPr>
+                <w:b/>
+                <w:bCs/>
+              </w:rPr>
+              <w:t xml:space="preserve"> </w:t>
+            </w:r>
+            <w:r>
+              <w:rPr>
+                <w:b/>
+                <w:bCs/>
+              </w:rPr>
+              <w:t xml:space="preserve">THE</w:t>
+            </w:r>
+            <w:r>
+              <w:rPr>
+                <w:b/>
+                <w:bCs/>
+              </w:rPr>
+              <w:t xml:space="preserve"> </w:t>
+            </w:r>
+            <w:r>
+              <w:rPr>
+                <w:b/>
+                <w:bCs/>
+              </w:rPr>
+              <w:t xml:space="preserve">GOVERNMENT</w:t>
+            </w:r>
+            <w:r>
+              <w:rPr>
+                <w:b/>
+                <w:bCs/>
+              </w:rPr>
+              <w:t xml:space="preserve"> </w:t>
+            </w:r>
+            <w:r>
+              <w:rPr>
+                <w:b/>
+                <w:bCs/>
+              </w:rPr>
+              <w:t xml:space="preserve">DEVELOPMENT</w:t>
+            </w:r>
+            <w:r>
+              <w:rPr>
+                <w:b/>
+                <w:bCs/>
+              </w:rPr>
+              <w:t xml:space="preserve"> </w:t>
+            </w:r>
+            <w:r>
+              <w:rPr>
+                <w:b/>
+                <w:bCs/>
+              </w:rPr>
+              <w:t xml:space="preserve">BANK</w:t>
+            </w:r>
+            <w:r>
+              <w:rPr>
+                <w:b/>
+                <w:bCs/>
+              </w:rPr>
+              <w:t xml:space="preserve"> </w:t>
+            </w:r>
+            <w:r>
+              <w:rPr>
+                <w:b/>
+                <w:bCs/>
+              </w:rPr>
+              <w:t xml:space="preserve">FOR</w:t>
+            </w:r>
+            <w:r>
+              <w:rPr>
+                <w:b/>
+                <w:bCs/>
+              </w:rPr>
+              <w:t xml:space="preserve"> </w:t>
+            </w:r>
+            <w:r>
+              <w:rPr>
+                <w:b/>
+                <w:bCs/>
+              </w:rPr>
+              <w:t xml:space="preserve">PUERTO</w:t>
+            </w:r>
+            <w:r>
+              <w:rPr>
+                <w:b/>
+                <w:bCs/>
+              </w:rPr>
+              <w:t xml:space="preserve"> </w:t>
+            </w:r>
+            <w:r>
+              <w:rPr>
+                <w:b/>
+                <w:bCs/>
+              </w:rPr>
+              <w:t xml:space="preserve">RICO</w:t>
+            </w:r>
+          </w:p>
+        </w:tc>
+      </w:tr>
+    </w:tbl>
+    <w:tbl>
+      <w:tblPr>
+        <w:tblW w:w="9360" w:type="dxa"/>
+        <w:tblLayout w:type="fixed"/>
+        <w:tblCellMar>
+          <w:top w:w="0" w:type="dxa"/>
+          <w:left w:w="0" w:type="dxa"/>
+          <w:bottom w:w="0" w:type="dxa"/>
+          <w:right w:w="0" w:type="dxa"/>
+        </w:tblCellMar>
+        <w:tblLook w:val="0000" w:firstRow="0" w:lastRow="0" w:firstColumn="0" w:lastColumn="0" w:noHBand="0" w:noVBand="0"/>
+      </w:tblPr>
+      <w:tblGrid>
+        <w:gridCol w:w="4896"/>
+        <w:gridCol w:w="4464"/>
       </w:tblGrid>
       <w:tr>
         <w:trPr>
@@ -61,341 +728,781 @@
         <w:tc>
           <w:tcPr>
             <w:tcW w:w="4896" w:type="dxa"/>
-            <w:tcBorders>
-              <w:right w:val="single" w:sz="6" w:space="0" w:color="000000"/>
-              <w:bottom w:val="single" w:sz="6" w:space="0" w:color="000000"/>
-            </w:tcBorders>
             <w:tcMar>
-              <w:right w:w="200" w:type="dxa"/>
-              <w:bottom w:w="240" w:type="dxa"/>
+              <w:right w:w="432" w:type="dxa"/>
             </w:tcMar>
-            <w:vAlign w:val="top"/>
           </w:tcPr>
           <w:p>
             <w:pPr>
-              <w:pStyle w:val="Single"/>
+              <w:spacing w:before="480" w:after="0" w:line="276" w:lineRule="exact"/>
+              <w:ind w:left="0" w:firstLine="0"/>
+              <w:jc w:val="left"/>
             </w:pPr>
             <w:r>
-              <w:t xml:space="preserve">FRANKLIN CALIFORNIA TAX-FREE TRUST, et al.,</w:t>
+              <w:t xml:space="preserve">César</w:t>
+            </w:r>
+            <w:r>
+              <w:t xml:space="preserve"> </w:t>
+            </w:r>
+            <w:r>
+              <w:t xml:space="preserve">R.</w:t>
+            </w:r>
+            <w:r>
+              <w:t xml:space="preserve"> </w:t>
+            </w:r>
+            <w:r>
+              <w:t xml:space="preserve">Miranda</w:t>
+            </w:r>
+            <w:r>
+              <w:t xml:space="preserve"> </w:t>
+            </w:r>
+            <w:r>
+              <w:t xml:space="preserve">Rodríguez</w:t>
             </w:r>
           </w:p>
           <w:p>
             <w:pPr>
-              <w:pStyle w:val="Single"/>
-              <w:ind w:left="2016"/>
+              <w:spacing w:before="0" w:after="0" w:line="276" w:lineRule="exact"/>
+              <w:ind w:left="0" w:firstLine="0"/>
+              <w:jc w:val="left"/>
             </w:pPr>
             <w:r>
-              <w:t xml:space="preserve">Plaintiffs,</w:t>
+              <w:t xml:space="preserve">Secretary</w:t>
+            </w:r>
+            <w:r>
+              <w:t xml:space="preserve"> </w:t>
+            </w:r>
+            <w:r>
+              <w:t xml:space="preserve">of</w:t>
+            </w:r>
+            <w:r>
+              <w:t xml:space="preserve"> </w:t>
+            </w:r>
+            <w:r>
+              <w:t xml:space="preserve">Justice</w:t>
             </w:r>
           </w:p>
           <w:p>
             <w:pPr>
-              <w:pStyle w:val="Single"/>
-              <w:spacing w:before="120" w:after="120"/>
-              <w:jc w:val="center"/>
+              <w:spacing w:before="0" w:after="0" w:line="276" w:lineRule="exact"/>
+              <w:ind w:left="0" w:firstLine="0"/>
+              <w:jc w:val="left"/>
             </w:pPr>
             <w:r>
-              <w:t xml:space="preserve">v.</w:t>
+              <w:t xml:space="preserve">Marta</w:t>
+            </w:r>
+            <w:r>
+              <w:t xml:space="preserve"> </w:t>
+            </w:r>
+            <w:r>
+              <w:t xml:space="preserve">Elisa</w:t>
+            </w:r>
+            <w:r>
+              <w:t xml:space="preserve"> </w:t>
+            </w:r>
+            <w:r>
+              <w:t xml:space="preserve">González</w:t>
+            </w:r>
+            <w:r>
+              <w:t xml:space="preserve"> </w:t>
+            </w:r>
+            <w:r>
+              <w:t xml:space="preserve">Y.</w:t>
             </w:r>
           </w:p>
           <w:p>
             <w:pPr>
-              <w:pStyle w:val="Single"/>
+              <w:spacing w:before="0" w:after="0" w:line="276" w:lineRule="exact"/>
+              <w:ind w:left="0" w:firstLine="0"/>
+              <w:jc w:val="left"/>
             </w:pPr>
             <w:r>
-              <w:t xml:space="preserve">THE COMMONWEALTH OF PUERTO RICO, et al.,</w:t>
+              <w:t xml:space="preserve">Deputy</w:t>
+            </w:r>
+            <w:r>
+              <w:t xml:space="preserve"> </w:t>
+            </w:r>
+            <w:r>
+              <w:t xml:space="preserve">Secretary</w:t>
+            </w:r>
+            <w:r>
+              <w:t xml:space="preserve"> </w:t>
+            </w:r>
+            <w:r>
+              <w:t xml:space="preserve">of</w:t>
+            </w:r>
+            <w:r>
+              <w:t xml:space="preserve"> </w:t>
+            </w:r>
+            <w:r>
+              <w:t xml:space="preserve">Justice</w:t>
+            </w:r>
+            <w:r>
+              <w:t xml:space="preserve"> </w:t>
+            </w:r>
+            <w:r>
+              <w:t xml:space="preserve">in</w:t>
+            </w:r>
+            <w:r>
+              <w:t xml:space="preserve"> </w:t>
+            </w:r>
+            <w:r>
+              <w:t xml:space="preserve">Charge</w:t>
+            </w:r>
+            <w:r>
+              <w:t xml:space="preserve"> </w:t>
+            </w:r>
+            <w:r>
+              <w:t xml:space="preserve">of</w:t>
+            </w:r>
+            <w:r>
+              <w:t xml:space="preserve"> </w:t>
+            </w:r>
+            <w:r>
+              <w:t xml:space="preserve">Litigation</w:t>
             </w:r>
           </w:p>
           <w:p>
             <w:pPr>
-              <w:pStyle w:val="Single"/>
-              <w:ind w:left="2016"/>
+              <w:spacing w:before="0" w:after="0" w:line="276" w:lineRule="exact"/>
+              <w:ind w:left="0" w:firstLine="0"/>
+              <w:jc w:val="left"/>
             </w:pPr>
             <w:r>
-              <w:t xml:space="preserve">Defendants.</w:t>
+              <w:t xml:space="preserve">Jorge</w:t>
+            </w:r>
+            <w:r>
+              <w:t xml:space="preserve"> </w:t>
+            </w:r>
+            <w:r>
+              <w:t xml:space="preserve">L.</w:t>
+            </w:r>
+            <w:r>
+              <w:t xml:space="preserve"> </w:t>
+            </w:r>
+            <w:r>
+              <w:t xml:space="preserve">Flores-De</w:t>
+            </w:r>
+            <w:r>
+              <w:t xml:space="preserve"> </w:t>
+            </w:r>
+            <w:r>
+              <w:t xml:space="preserve">Jesús</w:t>
+            </w:r>
+          </w:p>
+          <w:p>
+            <w:pPr>
+              <w:spacing w:before="0" w:after="0" w:line="276" w:lineRule="exact"/>
+              <w:ind w:left="0" w:firstLine="0"/>
+              <w:jc w:val="left"/>
+            </w:pPr>
+            <w:r>
+              <w:t xml:space="preserve">Janitza</w:t>
+            </w:r>
+            <w:r>
+              <w:t xml:space="preserve"> </w:t>
+            </w:r>
+            <w:r>
+              <w:t xml:space="preserve">M.</w:t>
+            </w:r>
+            <w:r>
+              <w:t xml:space="preserve"> </w:t>
+            </w:r>
+            <w:r>
+              <w:t xml:space="preserve">García-Marrero</w:t>
+            </w:r>
+          </w:p>
+          <w:p>
+            <w:pPr>
+              <w:spacing w:before="0" w:after="0" w:line="276" w:lineRule="exact"/>
+              <w:ind w:left="0" w:firstLine="0"/>
+              <w:jc w:val="left"/>
+            </w:pPr>
+            <w:r>
+              <w:t xml:space="preserve">Maraliz</w:t>
+            </w:r>
+            <w:r>
+              <w:t xml:space="preserve"> </w:t>
+            </w:r>
+            <w:r>
+              <w:t xml:space="preserve">Vázquez</w:t>
+            </w:r>
+            <w:r>
+              <w:t xml:space="preserve"> </w:t>
+            </w:r>
+            <w:r>
+              <w:t xml:space="preserve">Marrero</w:t>
+            </w:r>
+          </w:p>
+          <w:p>
+            <w:pPr>
+              <w:spacing w:before="0" w:after="0" w:line="276" w:lineRule="exact"/>
+              <w:ind w:left="0" w:firstLine="0"/>
+              <w:jc w:val="left"/>
+            </w:pPr>
+            <w:r>
+              <w:t xml:space="preserve">Joseph</w:t>
+            </w:r>
+            <w:r>
+              <w:t xml:space="preserve"> </w:t>
+            </w:r>
+            <w:r>
+              <w:t xml:space="preserve">G.</w:t>
+            </w:r>
+            <w:r>
+              <w:t xml:space="preserve"> </w:t>
+            </w:r>
+            <w:r>
+              <w:t xml:space="preserve">Feldstein-Del</w:t>
+            </w:r>
+            <w:r>
+              <w:t xml:space="preserve"> </w:t>
+            </w:r>
+            <w:r>
+              <w:t xml:space="preserve">Valle</w:t>
+            </w:r>
+          </w:p>
+          <w:p>
+            <w:pPr>
+              <w:spacing w:before="0" w:after="0" w:line="276" w:lineRule="exact"/>
+              <w:ind w:left="0" w:firstLine="0"/>
+              <w:jc w:val="left"/>
+            </w:pPr>
+            <w:r>
+              <w:t xml:space="preserve">DEPARTMENT</w:t>
+            </w:r>
+            <w:r>
+              <w:t xml:space="preserve"> </w:t>
+            </w:r>
+            <w:r>
+              <w:t xml:space="preserve">OF</w:t>
+            </w:r>
+            <w:r>
+              <w:t xml:space="preserve"> </w:t>
+            </w:r>
+            <w:r>
+              <w:t xml:space="preserve">JUSTICE</w:t>
+            </w:r>
+          </w:p>
+          <w:p>
+            <w:pPr>
+              <w:spacing w:before="0" w:after="0" w:line="276" w:lineRule="exact"/>
+              <w:ind w:left="0" w:firstLine="0"/>
+              <w:jc w:val="left"/>
+            </w:pPr>
+            <w:r>
+              <w:t xml:space="preserve">GENERAL</w:t>
+            </w:r>
+            <w:r>
+              <w:t xml:space="preserve"> </w:t>
+            </w:r>
+            <w:r>
+              <w:t xml:space="preserve">LITIGATION</w:t>
+            </w:r>
+            <w:r>
+              <w:t xml:space="preserve"> </w:t>
+            </w:r>
+            <w:r>
+              <w:t xml:space="preserve">OFFICE</w:t>
+            </w:r>
+          </w:p>
+          <w:p>
+            <w:pPr>
+              <w:spacing w:before="0" w:after="0" w:line="276" w:lineRule="exact"/>
+              <w:ind w:left="0" w:firstLine="0"/>
+              <w:jc w:val="left"/>
+            </w:pPr>
+            <w:r>
+              <w:t xml:space="preserve">Federal</w:t>
+            </w:r>
+            <w:r>
+              <w:t xml:space="preserve"> </w:t>
+            </w:r>
+            <w:r>
+              <w:t xml:space="preserve">Litigation</w:t>
+            </w:r>
+            <w:r>
+              <w:t xml:space="preserve"> </w:t>
+            </w:r>
+            <w:r>
+              <w:t xml:space="preserve">and</w:t>
+            </w:r>
+            <w:r>
+              <w:t xml:space="preserve"> </w:t>
+            </w:r>
+            <w:r>
+              <w:t xml:space="preserve">Bankruptcy</w:t>
+            </w:r>
+            <w:r>
+              <w:t xml:space="preserve"> </w:t>
+            </w:r>
+            <w:r>
+              <w:t xml:space="preserve">Division</w:t>
+            </w:r>
+          </w:p>
+          <w:p>
+            <w:pPr>
+              <w:spacing w:before="0" w:after="0" w:line="276" w:lineRule="exact"/>
+              <w:ind w:left="0" w:firstLine="0"/>
+              <w:jc w:val="left"/>
+            </w:pPr>
+            <w:r>
+              <w:t xml:space="preserve">P.O.</w:t>
+            </w:r>
+            <w:r>
+              <w:t xml:space="preserve"> </w:t>
+            </w:r>
+            <w:r>
+              <w:t xml:space="preserve">Box</w:t>
+            </w:r>
+            <w:r>
+              <w:t xml:space="preserve"> </w:t>
+            </w:r>
+            <w:r>
+              <w:t xml:space="preserve">9020192</w:t>
+            </w:r>
+          </w:p>
+          <w:p>
+            <w:pPr>
+              <w:spacing w:before="0" w:after="0" w:line="276" w:lineRule="exact"/>
+              <w:ind w:left="0" w:firstLine="0"/>
+              <w:jc w:val="left"/>
+            </w:pPr>
+            <w:r>
+              <w:t xml:space="preserve">San</w:t>
+            </w:r>
+            <w:r>
+              <w:t xml:space="preserve"> </w:t>
+            </w:r>
+            <w:r>
+              <w:t xml:space="preserve">Juan,</w:t>
+            </w:r>
+            <w:r>
+              <w:t xml:space="preserve"> </w:t>
+            </w:r>
+            <w:r>
+              <w:t xml:space="preserve">PR</w:t>
+            </w:r>
+            <w:r>
+              <w:t xml:space="preserve"> </w:t>
+            </w:r>
+            <w:r>
+              <w:t xml:space="preserve">00902</w:t>
+              <w:noBreakHyphen/>
+              <w:t xml:space="preserve">0192</w:t>
+            </w:r>
+          </w:p>
+          <w:p>
+            <w:pPr>
+              <w:spacing w:before="0" w:after="0" w:line="276" w:lineRule="exact"/>
+              <w:ind w:left="0" w:firstLine="0"/>
+              <w:jc w:val="left"/>
+            </w:pPr>
+            <w:r>
+              <w:t xml:space="preserve">Tel:</w:t>
+            </w:r>
+            <w:r>
+              <w:t xml:space="preserve"> </w:t>
+            </w:r>
+            <w:r>
+              <w:t xml:space="preserve">(787)</w:t>
+            </w:r>
+            <w:r>
+              <w:t xml:space="preserve"> </w:t>
+            </w:r>
+            <w:r>
+              <w:t xml:space="preserve">721</w:t>
+              <w:noBreakHyphen/>
+              <w:t xml:space="preserve">2900</w:t>
             </w:r>
           </w:p>
         </w:tc>
         <w:tc>
           <w:tcPr>
-            <w:tcW w:w="360" w:type="dxa"/>
-            <w:vAlign w:val="top"/>
+            <w:tcW w:w="4464" w:type="dxa"/>
           </w:tcPr>
           <w:p>
             <w:pPr>
-              <w:pStyle w:val="Single"/>
+              <w:spacing w:before="480" w:after="0" w:line="276" w:lineRule="exact"/>
+              <w:ind w:left="0" w:firstLine="0"/>
+              <w:jc w:val="left"/>
             </w:pPr>
-          </w:p>
-        </w:tc>
-        <w:tc>
-          <w:tcPr>
-            <w:tcW w:w="4104" w:type="dxa"/>
-            <w:tcMar>
-              <w:left w:w="144" w:type="dxa"/>
-            </w:tcMar>
-            <w:vAlign w:val="top"/>
-          </w:tcPr>
-          <w:p>
-            <w:pPr>
-              <w:pStyle w:val="Single"/>
-            </w:pPr>
-            <w:r>
-              <w:t xml:space="preserve">Case No. 3:14-cv-01518-FAB</w:t>
+            <w:r>
+              <w:t xml:space="preserve">Susan</w:t>
+            </w:r>
+            <w:r>
+              <w:t xml:space="preserve"> </w:t>
+            </w:r>
+            <w:r>
+              <w:t xml:space="preserve">M.</w:t>
+            </w:r>
+            <w:r>
+              <w:t xml:space="preserve"> </w:t>
+            </w:r>
+            <w:r>
+              <w:t xml:space="preserve">Davies</w:t>
+            </w:r>
+            <w:r>
+              <w:t xml:space="preserve"> </w:t>
+            </w:r>
+            <w:r>
+              <w:t xml:space="preserve">(</w:t>
+            </w:r>
+            <w:r>
+              <w:rPr>
+                <w:i/>
+                <w:iCs/>
+              </w:rPr>
+              <w:t xml:space="preserve">pro</w:t>
+            </w:r>
+            <w:r>
+              <w:rPr>
+                <w:i/>
+                <w:iCs/>
+              </w:rPr>
+              <w:t xml:space="preserve"> </w:t>
+            </w:r>
+            <w:r>
+              <w:rPr>
+                <w:i/>
+                <w:iCs/>
+              </w:rPr>
+              <w:t xml:space="preserve">hac</w:t>
+            </w:r>
+            <w:r>
+              <w:rPr>
+                <w:i/>
+                <w:iCs/>
+              </w:rPr>
+              <w:t xml:space="preserve"> </w:t>
+            </w:r>
+            <w:r>
+              <w:rPr>
+                <w:i/>
+                <w:iCs/>
+              </w:rPr>
+              <w:t xml:space="preserve">vice</w:t>
+            </w:r>
+            <w:r>
+              <w:t xml:space="preserve"> </w:t>
+            </w:r>
+            <w:r>
+              <w:t xml:space="preserve">pending)</w:t>
             </w:r>
           </w:p>
           <w:p>
             <w:pPr>
-              <w:pStyle w:val="Single"/>
+              <w:spacing w:before="0" w:after="0" w:line="276" w:lineRule="exact"/>
+              <w:ind w:left="0" w:firstLine="0"/>
+              <w:jc w:val="left"/>
             </w:pPr>
             <w:r>
-              <w:t xml:space="preserve">Hon. Francisco A. Besosa</w:t>
+              <w:t xml:space="preserve">Eugene</w:t>
+            </w:r>
+            <w:r>
+              <w:t xml:space="preserve"> </w:t>
+            </w:r>
+            <w:r>
+              <w:t xml:space="preserve">F.</w:t>
+            </w:r>
+            <w:r>
+              <w:t xml:space="preserve"> </w:t>
+            </w:r>
+            <w:r>
+              <w:t xml:space="preserve">Assaf,</w:t>
+            </w:r>
+            <w:r>
+              <w:t xml:space="preserve"> </w:t>
+            </w:r>
+            <w:r>
+              <w:t xml:space="preserve">P.C.</w:t>
+            </w:r>
+            <w:r>
+              <w:t xml:space="preserve"> </w:t>
+            </w:r>
+            <w:r>
+              <w:t xml:space="preserve">(</w:t>
+            </w:r>
+            <w:r>
+              <w:rPr>
+                <w:i/>
+                <w:iCs/>
+              </w:rPr>
+              <w:t xml:space="preserve">pro</w:t>
+            </w:r>
+            <w:r>
+              <w:rPr>
+                <w:i/>
+                <w:iCs/>
+              </w:rPr>
+              <w:t xml:space="preserve"> </w:t>
+            </w:r>
+            <w:r>
+              <w:rPr>
+                <w:i/>
+                <w:iCs/>
+              </w:rPr>
+              <w:t xml:space="preserve">hac</w:t>
+            </w:r>
+            <w:r>
+              <w:rPr>
+                <w:i/>
+                <w:iCs/>
+              </w:rPr>
+              <w:t xml:space="preserve"> </w:t>
+            </w:r>
+            <w:r>
+              <w:rPr>
+                <w:i/>
+                <w:iCs/>
+              </w:rPr>
+              <w:t xml:space="preserve">vice</w:t>
+            </w:r>
+            <w:r>
+              <w:t xml:space="preserve"> </w:t>
+            </w:r>
+            <w:r>
+              <w:t xml:space="preserve">pending)</w:t>
             </w:r>
           </w:p>
           <w:p>
             <w:pPr>
-              <w:pStyle w:val="Single"/>
-              <w:spacing w:before="240" w:after="0"/>
+              <w:spacing w:before="0" w:after="0" w:line="276" w:lineRule="exact"/>
+              <w:ind w:left="0" w:firstLine="0"/>
+              <w:jc w:val="left"/>
             </w:pPr>
             <w:r>
+              <w:t xml:space="preserve">Jeffrey</w:t>
+            </w:r>
+            <w:r>
+              <w:t xml:space="preserve"> </w:t>
+            </w:r>
+            <w:r>
+              <w:t xml:space="preserve">S.</w:t>
+            </w:r>
+            <w:r>
+              <w:t xml:space="preserve"> </w:t>
+            </w:r>
+            <w:r>
+              <w:t xml:space="preserve">Powell</w:t>
+            </w:r>
+            <w:r>
+              <w:t xml:space="preserve"> </w:t>
+            </w:r>
+            <w:r>
+              <w:t xml:space="preserve">(</w:t>
+            </w:r>
+            <w:r>
               <w:rPr>
-                <w:b/>
-                <w:bCs/>
-                <w:caps/>
+                <w:i/>
+                <w:iCs/>
               </w:rPr>
-              <w:t xml:space="preserve">Memorandum of Law in Support of the Motion to Dismiss Submitted by the Commonwealth of Puerto Rico, Governor Alejandro J. Garcia Padilla, and John Doe, Agent for the Government Development Bank for Puerto Rico</w:t>
-            </w:r>
-          </w:p>
-        </w:tc>
-      </w:tr>
-    </w:tbl>
-    <w:p>
-      <w:pPr>
-        <w:pStyle w:val="Spacer"/>
-      </w:pPr>
-    </w:p>
-    <w:tbl>
-      <w:tblPr>
-        <w:tblW w:w="9360" w:type="dxa"/>
-        <w:tblLayout w:type="fixed"/>
-        <w:tblBorders>
-          <w:top w:val="nil"/>
-          <w:left w:val="nil"/>
-          <w:bottom w:val="nil"/>
-          <w:right w:val="nil"/>
-          <w:insideH w:val="nil"/>
-          <w:insideV w:val="nil"/>
-        </w:tblBorders>
-        <w:tblCellMar>
-          <w:left w:w="0" w:type="dxa"/>
-          <w:right w:w="0" w:type="dxa"/>
-        </w:tblCellMar>
-        <w:tblLook w:val="0000" w:firstRow="0" w:lastRow="0" w:firstColumn="0" w:lastColumn="0" w:noHBand="1" w:noVBand="1"/>
-      </w:tblPr>
-      <w:tblGrid>
-        <w:gridCol w:w="4536"/>
-        <w:gridCol w:w="288"/>
-        <w:gridCol w:w="4536"/>
-      </w:tblGrid>
-      <w:tr>
-        <w:trPr>
-          <w:cantSplit/>
-        </w:trPr>
-        <w:tc>
-          <w:tcPr>
-            <w:tcW w:w="4536" w:type="dxa"/>
-            <w:vAlign w:val="top"/>
-          </w:tcPr>
-          <w:p>
-            <w:pPr>
-              <w:pStyle w:val="Single"/>
-            </w:pPr>
-            <w:r>
-              <w:t xml:space="preserve">César R. Miranda Rodríguez</w:t>
+              <w:t xml:space="preserve">pro</w:t>
+            </w:r>
+            <w:r>
+              <w:rPr>
+                <w:i/>
+                <w:iCs/>
+              </w:rPr>
+              <w:t xml:space="preserve"> </w:t>
+            </w:r>
+            <w:r>
+              <w:rPr>
+                <w:i/>
+                <w:iCs/>
+              </w:rPr>
+              <w:t xml:space="preserve">hac</w:t>
+            </w:r>
+            <w:r>
+              <w:rPr>
+                <w:i/>
+                <w:iCs/>
+              </w:rPr>
+              <w:t xml:space="preserve"> </w:t>
+            </w:r>
+            <w:r>
+              <w:rPr>
+                <w:i/>
+                <w:iCs/>
+              </w:rPr>
+              <w:t xml:space="preserve">vice</w:t>
+            </w:r>
+            <w:r>
+              <w:t xml:space="preserve"> </w:t>
+            </w:r>
+            <w:r>
+              <w:t xml:space="preserve">pending)</w:t>
             </w:r>
           </w:p>
           <w:p>
             <w:pPr>
-              <w:pStyle w:val="Single"/>
+              <w:spacing w:before="0" w:after="0" w:line="276" w:lineRule="exact"/>
+              <w:ind w:left="0" w:firstLine="0"/>
+              <w:jc w:val="left"/>
             </w:pPr>
             <w:r>
-              <w:t xml:space="preserve">Secretary of Justice</w:t>
+              <w:t xml:space="preserve">Michael</w:t>
+            </w:r>
+            <w:r>
+              <w:t xml:space="preserve"> </w:t>
+            </w:r>
+            <w:r>
+              <w:t xml:space="preserve">A.</w:t>
+            </w:r>
+            <w:r>
+              <w:t xml:space="preserve"> </w:t>
+            </w:r>
+            <w:r>
+              <w:t xml:space="preserve">Glick</w:t>
+            </w:r>
+            <w:r>
+              <w:t xml:space="preserve"> </w:t>
+            </w:r>
+            <w:r>
+              <w:t xml:space="preserve">(</w:t>
+            </w:r>
+            <w:r>
+              <w:rPr>
+                <w:i/>
+                <w:iCs/>
+              </w:rPr>
+              <w:t xml:space="preserve">pro</w:t>
+            </w:r>
+            <w:r>
+              <w:rPr>
+                <w:i/>
+                <w:iCs/>
+              </w:rPr>
+              <w:t xml:space="preserve"> </w:t>
+            </w:r>
+            <w:r>
+              <w:rPr>
+                <w:i/>
+                <w:iCs/>
+              </w:rPr>
+              <w:t xml:space="preserve">hac</w:t>
+            </w:r>
+            <w:r>
+              <w:rPr>
+                <w:i/>
+                <w:iCs/>
+              </w:rPr>
+              <w:t xml:space="preserve"> </w:t>
+            </w:r>
+            <w:r>
+              <w:rPr>
+                <w:i/>
+                <w:iCs/>
+              </w:rPr>
+              <w:t xml:space="preserve">vice</w:t>
+            </w:r>
+            <w:r>
+              <w:t xml:space="preserve"> </w:t>
+            </w:r>
+            <w:r>
+              <w:t xml:space="preserve">pending)</w:t>
             </w:r>
           </w:p>
           <w:p>
             <w:pPr>
-              <w:pStyle w:val="Single"/>
+              <w:spacing w:before="0" w:after="0" w:line="276" w:lineRule="exact"/>
+              <w:ind w:left="0" w:firstLine="0"/>
+              <w:jc w:val="left"/>
             </w:pPr>
             <w:r>
-              <w:t xml:space="preserve">Marta Elisa González Y.</w:t>
+              <w:t xml:space="preserve">KIRKLAND</w:t>
+            </w:r>
+            <w:r>
+              <w:t xml:space="preserve"> </w:t>
+            </w:r>
+            <w:r>
+              <w:t xml:space="preserve">&amp;</w:t>
+            </w:r>
+            <w:r>
+              <w:t xml:space="preserve"> </w:t>
+            </w:r>
+            <w:r>
+              <w:t xml:space="preserve">ELLIS</w:t>
+            </w:r>
+            <w:r>
+              <w:t xml:space="preserve"> </w:t>
+            </w:r>
+            <w:r>
+              <w:t xml:space="preserve">LLP</w:t>
             </w:r>
           </w:p>
           <w:p>
             <w:pPr>
-              <w:pStyle w:val="Single"/>
+              <w:spacing w:before="0" w:after="0" w:line="276" w:lineRule="exact"/>
+              <w:ind w:left="0" w:firstLine="0"/>
+              <w:jc w:val="left"/>
             </w:pPr>
             <w:r>
-              <w:t xml:space="preserve">Deputy Secretary of Justice in Charge of Litigation</w:t>
+              <w:t xml:space="preserve">655</w:t>
+            </w:r>
+            <w:r>
+              <w:t xml:space="preserve"> </w:t>
+            </w:r>
+            <w:r>
+              <w:t xml:space="preserve">15th</w:t>
+            </w:r>
+            <w:r>
+              <w:t xml:space="preserve"> </w:t>
+            </w:r>
+            <w:r>
+              <w:t xml:space="preserve">Street,</w:t>
+            </w:r>
+            <w:r>
+              <w:t xml:space="preserve"> </w:t>
+            </w:r>
+            <w:r>
+              <w:t xml:space="preserve">N.W.</w:t>
             </w:r>
           </w:p>
           <w:p>
             <w:pPr>
-              <w:pStyle w:val="Single"/>
+              <w:spacing w:before="0" w:after="0" w:line="276" w:lineRule="exact"/>
+              <w:ind w:left="0" w:firstLine="0"/>
+              <w:jc w:val="left"/>
             </w:pPr>
             <w:r>
-              <w:t xml:space="preserve">Jorge L. Flores-De Jesús</w:t>
+              <w:t xml:space="preserve">Washington,</w:t>
+            </w:r>
+            <w:r>
+              <w:t xml:space="preserve"> </w:t>
+            </w:r>
+            <w:r>
+              <w:t xml:space="preserve">DC</w:t>
+            </w:r>
+            <w:r>
+              <w:t xml:space="preserve"> </w:t>
+            </w:r>
+            <w:r>
+              <w:t xml:space="preserve">20005</w:t>
             </w:r>
           </w:p>
           <w:p>
             <w:pPr>
-              <w:pStyle w:val="Single"/>
+              <w:spacing w:before="0" w:after="0" w:line="276" w:lineRule="exact"/>
+              <w:ind w:left="0" w:firstLine="0"/>
+              <w:jc w:val="left"/>
             </w:pPr>
             <w:r>
-              <w:t xml:space="preserve">Janitza M. García-Marrero</w:t>
-            </w:r>
-          </w:p>
-          <w:p>
-            <w:pPr>
-              <w:pStyle w:val="Single"/>
-            </w:pPr>
-            <w:r>
-              <w:t xml:space="preserve">Maraliz Vázquez Marrero</w:t>
-            </w:r>
-          </w:p>
-          <w:p>
-            <w:pPr>
-              <w:pStyle w:val="Single"/>
-            </w:pPr>
-            <w:r>
-              <w:t xml:space="preserve">Joseph G. Feldstein-Del Valle</w:t>
-            </w:r>
-          </w:p>
-          <w:p>
-            <w:pPr>
-              <w:pStyle w:val="Single"/>
-            </w:pPr>
-            <w:r>
-              <w:t xml:space="preserve">DEPARTMENT OF JUSTICE</w:t>
-            </w:r>
-          </w:p>
-          <w:p>
-            <w:pPr>
-              <w:pStyle w:val="Single"/>
-            </w:pPr>
-            <w:r>
-              <w:t xml:space="preserve">GENERAL LITIGATION OFFICE</w:t>
-            </w:r>
-          </w:p>
-          <w:p>
-            <w:pPr>
-              <w:pStyle w:val="Single"/>
-            </w:pPr>
-            <w:r>
-              <w:t xml:space="preserve">Federal Litigation and Bankruptcy Division</w:t>
-            </w:r>
-          </w:p>
-          <w:p>
-            <w:pPr>
-              <w:pStyle w:val="Single"/>
-            </w:pPr>
-            <w:r>
-              <w:t xml:space="preserve">P.O. Box 9020192</w:t>
-            </w:r>
-          </w:p>
-          <w:p>
-            <w:pPr>
-              <w:pStyle w:val="Single"/>
-            </w:pPr>
-            <w:r>
-              <w:t xml:space="preserve">San Juan, PR 00902-0192</w:t>
-            </w:r>
-          </w:p>
-          <w:p>
-            <w:pPr>
-              <w:pStyle w:val="Single"/>
-            </w:pPr>
-            <w:r>
-              <w:t xml:space="preserve">Tel: (787) 721-2900</w:t>
-            </w:r>
-          </w:p>
-        </w:tc>
-        <w:tc>
-          <w:tcPr>
-            <w:tcW w:w="288" w:type="dxa"/>
-            <w:vAlign w:val="top"/>
-          </w:tcPr>
-          <w:p>
-            <w:pPr>
-              <w:pStyle w:val="Single"/>
-            </w:pPr>
-          </w:p>
-        </w:tc>
-        <w:tc>
-          <w:tcPr>
-            <w:tcW w:w="4536" w:type="dxa"/>
-            <w:vAlign w:val="top"/>
-          </w:tcPr>
-          <w:p>
-            <w:pPr>
-              <w:pStyle w:val="Single"/>
-            </w:pPr>
-            <w:r>
-              <w:t xml:space="preserve">Susan M. Davies (pro hac vice pending)</w:t>
-            </w:r>
-          </w:p>
-          <w:p>
-            <w:pPr>
-              <w:pStyle w:val="Single"/>
-            </w:pPr>
-            <w:r>
-              <w:t xml:space="preserve">Eugene F. Assaf, P.C. (pro hac vice pending)</w:t>
-            </w:r>
-          </w:p>
-          <w:p>
-            <w:pPr>
-              <w:pStyle w:val="Single"/>
-            </w:pPr>
-            <w:r>
-              <w:t xml:space="preserve">Jeffrey S. Powell (pro hac vice pending)</w:t>
-            </w:r>
-          </w:p>
-          <w:p>
-            <w:pPr>
-              <w:pStyle w:val="Single"/>
-            </w:pPr>
-            <w:r>
-              <w:t xml:space="preserve">Michael A. Glick (pro hac vice pending)</w:t>
-            </w:r>
-          </w:p>
-          <w:p>
-            <w:pPr>
-              <w:pStyle w:val="Single"/>
-            </w:pPr>
-            <w:r>
-              <w:t xml:space="preserve">KIRKLAND &amp; ELLIS LLP</w:t>
-            </w:r>
-          </w:p>
-          <w:p>
-            <w:pPr>
-              <w:pStyle w:val="Single"/>
-            </w:pPr>
-            <w:r>
-              <w:t xml:space="preserve">655 15th Street, N.W.</w:t>
-            </w:r>
-          </w:p>
-          <w:p>
-            <w:pPr>
-              <w:pStyle w:val="Single"/>
-            </w:pPr>
-            <w:r>
-              <w:t xml:space="preserve">Washington, DC 20005</w:t>
-            </w:r>
-          </w:p>
-          <w:p>
-            <w:pPr>
-              <w:pStyle w:val="Single"/>
-            </w:pPr>
-            <w:r>
-              <w:t xml:space="preserve">Tel: (202) 879-5000</w:t>
+              <w:t xml:space="preserve">Tel:</w:t>
+            </w:r>
+            <w:r>
+              <w:t xml:space="preserve"> </w:t>
+            </w:r>
+            <w:r>
+              <w:t xml:space="preserve">(202)</w:t>
+            </w:r>
+            <w:r>
+              <w:t xml:space="preserve"> </w:t>
+            </w:r>
+            <w:r>
+              <w:t xml:space="preserve">879</w:t>
+              <w:noBreakHyphen/>
+              <w:t xml:space="preserve">5000</w:t>
             </w:r>
           </w:p>
         </w:tc>
@@ -406,78 +1513,199 @@
         </w:trPr>
         <w:tc>
           <w:tcPr>
-            <w:tcW w:w="4536" w:type="dxa"/>
-            <w:vAlign w:val="top"/>
+            <w:tcW w:w="4896" w:type="dxa"/>
+            <w:tcMar>
+              <w:right w:w="432" w:type="dxa"/>
+            </w:tcMar>
           </w:tcPr>
           <w:p>
             <w:pPr>
-              <w:pStyle w:val="Single"/>
-              <w:spacing w:before="240" w:after="0"/>
+              <w:spacing w:before="240" w:after="0" w:line="276" w:lineRule="exact"/>
+              <w:ind w:left="0" w:firstLine="0"/>
+              <w:jc w:val="left"/>
             </w:pPr>
             <w:r>
-              <w:t xml:space="preserve">Alejandro Febres-Jorge</w:t>
+              <w:t xml:space="preserve">Alejandro</w:t>
+            </w:r>
+            <w:r>
+              <w:t xml:space="preserve"> </w:t>
+            </w:r>
+            <w:r>
+              <w:t xml:space="preserve">Febres-Jorge</w:t>
             </w:r>
           </w:p>
           <w:p>
             <w:pPr>
-              <w:pStyle w:val="Single"/>
+              <w:spacing w:before="0" w:after="0" w:line="276" w:lineRule="exact"/>
+              <w:ind w:left="0" w:firstLine="0"/>
+              <w:jc w:val="left"/>
             </w:pPr>
             <w:r>
-              <w:t xml:space="preserve">GOVERNMENT DEVELOPMENT BANK FOR PUERTO RICO</w:t>
+              <w:t xml:space="preserve">GOVERNMENT</w:t>
+            </w:r>
+            <w:r>
+              <w:t xml:space="preserve"> </w:t>
+            </w:r>
+            <w:r>
+              <w:t xml:space="preserve">DEVELOPMENT</w:t>
+            </w:r>
+            <w:r>
+              <w:t xml:space="preserve"> </w:t>
+            </w:r>
+            <w:r>
+              <w:t xml:space="preserve">BANK</w:t>
+            </w:r>
+            <w:r>
+              <w:t xml:space="preserve"> </w:t>
+            </w:r>
+            <w:r>
+              <w:t xml:space="preserve">FOR</w:t>
+            </w:r>
+            <w:r>
+              <w:t xml:space="preserve"> </w:t>
+            </w:r>
+            <w:r>
+              <w:t xml:space="preserve">PUERTO</w:t>
+            </w:r>
+            <w:r>
+              <w:t xml:space="preserve"> </w:t>
+            </w:r>
+            <w:r>
+              <w:t xml:space="preserve">RICO</w:t>
             </w:r>
           </w:p>
           <w:p>
             <w:pPr>
-              <w:pStyle w:val="Single"/>
+              <w:spacing w:before="0" w:after="0" w:line="276" w:lineRule="exact"/>
+              <w:ind w:left="0" w:firstLine="0"/>
+              <w:jc w:val="left"/>
             </w:pPr>
             <w:r>
-              <w:t xml:space="preserve">Roberto Sánchez Vilella Government Center</w:t>
+              <w:t xml:space="preserve">Roberto</w:t>
+            </w:r>
+            <w:r>
+              <w:t xml:space="preserve"> </w:t>
+            </w:r>
+            <w:r>
+              <w:t xml:space="preserve">Sánchez</w:t>
+            </w:r>
+            <w:r>
+              <w:t xml:space="preserve"> </w:t>
+            </w:r>
+            <w:r>
+              <w:t xml:space="preserve">Vilella</w:t>
+            </w:r>
+            <w:r>
+              <w:t xml:space="preserve"> </w:t>
+            </w:r>
+            <w:r>
+              <w:t xml:space="preserve">Government</w:t>
+            </w:r>
+            <w:r>
+              <w:t xml:space="preserve"> </w:t>
+            </w:r>
+            <w:r>
+              <w:t xml:space="preserve">Center</w:t>
             </w:r>
           </w:p>
           <w:p>
             <w:pPr>
-              <w:pStyle w:val="Single"/>
+              <w:spacing w:before="0" w:after="0" w:line="276" w:lineRule="exact"/>
+              <w:ind w:left="0" w:firstLine="0"/>
+              <w:jc w:val="left"/>
             </w:pPr>
             <w:r>
-              <w:t xml:space="preserve">De Diego Avenue No. 100</w:t>
+              <w:t xml:space="preserve">De</w:t>
+            </w:r>
+            <w:r>
+              <w:t xml:space="preserve"> </w:t>
+            </w:r>
+            <w:r>
+              <w:t xml:space="preserve">Diego</w:t>
+            </w:r>
+            <w:r>
+              <w:t xml:space="preserve"> </w:t>
+            </w:r>
+            <w:r>
+              <w:t xml:space="preserve">Avenue</w:t>
+            </w:r>
+            <w:r>
+              <w:t xml:space="preserve"> </w:t>
+            </w:r>
+            <w:r>
+              <w:t xml:space="preserve">No.</w:t>
+            </w:r>
+            <w:r>
+              <w:t xml:space="preserve"> </w:t>
+            </w:r>
+            <w:r>
+              <w:t xml:space="preserve">100</w:t>
             </w:r>
           </w:p>
           <w:p>
             <w:pPr>
-              <w:pStyle w:val="Single"/>
+              <w:spacing w:before="0" w:after="0" w:line="276" w:lineRule="exact"/>
+              <w:ind w:left="0" w:firstLine="0"/>
+              <w:jc w:val="left"/>
             </w:pPr>
             <w:r>
-              <w:t xml:space="preserve">Santurce, Puerto Rico 00907-2345</w:t>
+              <w:t xml:space="preserve">Santurce,</w:t>
+            </w:r>
+            <w:r>
+              <w:t xml:space="preserve"> </w:t>
+            </w:r>
+            <w:r>
+              <w:t xml:space="preserve">Puerto</w:t>
+            </w:r>
+            <w:r>
+              <w:t xml:space="preserve"> </w:t>
+            </w:r>
+            <w:r>
+              <w:t xml:space="preserve">Rico</w:t>
+            </w:r>
+            <w:r>
+              <w:t xml:space="preserve"> </w:t>
+            </w:r>
+            <w:r>
+              <w:t xml:space="preserve">00907</w:t>
+              <w:noBreakHyphen/>
+              <w:t xml:space="preserve">2345</w:t>
             </w:r>
           </w:p>
           <w:p>
             <w:pPr>
-              <w:pStyle w:val="Single"/>
+              <w:spacing w:before="0" w:after="0" w:line="276" w:lineRule="exact"/>
+              <w:ind w:left="0" w:firstLine="0"/>
+              <w:jc w:val="left"/>
             </w:pPr>
             <w:r>
-              <w:t xml:space="preserve">Tel: (787) 729-6438</w:t>
+              <w:t xml:space="preserve">Tel:</w:t>
+            </w:r>
+            <w:r>
+              <w:t xml:space="preserve"> </w:t>
+            </w:r>
+            <w:r>
+              <w:t xml:space="preserve">(787)</w:t>
+            </w:r>
+            <w:r>
+              <w:t xml:space="preserve"> </w:t>
+            </w:r>
+            <w:r>
+              <w:t xml:space="preserve">729</w:t>
+              <w:noBreakHyphen/>
+              <w:t xml:space="preserve">6438</w:t>
             </w:r>
           </w:p>
         </w:tc>
         <w:tc>
           <w:tcPr>
-            <w:tcW w:w="288" w:type="dxa"/>
-            <w:vAlign w:val="top"/>
+            <w:tcW w:w="4464" w:type="dxa"/>
           </w:tcPr>
           <w:p>
             <w:pPr>
-              <w:pStyle w:val="Single"/>
-            </w:pPr>
-          </w:p>
-        </w:tc>
-        <w:tc>
-          <w:tcPr>
-            <w:tcW w:w="4536" w:type="dxa"/>
-            <w:vAlign w:val="top"/>
-          </w:tcPr>
-          <w:p>
-            <w:pPr>
-              <w:pStyle w:val="Single"/>
+              <w:spacing w:before="0" w:after="0" w:line="20" w:lineRule="exact"/>
+              <w:ind w:left="0" w:firstLine="0"/>
+              <w:jc w:val="left"/>
             </w:pPr>
           </w:p>
         </w:tc>
@@ -485,84 +1713,104 @@
     </w:tbl>
     <w:p>
       <w:pPr>
-        <w:spacing w:before="0" w:after="0"/>
+        <w:spacing w:before="0" w:after="0" w:line="20" w:lineRule="exact"/>
         <w:sectPr>
+          <w:footerReference w:type="default" r:id="rIdFtrNone"/>
           <w:pgSz w:w="12240" w:h="15840"/>
-          <w:pgMar w:top="1440" w:right="1440" w:bottom="1440" w:left="1440" w:header="720" w:footer="720" w:gutter="0"/>
+          <w:pgMar w:top="1440" w:right="1440" w:bottom="1440" w:left="1440" w:header="720" w:footer="732" w:gutter="0"/>
         </w:sectPr>
       </w:pPr>
     </w:p>
     <w:p>
       <w:pPr>
-        <w:pStyle w:val="FrontHeading"/>
+        <w:keepNext/>
+        <w:keepLines/>
+        <w:spacing w:before="0" w:after="0" w:line="276" w:lineRule="exact"/>
+        <w:ind w:left="0" w:firstLine="0"/>
+        <w:jc w:val="center"/>
       </w:pPr>
       <w:r>
-        <w:t xml:space="preserve">Table of Contents</w:t>
+        <w:rPr>
+          <w:b/>
+          <w:bCs/>
+        </w:rPr>
+        <w:t xml:space="preserve">TABLE OF CONTENTS</w:t>
       </w:r>
     </w:p>
     <w:p>
       <w:pPr>
-        <w:pStyle w:val="PageLabel"/>
+        <w:keepNext/>
+        <w:keepLines/>
+        <w:spacing w:before="240" w:after="0" w:line="276" w:lineRule="exact"/>
+        <w:ind w:left="0" w:firstLine="0"/>
+        <w:jc w:val="right"/>
       </w:pPr>
       <w:r>
+        <w:rPr>
+          <w:b/>
+          <w:bCs/>
+        </w:rPr>
         <w:t xml:space="preserve">Page</w:t>
       </w:r>
     </w:p>
     <w:p>
       <w:pPr>
-        <w:pStyle w:val="PRDToc1"/>
+        <w:keepLines/>
+        <w:tabs>
+          <w:tab w:val="left" w:pos="720"/>
+          <w:tab w:val="right" w:leader="dot" w:pos="9360"/>
+        </w:tabs>
+        <w:spacing w:before="120" w:after="0" w:line="276" w:lineRule="exact"/>
+        <w:ind w:left="720" w:right="720" w:hanging="720"/>
+        <w:jc w:val="left"/>
       </w:pPr>
       <w:r>
         <w:t xml:space="preserve">INTRODUCTION</w:t>
       </w:r>
       <w:r>
+        <w:t xml:space="preserve">   </w:t>
+      </w:r>
+      <w:r>
         <w:tab/>
       </w:r>
       <w:r>
-        <w:fldChar w:fldCharType="begin"/>
-      </w:r>
-      <w:r>
-        <w:instrText xml:space="preserve"> PAGEREF sec2 \h </w:instrText>
-      </w:r>
-      <w:r>
-        <w:fldChar w:fldCharType="separate"/>
-      </w:r>
-      <w:r>
-        <w:t>1</w:t>
-      </w:r>
-      <w:r>
-        <w:fldChar w:fldCharType="end"/>
+        <w:t xml:space="preserve">1</w:t>
       </w:r>
     </w:p>
     <w:p>
       <w:pPr>
-        <w:pStyle w:val="PRDToc1"/>
+        <w:keepLines/>
+        <w:tabs>
+          <w:tab w:val="left" w:pos="720"/>
+          <w:tab w:val="right" w:leader="dot" w:pos="9360"/>
+        </w:tabs>
+        <w:spacing w:before="120" w:after="0" w:line="276" w:lineRule="exact"/>
+        <w:ind w:left="720" w:right="720" w:hanging="720"/>
+        <w:jc w:val="left"/>
       </w:pPr>
       <w:r>
         <w:t xml:space="preserve">BACKGROUND</w:t>
       </w:r>
       <w:r>
+        <w:t xml:space="preserve">   </w:t>
+      </w:r>
+      <w:r>
         <w:tab/>
       </w:r>
       <w:r>
-        <w:fldChar w:fldCharType="begin"/>
-      </w:r>
-      <w:r>
-        <w:instrText xml:space="preserve"> PAGEREF sec6 \h </w:instrText>
-      </w:r>
-      <w:r>
-        <w:fldChar w:fldCharType="separate"/>
-      </w:r>
-      <w:r>
-        <w:t>2</w:t>
-      </w:r>
-      <w:r>
-        <w:fldChar w:fldCharType="end"/>
+        <w:t xml:space="preserve">2</w:t>
       </w:r>
     </w:p>
     <w:p>
       <w:pPr>
-        <w:pStyle w:val="PRDToc1"/>
+        <w:keepLines/>
+        <w:tabs>
+          <w:tab w:val="left" w:pos="720"/>
+          <w:tab w:val="right" w:leader="dot" w:pos="9360"/>
+        </w:tabs>
+        <w:spacing w:before="120" w:after="0" w:line="276" w:lineRule="exact"/>
+        <w:ind w:left="720" w:right="720" w:hanging="720"/>
+        <w:jc w:val="left"/>
       </w:pPr>
       <w:r>
         <w:t xml:space="preserve">STANDARD</w:t>
@@ -592,53 +1840,49 @@
         <w:t xml:space="preserve">DISMISS</w:t>
       </w:r>
       <w:r>
+        <w:t xml:space="preserve">   </w:t>
+      </w:r>
+      <w:r>
         <w:tab/>
       </w:r>
       <w:r>
-        <w:fldChar w:fldCharType="begin"/>
-      </w:r>
-      <w:r>
-        <w:instrText xml:space="preserve"> PAGEREF sec9 \h </w:instrText>
-      </w:r>
-      <w:r>
-        <w:fldChar w:fldCharType="separate"/>
-      </w:r>
-      <w:r>
-        <w:t>2</w:t>
-      </w:r>
-      <w:r>
-        <w:fldChar w:fldCharType="end"/>
+        <w:t xml:space="preserve">2</w:t>
       </w:r>
     </w:p>
     <w:p>
       <w:pPr>
-        <w:pStyle w:val="PRDToc1"/>
+        <w:keepLines/>
+        <w:tabs>
+          <w:tab w:val="left" w:pos="720"/>
+          <w:tab w:val="right" w:leader="dot" w:pos="9360"/>
+        </w:tabs>
+        <w:spacing w:before="120" w:after="0" w:line="276" w:lineRule="exact"/>
+        <w:ind w:left="720" w:right="720" w:hanging="720"/>
+        <w:jc w:val="left"/>
       </w:pPr>
       <w:r>
         <w:t xml:space="preserve">ARGUMENT</w:t>
       </w:r>
       <w:r>
+        <w:t xml:space="preserve">   </w:t>
+      </w:r>
+      <w:r>
         <w:tab/>
       </w:r>
       <w:r>
-        <w:fldChar w:fldCharType="begin"/>
-      </w:r>
-      <w:r>
-        <w:instrText xml:space="preserve"> PAGEREF sec12 \h </w:instrText>
-      </w:r>
-      <w:r>
-        <w:fldChar w:fldCharType="separate"/>
-      </w:r>
-      <w:r>
-        <w:t>3</w:t>
-      </w:r>
-      <w:r>
-        <w:fldChar w:fldCharType="end"/>
+        <w:t xml:space="preserve">3</w:t>
       </w:r>
     </w:p>
     <w:p>
       <w:pPr>
-        <w:pStyle w:val="PRDToc2"/>
+        <w:keepLines/>
+        <w:tabs>
+          <w:tab w:val="left" w:pos="720"/>
+          <w:tab w:val="right" w:leader="dot" w:pos="9360"/>
+        </w:tabs>
+        <w:spacing w:before="120" w:after="0" w:line="276" w:lineRule="exact"/>
+        <w:ind w:left="720" w:right="720" w:hanging="720"/>
+        <w:jc w:val="left"/>
       </w:pPr>
       <w:r>
         <w:t xml:space="preserve">I.</w:t>
@@ -722,27 +1966,25 @@
         <w:t xml:space="preserve">Unripe.</w:t>
       </w:r>
       <w:r>
+        <w:t xml:space="preserve">   </w:t>
+      </w:r>
+      <w:r>
         <w:tab/>
       </w:r>
       <w:r>
-        <w:fldChar w:fldCharType="begin"/>
-      </w:r>
-      <w:r>
-        <w:instrText xml:space="preserve"> PAGEREF sec13 \h </w:instrText>
-      </w:r>
-      <w:r>
-        <w:fldChar w:fldCharType="separate"/>
-      </w:r>
-      <w:r>
-        <w:t>3</w:t>
-      </w:r>
-      <w:r>
-        <w:fldChar w:fldCharType="end"/>
+        <w:t xml:space="preserve">3</w:t>
       </w:r>
     </w:p>
     <w:p>
       <w:pPr>
-        <w:pStyle w:val="PRDToc2"/>
+        <w:keepLines/>
+        <w:tabs>
+          <w:tab w:val="left" w:pos="720"/>
+          <w:tab w:val="right" w:leader="dot" w:pos="9360"/>
+        </w:tabs>
+        <w:spacing w:before="120" w:after="0" w:line="276" w:lineRule="exact"/>
+        <w:ind w:left="720" w:right="720" w:hanging="720"/>
+        <w:jc w:val="left"/>
       </w:pPr>
       <w:r>
         <w:t xml:space="preserve">II.</w:t>
@@ -862,27 +2104,25 @@
         <w:t xml:space="preserve">Clause.</w:t>
       </w:r>
       <w:r>
+        <w:t xml:space="preserve">   </w:t>
+      </w:r>
+      <w:r>
         <w:tab/>
       </w:r>
       <w:r>
-        <w:fldChar w:fldCharType="begin"/>
-      </w:r>
-      <w:r>
-        <w:instrText xml:space="preserve"> PAGEREF sec16 \h </w:instrText>
-      </w:r>
-      <w:r>
-        <w:fldChar w:fldCharType="separate"/>
-      </w:r>
-      <w:r>
-        <w:t>4</w:t>
-      </w:r>
-      <w:r>
-        <w:fldChar w:fldCharType="end"/>
+        <w:t xml:space="preserve">4</w:t>
       </w:r>
     </w:p>
     <w:p>
       <w:pPr>
-        <w:pStyle w:val="PRDToc3"/>
+        <w:keepLines/>
+        <w:tabs>
+          <w:tab w:val="left" w:pos="1440"/>
+          <w:tab w:val="right" w:leader="dot" w:pos="9360"/>
+        </w:tabs>
+        <w:spacing w:before="120" w:after="0" w:line="276" w:lineRule="exact"/>
+        <w:ind w:left="1440" w:right="720" w:hanging="720"/>
+        <w:jc w:val="left"/>
       </w:pPr>
       <w:r>
         <w:t xml:space="preserve">A.</w:t>
@@ -954,27 +2194,25 @@
         <w:t xml:space="preserve">Power.</w:t>
       </w:r>
       <w:r>
+        <w:t xml:space="preserve">   </w:t>
+      </w:r>
+      <w:r>
         <w:tab/>
       </w:r>
       <w:r>
-        <w:fldChar w:fldCharType="begin"/>
-      </w:r>
-      <w:r>
-        <w:instrText xml:space="preserve"> PAGEREF sec17 \h </w:instrText>
-      </w:r>
-      <w:r>
-        <w:fldChar w:fldCharType="separate"/>
-      </w:r>
-      <w:r>
-        <w:t>4</w:t>
-      </w:r>
-      <w:r>
-        <w:fldChar w:fldCharType="end"/>
+        <w:t xml:space="preserve">4</w:t>
       </w:r>
     </w:p>
     <w:p>
       <w:pPr>
-        <w:pStyle w:val="PRDToc3"/>
+        <w:keepLines/>
+        <w:tabs>
+          <w:tab w:val="left" w:pos="1440"/>
+          <w:tab w:val="right" w:leader="dot" w:pos="9360"/>
+        </w:tabs>
+        <w:spacing w:before="120" w:after="0" w:line="276" w:lineRule="exact"/>
+        <w:ind w:left="1440" w:right="720" w:hanging="720"/>
+        <w:jc w:val="left"/>
       </w:pPr>
       <w:r>
         <w:t xml:space="preserve">B.</w:t>
@@ -1046,64 +2284,2348 @@
         <w:t xml:space="preserve">Act.</w:t>
       </w:r>
       <w:r>
+        <w:t xml:space="preserve">   </w:t>
+      </w:r>
+      <w:r>
         <w:tab/>
       </w:r>
       <w:r>
-        <w:fldChar w:fldCharType="begin"/>
-      </w:r>
-      <w:r>
-        <w:instrText xml:space="preserve"> PAGEREF sec24 \h </w:instrText>
-      </w:r>
-      <w:r>
-        <w:fldChar w:fldCharType="separate"/>
-      </w:r>
-      <w:r>
-        <w:t>7</w:t>
-      </w:r>
-      <w:r>
-        <w:fldChar w:fldCharType="end"/>
+        <w:t xml:space="preserve">7</w:t>
       </w:r>
     </w:p>
     <w:p>
       <w:pPr>
-        <w:pStyle w:val="PRDToc1"/>
+        <w:keepLines/>
+        <w:tabs>
+          <w:tab w:val="left" w:pos="720"/>
+          <w:tab w:val="right" w:leader="dot" w:pos="9360"/>
+        </w:tabs>
+        <w:spacing w:before="120" w:after="0" w:line="276" w:lineRule="exact"/>
+        <w:ind w:left="720" w:right="720" w:hanging="720"/>
+        <w:jc w:val="left"/>
       </w:pPr>
       <w:r>
         <w:t xml:space="preserve">CONCLUSION</w:t>
       </w:r>
       <w:r>
+        <w:t xml:space="preserve">   </w:t>
+      </w:r>
+      <w:r>
         <w:tab/>
       </w:r>
       <w:r>
-        <w:fldChar w:fldCharType="begin"/>
-      </w:r>
-      <w:r>
-        <w:instrText xml:space="preserve"> PAGEREF sec27 \h </w:instrText>
-      </w:r>
-      <w:r>
-        <w:fldChar w:fldCharType="separate"/>
-      </w:r>
-      <w:r>
-        <w:t>7</w:t>
-      </w:r>
-      <w:r>
-        <w:fldChar w:fldCharType="end"/>
+        <w:t xml:space="preserve">7</w:t>
       </w:r>
     </w:p>
     <w:p>
       <w:pPr>
-        <w:spacing w:before="0" w:after="0"/>
+        <w:keepNext/>
+        <w:keepLines/>
+        <w:pageBreakBefore/>
+        <w:spacing w:before="0" w:after="0" w:line="276" w:lineRule="exact"/>
+        <w:ind w:left="0" w:firstLine="0"/>
+        <w:jc w:val="center"/>
+      </w:pPr>
+      <w:r>
+        <w:rPr>
+          <w:b/>
+          <w:bCs/>
+        </w:rPr>
+        <w:t xml:space="preserve">TABLE OF AUTHORITIES</w:t>
+      </w:r>
+    </w:p>
+    <w:p>
+      <w:pPr>
+        <w:keepNext/>
+        <w:keepLines/>
+        <w:spacing w:before="240" w:after="0" w:line="276" w:lineRule="exact"/>
+        <w:ind w:left="0" w:firstLine="0"/>
+        <w:jc w:val="right"/>
+      </w:pPr>
+      <w:r>
+        <w:rPr>
+          <w:b/>
+          <w:bCs/>
+        </w:rPr>
+        <w:t xml:space="preserve">Page(s)</w:t>
+      </w:r>
+    </w:p>
+    <w:p>
+      <w:pPr>
+        <w:keepNext/>
+        <w:keepLines/>
+        <w:spacing w:before="240" w:after="0" w:line="276" w:lineRule="exact"/>
+        <w:ind w:left="0" w:firstLine="0"/>
+        <w:jc w:val="left"/>
+      </w:pPr>
+      <w:r>
+        <w:rPr>
+          <w:b/>
+          <w:bCs/>
+        </w:rPr>
+        <w:t xml:space="preserve">Cases</w:t>
+      </w:r>
+    </w:p>
+    <w:p>
+      <w:pPr>
+        <w:keepLines/>
+        <w:tabs>
+          <w:tab w:val="right" w:leader="dot" w:pos="9360"/>
+        </w:tabs>
+        <w:spacing w:before="120" w:after="0" w:line="276" w:lineRule="exact"/>
+        <w:ind w:left="504" w:right="1440" w:hanging="504"/>
+        <w:jc w:val="left"/>
+      </w:pPr>
+      <w:r>
+        <w:rPr>
+          <w:i/>
+          <w:iCs/>
+        </w:rPr>
+        <w:t xml:space="preserve">Ashcroft</w:t>
+      </w:r>
+      <w:r>
+        <w:rPr>
+          <w:i/>
+          <w:iCs/>
+        </w:rPr>
+        <w:t xml:space="preserve"> </w:t>
+      </w:r>
+      <w:r>
+        <w:rPr>
+          <w:i/>
+          <w:iCs/>
+        </w:rPr>
+        <w:t xml:space="preserve">v.</w:t>
+      </w:r>
+      <w:r>
+        <w:rPr>
+          <w:i/>
+          <w:iCs/>
+        </w:rPr>
+        <w:t xml:space="preserve"> </w:t>
+      </w:r>
+      <w:r>
+        <w:rPr>
+          <w:i/>
+          <w:iCs/>
+        </w:rPr>
+        <w:t xml:space="preserve">Iqbal</w:t>
+      </w:r>
+      <w:r>
+        <w:t xml:space="preserve">, </w:t>
+      </w:r>
+      <w:r>
+        <w:t xml:space="preserve">556</w:t>
+      </w:r>
+      <w:r>
+        <w:t xml:space="preserve"> </w:t>
+      </w:r>
+      <w:r>
+        <w:t xml:space="preserve">U.S.</w:t>
+      </w:r>
+      <w:r>
+        <w:t xml:space="preserve"> </w:t>
+      </w:r>
+      <w:r>
+        <w:t xml:space="preserve">662,</w:t>
+      </w:r>
+      <w:r>
+        <w:t xml:space="preserve"> </w:t>
+      </w:r>
+      <w:r>
+        <w:t xml:space="preserve">679</w:t>
+      </w:r>
+      <w:r>
+        <w:t xml:space="preserve"> </w:t>
+      </w:r>
+      <w:r>
+        <w:t xml:space="preserve">(2009)</w:t>
+      </w:r>
+      <w:r>
+        <w:t xml:space="preserve">   </w:t>
+      </w:r>
+      <w:r>
+        <w:tab/>
+      </w:r>
+      <w:r>
+        <w:t xml:space="preserve">3</w:t>
+      </w:r>
+    </w:p>
+    <w:p>
+      <w:pPr>
+        <w:keepLines/>
+        <w:tabs>
+          <w:tab w:val="right" w:leader="dot" w:pos="9360"/>
+        </w:tabs>
+        <w:spacing w:before="120" w:after="0" w:line="276" w:lineRule="exact"/>
+        <w:ind w:left="504" w:right="1440" w:hanging="504"/>
+        <w:jc w:val="left"/>
+      </w:pPr>
+      <w:r>
+        <w:rPr>
+          <w:i/>
+          <w:iCs/>
+        </w:rPr>
+        <w:t xml:space="preserve">Ashton</w:t>
+      </w:r>
+      <w:r>
+        <w:rPr>
+          <w:i/>
+          <w:iCs/>
+        </w:rPr>
+        <w:t xml:space="preserve"> </w:t>
+      </w:r>
+      <w:r>
+        <w:rPr>
+          <w:i/>
+          <w:iCs/>
+        </w:rPr>
+        <w:t xml:space="preserve">v.</w:t>
+      </w:r>
+      <w:r>
+        <w:rPr>
+          <w:i/>
+          <w:iCs/>
+        </w:rPr>
+        <w:t xml:space="preserve"> </w:t>
+      </w:r>
+      <w:r>
+        <w:rPr>
+          <w:i/>
+          <w:iCs/>
+        </w:rPr>
+        <w:t xml:space="preserve">Cameron</w:t>
+      </w:r>
+      <w:r>
+        <w:rPr>
+          <w:i/>
+          <w:iCs/>
+        </w:rPr>
+        <w:t xml:space="preserve"> </w:t>
+      </w:r>
+      <w:r>
+        <w:rPr>
+          <w:i/>
+          <w:iCs/>
+        </w:rPr>
+        <w:t xml:space="preserve">Cnty.</w:t>
+      </w:r>
+      <w:r>
+        <w:rPr>
+          <w:i/>
+          <w:iCs/>
+        </w:rPr>
+        <w:t xml:space="preserve"> </w:t>
+      </w:r>
+      <w:r>
+        <w:rPr>
+          <w:i/>
+          <w:iCs/>
+        </w:rPr>
+        <w:t xml:space="preserve">Water</w:t>
+      </w:r>
+      <w:r>
+        <w:rPr>
+          <w:i/>
+          <w:iCs/>
+        </w:rPr>
+        <w:t xml:space="preserve"> </w:t>
+      </w:r>
+      <w:r>
+        <w:rPr>
+          <w:i/>
+          <w:iCs/>
+        </w:rPr>
+        <w:t xml:space="preserve">Improvement</w:t>
+      </w:r>
+      <w:r>
+        <w:rPr>
+          <w:i/>
+          <w:iCs/>
+        </w:rPr>
+        <w:t xml:space="preserve"> </w:t>
+      </w:r>
+      <w:r>
+        <w:rPr>
+          <w:i/>
+          <w:iCs/>
+        </w:rPr>
+        <w:t xml:space="preserve">Dist.</w:t>
+      </w:r>
+      <w:r>
+        <w:t xml:space="preserve">, </w:t>
+      </w:r>
+      <w:r>
+        <w:t xml:space="preserve">298</w:t>
+      </w:r>
+      <w:r>
+        <w:t xml:space="preserve"> </w:t>
+      </w:r>
+      <w:r>
+        <w:t xml:space="preserve">U.S.</w:t>
+      </w:r>
+      <w:r>
+        <w:t xml:space="preserve"> </w:t>
+      </w:r>
+      <w:r>
+        <w:t xml:space="preserve">513,</w:t>
+      </w:r>
+      <w:r>
+        <w:t xml:space="preserve"> </w:t>
+      </w:r>
+      <w:r>
+        <w:t xml:space="preserve">529</w:t>
+        <w:noBreakHyphen/>
+        <w:t xml:space="preserve">32</w:t>
+      </w:r>
+      <w:r>
+        <w:t xml:space="preserve"> </w:t>
+      </w:r>
+      <w:r>
+        <w:t xml:space="preserve">(1936)</w:t>
+      </w:r>
+      <w:r>
+        <w:t xml:space="preserve">   </w:t>
+      </w:r>
+      <w:r>
+        <w:tab/>
+      </w:r>
+      <w:r>
+        <w:t xml:space="preserve">5</w:t>
+      </w:r>
+    </w:p>
+    <w:p>
+      <w:pPr>
+        <w:keepLines/>
+        <w:tabs>
+          <w:tab w:val="right" w:leader="dot" w:pos="9360"/>
+        </w:tabs>
+        <w:spacing w:before="120" w:after="0" w:line="276" w:lineRule="exact"/>
+        <w:ind w:left="504" w:right="1440" w:hanging="504"/>
+        <w:jc w:val="left"/>
+      </w:pPr>
+      <w:r>
+        <w:rPr>
+          <w:i/>
+          <w:iCs/>
+        </w:rPr>
+        <w:t xml:space="preserve">Ernst</w:t>
+      </w:r>
+      <w:r>
+        <w:rPr>
+          <w:i/>
+          <w:iCs/>
+        </w:rPr>
+        <w:t xml:space="preserve"> </w:t>
+      </w:r>
+      <w:r>
+        <w:rPr>
+          <w:i/>
+          <w:iCs/>
+        </w:rPr>
+        <w:t xml:space="preserve">&amp;</w:t>
+      </w:r>
+      <w:r>
+        <w:rPr>
+          <w:i/>
+          <w:iCs/>
+        </w:rPr>
+        <w:t xml:space="preserve"> </w:t>
+      </w:r>
+      <w:r>
+        <w:rPr>
+          <w:i/>
+          <w:iCs/>
+        </w:rPr>
+        <w:t xml:space="preserve">Young</w:t>
+      </w:r>
+      <w:r>
+        <w:rPr>
+          <w:i/>
+          <w:iCs/>
+        </w:rPr>
+        <w:t xml:space="preserve"> </w:t>
+      </w:r>
+      <w:r>
+        <w:rPr>
+          <w:i/>
+          <w:iCs/>
+        </w:rPr>
+        <w:t xml:space="preserve">v.</w:t>
+      </w:r>
+      <w:r>
+        <w:rPr>
+          <w:i/>
+          <w:iCs/>
+        </w:rPr>
+        <w:t xml:space="preserve"> </w:t>
+      </w:r>
+      <w:r>
+        <w:rPr>
+          <w:i/>
+          <w:iCs/>
+        </w:rPr>
+        <w:t xml:space="preserve">Depositors</w:t>
+      </w:r>
+      <w:r>
+        <w:rPr>
+          <w:i/>
+          <w:iCs/>
+        </w:rPr>
+        <w:t xml:space="preserve"> </w:t>
+      </w:r>
+      <w:r>
+        <w:rPr>
+          <w:i/>
+          <w:iCs/>
+        </w:rPr>
+        <w:t xml:space="preserve">Econ.</w:t>
+      </w:r>
+      <w:r>
+        <w:rPr>
+          <w:i/>
+          <w:iCs/>
+        </w:rPr>
+        <w:t xml:space="preserve"> </w:t>
+      </w:r>
+      <w:r>
+        <w:rPr>
+          <w:i/>
+          <w:iCs/>
+        </w:rPr>
+        <w:t xml:space="preserve">Prot.</w:t>
+      </w:r>
+      <w:r>
+        <w:rPr>
+          <w:i/>
+          <w:iCs/>
+        </w:rPr>
+        <w:t xml:space="preserve"> </w:t>
+      </w:r>
+      <w:r>
+        <w:rPr>
+          <w:i/>
+          <w:iCs/>
+        </w:rPr>
+        <w:t xml:space="preserve">Corp.</w:t>
+      </w:r>
+      <w:r>
+        <w:t xml:space="preserve">, </w:t>
+      </w:r>
+      <w:r>
+        <w:t xml:space="preserve">45</w:t>
+      </w:r>
+      <w:r>
+        <w:t xml:space="preserve"> </w:t>
+      </w:r>
+      <w:r>
+        <w:t xml:space="preserve">F.3d</w:t>
+      </w:r>
+      <w:r>
+        <w:t xml:space="preserve"> </w:t>
+      </w:r>
+      <w:r>
+        <w:t xml:space="preserve">530,</w:t>
+      </w:r>
+      <w:r>
+        <w:t xml:space="preserve"> </w:t>
+      </w:r>
+      <w:r>
+        <w:t xml:space="preserve">537</w:t>
+        <w:noBreakHyphen/>
+        <w:t xml:space="preserve">38</w:t>
+      </w:r>
+      <w:r>
+        <w:t xml:space="preserve"> </w:t>
+      </w:r>
+      <w:r>
+        <w:t xml:space="preserve">(1st</w:t>
+      </w:r>
+      <w:r>
+        <w:t xml:space="preserve"> </w:t>
+      </w:r>
+      <w:r>
+        <w:t xml:space="preserve">Cir.</w:t>
+      </w:r>
+      <w:r>
+        <w:t xml:space="preserve"> </w:t>
+      </w:r>
+      <w:r>
+        <w:t xml:space="preserve">1995)</w:t>
+      </w:r>
+      <w:r>
+        <w:t xml:space="preserve">   </w:t>
+      </w:r>
+      <w:r>
+        <w:tab/>
+      </w:r>
+      <w:r>
+        <w:t xml:space="preserve">4</w:t>
+      </w:r>
+    </w:p>
+    <w:p>
+      <w:pPr>
+        <w:keepLines/>
+        <w:tabs>
+          <w:tab w:val="right" w:leader="dot" w:pos="9360"/>
+        </w:tabs>
+        <w:spacing w:before="120" w:after="0" w:line="276" w:lineRule="exact"/>
+        <w:ind w:left="504" w:right="1440" w:hanging="504"/>
+        <w:jc w:val="left"/>
+      </w:pPr>
+      <w:r>
+        <w:rPr>
+          <w:i/>
+          <w:iCs/>
+        </w:rPr>
+        <w:t xml:space="preserve">Examining</w:t>
+      </w:r>
+      <w:r>
+        <w:rPr>
+          <w:i/>
+          <w:iCs/>
+        </w:rPr>
+        <w:t xml:space="preserve"> </w:t>
+      </w:r>
+      <w:r>
+        <w:rPr>
+          <w:i/>
+          <w:iCs/>
+        </w:rPr>
+        <w:t xml:space="preserve">Bd.</w:t>
+      </w:r>
+      <w:r>
+        <w:rPr>
+          <w:i/>
+          <w:iCs/>
+        </w:rPr>
+        <w:t xml:space="preserve"> </w:t>
+      </w:r>
+      <w:r>
+        <w:rPr>
+          <w:i/>
+          <w:iCs/>
+        </w:rPr>
+        <w:t xml:space="preserve">of</w:t>
+      </w:r>
+      <w:r>
+        <w:rPr>
+          <w:i/>
+          <w:iCs/>
+        </w:rPr>
+        <w:t xml:space="preserve"> </w:t>
+      </w:r>
+      <w:r>
+        <w:rPr>
+          <w:i/>
+          <w:iCs/>
+        </w:rPr>
+        <w:t xml:space="preserve">Eng’rs,</w:t>
+      </w:r>
+      <w:r>
+        <w:rPr>
+          <w:i/>
+          <w:iCs/>
+        </w:rPr>
+        <w:t xml:space="preserve"> </w:t>
+      </w:r>
+      <w:r>
+        <w:rPr>
+          <w:i/>
+          <w:iCs/>
+        </w:rPr>
+        <w:t xml:space="preserve">Architects</w:t>
+      </w:r>
+      <w:r>
+        <w:rPr>
+          <w:i/>
+          <w:iCs/>
+        </w:rPr>
+        <w:t xml:space="preserve"> </w:t>
+      </w:r>
+      <w:r>
+        <w:rPr>
+          <w:i/>
+          <w:iCs/>
+        </w:rPr>
+        <w:t xml:space="preserve">&amp;</w:t>
+      </w:r>
+      <w:r>
+        <w:rPr>
+          <w:i/>
+          <w:iCs/>
+        </w:rPr>
+        <w:t xml:space="preserve"> </w:t>
+      </w:r>
+      <w:r>
+        <w:rPr>
+          <w:i/>
+          <w:iCs/>
+        </w:rPr>
+        <w:t xml:space="preserve">Surveyors</w:t>
+      </w:r>
+      <w:r>
+        <w:rPr>
+          <w:i/>
+          <w:iCs/>
+        </w:rPr>
+        <w:t xml:space="preserve"> </w:t>
+      </w:r>
+      <w:r>
+        <w:rPr>
+          <w:i/>
+          <w:iCs/>
+        </w:rPr>
+        <w:t xml:space="preserve">v.</w:t>
+      </w:r>
+      <w:r>
+        <w:rPr>
+          <w:i/>
+          <w:iCs/>
+        </w:rPr>
+        <w:t xml:space="preserve"> </w:t>
+      </w:r>
+      <w:r>
+        <w:rPr>
+          <w:i/>
+          <w:iCs/>
+        </w:rPr>
+        <w:t xml:space="preserve">Flores</w:t>
+      </w:r>
+      <w:r>
+        <w:rPr>
+          <w:i/>
+          <w:iCs/>
+        </w:rPr>
+        <w:t xml:space="preserve"> </w:t>
+      </w:r>
+      <w:r>
+        <w:rPr>
+          <w:i/>
+          <w:iCs/>
+        </w:rPr>
+        <w:t xml:space="preserve">de</w:t>
+      </w:r>
+      <w:r>
+        <w:rPr>
+          <w:i/>
+          <w:iCs/>
+        </w:rPr>
+        <w:t xml:space="preserve"> </w:t>
+      </w:r>
+      <w:r>
+        <w:rPr>
+          <w:i/>
+          <w:iCs/>
+        </w:rPr>
+        <w:t xml:space="preserve">Otero</w:t>
+      </w:r>
+      <w:r>
+        <w:t xml:space="preserve">, </w:t>
+      </w:r>
+      <w:r>
+        <w:t xml:space="preserve">426</w:t>
+      </w:r>
+      <w:r>
+        <w:t xml:space="preserve"> </w:t>
+      </w:r>
+      <w:r>
+        <w:t xml:space="preserve">U.S.</w:t>
+      </w:r>
+      <w:r>
+        <w:t xml:space="preserve"> </w:t>
+      </w:r>
+      <w:r>
+        <w:t xml:space="preserve">572,</w:t>
+      </w:r>
+      <w:r>
+        <w:t xml:space="preserve"> </w:t>
+      </w:r>
+      <w:r>
+        <w:t xml:space="preserve">594</w:t>
+      </w:r>
+      <w:r>
+        <w:t xml:space="preserve"> </w:t>
+      </w:r>
+      <w:r>
+        <w:t xml:space="preserve">(1976)</w:t>
+      </w:r>
+      <w:r>
+        <w:t xml:space="preserve">   </w:t>
+      </w:r>
+      <w:r>
+        <w:tab/>
+      </w:r>
+      <w:r>
+        <w:t xml:space="preserve">4</w:t>
+      </w:r>
+    </w:p>
+    <w:p>
+      <w:pPr>
+        <w:keepLines/>
+        <w:tabs>
+          <w:tab w:val="right" w:leader="dot" w:pos="9360"/>
+        </w:tabs>
+        <w:spacing w:before="120" w:after="0" w:line="276" w:lineRule="exact"/>
+        <w:ind w:left="504" w:right="1440" w:hanging="504"/>
+        <w:jc w:val="left"/>
+      </w:pPr>
+      <w:r>
+        <w:rPr>
+          <w:i/>
+          <w:iCs/>
+        </w:rPr>
+        <w:t xml:space="preserve">Faitoute</w:t>
+      </w:r>
+      <w:r>
+        <w:rPr>
+          <w:i/>
+          <w:iCs/>
+        </w:rPr>
+        <w:t xml:space="preserve"> </w:t>
+      </w:r>
+      <w:r>
+        <w:rPr>
+          <w:i/>
+          <w:iCs/>
+        </w:rPr>
+        <w:t xml:space="preserve">Iron</w:t>
+      </w:r>
+      <w:r>
+        <w:rPr>
+          <w:i/>
+          <w:iCs/>
+        </w:rPr>
+        <w:t xml:space="preserve"> </w:t>
+      </w:r>
+      <w:r>
+        <w:rPr>
+          <w:i/>
+          <w:iCs/>
+        </w:rPr>
+        <w:t xml:space="preserve">&amp;</w:t>
+      </w:r>
+      <w:r>
+        <w:rPr>
+          <w:i/>
+          <w:iCs/>
+        </w:rPr>
+        <w:t xml:space="preserve"> </w:t>
+      </w:r>
+      <w:r>
+        <w:rPr>
+          <w:i/>
+          <w:iCs/>
+        </w:rPr>
+        <w:t xml:space="preserve">Steel</w:t>
+      </w:r>
+      <w:r>
+        <w:rPr>
+          <w:i/>
+          <w:iCs/>
+        </w:rPr>
+        <w:t xml:space="preserve"> </w:t>
+      </w:r>
+      <w:r>
+        <w:rPr>
+          <w:i/>
+          <w:iCs/>
+        </w:rPr>
+        <w:t xml:space="preserve">Co.</w:t>
+      </w:r>
+      <w:r>
+        <w:rPr>
+          <w:i/>
+          <w:iCs/>
+        </w:rPr>
+        <w:t xml:space="preserve"> </w:t>
+      </w:r>
+      <w:r>
+        <w:rPr>
+          <w:i/>
+          <w:iCs/>
+        </w:rPr>
+        <w:t xml:space="preserve">v.</w:t>
+      </w:r>
+      <w:r>
+        <w:rPr>
+          <w:i/>
+          <w:iCs/>
+        </w:rPr>
+        <w:t xml:space="preserve"> </w:t>
+      </w:r>
+      <w:r>
+        <w:rPr>
+          <w:i/>
+          <w:iCs/>
+        </w:rPr>
+        <w:t xml:space="preserve">City</w:t>
+      </w:r>
+      <w:r>
+        <w:rPr>
+          <w:i/>
+          <w:iCs/>
+        </w:rPr>
+        <w:t xml:space="preserve"> </w:t>
+      </w:r>
+      <w:r>
+        <w:rPr>
+          <w:i/>
+          <w:iCs/>
+        </w:rPr>
+        <w:t xml:space="preserve">of</w:t>
+      </w:r>
+      <w:r>
+        <w:rPr>
+          <w:i/>
+          <w:iCs/>
+        </w:rPr>
+        <w:t xml:space="preserve"> </w:t>
+      </w:r>
+      <w:r>
+        <w:rPr>
+          <w:i/>
+          <w:iCs/>
+        </w:rPr>
+        <w:t xml:space="preserve">Asbury</w:t>
+      </w:r>
+      <w:r>
+        <w:rPr>
+          <w:i/>
+          <w:iCs/>
+        </w:rPr>
+        <w:t xml:space="preserve"> </w:t>
+      </w:r>
+      <w:r>
+        <w:rPr>
+          <w:i/>
+          <w:iCs/>
+        </w:rPr>
+        <w:t xml:space="preserve">Park,</w:t>
+      </w:r>
+      <w:r>
+        <w:rPr>
+          <w:i/>
+          <w:iCs/>
+        </w:rPr>
+        <w:t xml:space="preserve"> </w:t>
+      </w:r>
+      <w:r>
+        <w:rPr>
+          <w:i/>
+          <w:iCs/>
+        </w:rPr>
+        <w:t xml:space="preserve">N.J.</w:t>
+      </w:r>
+      <w:r>
+        <w:t xml:space="preserve">, </w:t>
+      </w:r>
+      <w:r>
+        <w:t xml:space="preserve">316</w:t>
+      </w:r>
+      <w:r>
+        <w:t xml:space="preserve"> </w:t>
+      </w:r>
+      <w:r>
+        <w:t xml:space="preserve">U.S.</w:t>
+      </w:r>
+      <w:r>
+        <w:t xml:space="preserve"> </w:t>
+      </w:r>
+      <w:r>
+        <w:t xml:space="preserve">502,</w:t>
+      </w:r>
+      <w:r>
+        <w:t xml:space="preserve"> </w:t>
+      </w:r>
+      <w:r>
+        <w:t xml:space="preserve">508</w:t>
+        <w:noBreakHyphen/>
+        <w:t xml:space="preserve">09</w:t>
+      </w:r>
+      <w:r>
+        <w:t xml:space="preserve"> </w:t>
+      </w:r>
+      <w:r>
+        <w:t xml:space="preserve">(1942)</w:t>
+      </w:r>
+      <w:r>
+        <w:t xml:space="preserve">   </w:t>
+      </w:r>
+      <w:r>
+        <w:tab/>
+      </w:r>
+      <w:r>
+        <w:t xml:space="preserve">5</w:t>
+      </w:r>
+    </w:p>
+    <w:p>
+      <w:pPr>
+        <w:keepLines/>
+        <w:tabs>
+          <w:tab w:val="right" w:leader="dot" w:pos="9360"/>
+        </w:tabs>
+        <w:spacing w:before="120" w:after="0" w:line="276" w:lineRule="exact"/>
+        <w:ind w:left="504" w:right="1440" w:hanging="504"/>
+        <w:jc w:val="left"/>
+      </w:pPr>
+      <w:r>
+        <w:rPr>
+          <w:i/>
+          <w:iCs/>
+        </w:rPr>
+        <w:t xml:space="preserve">Home</w:t>
+      </w:r>
+      <w:r>
+        <w:rPr>
+          <w:i/>
+          <w:iCs/>
+        </w:rPr>
+        <w:t xml:space="preserve"> </w:t>
+      </w:r>
+      <w:r>
+        <w:rPr>
+          <w:i/>
+          <w:iCs/>
+        </w:rPr>
+        <w:t xml:space="preserve">Bldg.</w:t>
+      </w:r>
+      <w:r>
+        <w:rPr>
+          <w:i/>
+          <w:iCs/>
+        </w:rPr>
+        <w:t xml:space="preserve"> </w:t>
+      </w:r>
+      <w:r>
+        <w:rPr>
+          <w:i/>
+          <w:iCs/>
+        </w:rPr>
+        <w:t xml:space="preserve">&amp;</w:t>
+      </w:r>
+      <w:r>
+        <w:rPr>
+          <w:i/>
+          <w:iCs/>
+        </w:rPr>
+        <w:t xml:space="preserve"> </w:t>
+      </w:r>
+      <w:r>
+        <w:rPr>
+          <w:i/>
+          <w:iCs/>
+        </w:rPr>
+        <w:t xml:space="preserve">Loan</w:t>
+      </w:r>
+      <w:r>
+        <w:rPr>
+          <w:i/>
+          <w:iCs/>
+        </w:rPr>
+        <w:t xml:space="preserve"> </w:t>
+      </w:r>
+      <w:r>
+        <w:rPr>
+          <w:i/>
+          <w:iCs/>
+        </w:rPr>
+        <w:t xml:space="preserve">Ass’n</w:t>
+      </w:r>
+      <w:r>
+        <w:rPr>
+          <w:i/>
+          <w:iCs/>
+        </w:rPr>
+        <w:t xml:space="preserve"> </w:t>
+      </w:r>
+      <w:r>
+        <w:rPr>
+          <w:i/>
+          <w:iCs/>
+        </w:rPr>
+        <w:t xml:space="preserve">v.</w:t>
+      </w:r>
+      <w:r>
+        <w:rPr>
+          <w:i/>
+          <w:iCs/>
+        </w:rPr>
+        <w:t xml:space="preserve"> </w:t>
+      </w:r>
+      <w:r>
+        <w:rPr>
+          <w:i/>
+          <w:iCs/>
+        </w:rPr>
+        <w:t xml:space="preserve">Blaisdell</w:t>
+      </w:r>
+      <w:r>
+        <w:t xml:space="preserve">, </w:t>
+      </w:r>
+      <w:r>
+        <w:t xml:space="preserve">290</w:t>
+      </w:r>
+      <w:r>
+        <w:t xml:space="preserve"> </w:t>
+      </w:r>
+      <w:r>
+        <w:t xml:space="preserve">U.S.</w:t>
+      </w:r>
+      <w:r>
+        <w:t xml:space="preserve"> </w:t>
+      </w:r>
+      <w:r>
+        <w:t xml:space="preserve">398,</w:t>
+      </w:r>
+      <w:r>
+        <w:t xml:space="preserve"> </w:t>
+      </w:r>
+      <w:r>
+        <w:t xml:space="preserve">444</w:t>
+      </w:r>
+      <w:r>
+        <w:t xml:space="preserve"> </w:t>
+      </w:r>
+      <w:r>
+        <w:t xml:space="preserve">(1934)</w:t>
+      </w:r>
+      <w:r>
+        <w:t xml:space="preserve">   </w:t>
+      </w:r>
+      <w:r>
+        <w:tab/>
+      </w:r>
+      <w:r>
+        <w:t xml:space="preserve">6</w:t>
+      </w:r>
+    </w:p>
+    <w:p>
+      <w:pPr>
+        <w:keepLines/>
+        <w:tabs>
+          <w:tab w:val="right" w:leader="dot" w:pos="9360"/>
+        </w:tabs>
+        <w:spacing w:before="120" w:after="0" w:line="276" w:lineRule="exact"/>
+        <w:ind w:left="504" w:right="1440" w:hanging="504"/>
+        <w:jc w:val="left"/>
+      </w:pPr>
+      <w:r>
+        <w:rPr>
+          <w:i/>
+          <w:iCs/>
+        </w:rPr>
+        <w:t xml:space="preserve">Lujan</w:t>
+      </w:r>
+      <w:r>
+        <w:rPr>
+          <w:i/>
+          <w:iCs/>
+        </w:rPr>
+        <w:t xml:space="preserve"> </w:t>
+      </w:r>
+      <w:r>
+        <w:rPr>
+          <w:i/>
+          <w:iCs/>
+        </w:rPr>
+        <w:t xml:space="preserve">v.</w:t>
+      </w:r>
+      <w:r>
+        <w:rPr>
+          <w:i/>
+          <w:iCs/>
+        </w:rPr>
+        <w:t xml:space="preserve"> </w:t>
+      </w:r>
+      <w:r>
+        <w:rPr>
+          <w:i/>
+          <w:iCs/>
+        </w:rPr>
+        <w:t xml:space="preserve">Defenders</w:t>
+      </w:r>
+      <w:r>
+        <w:rPr>
+          <w:i/>
+          <w:iCs/>
+        </w:rPr>
+        <w:t xml:space="preserve"> </w:t>
+      </w:r>
+      <w:r>
+        <w:rPr>
+          <w:i/>
+          <w:iCs/>
+        </w:rPr>
+        <w:t xml:space="preserve">of</w:t>
+      </w:r>
+      <w:r>
+        <w:rPr>
+          <w:i/>
+          <w:iCs/>
+        </w:rPr>
+        <w:t xml:space="preserve"> </w:t>
+      </w:r>
+      <w:r>
+        <w:rPr>
+          <w:i/>
+          <w:iCs/>
+        </w:rPr>
+        <w:t xml:space="preserve">Wildlife</w:t>
+      </w:r>
+      <w:r>
+        <w:t xml:space="preserve">, </w:t>
+      </w:r>
+      <w:r>
+        <w:t xml:space="preserve">504</w:t>
+      </w:r>
+      <w:r>
+        <w:t xml:space="preserve"> </w:t>
+      </w:r>
+      <w:r>
+        <w:t xml:space="preserve">U.S.</w:t>
+      </w:r>
+      <w:r>
+        <w:t xml:space="preserve"> </w:t>
+      </w:r>
+      <w:r>
+        <w:t xml:space="preserve">555,</w:t>
+      </w:r>
+      <w:r>
+        <w:t xml:space="preserve"> </w:t>
+      </w:r>
+      <w:r>
+        <w:t xml:space="preserve">560</w:t>
+      </w:r>
+      <w:r>
+        <w:t xml:space="preserve"> </w:t>
+      </w:r>
+      <w:r>
+        <w:t xml:space="preserve">(1992)</w:t>
+      </w:r>
+      <w:r>
+        <w:t xml:space="preserve">   </w:t>
+      </w:r>
+      <w:r>
+        <w:tab/>
+      </w:r>
+      <w:r>
+        <w:t xml:space="preserve">4</w:t>
+      </w:r>
+    </w:p>
+    <w:p>
+      <w:pPr>
+        <w:keepLines/>
+        <w:tabs>
+          <w:tab w:val="right" w:leader="dot" w:pos="9360"/>
+        </w:tabs>
+        <w:spacing w:before="120" w:after="0" w:line="276" w:lineRule="exact"/>
+        <w:ind w:left="504" w:right="1440" w:hanging="504"/>
+        <w:jc w:val="left"/>
+      </w:pPr>
+      <w:r>
+        <w:rPr>
+          <w:i/>
+          <w:iCs/>
+        </w:rPr>
+        <w:t xml:space="preserve">McCullen</w:t>
+      </w:r>
+      <w:r>
+        <w:rPr>
+          <w:i/>
+          <w:iCs/>
+        </w:rPr>
+        <w:t xml:space="preserve"> </w:t>
+      </w:r>
+      <w:r>
+        <w:rPr>
+          <w:i/>
+          <w:iCs/>
+        </w:rPr>
+        <w:t xml:space="preserve">v.</w:t>
+      </w:r>
+      <w:r>
+        <w:rPr>
+          <w:i/>
+          <w:iCs/>
+        </w:rPr>
+        <w:t xml:space="preserve"> </w:t>
+      </w:r>
+      <w:r>
+        <w:rPr>
+          <w:i/>
+          <w:iCs/>
+        </w:rPr>
+        <w:t xml:space="preserve">Coakley</w:t>
+      </w:r>
+      <w:r>
+        <w:t xml:space="preserve">, </w:t>
+      </w:r>
+      <w:r>
+        <w:t xml:space="preserve">571</w:t>
+      </w:r>
+      <w:r>
+        <w:t xml:space="preserve"> </w:t>
+      </w:r>
+      <w:r>
+        <w:t xml:space="preserve">F.3d</w:t>
+      </w:r>
+      <w:r>
+        <w:t xml:space="preserve"> </w:t>
+      </w:r>
+      <w:r>
+        <w:t xml:space="preserve">167,</w:t>
+      </w:r>
+      <w:r>
+        <w:t xml:space="preserve"> </w:t>
+      </w:r>
+      <w:r>
+        <w:t xml:space="preserve">174</w:t>
+      </w:r>
+      <w:r>
+        <w:t xml:space="preserve"> </w:t>
+      </w:r>
+      <w:r>
+        <w:t xml:space="preserve">(1st</w:t>
+      </w:r>
+      <w:r>
+        <w:t xml:space="preserve"> </w:t>
+      </w:r>
+      <w:r>
+        <w:t xml:space="preserve">Cir.</w:t>
+      </w:r>
+      <w:r>
+        <w:t xml:space="preserve"> </w:t>
+      </w:r>
+      <w:r>
+        <w:t xml:space="preserve">2009)</w:t>
+      </w:r>
+      <w:r>
+        <w:t xml:space="preserve">   </w:t>
+      </w:r>
+      <w:r>
+        <w:tab/>
+      </w:r>
+      <w:r>
+        <w:t xml:space="preserve">3</w:t>
+      </w:r>
+    </w:p>
+    <w:p>
+      <w:pPr>
+        <w:keepLines/>
+        <w:tabs>
+          <w:tab w:val="right" w:leader="dot" w:pos="9360"/>
+        </w:tabs>
+        <w:spacing w:before="120" w:after="0" w:line="276" w:lineRule="exact"/>
+        <w:ind w:left="504" w:right="1440" w:hanging="504"/>
+        <w:jc w:val="left"/>
+      </w:pPr>
+      <w:r>
+        <w:rPr>
+          <w:i/>
+          <w:iCs/>
+        </w:rPr>
+        <w:t xml:space="preserve">McInnis-Misenor</w:t>
+      </w:r>
+      <w:r>
+        <w:rPr>
+          <w:i/>
+          <w:iCs/>
+        </w:rPr>
+        <w:t xml:space="preserve"> </w:t>
+      </w:r>
+      <w:r>
+        <w:rPr>
+          <w:i/>
+          <w:iCs/>
+        </w:rPr>
+        <w:t xml:space="preserve">v.</w:t>
+      </w:r>
+      <w:r>
+        <w:rPr>
+          <w:i/>
+          <w:iCs/>
+        </w:rPr>
+        <w:t xml:space="preserve"> </w:t>
+      </w:r>
+      <w:r>
+        <w:rPr>
+          <w:i/>
+          <w:iCs/>
+        </w:rPr>
+        <w:t xml:space="preserve">Me.</w:t>
+      </w:r>
+      <w:r>
+        <w:rPr>
+          <w:i/>
+          <w:iCs/>
+        </w:rPr>
+        <w:t xml:space="preserve"> </w:t>
+      </w:r>
+      <w:r>
+        <w:rPr>
+          <w:i/>
+          <w:iCs/>
+        </w:rPr>
+        <w:t xml:space="preserve">Med.</w:t>
+      </w:r>
+      <w:r>
+        <w:rPr>
+          <w:i/>
+          <w:iCs/>
+        </w:rPr>
+        <w:t xml:space="preserve"> </w:t>
+      </w:r>
+      <w:r>
+        <w:rPr>
+          <w:i/>
+          <w:iCs/>
+        </w:rPr>
+        <w:t xml:space="preserve">Ctr.</w:t>
+      </w:r>
+      <w:r>
+        <w:t xml:space="preserve">, </w:t>
+      </w:r>
+      <w:r>
+        <w:t xml:space="preserve">319</w:t>
+      </w:r>
+      <w:r>
+        <w:t xml:space="preserve"> </w:t>
+      </w:r>
+      <w:r>
+        <w:t xml:space="preserve">F.3d</w:t>
+      </w:r>
+      <w:r>
+        <w:t xml:space="preserve"> </w:t>
+      </w:r>
+      <w:r>
+        <w:t xml:space="preserve">63,</w:t>
+      </w:r>
+      <w:r>
+        <w:t xml:space="preserve"> </w:t>
+      </w:r>
+      <w:r>
+        <w:t xml:space="preserve">67</w:t>
+      </w:r>
+      <w:r>
+        <w:t xml:space="preserve"> </w:t>
+      </w:r>
+      <w:r>
+        <w:t xml:space="preserve">(1st</w:t>
+      </w:r>
+      <w:r>
+        <w:t xml:space="preserve"> </w:t>
+      </w:r>
+      <w:r>
+        <w:t xml:space="preserve">Cir.</w:t>
+      </w:r>
+      <w:r>
+        <w:t xml:space="preserve"> </w:t>
+      </w:r>
+      <w:r>
+        <w:t xml:space="preserve">2003)</w:t>
+      </w:r>
+      <w:r>
+        <w:t xml:space="preserve">   </w:t>
+      </w:r>
+      <w:r>
+        <w:tab/>
+      </w:r>
+      <w:r>
+        <w:t xml:space="preserve">3</w:t>
+      </w:r>
+    </w:p>
+    <w:p>
+      <w:pPr>
+        <w:keepLines/>
+        <w:tabs>
+          <w:tab w:val="right" w:leader="dot" w:pos="9360"/>
+        </w:tabs>
+        <w:spacing w:before="120" w:after="0" w:line="276" w:lineRule="exact"/>
+        <w:ind w:left="504" w:right="1440" w:hanging="504"/>
+        <w:jc w:val="left"/>
+      </w:pPr>
+      <w:r>
+        <w:rPr>
+          <w:i/>
+          <w:iCs/>
+        </w:rPr>
+        <w:t xml:space="preserve">Medtronic,</w:t>
+      </w:r>
+      <w:r>
+        <w:rPr>
+          <w:i/>
+          <w:iCs/>
+        </w:rPr>
+        <w:t xml:space="preserve"> </w:t>
+      </w:r>
+      <w:r>
+        <w:rPr>
+          <w:i/>
+          <w:iCs/>
+        </w:rPr>
+        <w:t xml:space="preserve">Inc.</w:t>
+      </w:r>
+      <w:r>
+        <w:rPr>
+          <w:i/>
+          <w:iCs/>
+        </w:rPr>
+        <w:t xml:space="preserve"> </w:t>
+      </w:r>
+      <w:r>
+        <w:rPr>
+          <w:i/>
+          <w:iCs/>
+        </w:rPr>
+        <w:t xml:space="preserve">v.</w:t>
+      </w:r>
+      <w:r>
+        <w:rPr>
+          <w:i/>
+          <w:iCs/>
+        </w:rPr>
+        <w:t xml:space="preserve"> </w:t>
+      </w:r>
+      <w:r>
+        <w:rPr>
+          <w:i/>
+          <w:iCs/>
+        </w:rPr>
+        <w:t xml:space="preserve">Lohr</w:t>
+      </w:r>
+      <w:r>
+        <w:t xml:space="preserve">, </w:t>
+      </w:r>
+      <w:r>
+        <w:t xml:space="preserve">518</w:t>
+      </w:r>
+      <w:r>
+        <w:t xml:space="preserve"> </w:t>
+      </w:r>
+      <w:r>
+        <w:t xml:space="preserve">U.S.</w:t>
+      </w:r>
+      <w:r>
+        <w:t xml:space="preserve"> </w:t>
+      </w:r>
+      <w:r>
+        <w:t xml:space="preserve">470,</w:t>
+      </w:r>
+      <w:r>
+        <w:t xml:space="preserve"> </w:t>
+      </w:r>
+      <w:r>
+        <w:t xml:space="preserve">485</w:t>
+      </w:r>
+      <w:r>
+        <w:t xml:space="preserve"> </w:t>
+      </w:r>
+      <w:r>
+        <w:t xml:space="preserve">(1996)</w:t>
+      </w:r>
+      <w:r>
+        <w:t xml:space="preserve">   </w:t>
+      </w:r>
+      <w:r>
+        <w:tab/>
+      </w:r>
+      <w:r>
+        <w:t xml:space="preserve">7</w:t>
+      </w:r>
+    </w:p>
+    <w:p>
+      <w:pPr>
+        <w:keepLines/>
+        <w:tabs>
+          <w:tab w:val="right" w:leader="dot" w:pos="9360"/>
+        </w:tabs>
+        <w:spacing w:before="120" w:after="0" w:line="276" w:lineRule="exact"/>
+        <w:ind w:left="504" w:right="1440" w:hanging="504"/>
+        <w:jc w:val="left"/>
+      </w:pPr>
+      <w:r>
+        <w:rPr>
+          <w:i/>
+          <w:iCs/>
+        </w:rPr>
+        <w:t xml:space="preserve">Ocasio-Hernandez</w:t>
+      </w:r>
+      <w:r>
+        <w:rPr>
+          <w:i/>
+          <w:iCs/>
+        </w:rPr>
+        <w:t xml:space="preserve"> </w:t>
+      </w:r>
+      <w:r>
+        <w:rPr>
+          <w:i/>
+          <w:iCs/>
+        </w:rPr>
+        <w:t xml:space="preserve">v.</w:t>
+      </w:r>
+      <w:r>
+        <w:rPr>
+          <w:i/>
+          <w:iCs/>
+        </w:rPr>
+        <w:t xml:space="preserve"> </w:t>
+      </w:r>
+      <w:r>
+        <w:rPr>
+          <w:i/>
+          <w:iCs/>
+        </w:rPr>
+        <w:t xml:space="preserve">Fortuno-Burset</w:t>
+      </w:r>
+      <w:r>
+        <w:t xml:space="preserve">, </w:t>
+      </w:r>
+      <w:r>
+        <w:t xml:space="preserve">640</w:t>
+      </w:r>
+      <w:r>
+        <w:t xml:space="preserve"> </w:t>
+      </w:r>
+      <w:r>
+        <w:t xml:space="preserve">F.3d</w:t>
+      </w:r>
+      <w:r>
+        <w:t xml:space="preserve"> </w:t>
+      </w:r>
+      <w:r>
+        <w:t xml:space="preserve">1,</w:t>
+      </w:r>
+      <w:r>
+        <w:t xml:space="preserve"> </w:t>
+      </w:r>
+      <w:r>
+        <w:t xml:space="preserve">12</w:t>
+      </w:r>
+      <w:r>
+        <w:t xml:space="preserve"> </w:t>
+      </w:r>
+      <w:r>
+        <w:t xml:space="preserve">(1st</w:t>
+      </w:r>
+      <w:r>
+        <w:t xml:space="preserve"> </w:t>
+      </w:r>
+      <w:r>
+        <w:t xml:space="preserve">Cir.</w:t>
+      </w:r>
+      <w:r>
+        <w:t xml:space="preserve"> </w:t>
+      </w:r>
+      <w:r>
+        <w:t xml:space="preserve">2011)</w:t>
+      </w:r>
+      <w:r>
+        <w:t xml:space="preserve">   </w:t>
+      </w:r>
+      <w:r>
+        <w:tab/>
+      </w:r>
+      <w:r>
+        <w:t xml:space="preserve">3</w:t>
+      </w:r>
+    </w:p>
+    <w:p>
+      <w:pPr>
+        <w:keepLines/>
+        <w:tabs>
+          <w:tab w:val="right" w:leader="dot" w:pos="9360"/>
+        </w:tabs>
+        <w:spacing w:before="120" w:after="0" w:line="276" w:lineRule="exact"/>
+        <w:ind w:left="504" w:right="1440" w:hanging="504"/>
+        <w:jc w:val="left"/>
+      </w:pPr>
+      <w:r>
+        <w:rPr>
+          <w:i/>
+          <w:iCs/>
+        </w:rPr>
+        <w:t xml:space="preserve">Roman</w:t>
+      </w:r>
+      <w:r>
+        <w:rPr>
+          <w:i/>
+          <w:iCs/>
+        </w:rPr>
+        <w:t xml:space="preserve"> </w:t>
+      </w:r>
+      <w:r>
+        <w:rPr>
+          <w:i/>
+          <w:iCs/>
+        </w:rPr>
+        <w:t xml:space="preserve">Catholic</w:t>
+      </w:r>
+      <w:r>
+        <w:rPr>
+          <w:i/>
+          <w:iCs/>
+        </w:rPr>
+        <w:t xml:space="preserve"> </w:t>
+      </w:r>
+      <w:r>
+        <w:rPr>
+          <w:i/>
+          <w:iCs/>
+        </w:rPr>
+        <w:t xml:space="preserve">Bishop</w:t>
+      </w:r>
+      <w:r>
+        <w:rPr>
+          <w:i/>
+          <w:iCs/>
+        </w:rPr>
+        <w:t xml:space="preserve"> </w:t>
+      </w:r>
+      <w:r>
+        <w:rPr>
+          <w:i/>
+          <w:iCs/>
+        </w:rPr>
+        <w:t xml:space="preserve">of</w:t>
+      </w:r>
+      <w:r>
+        <w:rPr>
+          <w:i/>
+          <w:iCs/>
+        </w:rPr>
+        <w:t xml:space="preserve"> </w:t>
+      </w:r>
+      <w:r>
+        <w:rPr>
+          <w:i/>
+          <w:iCs/>
+        </w:rPr>
+        <w:t xml:space="preserve">Springfield</w:t>
+      </w:r>
+      <w:r>
+        <w:rPr>
+          <w:i/>
+          <w:iCs/>
+        </w:rPr>
+        <w:t xml:space="preserve"> </w:t>
+      </w:r>
+      <w:r>
+        <w:rPr>
+          <w:i/>
+          <w:iCs/>
+        </w:rPr>
+        <w:t xml:space="preserve">v.</w:t>
+      </w:r>
+      <w:r>
+        <w:rPr>
+          <w:i/>
+          <w:iCs/>
+        </w:rPr>
+        <w:t xml:space="preserve"> </w:t>
+      </w:r>
+      <w:r>
+        <w:rPr>
+          <w:i/>
+          <w:iCs/>
+        </w:rPr>
+        <w:t xml:space="preserve">City</w:t>
+      </w:r>
+      <w:r>
+        <w:rPr>
+          <w:i/>
+          <w:iCs/>
+        </w:rPr>
+        <w:t xml:space="preserve"> </w:t>
+      </w:r>
+      <w:r>
+        <w:rPr>
+          <w:i/>
+          <w:iCs/>
+        </w:rPr>
+        <w:t xml:space="preserve">of</w:t>
+      </w:r>
+      <w:r>
+        <w:rPr>
+          <w:i/>
+          <w:iCs/>
+        </w:rPr>
+        <w:t xml:space="preserve"> </w:t>
+      </w:r>
+      <w:r>
+        <w:rPr>
+          <w:i/>
+          <w:iCs/>
+        </w:rPr>
+        <w:t xml:space="preserve">Springfield</w:t>
+      </w:r>
+      <w:r>
+        <w:t xml:space="preserve">, </w:t>
+      </w:r>
+      <w:r>
+        <w:t xml:space="preserve">724</w:t>
+      </w:r>
+      <w:r>
+        <w:t xml:space="preserve"> </w:t>
+      </w:r>
+      <w:r>
+        <w:t xml:space="preserve">F.3d</w:t>
+      </w:r>
+      <w:r>
+        <w:t xml:space="preserve"> </w:t>
+      </w:r>
+      <w:r>
+        <w:t xml:space="preserve">78,</w:t>
+      </w:r>
+      <w:r>
+        <w:t xml:space="preserve"> </w:t>
+      </w:r>
+      <w:r>
+        <w:t xml:space="preserve">89</w:t>
+      </w:r>
+      <w:r>
+        <w:t xml:space="preserve"> </w:t>
+      </w:r>
+      <w:r>
+        <w:t xml:space="preserve">(1st</w:t>
+      </w:r>
+      <w:r>
+        <w:t xml:space="preserve"> </w:t>
+      </w:r>
+      <w:r>
+        <w:t xml:space="preserve">Cir.</w:t>
+      </w:r>
+      <w:r>
+        <w:t xml:space="preserve"> </w:t>
+      </w:r>
+      <w:r>
+        <w:t xml:space="preserve">2013)</w:t>
+      </w:r>
+      <w:r>
+        <w:t xml:space="preserve">   </w:t>
+      </w:r>
+      <w:r>
+        <w:tab/>
+      </w:r>
+      <w:r>
+        <w:t xml:space="preserve">3</w:t>
+      </w:r>
+    </w:p>
+    <w:p>
+      <w:pPr>
+        <w:keepLines/>
+        <w:tabs>
+          <w:tab w:val="right" w:leader="dot" w:pos="9360"/>
+        </w:tabs>
+        <w:spacing w:before="120" w:after="0" w:line="276" w:lineRule="exact"/>
+        <w:ind w:left="504" w:right="1440" w:hanging="504"/>
+        <w:jc w:val="left"/>
+      </w:pPr>
+      <w:r>
+        <w:rPr>
+          <w:i/>
+          <w:iCs/>
+        </w:rPr>
+        <w:t xml:space="preserve">Soto-Torres</w:t>
+      </w:r>
+      <w:r>
+        <w:rPr>
+          <w:i/>
+          <w:iCs/>
+        </w:rPr>
+        <w:t xml:space="preserve"> </w:t>
+      </w:r>
+      <w:r>
+        <w:rPr>
+          <w:i/>
+          <w:iCs/>
+        </w:rPr>
+        <w:t xml:space="preserve">v.</w:t>
+      </w:r>
+      <w:r>
+        <w:rPr>
+          <w:i/>
+          <w:iCs/>
+        </w:rPr>
+        <w:t xml:space="preserve"> </w:t>
+      </w:r>
+      <w:r>
+        <w:rPr>
+          <w:i/>
+          <w:iCs/>
+        </w:rPr>
+        <w:t xml:space="preserve">Fraticell</w:t>
+      </w:r>
+      <w:r>
+        <w:t xml:space="preserve">, </w:t>
+      </w:r>
+      <w:r>
+        <w:t xml:space="preserve">654</w:t>
+      </w:r>
+      <w:r>
+        <w:t xml:space="preserve"> </w:t>
+      </w:r>
+      <w:r>
+        <w:t xml:space="preserve">F.3d</w:t>
+      </w:r>
+      <w:r>
+        <w:t xml:space="preserve"> </w:t>
+      </w:r>
+      <w:r>
+        <w:t xml:space="preserve">153,</w:t>
+      </w:r>
+      <w:r>
+        <w:t xml:space="preserve"> </w:t>
+      </w:r>
+      <w:r>
+        <w:t xml:space="preserve">158</w:t>
+      </w:r>
+      <w:r>
+        <w:t xml:space="preserve"> </w:t>
+      </w:r>
+      <w:r>
+        <w:t xml:space="preserve">(1st</w:t>
+      </w:r>
+      <w:r>
+        <w:t xml:space="preserve"> </w:t>
+      </w:r>
+      <w:r>
+        <w:t xml:space="preserve">Cir.</w:t>
+      </w:r>
+      <w:r>
+        <w:t xml:space="preserve"> </w:t>
+      </w:r>
+      <w:r>
+        <w:t xml:space="preserve">2011)</w:t>
+      </w:r>
+      <w:r>
+        <w:t xml:space="preserve">   </w:t>
+      </w:r>
+      <w:r>
+        <w:tab/>
+      </w:r>
+      <w:r>
+        <w:t xml:space="preserve">3</w:t>
+      </w:r>
+    </w:p>
+    <w:p>
+      <w:pPr>
+        <w:keepLines/>
+        <w:tabs>
+          <w:tab w:val="right" w:leader="dot" w:pos="9360"/>
+        </w:tabs>
+        <w:spacing w:before="120" w:after="0" w:line="276" w:lineRule="exact"/>
+        <w:ind w:left="504" w:right="1440" w:hanging="504"/>
+        <w:jc w:val="left"/>
+      </w:pPr>
+      <w:r>
+        <w:rPr>
+          <w:i/>
+          <w:iCs/>
+        </w:rPr>
+        <w:t xml:space="preserve">Stellwagen</w:t>
+      </w:r>
+      <w:r>
+        <w:rPr>
+          <w:i/>
+          <w:iCs/>
+        </w:rPr>
+        <w:t xml:space="preserve"> </w:t>
+      </w:r>
+      <w:r>
+        <w:rPr>
+          <w:i/>
+          <w:iCs/>
+        </w:rPr>
+        <w:t xml:space="preserve">v.</w:t>
+      </w:r>
+      <w:r>
+        <w:rPr>
+          <w:i/>
+          <w:iCs/>
+        </w:rPr>
+        <w:t xml:space="preserve"> </w:t>
+      </w:r>
+      <w:r>
+        <w:rPr>
+          <w:i/>
+          <w:iCs/>
+        </w:rPr>
+        <w:t xml:space="preserve">Clum</w:t>
+      </w:r>
+      <w:r>
+        <w:t xml:space="preserve">, </w:t>
+      </w:r>
+      <w:r>
+        <w:t xml:space="preserve">245</w:t>
+      </w:r>
+      <w:r>
+        <w:t xml:space="preserve"> </w:t>
+      </w:r>
+      <w:r>
+        <w:t xml:space="preserve">U.S.</w:t>
+      </w:r>
+      <w:r>
+        <w:t xml:space="preserve"> </w:t>
+      </w:r>
+      <w:r>
+        <w:t xml:space="preserve">605,</w:t>
+      </w:r>
+      <w:r>
+        <w:t xml:space="preserve"> </w:t>
+      </w:r>
+      <w:r>
+        <w:t xml:space="preserve">613</w:t>
+      </w:r>
+      <w:r>
+        <w:t xml:space="preserve"> </w:t>
+      </w:r>
+      <w:r>
+        <w:t xml:space="preserve">(1918)</w:t>
+      </w:r>
+      <w:r>
+        <w:t xml:space="preserve">   </w:t>
+      </w:r>
+      <w:r>
+        <w:tab/>
+      </w:r>
+      <w:r>
+        <w:t xml:space="preserve">6</w:t>
+      </w:r>
+    </w:p>
+    <w:p>
+      <w:pPr>
+        <w:keepLines/>
+        <w:tabs>
+          <w:tab w:val="right" w:leader="dot" w:pos="9360"/>
+        </w:tabs>
+        <w:spacing w:before="120" w:after="0" w:line="276" w:lineRule="exact"/>
+        <w:ind w:left="504" w:right="1440" w:hanging="504"/>
+        <w:jc w:val="left"/>
+      </w:pPr>
+      <w:r>
+        <w:rPr>
+          <w:i/>
+          <w:iCs/>
+        </w:rPr>
+        <w:t xml:space="preserve">Texas</w:t>
+      </w:r>
+      <w:r>
+        <w:rPr>
+          <w:i/>
+          <w:iCs/>
+        </w:rPr>
+        <w:t xml:space="preserve"> </w:t>
+      </w:r>
+      <w:r>
+        <w:rPr>
+          <w:i/>
+          <w:iCs/>
+        </w:rPr>
+        <w:t xml:space="preserve">v.</w:t>
+      </w:r>
+      <w:r>
+        <w:rPr>
+          <w:i/>
+          <w:iCs/>
+        </w:rPr>
+        <w:t xml:space="preserve"> </w:t>
+      </w:r>
+      <w:r>
+        <w:rPr>
+          <w:i/>
+          <w:iCs/>
+        </w:rPr>
+        <w:t xml:space="preserve">United</w:t>
+      </w:r>
+      <w:r>
+        <w:rPr>
+          <w:i/>
+          <w:iCs/>
+        </w:rPr>
+        <w:t xml:space="preserve"> </w:t>
+      </w:r>
+      <w:r>
+        <w:rPr>
+          <w:i/>
+          <w:iCs/>
+        </w:rPr>
+        <w:t xml:space="preserve">States</w:t>
+      </w:r>
+      <w:r>
+        <w:t xml:space="preserve">, </w:t>
+      </w:r>
+      <w:r>
+        <w:t xml:space="preserve">523</w:t>
+      </w:r>
+      <w:r>
+        <w:t xml:space="preserve"> </w:t>
+      </w:r>
+      <w:r>
+        <w:t xml:space="preserve">U.S.</w:t>
+      </w:r>
+      <w:r>
+        <w:t xml:space="preserve"> </w:t>
+      </w:r>
+      <w:r>
+        <w:t xml:space="preserve">296,</w:t>
+      </w:r>
+      <w:r>
+        <w:t xml:space="preserve"> </w:t>
+      </w:r>
+      <w:r>
+        <w:t xml:space="preserve">300</w:t>
+      </w:r>
+      <w:r>
+        <w:t xml:space="preserve"> </w:t>
+      </w:r>
+      <w:r>
+        <w:t xml:space="preserve">(1998)</w:t>
+      </w:r>
+      <w:r>
+        <w:t xml:space="preserve">   </w:t>
+      </w:r>
+      <w:r>
+        <w:tab/>
+      </w:r>
+      <w:r>
+        <w:t xml:space="preserve">4</w:t>
+      </w:r>
+    </w:p>
+    <w:p>
+      <w:pPr>
+        <w:keepLines/>
+        <w:tabs>
+          <w:tab w:val="right" w:leader="dot" w:pos="9360"/>
+        </w:tabs>
+        <w:spacing w:before="120" w:after="0" w:line="276" w:lineRule="exact"/>
+        <w:ind w:left="504" w:right="1440" w:hanging="504"/>
+        <w:jc w:val="left"/>
+      </w:pPr>
+      <w:r>
+        <w:rPr>
+          <w:i/>
+          <w:iCs/>
+        </w:rPr>
+        <w:t xml:space="preserve">United</w:t>
+      </w:r>
+      <w:r>
+        <w:rPr>
+          <w:i/>
+          <w:iCs/>
+        </w:rPr>
+        <w:t xml:space="preserve"> </w:t>
+      </w:r>
+      <w:r>
+        <w:rPr>
+          <w:i/>
+          <w:iCs/>
+        </w:rPr>
+        <w:t xml:space="preserve">States</w:t>
+      </w:r>
+      <w:r>
+        <w:rPr>
+          <w:i/>
+          <w:iCs/>
+        </w:rPr>
+        <w:t xml:space="preserve"> </w:t>
+      </w:r>
+      <w:r>
+        <w:rPr>
+          <w:i/>
+          <w:iCs/>
+        </w:rPr>
+        <w:t xml:space="preserve">v.</w:t>
+      </w:r>
+      <w:r>
+        <w:rPr>
+          <w:i/>
+          <w:iCs/>
+        </w:rPr>
+        <w:t xml:space="preserve"> </w:t>
+      </w:r>
+      <w:r>
+        <w:rPr>
+          <w:i/>
+          <w:iCs/>
+        </w:rPr>
+        <w:t xml:space="preserve">Bekins</w:t>
+      </w:r>
+      <w:r>
+        <w:t xml:space="preserve">, </w:t>
+      </w:r>
+      <w:r>
+        <w:t xml:space="preserve">304</w:t>
+      </w:r>
+      <w:r>
+        <w:t xml:space="preserve"> </w:t>
+      </w:r>
+      <w:r>
+        <w:t xml:space="preserve">U.S.</w:t>
+      </w:r>
+      <w:r>
+        <w:t xml:space="preserve"> </w:t>
+      </w:r>
+      <w:r>
+        <w:t xml:space="preserve">27,</w:t>
+      </w:r>
+      <w:r>
+        <w:t xml:space="preserve"> </w:t>
+      </w:r>
+      <w:r>
+        <w:t xml:space="preserve">51</w:t>
+        <w:noBreakHyphen/>
+        <w:t xml:space="preserve">52</w:t>
+      </w:r>
+      <w:r>
+        <w:t xml:space="preserve"> </w:t>
+      </w:r>
+      <w:r>
+        <w:t xml:space="preserve">(1938)</w:t>
+      </w:r>
+      <w:r>
+        <w:t xml:space="preserve">   </w:t>
+      </w:r>
+      <w:r>
+        <w:tab/>
+      </w:r>
+      <w:r>
+        <w:t xml:space="preserve">5</w:t>
+      </w:r>
+    </w:p>
+    <w:p>
+      <w:pPr>
+        <w:keepLines/>
+        <w:tabs>
+          <w:tab w:val="right" w:leader="dot" w:pos="9360"/>
+        </w:tabs>
+        <w:spacing w:before="120" w:after="0" w:line="276" w:lineRule="exact"/>
+        <w:ind w:left="504" w:right="1440" w:hanging="504"/>
+        <w:jc w:val="left"/>
+      </w:pPr>
+      <w:r>
+        <w:rPr>
+          <w:i/>
+          <w:iCs/>
+        </w:rPr>
+        <w:t xml:space="preserve">United</w:t>
+      </w:r>
+      <w:r>
+        <w:rPr>
+          <w:i/>
+          <w:iCs/>
+        </w:rPr>
+        <w:t xml:space="preserve"> </w:t>
+      </w:r>
+      <w:r>
+        <w:rPr>
+          <w:i/>
+          <w:iCs/>
+        </w:rPr>
+        <w:t xml:space="preserve">States</w:t>
+      </w:r>
+      <w:r>
+        <w:rPr>
+          <w:i/>
+          <w:iCs/>
+        </w:rPr>
+        <w:t xml:space="preserve"> </w:t>
+      </w:r>
+      <w:r>
+        <w:rPr>
+          <w:i/>
+          <w:iCs/>
+        </w:rPr>
+        <w:t xml:space="preserve">v.</w:t>
+      </w:r>
+      <w:r>
+        <w:rPr>
+          <w:i/>
+          <w:iCs/>
+        </w:rPr>
+        <w:t xml:space="preserve"> </w:t>
+      </w:r>
+      <w:r>
+        <w:rPr>
+          <w:i/>
+          <w:iCs/>
+        </w:rPr>
+        <w:t xml:space="preserve">Salerno</w:t>
+      </w:r>
+      <w:r>
+        <w:t xml:space="preserve">, </w:t>
+      </w:r>
+      <w:r>
+        <w:t xml:space="preserve">481</w:t>
+      </w:r>
+      <w:r>
+        <w:t xml:space="preserve"> </w:t>
+      </w:r>
+      <w:r>
+        <w:t xml:space="preserve">U.S.</w:t>
+      </w:r>
+      <w:r>
+        <w:t xml:space="preserve"> </w:t>
+      </w:r>
+      <w:r>
+        <w:t xml:space="preserve">739,</w:t>
+      </w:r>
+      <w:r>
+        <w:t xml:space="preserve"> </w:t>
+      </w:r>
+      <w:r>
+        <w:t xml:space="preserve">745</w:t>
+      </w:r>
+      <w:r>
+        <w:t xml:space="preserve"> </w:t>
+      </w:r>
+      <w:r>
+        <w:t xml:space="preserve">(1987)</w:t>
+      </w:r>
+      <w:r>
+        <w:t xml:space="preserve">   </w:t>
+      </w:r>
+      <w:r>
+        <w:tab/>
+      </w:r>
+      <w:r>
+        <w:t xml:space="preserve">3</w:t>
+      </w:r>
+    </w:p>
+    <w:p>
+      <w:pPr>
+        <w:keepLines/>
+        <w:tabs>
+          <w:tab w:val="right" w:leader="dot" w:pos="9360"/>
+        </w:tabs>
+        <w:spacing w:before="120" w:after="0" w:line="276" w:lineRule="exact"/>
+        <w:ind w:left="504" w:right="1440" w:hanging="504"/>
+        <w:jc w:val="left"/>
+      </w:pPr>
+      <w:r>
+        <w:rPr>
+          <w:i/>
+          <w:iCs/>
+        </w:rPr>
+        <w:t xml:space="preserve">Williams</w:t>
+      </w:r>
+      <w:r>
+        <w:rPr>
+          <w:i/>
+          <w:iCs/>
+        </w:rPr>
+        <w:t xml:space="preserve"> </w:t>
+      </w:r>
+      <w:r>
+        <w:rPr>
+          <w:i/>
+          <w:iCs/>
+        </w:rPr>
+        <w:t xml:space="preserve">v.</w:t>
+      </w:r>
+      <w:r>
+        <w:rPr>
+          <w:i/>
+          <w:iCs/>
+        </w:rPr>
+        <w:t xml:space="preserve"> </w:t>
+      </w:r>
+      <w:r>
+        <w:rPr>
+          <w:i/>
+          <w:iCs/>
+        </w:rPr>
+        <w:t xml:space="preserve">Puerto</w:t>
+      </w:r>
+      <w:r>
+        <w:rPr>
+          <w:i/>
+          <w:iCs/>
+        </w:rPr>
+        <w:t xml:space="preserve"> </w:t>
+      </w:r>
+      <w:r>
+        <w:rPr>
+          <w:i/>
+          <w:iCs/>
+        </w:rPr>
+        <w:t xml:space="preserve">Rico</w:t>
+      </w:r>
+      <w:r>
+        <w:t xml:space="preserve">, </w:t>
+      </w:r>
+      <w:r>
+        <w:t xml:space="preserve">910</w:t>
+      </w:r>
+      <w:r>
+        <w:t xml:space="preserve"> </w:t>
+      </w:r>
+      <w:r>
+        <w:t xml:space="preserve">F.</w:t>
+      </w:r>
+      <w:r>
+        <w:t xml:space="preserve"> </w:t>
+      </w:r>
+      <w:r>
+        <w:t xml:space="preserve">Supp.</w:t>
+      </w:r>
+      <w:r>
+        <w:t xml:space="preserve"> </w:t>
+      </w:r>
+      <w:r>
+        <w:t xml:space="preserve">2d</w:t>
+      </w:r>
+      <w:r>
+        <w:t xml:space="preserve"> </w:t>
+      </w:r>
+      <w:r>
+        <w:t xml:space="preserve">386,</w:t>
+      </w:r>
+      <w:r>
+        <w:t xml:space="preserve"> </w:t>
+      </w:r>
+      <w:r>
+        <w:t xml:space="preserve">392</w:t>
+        <w:noBreakHyphen/>
+        <w:t xml:space="preserve">93</w:t>
+      </w:r>
+      <w:r>
+        <w:t xml:space="preserve"> </w:t>
+      </w:r>
+      <w:r>
+        <w:t xml:space="preserve">(D.P.R.</w:t>
+      </w:r>
+      <w:r>
+        <w:t xml:space="preserve"> </w:t>
+      </w:r>
+      <w:r>
+        <w:t xml:space="preserve">2012)</w:t>
+      </w:r>
+      <w:r>
+        <w:t xml:space="preserve">   </w:t>
+      </w:r>
+      <w:r>
+        <w:tab/>
+      </w:r>
+      <w:r>
+        <w:t xml:space="preserve">3</w:t>
+      </w:r>
+    </w:p>
+    <w:p>
+      <w:pPr>
+        <w:spacing w:before="0" w:after="0" w:line="20" w:lineRule="exact"/>
         <w:sectPr>
-          <w:footerReference w:type="default" r:id="rIdFooter1"/>
+          <w:footerReference w:type="default" r:id="rIdFtrPage"/>
           <w:pgSz w:w="12240" w:h="15840"/>
-          <w:pgMar w:top="1440" w:right="1440" w:bottom="1440" w:left="1440" w:header="720" w:footer="720" w:gutter="0"/>
+          <w:pgMar w:top="1440" w:right="1440" w:bottom="1440" w:left="1440" w:header="720" w:footer="732" w:gutter="0"/>
           <w:pgNumType w:fmt="lowerRoman" w:start="1"/>
         </w:sectPr>
       </w:pPr>
     </w:p>
     <w:p>
       <w:pPr>
-        <w:pStyle w:val="FirstParagraph"/>
+        <w:pStyle w:val="BodyText"/>
       </w:pPr>
       <w:r>
         <w:t xml:space="preserve">COME NOW, the Commonwealth of Puerto Rico, Governor Alejandro Garcia Padilla, in his official capacity, without submitting to the Court’s jurisdiction and without waiving their affirmative defense to Eleventh Amendment immunity or sovereign immunity, and John Doe, agent for the Government Development Bank for Puerto Rico (collectively, the “Commonwealth Defendants”), through the undersigned attorneys, and very respectfully STATE, AVER and PRAY:</w:t>
@@ -1112,19 +4634,18 @@
     <w:p>
       <w:pPr>
         <w:pStyle w:val="Heading1"/>
+        <w:keepNext/>
+        <w:keepLines/>
+        <w:spacing w:before="480" w:after="240" w:line="276" w:lineRule="exact"/>
+        <w:ind w:left="0" w:firstLine="0"/>
+        <w:jc w:val="center"/>
       </w:pPr>
-      <w:bookmarkStart w:id="9" w:name="_sec2"/>
-      <w:r>
+      <w:r>
+        <w:rPr>
+          <w:b/>
+          <w:bCs/>
+        </w:rPr>
         <w:t xml:space="preserve">INTRODUCTION</w:t>
-      </w:r>
-      <w:bookmarkEnd w:id="9"/>
-    </w:p>
-    <w:p>
-      <w:pPr>
-        <w:pStyle w:val="FirstParagraph"/>
-      </w:pPr>
-      <w:r>
-        <w:t xml:space="preserve">Faced with the most severe fiscal crisis in its history, the Commonwealth of Puerto Rico has taken steps to improve the financial situation of its public corporations and its people. In a valid exercise of its inherent police power, the Commonwealth has enacted the Puerto Rico Public Corporation Debt Enforcement and Recovery Act (the “Act”), P. del S. 1164, which assures the restructuring of debt by public corporations where no federal law applies and ensures these public corporations have the ability to continue to provide vital public services like delivering dependable electricity and clean water. Puerto Rico’s public corporations are not eligible to restructure their debts under Chapter 9 of the federal bankruptcy code. And because they are governmental entities, those public corporations are unable to seek relief under Chapter 11. The Act nonetheless parallels these provisions of federal law by creating straightforward restructuring procedures for public corporations to negotiate with creditors.</w:t>
       </w:r>
     </w:p>
     <w:p>
@@ -1132,7 +4653,7 @@
         <w:pStyle w:val="BodyText"/>
       </w:pPr>
       <w:r>
-        <w:t xml:space="preserve">Plaintiffs, financial funds that claim to hold bonds issued by the Puerto Rico Electrical Power Authority (“PREPA”), now seek a declaration that the Act violates the Bankruptcy Clause, Contract Clause, and Takings Clause of the U.S. Constitution. They also question the constitutionality of the Act’s automatic stay provision. Plaintiffs’ claims fail on multiple levels.</w:t>
+        <w:t xml:space="preserve">Faced with the most severe fiscal crisis in its history, the Commonwealth of Puerto Rico has taken steps to improve the financial situation of its public corporations and its people. In a valid exercise of its inherent police power, the Commonwealth has enacted the Puerto Rico Public Corporation Debt Enforcement and Recovery Act (the “Act”), P. del S. 1164, which assures the restructuring of debt by public corporations where no federal law applies and ensures these public corporations have the ability to continue to provide vital public services like delivering dependable electricity and clean water. Puerto Rico’s public corporations are not eligible to restructure their debts under Chapter 9 of the federal bankruptcy code. And because they are governmental entities, those public corporations are unable to seek relief under Chapter 11. The Act nonetheless parallels these provisions of federal law by creating straightforward restructuring procedures for public corporations to negotiate with creditors.</w:t>
       </w:r>
     </w:p>
     <w:p>
@@ -1140,73 +4661,7 @@
         <w:pStyle w:val="BodyText"/>
       </w:pPr>
       <w:r>
-        <w:t xml:space="preserve">As an initial matter, Plaintiffs’ facial challenge to the constitutionality of the Act is premature and should be dismissed on ripeness grounds unless and until PREPA files for relief under the Act. As to the merits, Plaintiffs’ challenge is squarely foreclosed by precedent and thus fails as a matter of law. For all these reasons, the Amended Complaint should be dismissed.</w:t>
-      </w:r>
-      <w:r>
-        <w:rPr>
-          <w:rStyle w:val="FootnoteReference"/>
-        </w:rPr>
-        <w:footnoteReference w:id="10"/>
-      </w:r>
-    </w:p>
-    <w:p>
-      <w:pPr>
-        <w:pStyle w:val="Heading1"/>
-      </w:pPr>
-      <w:bookmarkStart w:id="11" w:name="_sec6"/>
-      <w:r>
-        <w:t xml:space="preserve">BACKGROUND</w:t>
-      </w:r>
-      <w:bookmarkEnd w:id="11"/>
-    </w:p>
-    <w:p>
-      <w:pPr>
-        <w:pStyle w:val="FirstParagraph"/>
-      </w:pPr>
-      <w:r>
-        <w:t xml:space="preserve">The Current Fiscal Crisis. The fiscal situation in Puerto Rico has reached the most critical point in the Commonwealth’s history. In January 2013, the deficit for fiscal year 2012-13 was projected to exceed $2.2 billion. Act, Stmt. of Motives, § A. Even after significant budget cuts, the deficit for that fiscal year ultimately exceeded $1.2 billion.</w:t>
-      </w:r>
-      <w:r>
-        <w:t xml:space="preserve"> </w:t>
-      </w:r>
-      <w:r>
-        <w:rPr>
-          <w:i/>
-          <w:iCs/>
-        </w:rPr>
-        <w:t xml:space="preserve">Id.</w:t>
-      </w:r>
-      <w:r>
-        <w:t xml:space="preserve"> </w:t>
-      </w:r>
-      <w:r>
-        <w:t xml:space="preserve">And despite additional measures of fiscal discipline approved by the Legislative Assembly, the deficit for the current fiscal year reached $650 million.</w:t>
-      </w:r>
-      <w:r>
-        <w:t xml:space="preserve"> </w:t>
-      </w:r>
-      <w:r>
-        <w:rPr>
-          <w:i/>
-          <w:iCs/>
-        </w:rPr>
-        <w:t xml:space="preserve">Id.</w:t>
-      </w:r>
-      <w:r>
-        <w:t xml:space="preserve"> </w:t>
-      </w:r>
-      <w:r>
-        <w:t xml:space="preserve">Moreover, in recent years, Puerto Rico has faced a declining population and high unemployment, which have led to a declining tax base and decreases in revenue.</w:t>
-      </w:r>
-      <w:r>
-        <w:t xml:space="preserve"> </w:t>
-      </w:r>
-      <w:r>
-        <w:rPr>
-          <w:i/>
-          <w:iCs/>
-        </w:rPr>
-        <w:t xml:space="preserve">Id.</w:t>
+        <w:t xml:space="preserve">Plaintiffs, financial funds that claim to hold bonds issued by the Puerto Rico Electrical Power Authority (“PREPA”), now seek a declaration that the Act violates the Bankruptcy Clause, Contract Clause, and Takings Clause of the U.S. Constitution. They also question the constitutionality of the Act’s automatic stay provision. Plaintiffs’ claims fail on multiple levels.</w:t>
       </w:r>
     </w:p>
     <w:p>
@@ -1214,109 +4669,30 @@
         <w:pStyle w:val="BodyText"/>
       </w:pPr>
       <w:r>
-        <w:t xml:space="preserve">The Puerto Rico Public Corporation Debt Enforcement and Recovery Act. In order to address the fiscal emergency facing the Commonwealth and its public corporations, on June 26, 2014, the Legislative Assembly enacted the Puerto Rico Public Corporation Debt Enforcement and Recovery Act. The Act is patterned after the federal bankruptcy code—under which Puerto Rico’s public corporations are ineligible to seek relief—and creates a specialized court to exercise</w:t>
-      </w:r>
-      <w:r>
-        <w:t xml:space="preserve"> </w:t>
-      </w:r>
-      <w:r>
-        <w:rPr>
-          <w:i/>
-          <w:iCs/>
-        </w:rPr>
-        <w:t xml:space="preserve">in rem</w:t>
-      </w:r>
-      <w:r>
-        <w:t xml:space="preserve"> </w:t>
-      </w:r>
-      <w:r>
-        <w:t xml:space="preserve">jurisdiction over the property of any public corporation that seeks protection under the Act.</w:t>
-      </w:r>
-      <w:r>
-        <w:t xml:space="preserve"> </w:t>
-      </w:r>
-      <w:r>
-        <w:rPr>
-          <w:i/>
-          <w:iCs/>
-        </w:rPr>
-        <w:t xml:space="preserve">See id.</w:t>
-      </w:r>
-      <w:r>
-        <w:t xml:space="preserve"> </w:t>
-      </w:r>
-      <w:r>
-        <w:t xml:space="preserve">§§ 109, 111.</w:t>
+        <w:t xml:space="preserve">As an initial matter, Plaintiffs’ facial challenge to the constitutionality of the Act is premature and should be dismissed on ripeness grounds unless and until PREPA files for relief under the Act. As to the merits, Plaintiffs’ challenge is squarely foreclosed by precedent and thus fails as a matter of law. For all these reasons, the Amended Complaint should be dismissed.</w:t>
+      </w:r>
+      <w:r>
+        <w:rPr>
+          <w:rStyle w:val="FootnoteReference"/>
+        </w:rPr>
+        <w:footnoteReference w:id="9"/>
       </w:r>
     </w:p>
     <w:p>
       <w:pPr>
         <w:pStyle w:val="Heading1"/>
+        <w:keepNext/>
+        <w:keepLines/>
+        <w:spacing w:before="480" w:after="240" w:line="276" w:lineRule="exact"/>
+        <w:ind w:left="0" w:firstLine="0"/>
+        <w:jc w:val="center"/>
       </w:pPr>
-      <w:bookmarkStart w:id="12" w:name="_sec9"/>
-      <w:r>
-        <w:t xml:space="preserve">STANDARD FOR MOTION TO DISMISS</w:t>
-      </w:r>
-      <w:bookmarkEnd w:id="12"/>
-    </w:p>
-    <w:p>
-      <w:pPr>
-        <w:pStyle w:val="FirstParagraph"/>
-      </w:pPr>
-      <w:r>
-        <w:t xml:space="preserve">A complaint should be dismissed if it fails “to state a claim upon which relief can be granted.” Fed. R. Civ. P. 12(b)(6). The First Circuit applies a two-pronged approach to determine the sufficiency of a complaint.</w:t>
-      </w:r>
-      <w:r>
-        <w:t xml:space="preserve"> </w:t>
-      </w:r>
-      <w:r>
-        <w:rPr>
-          <w:i/>
-          <w:iCs/>
-        </w:rPr>
-        <w:t xml:space="preserve">Ocasio-Hernandez v. Fortuno-Burset</w:t>
-      </w:r>
-      <w:r>
-        <w:t xml:space="preserve">, 640 F.3d 1, 12 (1st Cir. 2011). The first prong is to “identify the factual allegation and to identify statements in the complaint that merely offer legal conclusions couched as facts or are threadbare or conclusory.”</w:t>
-      </w:r>
-      <w:r>
-        <w:t xml:space="preserve"> </w:t>
-      </w:r>
-      <w:r>
-        <w:rPr>
-          <w:i/>
-          <w:iCs/>
-        </w:rPr>
-        <w:t xml:space="preserve">Soto-Torres v. Fraticell</w:t>
-      </w:r>
-      <w:r>
-        <w:t xml:space="preserve">, 654 F.3d 153, 158 (1st Cir. 2011). “While legal conclusions can provide the framework of a complaint, they must be supported by factual allegations.”</w:t>
-      </w:r>
-      <w:r>
-        <w:t xml:space="preserve"> </w:t>
-      </w:r>
-      <w:r>
-        <w:rPr>
-          <w:i/>
-          <w:iCs/>
-        </w:rPr>
-        <w:t xml:space="preserve">Ashcroft v. Iqbal</w:t>
-      </w:r>
-      <w:r>
-        <w:t xml:space="preserve">, 556 U.S. 662, 679 (2009). The second prong requires the Court to ask “whether the facts alleged would ‘allow[ ] the court to draw the reasonable inference that the defendant is liable for the misconduct alleged.’”</w:t>
-      </w:r>
-      <w:r>
-        <w:t xml:space="preserve"> </w:t>
-      </w:r>
-      <w:r>
-        <w:rPr>
-          <w:i/>
-          <w:iCs/>
-        </w:rPr>
-        <w:t xml:space="preserve">Soto-Torres</w:t>
-      </w:r>
-      <w:r>
-        <w:t xml:space="preserve">, 654 F.3d at 159.</w:t>
+      <w:r>
+        <w:rPr>
+          <w:b/>
+          <w:bCs/>
+        </w:rPr>
+        <w:t xml:space="preserve">BACKGROUND</w:t>
       </w:r>
     </w:p>
     <w:p>
@@ -1324,142 +4700,55 @@
         <w:pStyle w:val="BodyText"/>
       </w:pPr>
       <w:r>
-        <w:t xml:space="preserve">Here, Plaintiffs bring a facial—as opposed to an as-applied—challenge seeking a declaration that the Act and “any prospective enforcement thereof” violates the Constitution. The First Circuit “imposes a very heavy burden on a party who mounts a facial challenge to a state statute.”</w:t>
-      </w:r>
-      <w:r>
-        <w:t xml:space="preserve"> </w:t>
-      </w:r>
-      <w:r>
-        <w:rPr>
-          <w:i/>
-          <w:iCs/>
-        </w:rPr>
-        <w:t xml:space="preserve">McCullen v. Coakley</w:t>
-      </w:r>
-      <w:r>
-        <w:t xml:space="preserve">, 571 F.3d 167, 174 (1st Cir. 2009). Specifically, to succeed on such a challenge, Plaintiffs “must establish that no set of circumstances exists under which the act would be valid.”</w:t>
-      </w:r>
-      <w:r>
-        <w:t xml:space="preserve"> </w:t>
-      </w:r>
-      <w:r>
-        <w:rPr>
-          <w:i/>
-          <w:iCs/>
-        </w:rPr>
-        <w:t xml:space="preserve">Williams v. Puerto Rico</w:t>
-      </w:r>
-      <w:r>
-        <w:t xml:space="preserve">, 910 F. Supp. 2d 386, 392-93 (D.P.R. 2012). Given that high standard, “[a] facial challenge to a legislative act . . . is considered ‘the most difficult challenge to mount successfully.’”</w:t>
-      </w:r>
-      <w:r>
-        <w:t xml:space="preserve"> </w:t>
-      </w:r>
-      <w:r>
-        <w:rPr>
-          <w:i/>
-          <w:iCs/>
-        </w:rPr>
-        <w:t xml:space="preserve">Williams</w:t>
-      </w:r>
-      <w:r>
-        <w:t xml:space="preserve">, 910 F. Supp. 2d at 392-93 (quoting</w:t>
-      </w:r>
-      <w:r>
-        <w:t xml:space="preserve"> </w:t>
-      </w:r>
-      <w:r>
-        <w:rPr>
-          <w:i/>
-          <w:iCs/>
-        </w:rPr>
-        <w:t xml:space="preserve">United States v. Salerno</w:t>
-      </w:r>
-      <w:r>
-        <w:t xml:space="preserve">, 481 U.S. 739, 745 (1987)).</w:t>
-      </w:r>
-    </w:p>
-    <w:p>
-      <w:pPr>
-        <w:pStyle w:val="Heading1"/>
-      </w:pPr>
-      <w:bookmarkStart w:id="13" w:name="_sec12"/>
-      <w:r>
-        <w:t xml:space="preserve">ARGUMENT</w:t>
-      </w:r>
-      <w:bookmarkEnd w:id="13"/>
-    </w:p>
-    <w:p>
-      <w:pPr>
-        <w:pStyle w:val="Heading2"/>
-      </w:pPr>
-      <w:bookmarkStart w:id="14" w:name="_sec13"/>
-      <w:r>
-        <w:t xml:space="preserve">I.</w:t>
-      </w:r>
-      <w:r>
-        <w:tab/>
-      </w:r>
-      <w:r>
-        <w:t xml:space="preserve">Unless PREPA Seeks Relief Under the Act, This Lawsuit Is Premature and Unripe.</w:t>
-      </w:r>
-      <w:bookmarkEnd w:id="14"/>
-    </w:p>
-    <w:p>
-      <w:pPr>
-        <w:pStyle w:val="FirstParagraph"/>
-      </w:pPr>
-      <w:r>
-        <w:t xml:space="preserve">Article III of the U.S. Constitution prohibits federal courts from rendering advisory opinions, limiting their jurisdiction to live cases and controversies.</w:t>
-      </w:r>
-      <w:r>
-        <w:t xml:space="preserve"> </w:t>
-      </w:r>
-      <w:r>
-        <w:rPr>
-          <w:i/>
-          <w:iCs/>
-        </w:rPr>
-        <w:t xml:space="preserve">See</w:t>
-      </w:r>
-      <w:r>
-        <w:t xml:space="preserve"> </w:t>
-      </w:r>
-      <w:r>
-        <w:rPr>
-          <w:i/>
-          <w:iCs/>
-        </w:rPr>
-        <w:t xml:space="preserve">Roman Catholic Bishop of Springfield v. City of Springfield</w:t>
-      </w:r>
-      <w:r>
-        <w:t xml:space="preserve">, 724 F.3d 78, 89 (1st Cir. 2013). Plaintiffs lack standing to sue unless they show that they have “suffered some actual or threatened injury as a result of the putatively illegally conduct of the defendant, and that the injury can be fairly traced to the challenged action and is likely to be redressed by a favorable decision.”</w:t>
-      </w:r>
-      <w:r>
-        <w:t xml:space="preserve"> </w:t>
-      </w:r>
-      <w:r>
-        <w:rPr>
-          <w:i/>
-          <w:iCs/>
-        </w:rPr>
-        <w:t xml:space="preserve">McInnis-Misenor v. Me. Med. Ctr.</w:t>
-      </w:r>
-      <w:r>
-        <w:t xml:space="preserve">, 319 F.3d 63, 67 (1st Cir. 2003). As the Supreme Court has also made clear, “a claim is not ripe for adjudication if it rests upon contingent future events that may not occur as anticipated, or indeed may not occur at all.”</w:t>
-      </w:r>
-      <w:r>
-        <w:t xml:space="preserve"> </w:t>
-      </w:r>
-      <w:r>
-        <w:rPr>
-          <w:i/>
-          <w:iCs/>
-        </w:rPr>
-        <w:t xml:space="preserve">Texas v. United States</w:t>
-      </w:r>
-      <w:r>
-        <w:t xml:space="preserve">, 523 U.S. 296, 300 (1998) (quotation omitted).</w:t>
+        <w:t xml:space="preserve">The Current Fiscal Crisis. The fiscal situation in Puerto Rico has reached the most critical point in the Commonwealth’s history. In January 2013, the deficit for fiscal year 2012</w:t>
+      </w:r>
+      <w:r>
+        <w:noBreakHyphen/>
+      </w:r>
+      <w:r>
+        <w:t xml:space="preserve">13 was projected to exceed $2.2 billion. Act, Stmt. of Motives, § A. Even after significant budget cuts, the deficit for that fiscal year ultimately exceeded $1.2 billion.</w:t>
+      </w:r>
+      <w:r>
+        <w:t xml:space="preserve"> </w:t>
+      </w:r>
+      <w:r>
+        <w:rPr>
+          <w:i/>
+          <w:iCs/>
+        </w:rPr>
+        <w:t xml:space="preserve">Id.</w:t>
+      </w:r>
+      <w:r>
+        <w:t xml:space="preserve"> </w:t>
+      </w:r>
+      <w:r>
+        <w:t xml:space="preserve">And despite additional measures of fiscal discipline approved by the Legislative Assembly, the deficit for the current fiscal year reached $650 million.</w:t>
+      </w:r>
+      <w:r>
+        <w:t xml:space="preserve"> </w:t>
+      </w:r>
+      <w:r>
+        <w:rPr>
+          <w:i/>
+          <w:iCs/>
+        </w:rPr>
+        <w:t xml:space="preserve">Id.</w:t>
+      </w:r>
+      <w:r>
+        <w:t xml:space="preserve"> </w:t>
+      </w:r>
+      <w:r>
+        <w:t xml:space="preserve">Moreover, in recent years, Puerto Rico has faced a declining population and high unemployment, which have led to a declining tax base and decreases in revenue.</w:t>
+      </w:r>
+      <w:r>
+        <w:t xml:space="preserve"> </w:t>
+      </w:r>
+      <w:r>
+        <w:rPr>
+          <w:i/>
+          <w:iCs/>
+        </w:rPr>
+        <w:t xml:space="preserve">Id.</w:t>
       </w:r>
     </w:p>
     <w:p>
@@ -1467,118 +4756,112 @@
         <w:pStyle w:val="BodyText"/>
       </w:pPr>
       <w:r>
-        <w:t xml:space="preserve">To date, no public corporation—including PREPA—has sought relief under the Act. Plaintiffs simply allege that proceedings under the Act would be preempted and would raise constitutional concerns if they were to occur. Because they have suffered no injury and can point to no imminent harm, Plaintiffs lack standing to sue.</w:t>
-      </w:r>
-      <w:r>
-        <w:t xml:space="preserve"> </w:t>
-      </w:r>
-      <w:r>
-        <w:rPr>
-          <w:i/>
-          <w:iCs/>
-        </w:rPr>
-        <w:t xml:space="preserve">See Lujan v. Defenders of Wildlife</w:t>
-      </w:r>
-      <w:r>
-        <w:t xml:space="preserve">, 504 U.S. 555, 560 (1992). And because the lawsuit turns on the mere possibility that PREPA will seek relief, Plaintiffs’ claims are unripe for review.</w:t>
-      </w:r>
-      <w:r>
-        <w:t xml:space="preserve"> </w:t>
-      </w:r>
-      <w:r>
-        <w:rPr>
-          <w:i/>
-          <w:iCs/>
-        </w:rPr>
-        <w:t xml:space="preserve">See Ernst &amp; Young v. Depositors Econ. Prot. Corp.</w:t>
-      </w:r>
-      <w:r>
-        <w:t xml:space="preserve">, 45 F.3d 530, 537-38 (1st Cir. 1995). Plaintiffs essentially ask this Court to render an advisory opinion about proceedings that may never occur, based on an alleged future injury that they may never suffer. For this reason, the claims should be dismissed.</w:t>
+        <w:t xml:space="preserve">The Puerto Rico Public Corporation Debt Enforcement and Recovery Act. In order to address the fiscal emergency facing the Commonwealth and its public corporations, on June 26, 2014, the Legislative Assembly enacted the Puerto Rico Public Corporation Debt Enforcement and Recovery Act. The Act is patterned after the federal bankruptcy code—under which Puerto Rico’s public corporations are ineligible to seek relief—and creates a specialized court to exercise</w:t>
+      </w:r>
+      <w:r>
+        <w:t xml:space="preserve"> </w:t>
+      </w:r>
+      <w:r>
+        <w:rPr>
+          <w:i/>
+          <w:iCs/>
+        </w:rPr>
+        <w:t xml:space="preserve">in rem</w:t>
+      </w:r>
+      <w:r>
+        <w:t xml:space="preserve"> </w:t>
+      </w:r>
+      <w:r>
+        <w:t xml:space="preserve">jurisdiction over the property of any public corporation that seeks protection under the Act.</w:t>
+      </w:r>
+      <w:r>
+        <w:t xml:space="preserve"> </w:t>
+      </w:r>
+      <w:r>
+        <w:rPr>
+          <w:i/>
+          <w:iCs/>
+        </w:rPr>
+        <w:t xml:space="preserve">See id.</w:t>
+      </w:r>
+      <w:r>
+        <w:t xml:space="preserve"> </w:t>
+      </w:r>
+      <w:r>
+        <w:t xml:space="preserve">§§ 109, 111.</w:t>
       </w:r>
     </w:p>
     <w:p>
       <w:pPr>
-        <w:pStyle w:val="Heading2"/>
+        <w:pStyle w:val="Heading1"/>
+        <w:keepNext/>
+        <w:keepLines/>
+        <w:spacing w:before="480" w:after="240" w:line="276" w:lineRule="exact"/>
+        <w:ind w:left="0" w:firstLine="0"/>
+        <w:jc w:val="center"/>
       </w:pPr>
-      <w:bookmarkStart w:id="15" w:name="_sec16"/>
-      <w:r>
-        <w:t xml:space="preserve">II.</w:t>
-      </w:r>
-      <w:r>
-        <w:tab/>
-      </w:r>
-      <w:r>
-        <w:t xml:space="preserve">The Act Is Not Preempted By the Federal Bankruptcy Code and Does Not Violate the U.S. Constitution’s Bankruptcy Clause.</w:t>
-      </w:r>
-      <w:bookmarkEnd w:id="15"/>
-    </w:p>
-    <w:p>
-      <w:pPr>
-        <w:pStyle w:val="Heading3"/>
-      </w:pPr>
-      <w:bookmarkStart w:id="16" w:name="_sec17"/>
-      <w:r>
-        <w:t xml:space="preserve">A.</w:t>
-      </w:r>
-      <w:r>
-        <w:tab/>
-      </w:r>
-      <w:r>
-        <w:t xml:space="preserve">The Act Is a Valid Exercise of Puerto Rico’s Police Power.</w:t>
-      </w:r>
-      <w:bookmarkEnd w:id="16"/>
-    </w:p>
-    <w:p>
-      <w:pPr>
-        <w:pStyle w:val="FirstParagraph"/>
-      </w:pPr>
-      <w:r>
-        <w:t xml:space="preserve">The Act is a proper exercise of Puerto Rico’s sovereign police power. Puerto Rico’s Constitution—established by the People of Puerto Rico and approved by Congress and the President,</w:t>
-      </w:r>
-      <w:r>
-        <w:t xml:space="preserve"> </w:t>
-      </w:r>
-      <w:r>
-        <w:rPr>
-          <w:i/>
-          <w:iCs/>
-        </w:rPr>
-        <w:t xml:space="preserve">see</w:t>
-      </w:r>
-      <w:r>
-        <w:t xml:space="preserve"> </w:t>
-      </w:r>
-      <w:r>
-        <w:t xml:space="preserve">Pub. L. 82-447, 66 Stat. 327 (July 3, 1952)—explicitly recognizes “[t]he power of the Legislative Assembly to enact laws for the protection of the life, health and general welfare of the people shall . . . not be construed restrictively.” P.R. CONST. art. II, § 19;</w:t>
-      </w:r>
-      <w:r>
-        <w:t xml:space="preserve"> </w:t>
-      </w:r>
-      <w:r>
-        <w:rPr>
-          <w:i/>
-          <w:iCs/>
-        </w:rPr>
-        <w:t xml:space="preserve">see also</w:t>
-      </w:r>
-      <w:r>
-        <w:t xml:space="preserve"> </w:t>
-      </w:r>
-      <w:r>
-        <w:t xml:space="preserve">48 U.S.C. § 821;</w:t>
-      </w:r>
-      <w:r>
-        <w:t xml:space="preserve"> </w:t>
-      </w:r>
-      <w:r>
-        <w:rPr>
-          <w:i/>
-          <w:iCs/>
-        </w:rPr>
-        <w:t xml:space="preserve">Examining Bd. of Eng’rs, Architects &amp; Surveyors v. Flores de Otero</w:t>
-      </w:r>
-      <w:r>
-        <w:t xml:space="preserve">, 426 U.S. 572, 594 (1976) (“The purpose of Congress in the 1950 and 1952 legislation was to accord to Puerto Rico the degree of autonomy and independence normally associated with States of the Union.”). In their principal challenge to the Act, Plaintiffs nonetheless claim that laws relating to the restructuring of debts fall within Congress’s exclusive province pursuant to the Bankruptcy Clause of the U.S. Constitution.</w:t>
+      <w:r>
+        <w:rPr>
+          <w:b/>
+          <w:bCs/>
+        </w:rPr>
+        <w:t xml:space="preserve">STANDARD</w:t>
+      </w:r>
+      <w:r>
+        <w:rPr>
+          <w:b/>
+          <w:bCs/>
+        </w:rPr>
+        <w:t xml:space="preserve"> </w:t>
+      </w:r>
+      <w:r>
+        <w:rPr>
+          <w:b/>
+          <w:bCs/>
+        </w:rPr>
+        <w:t xml:space="preserve">FOR</w:t>
+      </w:r>
+      <w:r>
+        <w:rPr>
+          <w:b/>
+          <w:bCs/>
+        </w:rPr>
+        <w:t xml:space="preserve"> </w:t>
+      </w:r>
+      <w:r>
+        <w:rPr>
+          <w:b/>
+          <w:bCs/>
+        </w:rPr>
+        <w:t xml:space="preserve">MOTION</w:t>
+      </w:r>
+      <w:r>
+        <w:rPr>
+          <w:b/>
+          <w:bCs/>
+        </w:rPr>
+        <w:t xml:space="preserve"> </w:t>
+      </w:r>
+      <w:r>
+        <w:rPr>
+          <w:b/>
+          <w:bCs/>
+        </w:rPr>
+        <w:t xml:space="preserve">TO</w:t>
+      </w:r>
+      <w:r>
+        <w:rPr>
+          <w:b/>
+          <w:bCs/>
+        </w:rPr>
+        <w:t xml:space="preserve"> </w:t>
+      </w:r>
+      <w:r>
+        <w:rPr>
+          <w:b/>
+          <w:bCs/>
+        </w:rPr>
+        <w:t xml:space="preserve">DISMISS</w:t>
       </w:r>
     </w:p>
     <w:p>
@@ -1586,76 +4869,59 @@
         <w:pStyle w:val="BodyText"/>
       </w:pPr>
       <w:r>
-        <w:t xml:space="preserve">Plaintiffs’ effort is badly misguided. To be sure, the Bankruptcy Clause affords Congress the power “[t]o establish . . . uniform laws on the subject of Bankruptcies throughout the United States.” U.S. CONST. art. I, § 8, cl. 4. But the Supreme Court has long made clear that the mere existence of this power does not occupy the field and extinguish local authority to regulate bankruptcies involving public entities. Indeed, it was not until 1938 that the Supreme Court ruled that the federal bankruptcy power extends to laws governing municipalities and other state entities in the first place.</w:t>
-      </w:r>
-      <w:r>
-        <w:t xml:space="preserve"> </w:t>
-      </w:r>
-      <w:r>
-        <w:rPr>
-          <w:i/>
-          <w:iCs/>
-        </w:rPr>
-        <w:t xml:space="preserve">Compare</w:t>
-      </w:r>
-      <w:r>
-        <w:t xml:space="preserve"> </w:t>
-      </w:r>
-      <w:r>
-        <w:rPr>
-          <w:i/>
-          <w:iCs/>
-        </w:rPr>
-        <w:t xml:space="preserve">United States v. Bekins</w:t>
-      </w:r>
-      <w:r>
-        <w:t xml:space="preserve">, 304 U.S. 27, 51-52 (1938) (upholding federal municipal restructuring law),</w:t>
-      </w:r>
-      <w:r>
-        <w:t xml:space="preserve"> </w:t>
-      </w:r>
-      <w:r>
-        <w:rPr>
-          <w:i/>
-          <w:iCs/>
-        </w:rPr>
-        <w:t xml:space="preserve">with</w:t>
-      </w:r>
-      <w:r>
-        <w:t xml:space="preserve"> </w:t>
-      </w:r>
-      <w:r>
-        <w:rPr>
-          <w:i/>
-          <w:iCs/>
-        </w:rPr>
-        <w:t xml:space="preserve">Ashton v. Cameron Cnty. Water Improvement Dist.</w:t>
-      </w:r>
-      <w:r>
-        <w:t xml:space="preserve">, 298 U.S. 513, 529-32 (1936) (striking down federal municipal restructuring law as impinging on state sovereignty). Even then, the Supreme Court approved federal control over the bankruptcies of state entities only because the statute in question (a precursor to Chapter 9 of the Bankruptcy Code) was “carefully drawn so as not to impinge on the sovereignty of the State.”</w:t>
-      </w:r>
-      <w:r>
-        <w:t xml:space="preserve"> </w:t>
-      </w:r>
-      <w:r>
-        <w:rPr>
-          <w:i/>
-          <w:iCs/>
-        </w:rPr>
-        <w:t xml:space="preserve">Bekins</w:t>
-      </w:r>
-      <w:r>
-        <w:t xml:space="preserve">, 304 U.S. at 50-51. The Court credited the fact that the federal statute allowed “[t]he State [to] retain[] control of its fiscal affairs” and exercised the bankruptcy power “only in a case where the action of the taxing agency in carrying out a plan of composition approved by the bankruptcy court is authorized by state law.”</w:t>
-      </w:r>
-      <w:r>
-        <w:t xml:space="preserve"> </w:t>
-      </w:r>
-      <w:r>
-        <w:rPr>
-          <w:i/>
-          <w:iCs/>
-        </w:rPr>
-        <w:t xml:space="preserve">Id.</w:t>
+        <w:t xml:space="preserve">A complaint should be dismissed if it fails “to state a claim upon which relief can be granted.” Fed. R. Civ. P. 12(b)⁠(6). The First Circuit applies a two-pronged approach to determine the sufficiency of a complaint.</w:t>
+      </w:r>
+      <w:r>
+        <w:t xml:space="preserve"> </w:t>
+      </w:r>
+      <w:r>
+        <w:rPr>
+          <w:i/>
+          <w:iCs/>
+        </w:rPr>
+        <w:t xml:space="preserve">Ocasio-Hernandez v. Fortuno-Burset</w:t>
+      </w:r>
+      <w:r>
+        <w:t xml:space="preserve">, 640 F.3d 1, 12 (1st Cir. 2011). The first prong is to “identify the factual allegation and to identify statements in the complaint that merely offer legal conclusions couched as facts or are threadbare or conclusory.”</w:t>
+      </w:r>
+      <w:r>
+        <w:t xml:space="preserve"> </w:t>
+      </w:r>
+      <w:r>
+        <w:rPr>
+          <w:i/>
+          <w:iCs/>
+        </w:rPr>
+        <w:t xml:space="preserve">Soto-Torres v. Fraticell</w:t>
+      </w:r>
+      <w:r>
+        <w:t xml:space="preserve">, 654 F.3d 153, 158 (1st Cir. 2011). “While legal conclusions can provide the framework of a complaint, they must be supported by factual allegations.”</w:t>
+      </w:r>
+      <w:r>
+        <w:t xml:space="preserve"> </w:t>
+      </w:r>
+      <w:r>
+        <w:rPr>
+          <w:i/>
+          <w:iCs/>
+        </w:rPr>
+        <w:t xml:space="preserve">Ashcroft v. Iqbal</w:t>
+      </w:r>
+      <w:r>
+        <w:t xml:space="preserve">, 556 U.S. 662, 679 (2009). The second prong requires the Court to ask “whether the facts alleged would ‘allow[ ] the court to draw the reasonable inference that the defendant is liable for the misconduct alleged.’”</w:t>
+      </w:r>
+      <w:r>
+        <w:t xml:space="preserve"> </w:t>
+      </w:r>
+      <w:r>
+        <w:rPr>
+          <w:i/>
+          <w:iCs/>
+        </w:rPr>
+        <w:t xml:space="preserve">Soto-Torres</w:t>
+      </w:r>
+      <w:r>
+        <w:t xml:space="preserve">, 654 F.3d at 159.</w:t>
       </w:r>
     </w:p>
     <w:p>
@@ -1663,81 +4929,290 @@
         <w:pStyle w:val="BodyText"/>
       </w:pPr>
       <w:r>
-        <w:t xml:space="preserve">Under clear Supreme Court precedent, state and local governments retain the power to pass their own restructuring statutes, so long as they do not conflict with federal law.</w:t>
-      </w:r>
-      <w:r>
-        <w:rPr>
-          <w:rStyle w:val="FootnoteReference"/>
-        </w:rPr>
-        <w:footnoteReference w:id="17"/>
-      </w:r>
-      <w:r>
-        <w:t xml:space="preserve"> </w:t>
-      </w:r>
-      <w:r>
-        <w:t xml:space="preserve">Congress has not wholly occupied the field, and the Constitution does not vest it with exclusive power to enact such laws.</w:t>
-      </w:r>
-      <w:r>
-        <w:t xml:space="preserve"> </w:t>
-      </w:r>
-      <w:r>
-        <w:rPr>
-          <w:i/>
-          <w:iCs/>
-        </w:rPr>
-        <w:t xml:space="preserve">See, e.g.</w:t>
-      </w:r>
-      <w:r>
-        <w:t xml:space="preserve">,</w:t>
-      </w:r>
-      <w:r>
-        <w:t xml:space="preserve"> </w:t>
-      </w:r>
-      <w:r>
-        <w:rPr>
-          <w:i/>
-          <w:iCs/>
-        </w:rPr>
-        <w:t xml:space="preserve">Faitoute Iron &amp; Steel Co. v. City of Asbury Park, N.J.</w:t>
-      </w:r>
-      <w:r>
-        <w:t xml:space="preserve">, 316 U.S. 502, 508-09 (1942) (upholding New Jersey’s power to enact bankruptcy statute for its municipalities against constitutional challenge, concluding the state was not “powerless in this field” to devise “autonomous regulations” for the “fiscal management of its own household”). State laws on the subject are “suspended only to the extent of actual conflict with the system provided by the Bankruptcy Act of Congress.”</w:t>
-      </w:r>
-      <w:r>
-        <w:t xml:space="preserve"> </w:t>
-      </w:r>
-      <w:r>
-        <w:rPr>
-          <w:i/>
-          <w:iCs/>
-        </w:rPr>
-        <w:t xml:space="preserve">Stellwagen v. Clum</w:t>
-      </w:r>
-      <w:r>
-        <w:t xml:space="preserve">, 245 U.S. 605, 613 (1918);</w:t>
-      </w:r>
-      <w:r>
-        <w:t xml:space="preserve"> </w:t>
-      </w:r>
-      <w:r>
-        <w:rPr>
-          <w:i/>
-          <w:iCs/>
-        </w:rPr>
-        <w:t xml:space="preserve">see also</w:t>
-      </w:r>
-      <w:r>
-        <w:t xml:space="preserve"> </w:t>
-      </w:r>
-      <w:r>
-        <w:rPr>
-          <w:i/>
-          <w:iCs/>
-        </w:rPr>
-        <w:t xml:space="preserve">FDIC v. Torrefación Café Cialitos, Inc.</w:t>
-      </w:r>
-      <w:r>
-        <w:t xml:space="preserve">, 62 F.3d 439, 443-44 (1st Cir. 1995).</w:t>
+        <w:t xml:space="preserve">Here, Plaintiffs bring a facial—as opposed to an as-applied—challenge seeking a declaration that the Act and “any prospective enforcement thereof” violates the Constitution. The First Circuit “imposes a very heavy burden on a party who mounts a facial challenge to a state statute.”</w:t>
+      </w:r>
+      <w:r>
+        <w:t xml:space="preserve"> </w:t>
+      </w:r>
+      <w:r>
+        <w:rPr>
+          <w:i/>
+          <w:iCs/>
+        </w:rPr>
+        <w:t xml:space="preserve">McCullen v. Coakley</w:t>
+      </w:r>
+      <w:r>
+        <w:t xml:space="preserve">, 571 F.3d 167, 174 (1st Cir. 2009). Specifically, to succeed on such a challenge, Plaintiffs “must establish that no set of circumstances exists under which the act would be valid.”</w:t>
+      </w:r>
+      <w:r>
+        <w:t xml:space="preserve"> </w:t>
+      </w:r>
+      <w:r>
+        <w:rPr>
+          <w:i/>
+          <w:iCs/>
+        </w:rPr>
+        <w:t xml:space="preserve">Williams v. Puerto Rico</w:t>
+      </w:r>
+      <w:r>
+        <w:t xml:space="preserve">, 910 F. Supp. 2d 386, 392</w:t>
+      </w:r>
+      <w:r>
+        <w:noBreakHyphen/>
+      </w:r>
+      <w:r>
+        <w:t xml:space="preserve">93 (D.P.R. 2012). Given that high standard, “[a] facial challenge to a legislative act . . . is considered ‘the most difficult challenge to mount successfully.’”</w:t>
+      </w:r>
+      <w:r>
+        <w:t xml:space="preserve"> </w:t>
+      </w:r>
+      <w:r>
+        <w:rPr>
+          <w:i/>
+          <w:iCs/>
+        </w:rPr>
+        <w:t xml:space="preserve">Williams</w:t>
+      </w:r>
+      <w:r>
+        <w:t xml:space="preserve">, 910 F. Supp. 2d at 392</w:t>
+      </w:r>
+      <w:r>
+        <w:noBreakHyphen/>
+      </w:r>
+      <w:r>
+        <w:t xml:space="preserve">93 (quoting</w:t>
+      </w:r>
+      <w:r>
+        <w:t xml:space="preserve"> </w:t>
+      </w:r>
+      <w:r>
+        <w:rPr>
+          <w:i/>
+          <w:iCs/>
+        </w:rPr>
+        <w:t xml:space="preserve">United States v. Salerno</w:t>
+      </w:r>
+      <w:r>
+        <w:t xml:space="preserve">, 481 U.S. 739, 745 (1987)).</w:t>
+      </w:r>
+    </w:p>
+    <w:p>
+      <w:pPr>
+        <w:pStyle w:val="Heading1"/>
+        <w:keepNext/>
+        <w:keepLines/>
+        <w:spacing w:before="480" w:after="240" w:line="276" w:lineRule="exact"/>
+        <w:ind w:left="0" w:firstLine="0"/>
+        <w:jc w:val="center"/>
+      </w:pPr>
+      <w:r>
+        <w:rPr>
+          <w:b/>
+          <w:bCs/>
+        </w:rPr>
+        <w:t xml:space="preserve">ARGUMENT</w:t>
+      </w:r>
+    </w:p>
+    <w:p>
+      <w:pPr>
+        <w:pStyle w:val="Heading2"/>
+        <w:keepNext/>
+        <w:keepLines/>
+        <w:tabs>
+          <w:tab w:val="left" w:pos="720"/>
+        </w:tabs>
+        <w:spacing w:before="480" w:after="240" w:line="276" w:lineRule="exact"/>
+        <w:ind w:left="720" w:hanging="720"/>
+        <w:jc w:val="left"/>
+      </w:pPr>
+      <w:r>
+        <w:rPr>
+          <w:b/>
+          <w:bCs/>
+        </w:rPr>
+        <w:t xml:space="preserve">I.</w:t>
+      </w:r>
+      <w:r>
+        <w:rPr>
+          <w:b/>
+          <w:bCs/>
+        </w:rPr>
+        <w:tab/>
+      </w:r>
+      <w:r>
+        <w:rPr>
+          <w:b/>
+          <w:bCs/>
+        </w:rPr>
+        <w:t xml:space="preserve">Unless</w:t>
+      </w:r>
+      <w:r>
+        <w:rPr>
+          <w:b/>
+          <w:bCs/>
+        </w:rPr>
+        <w:t xml:space="preserve"> </w:t>
+      </w:r>
+      <w:r>
+        <w:rPr>
+          <w:b/>
+          <w:bCs/>
+        </w:rPr>
+        <w:t xml:space="preserve">PREPA</w:t>
+      </w:r>
+      <w:r>
+        <w:rPr>
+          <w:b/>
+          <w:bCs/>
+        </w:rPr>
+        <w:t xml:space="preserve"> </w:t>
+      </w:r>
+      <w:r>
+        <w:rPr>
+          <w:b/>
+          <w:bCs/>
+        </w:rPr>
+        <w:t xml:space="preserve">Seeks</w:t>
+      </w:r>
+      <w:r>
+        <w:rPr>
+          <w:b/>
+          <w:bCs/>
+        </w:rPr>
+        <w:t xml:space="preserve"> </w:t>
+      </w:r>
+      <w:r>
+        <w:rPr>
+          <w:b/>
+          <w:bCs/>
+        </w:rPr>
+        <w:t xml:space="preserve">Relief</w:t>
+      </w:r>
+      <w:r>
+        <w:rPr>
+          <w:b/>
+          <w:bCs/>
+        </w:rPr>
+        <w:t xml:space="preserve"> </w:t>
+      </w:r>
+      <w:r>
+        <w:rPr>
+          <w:b/>
+          <w:bCs/>
+        </w:rPr>
+        <w:t xml:space="preserve">Under</w:t>
+      </w:r>
+      <w:r>
+        <w:rPr>
+          <w:b/>
+          <w:bCs/>
+        </w:rPr>
+        <w:t xml:space="preserve"> </w:t>
+      </w:r>
+      <w:r>
+        <w:rPr>
+          <w:b/>
+          <w:bCs/>
+        </w:rPr>
+        <w:t xml:space="preserve">the</w:t>
+      </w:r>
+      <w:r>
+        <w:rPr>
+          <w:b/>
+          <w:bCs/>
+        </w:rPr>
+        <w:t xml:space="preserve"> </w:t>
+      </w:r>
+      <w:r>
+        <w:rPr>
+          <w:b/>
+          <w:bCs/>
+        </w:rPr>
+        <w:t xml:space="preserve">Act,</w:t>
+      </w:r>
+      <w:r>
+        <w:rPr>
+          <w:b/>
+          <w:bCs/>
+        </w:rPr>
+        <w:t xml:space="preserve"> </w:t>
+      </w:r>
+      <w:r>
+        <w:rPr>
+          <w:b/>
+          <w:bCs/>
+        </w:rPr>
+        <w:t xml:space="preserve">This</w:t>
+      </w:r>
+      <w:r>
+        <w:rPr>
+          <w:b/>
+          <w:bCs/>
+        </w:rPr>
+        <w:t xml:space="preserve"> </w:t>
+      </w:r>
+      <w:r>
+        <w:rPr>
+          <w:b/>
+          <w:bCs/>
+        </w:rPr>
+        <w:t xml:space="preserve">Lawsuit</w:t>
+      </w:r>
+      <w:r>
+        <w:rPr>
+          <w:b/>
+          <w:bCs/>
+        </w:rPr>
+        <w:t xml:space="preserve"> </w:t>
+      </w:r>
+      <w:r>
+        <w:rPr>
+          <w:b/>
+          <w:bCs/>
+        </w:rPr>
+        <w:t xml:space="preserve">Is</w:t>
+      </w:r>
+      <w:r>
+        <w:rPr>
+          <w:b/>
+          <w:bCs/>
+        </w:rPr>
+        <w:t xml:space="preserve"> </w:t>
+      </w:r>
+      <w:r>
+        <w:rPr>
+          <w:b/>
+          <w:bCs/>
+        </w:rPr>
+        <w:t xml:space="preserve">Premature</w:t>
+      </w:r>
+      <w:r>
+        <w:rPr>
+          <w:b/>
+          <w:bCs/>
+        </w:rPr>
+        <w:t xml:space="preserve"> </w:t>
+      </w:r>
+      <w:r>
+        <w:rPr>
+          <w:b/>
+          <w:bCs/>
+        </w:rPr>
+        <w:t xml:space="preserve">and</w:t>
+      </w:r>
+      <w:r>
+        <w:rPr>
+          <w:b/>
+          <w:bCs/>
+        </w:rPr>
+        <w:t xml:space="preserve"> </w:t>
+      </w:r>
+      <w:r>
+        <w:rPr>
+          <w:b/>
+          <w:bCs/>
+        </w:rPr>
+        <w:t xml:space="preserve">Unripe.</w:t>
       </w:r>
     </w:p>
     <w:p>
@@ -1745,46 +5220,56 @@
         <w:pStyle w:val="BodyText"/>
       </w:pPr>
       <w:r>
-        <w:t xml:space="preserve">For this reason, courts have upheld state restructuring or liquidation proceedings that apply to entities—such as banks and insurance companies—that are specifically excluded from the protection of federal bankruptcy law under 11 U.S.C. § 109(b)(2).</w:t>
-      </w:r>
-      <w:r>
-        <w:t xml:space="preserve"> </w:t>
-      </w:r>
-      <w:r>
-        <w:rPr>
-          <w:i/>
-          <w:iCs/>
-        </w:rPr>
-        <w:t xml:space="preserve">See, e.g.</w:t>
-      </w:r>
-      <w:r>
-        <w:t xml:space="preserve">,</w:t>
-      </w:r>
-      <w:r>
-        <w:t xml:space="preserve"> </w:t>
-      </w:r>
-      <w:r>
-        <w:rPr>
-          <w:i/>
-          <w:iCs/>
-        </w:rPr>
-        <w:t xml:space="preserve">Neblett v. Carpenter</w:t>
-      </w:r>
-      <w:r>
-        <w:t xml:space="preserve">, 305 U.S. 297 (1938) (rehabilitation of an insurance company under the Insurance Code of California);</w:t>
-      </w:r>
-      <w:r>
-        <w:t xml:space="preserve"> </w:t>
-      </w:r>
-      <w:r>
-        <w:rPr>
-          <w:i/>
-          <w:iCs/>
-        </w:rPr>
-        <w:t xml:space="preserve">Doty v. Love</w:t>
-      </w:r>
-      <w:r>
-        <w:t xml:space="preserve">, 295 U.S. 64 (1935) (reorganization of a bank under a Mississippi statute).</w:t>
+        <w:t xml:space="preserve">Article III of the U.S. Constitution prohibits federal courts from rendering advisory opinions, limiting their jurisdiction to live cases and controversies.</w:t>
+      </w:r>
+      <w:r>
+        <w:t xml:space="preserve"> </w:t>
+      </w:r>
+      <w:r>
+        <w:rPr>
+          <w:i/>
+          <w:iCs/>
+        </w:rPr>
+        <w:t xml:space="preserve">See</w:t>
+      </w:r>
+      <w:r>
+        <w:t xml:space="preserve"> </w:t>
+      </w:r>
+      <w:r>
+        <w:rPr>
+          <w:i/>
+          <w:iCs/>
+        </w:rPr>
+        <w:t xml:space="preserve">Roman Catholic Bishop of Springfield v. City of Springfield</w:t>
+      </w:r>
+      <w:r>
+        <w:t xml:space="preserve">, 724 F.3d 78, 89 (1st Cir. 2013). Plaintiffs lack standing to sue unless they show that they have “suffered some actual or threatened injury as a result of the putatively illegally conduct of the defendant, and that the injury can be fairly traced to the challenged action and is likely to be redressed by a favorable decision.”</w:t>
+      </w:r>
+      <w:r>
+        <w:t xml:space="preserve"> </w:t>
+      </w:r>
+      <w:r>
+        <w:rPr>
+          <w:i/>
+          <w:iCs/>
+        </w:rPr>
+        <w:t xml:space="preserve">McInnis-Misenor v. Me. Med. Ctr.</w:t>
+      </w:r>
+      <w:r>
+        <w:t xml:space="preserve">, 319 F.3d 63, 67 (1st Cir. 2003). As the Supreme Court has also made clear, “a claim is not ripe for adjudication if it rests upon contingent future events that may not occur as anticipated, or indeed may not occur at all.”</w:t>
+      </w:r>
+      <w:r>
+        <w:t xml:space="preserve"> </w:t>
+      </w:r>
+      <w:r>
+        <w:rPr>
+          <w:i/>
+          <w:iCs/>
+        </w:rPr>
+        <w:t xml:space="preserve">Texas v. United States</w:t>
+      </w:r>
+      <w:r>
+        <w:t xml:space="preserve">, 523 U.S. 296, 300 (1998) (quotation omitted).</w:t>
       </w:r>
     </w:p>
     <w:p>
@@ -1792,65 +5277,499 @@
         <w:pStyle w:val="BodyText"/>
       </w:pPr>
       <w:r>
-        <w:t xml:space="preserve">The Commonwealth may authorize proceedings for the restructuring of its public entities for precisely the same reasons. Puerto Rico’s public entities are not currently governed by any federal bankruptcy law. Rather—much like banks and insurance companies—they fall into a gap in the Bankruptcy Code. On the one hand, because Puerto Rico is not a “state” for “the purpose of defining who may be a debtor under chapter 9,” 11 U.S.C. § 101(52), its political subdivisions, public agencies, and instrumentalities are not “municipalit[ies]” eligible to reorganize under Chapter 9.</w:t>
-      </w:r>
-      <w:r>
-        <w:t xml:space="preserve"> </w:t>
-      </w:r>
-      <w:r>
-        <w:rPr>
-          <w:i/>
-          <w:iCs/>
-        </w:rPr>
-        <w:t xml:space="preserve">See</w:t>
-      </w:r>
-      <w:r>
-        <w:t xml:space="preserve"> </w:t>
-      </w:r>
-      <w:r>
-        <w:t xml:space="preserve">11 U.S.C. §§ 101(40), 109(c)(1), 109(c)(2). At the same time, because those entities are classified as “governmental unit[s]” for purposes of 11 U.S.C. § 101(41), they are not “person[s]” for purposes of the Bankruptcy Code and thus cannot seek the Chapter 11 relief available to their counterparts in the 50 states.</w:t>
-      </w:r>
-      <w:r>
-        <w:t xml:space="preserve"> </w:t>
-      </w:r>
-      <w:r>
-        <w:rPr>
-          <w:i/>
-          <w:iCs/>
-        </w:rPr>
-        <w:t xml:space="preserve">See</w:t>
-      </w:r>
-      <w:r>
-        <w:t xml:space="preserve"> </w:t>
-      </w:r>
-      <w:r>
-        <w:t xml:space="preserve">11 U.S.C. § 109(b), (d). As a result, there is no federal restructuring scheme that conflicts with or displaces the public-entity restructuring law enacted by Puerto Rico pursuant to its inherent police power.</w:t>
-      </w:r>
-      <w:r>
-        <w:t xml:space="preserve"> </w:t>
-      </w:r>
-      <w:r>
-        <w:rPr>
-          <w:i/>
-          <w:iCs/>
-        </w:rPr>
-        <w:t xml:space="preserve">See, e.g.</w:t>
-      </w:r>
-      <w:r>
-        <w:t xml:space="preserve">,</w:t>
-      </w:r>
-      <w:r>
-        <w:t xml:space="preserve"> </w:t>
-      </w:r>
-      <w:r>
-        <w:rPr>
-          <w:i/>
-          <w:iCs/>
-        </w:rPr>
-        <w:t xml:space="preserve">Stellwagen</w:t>
-      </w:r>
-      <w:r>
-        <w:t xml:space="preserve">, 245 U.S. at 613.</w:t>
+        <w:t xml:space="preserve">To date, no public corporation—including PREPA—has sought relief under the Act. Plaintiffs simply allege that proceedings under the Act would be preempted and would raise constitutional concerns if they were to occur. Because they have suffered no injury and can point to no imminent harm, Plaintiffs lack standing to sue.</w:t>
+      </w:r>
+      <w:r>
+        <w:t xml:space="preserve"> </w:t>
+      </w:r>
+      <w:r>
+        <w:rPr>
+          <w:i/>
+          <w:iCs/>
+        </w:rPr>
+        <w:t xml:space="preserve">See Lujan v. Defenders of Wildlife</w:t>
+      </w:r>
+      <w:r>
+        <w:t xml:space="preserve">, 504 U.S. 555, 560 (1992). And because the lawsuit turns on the mere possibility that PREPA will seek relief, Plaintiffs’ claims are unripe for review.</w:t>
+      </w:r>
+      <w:r>
+        <w:t xml:space="preserve"> </w:t>
+      </w:r>
+      <w:r>
+        <w:rPr>
+          <w:i/>
+          <w:iCs/>
+        </w:rPr>
+        <w:t xml:space="preserve">See Ernst &amp; Young v. Depositors Econ. Prot. Corp.</w:t>
+      </w:r>
+      <w:r>
+        <w:t xml:space="preserve">, 45 F.3d 530, 537</w:t>
+      </w:r>
+      <w:r>
+        <w:noBreakHyphen/>
+      </w:r>
+      <w:r>
+        <w:t xml:space="preserve">38 (1st Cir. 1995). Plaintiffs essentially ask this Court to render an advisory opinion about proceedings that may never occur, based on an alleged future injury that they may never suffer. For this reason, the claims should be dismissed.</w:t>
+      </w:r>
+    </w:p>
+    <w:p>
+      <w:pPr>
+        <w:pStyle w:val="Heading2"/>
+        <w:keepNext/>
+        <w:keepLines/>
+        <w:tabs>
+          <w:tab w:val="left" w:pos="720"/>
+        </w:tabs>
+        <w:spacing w:before="480" w:after="240" w:line="276" w:lineRule="exact"/>
+        <w:ind w:left="720" w:hanging="720"/>
+        <w:jc w:val="left"/>
+      </w:pPr>
+      <w:r>
+        <w:rPr>
+          <w:b/>
+          <w:bCs/>
+        </w:rPr>
+        <w:t xml:space="preserve">II.</w:t>
+      </w:r>
+      <w:r>
+        <w:rPr>
+          <w:b/>
+          <w:bCs/>
+        </w:rPr>
+        <w:tab/>
+      </w:r>
+      <w:r>
+        <w:rPr>
+          <w:b/>
+          <w:bCs/>
+        </w:rPr>
+        <w:t xml:space="preserve">The</w:t>
+      </w:r>
+      <w:r>
+        <w:rPr>
+          <w:b/>
+          <w:bCs/>
+        </w:rPr>
+        <w:t xml:space="preserve"> </w:t>
+      </w:r>
+      <w:r>
+        <w:rPr>
+          <w:b/>
+          <w:bCs/>
+        </w:rPr>
+        <w:t xml:space="preserve">Act</w:t>
+      </w:r>
+      <w:r>
+        <w:rPr>
+          <w:b/>
+          <w:bCs/>
+        </w:rPr>
+        <w:t xml:space="preserve"> </w:t>
+      </w:r>
+      <w:r>
+        <w:rPr>
+          <w:b/>
+          <w:bCs/>
+        </w:rPr>
+        <w:t xml:space="preserve">Is</w:t>
+      </w:r>
+      <w:r>
+        <w:rPr>
+          <w:b/>
+          <w:bCs/>
+        </w:rPr>
+        <w:t xml:space="preserve"> </w:t>
+      </w:r>
+      <w:r>
+        <w:rPr>
+          <w:b/>
+          <w:bCs/>
+        </w:rPr>
+        <w:t xml:space="preserve">Not</w:t>
+      </w:r>
+      <w:r>
+        <w:rPr>
+          <w:b/>
+          <w:bCs/>
+        </w:rPr>
+        <w:t xml:space="preserve"> </w:t>
+      </w:r>
+      <w:r>
+        <w:rPr>
+          <w:b/>
+          <w:bCs/>
+        </w:rPr>
+        <w:t xml:space="preserve">Preempted</w:t>
+      </w:r>
+      <w:r>
+        <w:rPr>
+          <w:b/>
+          <w:bCs/>
+        </w:rPr>
+        <w:t xml:space="preserve"> </w:t>
+      </w:r>
+      <w:r>
+        <w:rPr>
+          <w:b/>
+          <w:bCs/>
+        </w:rPr>
+        <w:t xml:space="preserve">By</w:t>
+      </w:r>
+      <w:r>
+        <w:rPr>
+          <w:b/>
+          <w:bCs/>
+        </w:rPr>
+        <w:t xml:space="preserve"> </w:t>
+      </w:r>
+      <w:r>
+        <w:rPr>
+          <w:b/>
+          <w:bCs/>
+        </w:rPr>
+        <w:t xml:space="preserve">the</w:t>
+      </w:r>
+      <w:r>
+        <w:rPr>
+          <w:b/>
+          <w:bCs/>
+        </w:rPr>
+        <w:t xml:space="preserve"> </w:t>
+      </w:r>
+      <w:r>
+        <w:rPr>
+          <w:b/>
+          <w:bCs/>
+        </w:rPr>
+        <w:t xml:space="preserve">Federal</w:t>
+      </w:r>
+      <w:r>
+        <w:rPr>
+          <w:b/>
+          <w:bCs/>
+        </w:rPr>
+        <w:t xml:space="preserve"> </w:t>
+      </w:r>
+      <w:r>
+        <w:rPr>
+          <w:b/>
+          <w:bCs/>
+        </w:rPr>
+        <w:t xml:space="preserve">Bankruptcy</w:t>
+      </w:r>
+      <w:r>
+        <w:rPr>
+          <w:b/>
+          <w:bCs/>
+        </w:rPr>
+        <w:t xml:space="preserve"> </w:t>
+      </w:r>
+      <w:r>
+        <w:rPr>
+          <w:b/>
+          <w:bCs/>
+        </w:rPr>
+        <w:t xml:space="preserve">Code</w:t>
+      </w:r>
+      <w:r>
+        <w:rPr>
+          <w:b/>
+          <w:bCs/>
+        </w:rPr>
+        <w:t xml:space="preserve"> </w:t>
+      </w:r>
+      <w:r>
+        <w:rPr>
+          <w:b/>
+          <w:bCs/>
+        </w:rPr>
+        <w:t xml:space="preserve">and</w:t>
+      </w:r>
+      <w:r>
+        <w:rPr>
+          <w:b/>
+          <w:bCs/>
+        </w:rPr>
+        <w:t xml:space="preserve"> </w:t>
+      </w:r>
+      <w:r>
+        <w:rPr>
+          <w:b/>
+          <w:bCs/>
+        </w:rPr>
+        <w:t xml:space="preserve">Does</w:t>
+      </w:r>
+      <w:r>
+        <w:rPr>
+          <w:b/>
+          <w:bCs/>
+        </w:rPr>
+        <w:t xml:space="preserve"> </w:t>
+      </w:r>
+      <w:r>
+        <w:rPr>
+          <w:b/>
+          <w:bCs/>
+        </w:rPr>
+        <w:t xml:space="preserve">Not</w:t>
+      </w:r>
+      <w:r>
+        <w:rPr>
+          <w:b/>
+          <w:bCs/>
+        </w:rPr>
+        <w:t xml:space="preserve"> </w:t>
+      </w:r>
+      <w:r>
+        <w:rPr>
+          <w:b/>
+          <w:bCs/>
+        </w:rPr>
+        <w:t xml:space="preserve">Violate</w:t>
+      </w:r>
+      <w:r>
+        <w:rPr>
+          <w:b/>
+          <w:bCs/>
+        </w:rPr>
+        <w:t xml:space="preserve"> </w:t>
+      </w:r>
+      <w:r>
+        <w:rPr>
+          <w:b/>
+          <w:bCs/>
+        </w:rPr>
+        <w:t xml:space="preserve">the</w:t>
+      </w:r>
+      <w:r>
+        <w:rPr>
+          <w:b/>
+          <w:bCs/>
+        </w:rPr>
+        <w:t xml:space="preserve"> </w:t>
+      </w:r>
+      <w:r>
+        <w:rPr>
+          <w:b/>
+          <w:bCs/>
+        </w:rPr>
+        <w:t xml:space="preserve">U.S.</w:t>
+      </w:r>
+      <w:r>
+        <w:rPr>
+          <w:b/>
+          <w:bCs/>
+        </w:rPr>
+        <w:t xml:space="preserve"> </w:t>
+      </w:r>
+      <w:r>
+        <w:rPr>
+          <w:b/>
+          <w:bCs/>
+        </w:rPr>
+        <w:t xml:space="preserve">Constitution’s</w:t>
+      </w:r>
+      <w:r>
+        <w:rPr>
+          <w:b/>
+          <w:bCs/>
+        </w:rPr>
+        <w:t xml:space="preserve"> </w:t>
+      </w:r>
+      <w:r>
+        <w:rPr>
+          <w:b/>
+          <w:bCs/>
+        </w:rPr>
+        <w:t xml:space="preserve">Bankruptcy</w:t>
+      </w:r>
+      <w:r>
+        <w:rPr>
+          <w:b/>
+          <w:bCs/>
+        </w:rPr>
+        <w:t xml:space="preserve"> </w:t>
+      </w:r>
+      <w:r>
+        <w:rPr>
+          <w:b/>
+          <w:bCs/>
+        </w:rPr>
+        <w:t xml:space="preserve">Clause.</w:t>
+      </w:r>
+    </w:p>
+    <w:p>
+      <w:pPr>
+        <w:pStyle w:val="Heading3"/>
+        <w:keepNext/>
+        <w:keepLines/>
+        <w:tabs>
+          <w:tab w:val="left" w:pos="1440"/>
+        </w:tabs>
+        <w:spacing w:before="480" w:after="240" w:line="276" w:lineRule="exact"/>
+        <w:ind w:left="1440" w:hanging="720"/>
+        <w:jc w:val="left"/>
+      </w:pPr>
+      <w:r>
+        <w:rPr>
+          <w:b/>
+          <w:bCs/>
+        </w:rPr>
+        <w:t xml:space="preserve">A.</w:t>
+      </w:r>
+      <w:r>
+        <w:rPr>
+          <w:b/>
+          <w:bCs/>
+        </w:rPr>
+        <w:tab/>
+      </w:r>
+      <w:r>
+        <w:rPr>
+          <w:b/>
+          <w:bCs/>
+        </w:rPr>
+        <w:t xml:space="preserve">The</w:t>
+      </w:r>
+      <w:r>
+        <w:rPr>
+          <w:b/>
+          <w:bCs/>
+        </w:rPr>
+        <w:t xml:space="preserve"> </w:t>
+      </w:r>
+      <w:r>
+        <w:rPr>
+          <w:b/>
+          <w:bCs/>
+        </w:rPr>
+        <w:t xml:space="preserve">Act</w:t>
+      </w:r>
+      <w:r>
+        <w:rPr>
+          <w:b/>
+          <w:bCs/>
+        </w:rPr>
+        <w:t xml:space="preserve"> </w:t>
+      </w:r>
+      <w:r>
+        <w:rPr>
+          <w:b/>
+          <w:bCs/>
+        </w:rPr>
+        <w:t xml:space="preserve">Is</w:t>
+      </w:r>
+      <w:r>
+        <w:rPr>
+          <w:b/>
+          <w:bCs/>
+        </w:rPr>
+        <w:t xml:space="preserve"> </w:t>
+      </w:r>
+      <w:r>
+        <w:rPr>
+          <w:b/>
+          <w:bCs/>
+        </w:rPr>
+        <w:t xml:space="preserve">a</w:t>
+      </w:r>
+      <w:r>
+        <w:rPr>
+          <w:b/>
+          <w:bCs/>
+        </w:rPr>
+        <w:t xml:space="preserve"> </w:t>
+      </w:r>
+      <w:r>
+        <w:rPr>
+          <w:b/>
+          <w:bCs/>
+        </w:rPr>
+        <w:t xml:space="preserve">Valid</w:t>
+      </w:r>
+      <w:r>
+        <w:rPr>
+          <w:b/>
+          <w:bCs/>
+        </w:rPr>
+        <w:t xml:space="preserve"> </w:t>
+      </w:r>
+      <w:r>
+        <w:rPr>
+          <w:b/>
+          <w:bCs/>
+        </w:rPr>
+        <w:t xml:space="preserve">Exercise</w:t>
+      </w:r>
+      <w:r>
+        <w:rPr>
+          <w:b/>
+          <w:bCs/>
+        </w:rPr>
+        <w:t xml:space="preserve"> </w:t>
+      </w:r>
+      <w:r>
+        <w:rPr>
+          <w:b/>
+          <w:bCs/>
+        </w:rPr>
+        <w:t xml:space="preserve">of</w:t>
+      </w:r>
+      <w:r>
+        <w:rPr>
+          <w:b/>
+          <w:bCs/>
+        </w:rPr>
+        <w:t xml:space="preserve"> </w:t>
+      </w:r>
+      <w:r>
+        <w:rPr>
+          <w:b/>
+          <w:bCs/>
+        </w:rPr>
+        <w:t xml:space="preserve">Puerto</w:t>
+      </w:r>
+      <w:r>
+        <w:rPr>
+          <w:b/>
+          <w:bCs/>
+        </w:rPr>
+        <w:t xml:space="preserve"> </w:t>
+      </w:r>
+      <w:r>
+        <w:rPr>
+          <w:b/>
+          <w:bCs/>
+        </w:rPr>
+        <w:t xml:space="preserve">Rico’s</w:t>
+      </w:r>
+      <w:r>
+        <w:rPr>
+          <w:b/>
+          <w:bCs/>
+        </w:rPr>
+        <w:t xml:space="preserve"> </w:t>
+      </w:r>
+      <w:r>
+        <w:rPr>
+          <w:b/>
+          <w:bCs/>
+        </w:rPr>
+        <w:t xml:space="preserve">Police</w:t>
+      </w:r>
+      <w:r>
+        <w:rPr>
+          <w:b/>
+          <w:bCs/>
+        </w:rPr>
+        <w:t xml:space="preserve"> </w:t>
+      </w:r>
+      <w:r>
+        <w:rPr>
+          <w:b/>
+          <w:bCs/>
+        </w:rPr>
+        <w:t xml:space="preserve">Power.</w:t>
       </w:r>
     </w:p>
     <w:p>
@@ -1858,70 +5777,58 @@
         <w:pStyle w:val="BodyText"/>
       </w:pPr>
       <w:r>
-        <w:t xml:space="preserve">The Supreme Court has long emphasized the importance of protecting state police power.</w:t>
-      </w:r>
-      <w:r>
-        <w:t xml:space="preserve"> </w:t>
-      </w:r>
-      <w:r>
-        <w:rPr>
-          <w:i/>
-          <w:iCs/>
-        </w:rPr>
-        <w:t xml:space="preserve">See, e.g.</w:t>
-      </w:r>
-      <w:r>
-        <w:t xml:space="preserve">,</w:t>
-      </w:r>
-      <w:r>
-        <w:t xml:space="preserve"> </w:t>
-      </w:r>
-      <w:r>
-        <w:rPr>
-          <w:i/>
-          <w:iCs/>
-        </w:rPr>
-        <w:t xml:space="preserve">Home Bldg. &amp; Loan Ass’n v. Blaisdell</w:t>
-      </w:r>
-      <w:r>
-        <w:t xml:space="preserve">, 290 U.S. 398, 444 (1934) (recognizing “reserved power of the state to protect the vital interests of the community” in time of emergency). Given the clear precedent permitting state and territorial regulation of bankruptcy, and the absence of any federal scheme whatsoever that public corporations in Puerto Rico might invoke, Plaintiffs cannot demonstrate that the mere existence of federal bankruptcy power displaces the Commonwealth’s sovereign authority.</w:t>
-      </w:r>
-    </w:p>
-    <w:p>
-      <w:pPr>
-        <w:pStyle w:val="Heading3"/>
-      </w:pPr>
-      <w:bookmarkStart w:id="18" w:name="_sec24"/>
-      <w:r>
-        <w:t xml:space="preserve">B.</w:t>
-      </w:r>
-      <w:r>
-        <w:tab/>
-      </w:r>
-      <w:r>
-        <w:t xml:space="preserve">Section 903’s Limited Reach Does Not Actually Conflict With the Act.</w:t>
-      </w:r>
-      <w:bookmarkEnd w:id="18"/>
-    </w:p>
-    <w:p>
-      <w:pPr>
-        <w:pStyle w:val="FirstParagraph"/>
-      </w:pPr>
-      <w:r>
-        <w:t xml:space="preserve">Plaintiffs next allege that Section 903 of the Bankruptcy Code (a provision of Chapter 9) prohibits the Commonwealth from adopting the Act. This argument fails as well—especially because courts must “start with the assumption that the historic police powers of the States [are] not to be superseded by [a] Federal Act unless that was the clear and manifest purpose of Congress.”</w:t>
-      </w:r>
-      <w:r>
-        <w:t xml:space="preserve"> </w:t>
-      </w:r>
-      <w:r>
-        <w:rPr>
-          <w:i/>
-          <w:iCs/>
-        </w:rPr>
-        <w:t xml:space="preserve">Medtronic, Inc. v. Lohr</w:t>
-      </w:r>
-      <w:r>
-        <w:t xml:space="preserve">, 518 U.S. 470, 485 (1996).</w:t>
+        <w:t xml:space="preserve">The Act is a proper exercise of Puerto Rico’s sovereign police power. Puerto Rico’s Constitution—established by the People of Puerto Rico and approved by Congress and the President,</w:t>
+      </w:r>
+      <w:r>
+        <w:t xml:space="preserve"> </w:t>
+      </w:r>
+      <w:r>
+        <w:rPr>
+          <w:i/>
+          <w:iCs/>
+        </w:rPr>
+        <w:t xml:space="preserve">see</w:t>
+      </w:r>
+      <w:r>
+        <w:t xml:space="preserve"> </w:t>
+      </w:r>
+      <w:r>
+        <w:t xml:space="preserve">Pub. L. 82</w:t>
+      </w:r>
+      <w:r>
+        <w:noBreakHyphen/>
+      </w:r>
+      <w:r>
+        <w:t xml:space="preserve">447, 66 Stat. 327 (July 3, 1952)—explicitly recognizes “[t]he power of the Legislative Assembly to enact laws for the protection of the life, health and general welfare of the people shall . . . not be construed restrictively.” P.R. CONST. art. II, § 19;</w:t>
+      </w:r>
+      <w:r>
+        <w:t xml:space="preserve"> </w:t>
+      </w:r>
+      <w:r>
+        <w:rPr>
+          <w:i/>
+          <w:iCs/>
+        </w:rPr>
+        <w:t xml:space="preserve">see also</w:t>
+      </w:r>
+      <w:r>
+        <w:t xml:space="preserve"> </w:t>
+      </w:r>
+      <w:r>
+        <w:t xml:space="preserve">48 U.S.C. § 821;</w:t>
+      </w:r>
+      <w:r>
+        <w:t xml:space="preserve"> </w:t>
+      </w:r>
+      <w:r>
+        <w:rPr>
+          <w:i/>
+          <w:iCs/>
+        </w:rPr>
+        <w:t xml:space="preserve">Examining Bd. of Eng’rs, Architects &amp; Surveyors v. Flores de Otero</w:t>
+      </w:r>
+      <w:r>
+        <w:t xml:space="preserve">, 426 U.S. 572, 594 (1976) (“The purpose of Congress in the 1950 and 1952 legislation was to accord to Puerto Rico the degree of autonomy and independence normally associated with States of the Union.”). In their principal challenge to the Act, Plaintiffs nonetheless claim that laws relating to the restructuring of debts fall within Congress’s exclusive province pursuant to the Bankruptcy Clause of the U.S. Constitution.</w:t>
       </w:r>
     </w:p>
     <w:p>
@@ -1929,7 +5836,84 @@
         <w:pStyle w:val="BodyText"/>
       </w:pPr>
       <w:r>
-        <w:t xml:space="preserve">As a starting point, the principal purpose of Section 903 is to protect state sovereignty by making clear that Chapter 9 “does not limit or impair the power of a State to control, by legislation or otherwise, a municipality of or in such State in the exercise of the political or government powers of such municipality.” 11 U.S.C. § 903. Indeed, the section’s title is “Reservation of state power to control municipalities.” Plaintiffs’ argument turns instead on Section 903’s caveat that “a State law prescribing a method of composition of indebtedness of such municipality may not bind any creditor that does not consent to such composition.”</w:t>
+        <w:t xml:space="preserve">Plaintiffs’ effort is badly misguided. To be sure, the Bankruptcy Clause affords Congress the power “[t]o establish . . . uniform laws on the subject of Bankruptcies throughout the United States.” U.S. CONST. art. I, § 8, cl. 4. But the Supreme Court has long made clear that the mere existence of this power does not occupy the field and extinguish local authority to regulate bankruptcies involving public entities. Indeed, it was not until 1938 that the Supreme Court ruled that the federal bankruptcy power extends to laws governing municipalities and other state entities in the first place.</w:t>
+      </w:r>
+      <w:r>
+        <w:t xml:space="preserve"> </w:t>
+      </w:r>
+      <w:r>
+        <w:rPr>
+          <w:i/>
+          <w:iCs/>
+        </w:rPr>
+        <w:t xml:space="preserve">Compare</w:t>
+      </w:r>
+      <w:r>
+        <w:t xml:space="preserve"> </w:t>
+      </w:r>
+      <w:r>
+        <w:rPr>
+          <w:i/>
+          <w:iCs/>
+        </w:rPr>
+        <w:t xml:space="preserve">United States v. Bekins</w:t>
+      </w:r>
+      <w:r>
+        <w:t xml:space="preserve">, 304 U.S. 27, 51</w:t>
+      </w:r>
+      <w:r>
+        <w:noBreakHyphen/>
+      </w:r>
+      <w:r>
+        <w:t xml:space="preserve">52 (1938) (upholding federal municipal restructuring law),</w:t>
+      </w:r>
+      <w:r>
+        <w:t xml:space="preserve"> </w:t>
+      </w:r>
+      <w:r>
+        <w:rPr>
+          <w:i/>
+          <w:iCs/>
+        </w:rPr>
+        <w:t xml:space="preserve">with</w:t>
+      </w:r>
+      <w:r>
+        <w:t xml:space="preserve"> </w:t>
+      </w:r>
+      <w:r>
+        <w:rPr>
+          <w:i/>
+          <w:iCs/>
+        </w:rPr>
+        <w:t xml:space="preserve">Ashton v. Cameron Cnty. Water Improvement Dist.</w:t>
+      </w:r>
+      <w:r>
+        <w:t xml:space="preserve">, 298 U.S. 513, 529</w:t>
+      </w:r>
+      <w:r>
+        <w:noBreakHyphen/>
+      </w:r>
+      <w:r>
+        <w:t xml:space="preserve">32 (1936) (striking down federal municipal restructuring law as impinging on state sovereignty). Even then, the Supreme Court approved federal control over the bankruptcies of state entities only because the statute in question (a precursor to Chapter 9 of the Bankruptcy Code) was “carefully drawn so as not to impinge on the sovereignty of the State.”</w:t>
+      </w:r>
+      <w:r>
+        <w:t xml:space="preserve"> </w:t>
+      </w:r>
+      <w:r>
+        <w:rPr>
+          <w:i/>
+          <w:iCs/>
+        </w:rPr>
+        <w:t xml:space="preserve">Bekins</w:t>
+      </w:r>
+      <w:r>
+        <w:t xml:space="preserve">, 304 U.S. at 50</w:t>
+      </w:r>
+      <w:r>
+        <w:noBreakHyphen/>
+      </w:r>
+      <w:r>
+        <w:t xml:space="preserve">51. The Court credited the fact that the federal statute allowed “[t]he State [to] retain[] control of its fiscal affairs” and exercised the bankruptcy power “only in a case where the action of the taxing agency in carrying out a plan of composition approved by the bankruptcy court is authorized by state law.”</w:t>
       </w:r>
       <w:r>
         <w:t xml:space="preserve"> </w:t>
@@ -1941,58 +5925,506 @@
         </w:rPr>
         <w:t xml:space="preserve">Id.</w:t>
       </w:r>
-      <w:r>
-        <w:t xml:space="preserve"> </w:t>
-      </w:r>
-      <w:r>
-        <w:t xml:space="preserve">§ 903(1).</w:t>
+    </w:p>
+    <w:p>
+      <w:pPr>
+        <w:pStyle w:val="BodyText"/>
+      </w:pPr>
+      <w:r>
+        <w:t xml:space="preserve">Under clear Supreme Court precedent, state and local governments retain the power to pass their own restructuring statutes, so long as they do not conflict with federal law.</w:t>
+      </w:r>
+      <w:r>
+        <w:rPr>
+          <w:rStyle w:val="FootnoteReference"/>
+        </w:rPr>
+        <w:footnoteReference w:id="10"/>
+      </w:r>
+      <w:r>
+        <w:t xml:space="preserve"> </w:t>
+      </w:r>
+      <w:r>
+        <w:t xml:space="preserve">Congress has not wholly occupied the field, and the Constitution does not vest it with exclusive power to enact such laws.</w:t>
+      </w:r>
+      <w:r>
+        <w:t xml:space="preserve"> </w:t>
+      </w:r>
+      <w:r>
+        <w:rPr>
+          <w:i/>
+          <w:iCs/>
+        </w:rPr>
+        <w:t xml:space="preserve">See, e.g.</w:t>
+      </w:r>
+      <w:r>
+        <w:t xml:space="preserve">,</w:t>
+      </w:r>
+      <w:r>
+        <w:t xml:space="preserve"> </w:t>
+      </w:r>
+      <w:r>
+        <w:rPr>
+          <w:i/>
+          <w:iCs/>
+        </w:rPr>
+        <w:t xml:space="preserve">Faitoute Iron &amp; Steel Co. v. City of Asbury Park, N.J.</w:t>
+      </w:r>
+      <w:r>
+        <w:t xml:space="preserve">, 316 U.S. 502, 508</w:t>
+      </w:r>
+      <w:r>
+        <w:noBreakHyphen/>
+      </w:r>
+      <w:r>
+        <w:t xml:space="preserve">09 (1942) (upholding New Jersey’s power to enact bankruptcy statute for its municipalities against constitutional challenge, concluding the state was not “powerless in this field” to devise “autonomous regulations” for the “fiscal management of its own household”). State laws on the subject are “suspended only to the extent of actual conflict with the system provided by the Bankruptcy Act of Congress.”</w:t>
+      </w:r>
+      <w:r>
+        <w:t xml:space="preserve"> </w:t>
+      </w:r>
+      <w:r>
+        <w:rPr>
+          <w:i/>
+          <w:iCs/>
+        </w:rPr>
+        <w:t xml:space="preserve">Stellwagen v. Clum</w:t>
+      </w:r>
+      <w:r>
+        <w:t xml:space="preserve">, 245 U.S. 605, 613 (1918);</w:t>
+      </w:r>
+      <w:r>
+        <w:t xml:space="preserve"> </w:t>
+      </w:r>
+      <w:r>
+        <w:rPr>
+          <w:i/>
+          <w:iCs/>
+        </w:rPr>
+        <w:t xml:space="preserve">see also</w:t>
+      </w:r>
+      <w:r>
+        <w:t xml:space="preserve"> </w:t>
+      </w:r>
+      <w:r>
+        <w:rPr>
+          <w:i/>
+          <w:iCs/>
+        </w:rPr>
+        <w:t xml:space="preserve">FDIC v. Torrefación Café Cialitos, Inc.</w:t>
+      </w:r>
+      <w:r>
+        <w:t xml:space="preserve">, 62 F.3d 439, 443</w:t>
+      </w:r>
+      <w:r>
+        <w:noBreakHyphen/>
+      </w:r>
+      <w:r>
+        <w:t xml:space="preserve">44 (1st Cir. 1995).</w:t>
+      </w:r>
+    </w:p>
+    <w:p>
+      <w:pPr>
+        <w:pStyle w:val="BodyText"/>
+      </w:pPr>
+      <w:r>
+        <w:t xml:space="preserve">For this reason, courts have upheld state restructuring or liquidation proceedings that apply to entities—such as banks and insurance companies—that are specifically excluded from the protection of federal bankruptcy law under 11 U.S.C. § 109(b)⁠(2).</w:t>
+      </w:r>
+      <w:r>
+        <w:t xml:space="preserve"> </w:t>
+      </w:r>
+      <w:r>
+        <w:rPr>
+          <w:i/>
+          <w:iCs/>
+        </w:rPr>
+        <w:t xml:space="preserve">See, e.g.</w:t>
+      </w:r>
+      <w:r>
+        <w:t xml:space="preserve">,</w:t>
+      </w:r>
+      <w:r>
+        <w:t xml:space="preserve"> </w:t>
+      </w:r>
+      <w:r>
+        <w:rPr>
+          <w:i/>
+          <w:iCs/>
+        </w:rPr>
+        <w:t xml:space="preserve">Neblett v. Carpenter</w:t>
+      </w:r>
+      <w:r>
+        <w:t xml:space="preserve">, 305 U.S. 297 (1938) (rehabilitation of an insurance company under the Insurance Code of California);</w:t>
+      </w:r>
+      <w:r>
+        <w:t xml:space="preserve"> </w:t>
+      </w:r>
+      <w:r>
+        <w:rPr>
+          <w:i/>
+          <w:iCs/>
+        </w:rPr>
+        <w:t xml:space="preserve">Doty v. Love</w:t>
+      </w:r>
+      <w:r>
+        <w:t xml:space="preserve">, 295 U.S. 64 (1935) (reorganization of a bank under a Mississippi statute).</w:t>
+      </w:r>
+    </w:p>
+    <w:p>
+      <w:pPr>
+        <w:pStyle w:val="BodyText"/>
+      </w:pPr>
+      <w:r>
+        <w:t xml:space="preserve">The Commonwealth may authorize proceedings for the restructuring of its public entities for precisely the same reasons. Puerto Rico’s public entities are not currently governed by any federal bankruptcy law. Rather—much like banks and insurance companies—they fall into a gap in the Bankruptcy Code. On the one hand, because Puerto Rico is not a “state” for “the purpose of defining who may be a debtor under chapter 9,” 11 U.S.C. § 101(52), its political subdivisions, public agencies, and instrumentalities are not “municipalit[ies]” eligible to reorganize under Chapter 9.</w:t>
+      </w:r>
+      <w:r>
+        <w:t xml:space="preserve"> </w:t>
+      </w:r>
+      <w:r>
+        <w:rPr>
+          <w:i/>
+          <w:iCs/>
+        </w:rPr>
+        <w:t xml:space="preserve">See</w:t>
+      </w:r>
+      <w:r>
+        <w:t xml:space="preserve"> </w:t>
+      </w:r>
+      <w:r>
+        <w:t xml:space="preserve">11 U.S.C. §§ 101(40), 109(c)⁠(1), 109(c)⁠(2). At the same time, because those entities are classified as “governmental unit[s]” for purposes of 11 U.S.C. § 101(41), they are not “person[s]” for purposes of the Bankruptcy Code and thus cannot seek the Chapter 11 relief available to their counterparts in the 50 states.</w:t>
+      </w:r>
+      <w:r>
+        <w:t xml:space="preserve"> </w:t>
+      </w:r>
+      <w:r>
+        <w:rPr>
+          <w:i/>
+          <w:iCs/>
+        </w:rPr>
+        <w:t xml:space="preserve">See</w:t>
+      </w:r>
+      <w:r>
+        <w:t xml:space="preserve"> </w:t>
+      </w:r>
+      <w:r>
+        <w:t xml:space="preserve">11 U.S.C. § 109(b), (d). As a result, there is no federal restructuring scheme that conflicts with or displaces the public-entity restructuring law enacted by Puerto Rico pursuant to its inherent police power.</w:t>
+      </w:r>
+      <w:r>
+        <w:t xml:space="preserve"> </w:t>
+      </w:r>
+      <w:r>
+        <w:rPr>
+          <w:i/>
+          <w:iCs/>
+        </w:rPr>
+        <w:t xml:space="preserve">See, e.g.</w:t>
+      </w:r>
+      <w:r>
+        <w:t xml:space="preserve">,</w:t>
+      </w:r>
+      <w:r>
+        <w:t xml:space="preserve"> </w:t>
+      </w:r>
+      <w:r>
+        <w:rPr>
+          <w:i/>
+          <w:iCs/>
+        </w:rPr>
+        <w:t xml:space="preserve">Stellwagen</w:t>
+      </w:r>
+      <w:r>
+        <w:t xml:space="preserve">, 245 U.S. at 613.</w:t>
+      </w:r>
+    </w:p>
+    <w:p>
+      <w:pPr>
+        <w:pStyle w:val="BodyText"/>
+      </w:pPr>
+      <w:r>
+        <w:t xml:space="preserve">The Supreme Court has long emphasized the importance of protecting state police power.</w:t>
+      </w:r>
+      <w:r>
+        <w:t xml:space="preserve"> </w:t>
+      </w:r>
+      <w:r>
+        <w:rPr>
+          <w:i/>
+          <w:iCs/>
+        </w:rPr>
+        <w:t xml:space="preserve">See, e.g.</w:t>
+      </w:r>
+      <w:r>
+        <w:t xml:space="preserve">,</w:t>
+      </w:r>
+      <w:r>
+        <w:t xml:space="preserve"> </w:t>
+      </w:r>
+      <w:r>
+        <w:rPr>
+          <w:i/>
+          <w:iCs/>
+        </w:rPr>
+        <w:t xml:space="preserve">Home Bldg. &amp; Loan Ass’n v. Blaisdell</w:t>
+      </w:r>
+      <w:r>
+        <w:t xml:space="preserve">, 290 U.S. 398, 444 (1934) (recognizing “reserved power of the state to protect the vital interests of the community” in time of emergency). Given the clear precedent permitting state and territorial regulation of bankruptcy, and the absence of any federal scheme whatsoever that public corporations in Puerto Rico might invoke, Plaintiffs cannot demonstrate that the mere existence of federal bankruptcy power displaces the Commonwealth’s sovereign authority.</w:t>
+      </w:r>
+    </w:p>
+    <w:p>
+      <w:pPr>
+        <w:pStyle w:val="Heading3"/>
+        <w:keepNext/>
+        <w:keepLines/>
+        <w:tabs>
+          <w:tab w:val="left" w:pos="1440"/>
+        </w:tabs>
+        <w:spacing w:before="480" w:after="240" w:line="276" w:lineRule="exact"/>
+        <w:ind w:left="1440" w:hanging="720"/>
+        <w:jc w:val="left"/>
+      </w:pPr>
+      <w:r>
+        <w:rPr>
+          <w:b/>
+          <w:bCs/>
+        </w:rPr>
+        <w:t xml:space="preserve">B.</w:t>
+      </w:r>
+      <w:r>
+        <w:rPr>
+          <w:b/>
+          <w:bCs/>
+        </w:rPr>
+        <w:tab/>
+      </w:r>
+      <w:r>
+        <w:rPr>
+          <w:b/>
+          <w:bCs/>
+        </w:rPr>
+        <w:t xml:space="preserve">Section</w:t>
+      </w:r>
+      <w:r>
+        <w:rPr>
+          <w:b/>
+          <w:bCs/>
+        </w:rPr>
+        <w:t xml:space="preserve"> </w:t>
+      </w:r>
+      <w:r>
+        <w:rPr>
+          <w:b/>
+          <w:bCs/>
+        </w:rPr>
+        <w:t xml:space="preserve">903’s</w:t>
+      </w:r>
+      <w:r>
+        <w:rPr>
+          <w:b/>
+          <w:bCs/>
+        </w:rPr>
+        <w:t xml:space="preserve"> </w:t>
+      </w:r>
+      <w:r>
+        <w:rPr>
+          <w:b/>
+          <w:bCs/>
+        </w:rPr>
+        <w:t xml:space="preserve">Limited</w:t>
+      </w:r>
+      <w:r>
+        <w:rPr>
+          <w:b/>
+          <w:bCs/>
+        </w:rPr>
+        <w:t xml:space="preserve"> </w:t>
+      </w:r>
+      <w:r>
+        <w:rPr>
+          <w:b/>
+          <w:bCs/>
+        </w:rPr>
+        <w:t xml:space="preserve">Reach</w:t>
+      </w:r>
+      <w:r>
+        <w:rPr>
+          <w:b/>
+          <w:bCs/>
+        </w:rPr>
+        <w:t xml:space="preserve"> </w:t>
+      </w:r>
+      <w:r>
+        <w:rPr>
+          <w:b/>
+          <w:bCs/>
+        </w:rPr>
+        <w:t xml:space="preserve">Does</w:t>
+      </w:r>
+      <w:r>
+        <w:rPr>
+          <w:b/>
+          <w:bCs/>
+        </w:rPr>
+        <w:t xml:space="preserve"> </w:t>
+      </w:r>
+      <w:r>
+        <w:rPr>
+          <w:b/>
+          <w:bCs/>
+        </w:rPr>
+        <w:t xml:space="preserve">Not</w:t>
+      </w:r>
+      <w:r>
+        <w:rPr>
+          <w:b/>
+          <w:bCs/>
+        </w:rPr>
+        <w:t xml:space="preserve"> </w:t>
+      </w:r>
+      <w:r>
+        <w:rPr>
+          <w:b/>
+          <w:bCs/>
+        </w:rPr>
+        <w:t xml:space="preserve">Actually</w:t>
+      </w:r>
+      <w:r>
+        <w:rPr>
+          <w:b/>
+          <w:bCs/>
+        </w:rPr>
+        <w:t xml:space="preserve"> </w:t>
+      </w:r>
+      <w:r>
+        <w:rPr>
+          <w:b/>
+          <w:bCs/>
+        </w:rPr>
+        <w:t xml:space="preserve">Conflict</w:t>
+      </w:r>
+      <w:r>
+        <w:rPr>
+          <w:b/>
+          <w:bCs/>
+        </w:rPr>
+        <w:t xml:space="preserve"> </w:t>
+      </w:r>
+      <w:r>
+        <w:rPr>
+          <w:b/>
+          <w:bCs/>
+        </w:rPr>
+        <w:t xml:space="preserve">With</w:t>
+      </w:r>
+      <w:r>
+        <w:rPr>
+          <w:b/>
+          <w:bCs/>
+        </w:rPr>
+        <w:t xml:space="preserve"> </w:t>
+      </w:r>
+      <w:r>
+        <w:rPr>
+          <w:b/>
+          <w:bCs/>
+        </w:rPr>
+        <w:t xml:space="preserve">the</w:t>
+      </w:r>
+      <w:r>
+        <w:rPr>
+          <w:b/>
+          <w:bCs/>
+        </w:rPr>
+        <w:t xml:space="preserve"> </w:t>
+      </w:r>
+      <w:r>
+        <w:rPr>
+          <w:b/>
+          <w:bCs/>
+        </w:rPr>
+        <w:t xml:space="preserve">Act.</w:t>
+      </w:r>
+    </w:p>
+    <w:p>
+      <w:pPr>
+        <w:pStyle w:val="BodyText"/>
+      </w:pPr>
+      <w:r>
+        <w:t xml:space="preserve">Plaintiffs next allege that Section 903 of the Bankruptcy Code (a provision of Chapter 9) prohibits the Commonwealth from adopting the Act. This argument fails as well—especially because courts must “start with the assumption that the historic police powers of the States [are] not to be superseded by [a] Federal Act unless that was the clear and manifest purpose of Congress.”</w:t>
+      </w:r>
+      <w:r>
+        <w:t xml:space="preserve"> </w:t>
+      </w:r>
+      <w:r>
+        <w:rPr>
+          <w:i/>
+          <w:iCs/>
+        </w:rPr>
+        <w:t xml:space="preserve">Medtronic, Inc. v. Lohr</w:t>
+      </w:r>
+      <w:r>
+        <w:t xml:space="preserve">, 518 U.S. 470, 485 (1996).</w:t>
+      </w:r>
+    </w:p>
+    <w:p>
+      <w:pPr>
+        <w:pStyle w:val="BodyText"/>
+      </w:pPr>
+      <w:r>
+        <w:t xml:space="preserve">As a starting point, the principal purpose of Section 903 is to protect state sovereignty by making clear that Chapter 9 “does not limit or impair the power of a State to control, by legislation or otherwise, a municipality of or in such State in the exercise of the political or government powers of such municipality.” 11 U.S.C. § 903. Indeed, the section’s title is “Reservation of state power to control municipalities.” Plaintiffs’ argument turns instead on Section 903’s caveat that “a State law prescribing a method of composition of indebtedness of such municipality may not bind any creditor that does not consent to such composition.”</w:t>
+      </w:r>
+      <w:r>
+        <w:t xml:space="preserve"> </w:t>
+      </w:r>
+      <w:r>
+        <w:rPr>
+          <w:i/>
+          <w:iCs/>
+        </w:rPr>
+        <w:t xml:space="preserve">Id.</w:t>
+      </w:r>
+      <w:r>
+        <w:t xml:space="preserve"> </w:t>
+      </w:r>
+      <w:r>
+        <w:t xml:space="preserve">§ 903(1).</w:t>
       </w:r>
     </w:p>
     <w:p>
       <w:pPr>
         <w:pStyle w:val="Heading1"/>
+        <w:keepNext/>
+        <w:keepLines/>
+        <w:spacing w:before="480" w:after="240" w:line="276" w:lineRule="exact"/>
+        <w:ind w:left="0" w:firstLine="0"/>
+        <w:jc w:val="center"/>
       </w:pPr>
-      <w:bookmarkStart w:id="19" w:name="_sec27"/>
-      <w:r>
+      <w:r>
+        <w:rPr>
+          <w:b/>
+          <w:bCs/>
+        </w:rPr>
         <w:t xml:space="preserve">CONCLUSION</w:t>
       </w:r>
-      <w:bookmarkEnd w:id="19"/>
     </w:p>
     <w:p>
       <w:pPr>
-        <w:pStyle w:val="FirstParagraph"/>
+        <w:pStyle w:val="BodyText"/>
       </w:pPr>
       <w:r>
         <w:t xml:space="preserve">WHEREFORE, it is respectfully requested from this Honorable Court that it GRANT the instant motion and DISMISS the Amended Complaint.</w:t>
       </w:r>
-    </w:p>
-    <w:p>
-      <w:pPr>
-        <w:pStyle w:val="Spacer"/>
-      </w:pPr>
     </w:p>
     <w:tbl>
       <w:tblPr>
         <w:tblW w:w="9360" w:type="dxa"/>
         <w:tblLayout w:type="fixed"/>
-        <w:tblBorders>
-          <w:top w:val="nil"/>
-          <w:left w:val="nil"/>
-          <w:bottom w:val="nil"/>
-          <w:right w:val="nil"/>
-          <w:insideH w:val="nil"/>
-          <w:insideV w:val="nil"/>
-        </w:tblBorders>
         <w:tblCellMar>
+          <w:top w:w="0" w:type="dxa"/>
           <w:left w:w="0" w:type="dxa"/>
+          <w:bottom w:w="0" w:type="dxa"/>
           <w:right w:w="0" w:type="dxa"/>
         </w:tblCellMar>
-        <w:tblLook w:val="0000" w:firstRow="0" w:lastRow="0" w:firstColumn="0" w:lastColumn="0" w:noHBand="1" w:noVBand="1"/>
+        <w:tblLook w:val="0000" w:firstRow="0" w:lastRow="0" w:firstColumn="0" w:lastColumn="0" w:noHBand="0" w:noVBand="0"/>
       </w:tblPr>
       <w:tblGrid>
-        <w:gridCol w:w="4536"/>
-        <w:gridCol w:w="288"/>
-        <w:gridCol w:w="4536"/>
+        <w:gridCol w:w="9360"/>
       </w:tblGrid>
       <w:tr>
         <w:trPr>
@@ -2000,324 +6432,663 @@
         </w:trPr>
         <w:tc>
           <w:tcPr>
-            <w:tcW w:w="4536" w:type="dxa"/>
-            <w:vAlign w:val="top"/>
+            <w:tcW w:w="9360" w:type="dxa"/>
           </w:tcPr>
           <w:p>
             <w:pPr>
-              <w:pStyle w:val="Single"/>
+              <w:tabs>
+                <w:tab w:val="right" w:pos="9360"/>
+              </w:tabs>
+              <w:spacing w:before="480" w:after="0" w:line="276" w:lineRule="exact"/>
+              <w:ind w:left="0" w:firstLine="0"/>
+              <w:jc w:val="left"/>
             </w:pPr>
             <w:r>
               <w:t xml:space="preserve">Respectfully submitted,</w:t>
             </w:r>
+            <w:r>
+              <w:tab/>
+            </w:r>
+            <w:r>
+              <w:t xml:space="preserve">Dated: July 21, 2014</w:t>
+            </w:r>
           </w:p>
-        </w:tc>
-        <w:tc>
-          <w:tcPr>
-            <w:tcW w:w="288" w:type="dxa"/>
-            <w:vAlign w:val="top"/>
-          </w:tcPr>
+          <w:tbl>
+            <w:tblPr>
+              <w:tblW w:w="9360" w:type="dxa"/>
+              <w:tblLayout w:type="fixed"/>
+              <w:tblCellMar>
+                <w:top w:w="0" w:type="dxa"/>
+                <w:left w:w="0" w:type="dxa"/>
+                <w:bottom w:w="0" w:type="dxa"/>
+                <w:right w:w="0" w:type="dxa"/>
+              </w:tblCellMar>
+              <w:tblLook w:val="0000" w:firstRow="0" w:lastRow="0" w:firstColumn="0" w:lastColumn="0" w:noHBand="0" w:noVBand="0"/>
+            </w:tblPr>
+            <w:tblGrid>
+              <w:gridCol w:w="4896"/>
+              <w:gridCol w:w="4464"/>
+            </w:tblGrid>
+            <w:tr>
+              <w:trPr>
+                <w:cantSplit/>
+              </w:trPr>
+              <w:tc>
+                <w:tcPr>
+                  <w:tcW w:w="4896" w:type="dxa"/>
+                  <w:tcMar>
+                    <w:right w:w="432" w:type="dxa"/>
+                  </w:tcMar>
+                </w:tcPr>
+                <w:p>
+                  <w:pPr>
+                    <w:spacing w:before="240" w:after="0" w:line="276" w:lineRule="exact"/>
+                    <w:ind w:left="0" w:firstLine="0"/>
+                    <w:jc w:val="left"/>
+                  </w:pPr>
+                  <w:r>
+                    <w:t xml:space="preserve">By: s/ Jorge L. Flores De Jesús</w:t>
+                  </w:r>
+                </w:p>
+                <w:p>
+                  <w:pPr>
+                    <w:spacing w:before="0" w:after="0" w:line="276" w:lineRule="exact"/>
+                    <w:ind w:left="0" w:firstLine="0"/>
+                    <w:jc w:val="left"/>
+                  </w:pPr>
+                  <w:r>
+                    <w:t xml:space="preserve">Jorge L. Flores De Jesús</w:t>
+                  </w:r>
+                </w:p>
+                <w:p>
+                  <w:pPr>
+                    <w:spacing w:before="0" w:after="0" w:line="276" w:lineRule="exact"/>
+                    <w:ind w:left="0" w:firstLine="0"/>
+                    <w:jc w:val="left"/>
+                  </w:pPr>
+                  <w:r>
+                    <w:t xml:space="preserve">Special</w:t>
+                  </w:r>
+                  <w:r>
+                    <w:t xml:space="preserve"> </w:t>
+                  </w:r>
+                  <w:r>
+                    <w:t xml:space="preserve">Assistant</w:t>
+                  </w:r>
+                  <w:r>
+                    <w:t xml:space="preserve"> </w:t>
+                  </w:r>
+                  <w:r>
+                    <w:t xml:space="preserve">to</w:t>
+                  </w:r>
+                  <w:r>
+                    <w:t xml:space="preserve"> </w:t>
+                  </w:r>
+                  <w:r>
+                    <w:t xml:space="preserve">the</w:t>
+                  </w:r>
+                  <w:r>
+                    <w:t xml:space="preserve"> </w:t>
+                  </w:r>
+                  <w:r>
+                    <w:t xml:space="preserve">Secretary</w:t>
+                  </w:r>
+                  <w:r>
+                    <w:t xml:space="preserve"> </w:t>
+                  </w:r>
+                  <w:r>
+                    <w:t xml:space="preserve">of</w:t>
+                  </w:r>
+                  <w:r>
+                    <w:t xml:space="preserve"> </w:t>
+                  </w:r>
+                  <w:r>
+                    <w:t xml:space="preserve">Justice</w:t>
+                  </w:r>
+                </w:p>
+                <w:p>
+                  <w:pPr>
+                    <w:spacing w:before="0" w:after="0" w:line="276" w:lineRule="exact"/>
+                    <w:ind w:left="0" w:firstLine="0"/>
+                    <w:jc w:val="left"/>
+                  </w:pPr>
+                  <w:r>
+                    <w:t xml:space="preserve">USDC-PR</w:t>
+                  </w:r>
+                  <w:r>
+                    <w:t xml:space="preserve"> </w:t>
+                  </w:r>
+                  <w:r>
+                    <w:t xml:space="preserve">No.</w:t>
+                  </w:r>
+                  <w:r>
+                    <w:t xml:space="preserve"> </w:t>
+                  </w:r>
+                  <w:r>
+                    <w:t xml:space="preserve">231407</w:t>
+                  </w:r>
+                </w:p>
+                <w:p>
+                  <w:pPr>
+                    <w:spacing w:before="0" w:after="0" w:line="276" w:lineRule="exact"/>
+                    <w:ind w:left="0" w:firstLine="0"/>
+                    <w:jc w:val="left"/>
+                  </w:pPr>
+                  <w:r>
+                    <w:t xml:space="preserve">jlflores@justicia.pr.gov</w:t>
+                  </w:r>
+                </w:p>
+              </w:tc>
+              <w:tc>
+                <w:tcPr>
+                  <w:tcW w:w="4464" w:type="dxa"/>
+                </w:tcPr>
+                <w:p>
+                  <w:pPr>
+                    <w:spacing w:before="240" w:after="0" w:line="276" w:lineRule="exact"/>
+                    <w:ind w:left="0" w:firstLine="0"/>
+                    <w:jc w:val="left"/>
+                  </w:pPr>
+                  <w:r>
+                    <w:t xml:space="preserve">By: s/ Janitza M. García-Marrero</w:t>
+                  </w:r>
+                </w:p>
+                <w:p>
+                  <w:pPr>
+                    <w:spacing w:before="0" w:after="0" w:line="276" w:lineRule="exact"/>
+                    <w:ind w:left="0" w:firstLine="0"/>
+                    <w:jc w:val="left"/>
+                  </w:pPr>
+                  <w:r>
+                    <w:t xml:space="preserve">Janitza M. García-Marrero</w:t>
+                  </w:r>
+                </w:p>
+                <w:p>
+                  <w:pPr>
+                    <w:spacing w:before="0" w:after="0" w:line="276" w:lineRule="exact"/>
+                    <w:ind w:left="0" w:firstLine="0"/>
+                    <w:jc w:val="left"/>
+                  </w:pPr>
+                  <w:r>
+                    <w:t xml:space="preserve">USDC-PR</w:t>
+                  </w:r>
+                  <w:r>
+                    <w:t xml:space="preserve"> </w:t>
+                  </w:r>
+                  <w:r>
+                    <w:t xml:space="preserve">No.</w:t>
+                  </w:r>
+                  <w:r>
+                    <w:t xml:space="preserve"> </w:t>
+                  </w:r>
+                  <w:r>
+                    <w:t xml:space="preserve">222603</w:t>
+                  </w:r>
+                </w:p>
+                <w:p>
+                  <w:pPr>
+                    <w:spacing w:before="0" w:after="0" w:line="276" w:lineRule="exact"/>
+                    <w:ind w:left="0" w:firstLine="0"/>
+                    <w:jc w:val="left"/>
+                  </w:pPr>
+                  <w:r>
+                    <w:t xml:space="preserve">jgarcia@justicia.pr.gov</w:t>
+                  </w:r>
+                </w:p>
+              </w:tc>
+            </w:tr>
+            <w:tr>
+              <w:trPr>
+                <w:cantSplit/>
+              </w:trPr>
+              <w:tc>
+                <w:tcPr>
+                  <w:tcW w:w="4896" w:type="dxa"/>
+                  <w:tcMar>
+                    <w:right w:w="432" w:type="dxa"/>
+                  </w:tcMar>
+                </w:tcPr>
+                <w:p>
+                  <w:pPr>
+                    <w:spacing w:before="240" w:after="0" w:line="276" w:lineRule="exact"/>
+                    <w:ind w:left="0" w:firstLine="0"/>
+                    <w:jc w:val="left"/>
+                  </w:pPr>
+                  <w:r>
+                    <w:t xml:space="preserve">By: s/ Maraliz Vázquez Marrero</w:t>
+                  </w:r>
+                </w:p>
+                <w:p>
+                  <w:pPr>
+                    <w:spacing w:before="0" w:after="0" w:line="276" w:lineRule="exact"/>
+                    <w:ind w:left="0" w:firstLine="0"/>
+                    <w:jc w:val="left"/>
+                  </w:pPr>
+                  <w:r>
+                    <w:t xml:space="preserve">Maraliz Vázquez Marrero</w:t>
+                  </w:r>
+                </w:p>
+                <w:p>
+                  <w:pPr>
+                    <w:spacing w:before="0" w:after="0" w:line="276" w:lineRule="exact"/>
+                    <w:ind w:left="0" w:firstLine="0"/>
+                    <w:jc w:val="left"/>
+                  </w:pPr>
+                  <w:r>
+                    <w:t xml:space="preserve">USDC-PR</w:t>
+                  </w:r>
+                  <w:r>
+                    <w:t xml:space="preserve"> </w:t>
+                  </w:r>
+                  <w:r>
+                    <w:t xml:space="preserve">No.</w:t>
+                  </w:r>
+                  <w:r>
+                    <w:t xml:space="preserve"> </w:t>
+                  </w:r>
+                  <w:r>
+                    <w:t xml:space="preserve">225504</w:t>
+                  </w:r>
+                </w:p>
+                <w:p>
+                  <w:pPr>
+                    <w:spacing w:before="0" w:after="0" w:line="276" w:lineRule="exact"/>
+                    <w:ind w:left="0" w:firstLine="0"/>
+                    <w:jc w:val="left"/>
+                  </w:pPr>
+                  <w:r>
+                    <w:t xml:space="preserve">marvazquez@justicia.pr.gov</w:t>
+                  </w:r>
+                </w:p>
+              </w:tc>
+              <w:tc>
+                <w:tcPr>
+                  <w:tcW w:w="4464" w:type="dxa"/>
+                </w:tcPr>
+                <w:p>
+                  <w:pPr>
+                    <w:spacing w:before="240" w:after="0" w:line="276" w:lineRule="exact"/>
+                    <w:ind w:left="0" w:firstLine="0"/>
+                    <w:jc w:val="left"/>
+                  </w:pPr>
+                  <w:r>
+                    <w:t xml:space="preserve">By: s/ Joseph G. Feldstein-Del Valle</w:t>
+                  </w:r>
+                </w:p>
+                <w:p>
+                  <w:pPr>
+                    <w:spacing w:before="0" w:after="0" w:line="276" w:lineRule="exact"/>
+                    <w:ind w:left="0" w:firstLine="0"/>
+                    <w:jc w:val="left"/>
+                  </w:pPr>
+                  <w:r>
+                    <w:t xml:space="preserve">Joseph G. Feldstein-Del Valle</w:t>
+                  </w:r>
+                </w:p>
+                <w:p>
+                  <w:pPr>
+                    <w:spacing w:before="0" w:after="0" w:line="276" w:lineRule="exact"/>
+                    <w:ind w:left="0" w:firstLine="0"/>
+                    <w:jc w:val="left"/>
+                  </w:pPr>
+                  <w:r>
+                    <w:t xml:space="preserve">USDC-PR</w:t>
+                  </w:r>
+                  <w:r>
+                    <w:t xml:space="preserve"> </w:t>
+                  </w:r>
+                  <w:r>
+                    <w:t xml:space="preserve">No.</w:t>
+                  </w:r>
+                  <w:r>
+                    <w:t xml:space="preserve"> </w:t>
+                  </w:r>
+                  <w:r>
+                    <w:t xml:space="preserve">230808</w:t>
+                  </w:r>
+                </w:p>
+                <w:p>
+                  <w:pPr>
+                    <w:spacing w:before="0" w:after="0" w:line="276" w:lineRule="exact"/>
+                    <w:ind w:left="0" w:firstLine="0"/>
+                    <w:jc w:val="left"/>
+                  </w:pPr>
+                  <w:r>
+                    <w:t xml:space="preserve">jfeldstein@justicia.pr.gov</w:t>
+                  </w:r>
+                </w:p>
+                <w:p>
+                  <w:pPr>
+                    <w:spacing w:before="0" w:after="0" w:line="276" w:lineRule="exact"/>
+                    <w:ind w:left="0" w:firstLine="0"/>
+                    <w:jc w:val="left"/>
+                  </w:pPr>
+                  <w:r>
+                    <w:t xml:space="preserve">Attorneys</w:t>
+                  </w:r>
+                  <w:r>
+                    <w:t xml:space="preserve"> </w:t>
+                  </w:r>
+                  <w:r>
+                    <w:t xml:space="preserve">for</w:t>
+                  </w:r>
+                  <w:r>
+                    <w:t xml:space="preserve"> </w:t>
+                  </w:r>
+                  <w:r>
+                    <w:t xml:space="preserve">the</w:t>
+                  </w:r>
+                  <w:r>
+                    <w:t xml:space="preserve"> </w:t>
+                  </w:r>
+                  <w:r>
+                    <w:t xml:space="preserve">Commonwealth</w:t>
+                  </w:r>
+                  <w:r>
+                    <w:t xml:space="preserve"> </w:t>
+                  </w:r>
+                  <w:r>
+                    <w:t xml:space="preserve">of</w:t>
+                  </w:r>
+                  <w:r>
+                    <w:t xml:space="preserve"> </w:t>
+                  </w:r>
+                  <w:r>
+                    <w:t xml:space="preserve">Puerto</w:t>
+                  </w:r>
+                  <w:r>
+                    <w:t xml:space="preserve"> </w:t>
+                  </w:r>
+                  <w:r>
+                    <w:t xml:space="preserve">Rico</w:t>
+                  </w:r>
+                  <w:r>
+                    <w:t xml:space="preserve"> </w:t>
+                  </w:r>
+                  <w:r>
+                    <w:t xml:space="preserve">and</w:t>
+                  </w:r>
+                  <w:r>
+                    <w:t xml:space="preserve"> </w:t>
+                  </w:r>
+                  <w:r>
+                    <w:t xml:space="preserve">Governor</w:t>
+                  </w:r>
+                  <w:r>
+                    <w:t xml:space="preserve"> </w:t>
+                  </w:r>
+                  <w:r>
+                    <w:t xml:space="preserve">Alejandro</w:t>
+                  </w:r>
+                  <w:r>
+                    <w:t xml:space="preserve"> </w:t>
+                  </w:r>
+                  <w:r>
+                    <w:t xml:space="preserve">J.</w:t>
+                  </w:r>
+                  <w:r>
+                    <w:t xml:space="preserve"> </w:t>
+                  </w:r>
+                  <w:r>
+                    <w:t xml:space="preserve">Garcia</w:t>
+                  </w:r>
+                  <w:r>
+                    <w:t xml:space="preserve"> </w:t>
+                  </w:r>
+                  <w:r>
+                    <w:t xml:space="preserve">Padilla,</w:t>
+                  </w:r>
+                  <w:r>
+                    <w:t xml:space="preserve"> </w:t>
+                  </w:r>
+                  <w:r>
+                    <w:t xml:space="preserve">in</w:t>
+                  </w:r>
+                  <w:r>
+                    <w:t xml:space="preserve"> </w:t>
+                  </w:r>
+                  <w:r>
+                    <w:t xml:space="preserve">his</w:t>
+                  </w:r>
+                  <w:r>
+                    <w:t xml:space="preserve"> </w:t>
+                  </w:r>
+                  <w:r>
+                    <w:t xml:space="preserve">official</w:t>
+                  </w:r>
+                  <w:r>
+                    <w:t xml:space="preserve"> </w:t>
+                  </w:r>
+                  <w:r>
+                    <w:t xml:space="preserve">capacity</w:t>
+                  </w:r>
+                </w:p>
+              </w:tc>
+            </w:tr>
+            <w:tr>
+              <w:trPr>
+                <w:cantSplit/>
+              </w:trPr>
+              <w:tc>
+                <w:tcPr>
+                  <w:tcW w:w="4896" w:type="dxa"/>
+                  <w:tcMar>
+                    <w:right w:w="432" w:type="dxa"/>
+                  </w:tcMar>
+                </w:tcPr>
+                <w:p>
+                  <w:pPr>
+                    <w:spacing w:before="240" w:after="0" w:line="276" w:lineRule="exact"/>
+                    <w:ind w:left="0" w:firstLine="0"/>
+                    <w:jc w:val="left"/>
+                  </w:pPr>
+                  <w:r>
+                    <w:t xml:space="preserve">By: s/ Alejandro Febres-Jorge</w:t>
+                  </w:r>
+                </w:p>
+                <w:p>
+                  <w:pPr>
+                    <w:spacing w:before="0" w:after="0" w:line="276" w:lineRule="exact"/>
+                    <w:ind w:left="0" w:firstLine="0"/>
+                    <w:jc w:val="left"/>
+                  </w:pPr>
+                  <w:r>
+                    <w:t xml:space="preserve">Alejandro Febres-Jorge</w:t>
+                  </w:r>
+                </w:p>
+                <w:p>
+                  <w:pPr>
+                    <w:spacing w:before="0" w:after="0" w:line="276" w:lineRule="exact"/>
+                    <w:ind w:left="0" w:firstLine="0"/>
+                    <w:jc w:val="left"/>
+                  </w:pPr>
+                  <w:r>
+                    <w:t xml:space="preserve">USDC-PR</w:t>
+                  </w:r>
+                  <w:r>
+                    <w:t xml:space="preserve"> </w:t>
+                  </w:r>
+                  <w:r>
+                    <w:t xml:space="preserve">No.</w:t>
+                  </w:r>
+                  <w:r>
+                    <w:t xml:space="preserve"> </w:t>
+                  </w:r>
+                  <w:r>
+                    <w:t xml:space="preserve">228403</w:t>
+                  </w:r>
+                </w:p>
+                <w:p>
+                  <w:pPr>
+                    <w:spacing w:before="0" w:after="0" w:line="276" w:lineRule="exact"/>
+                    <w:ind w:left="0" w:firstLine="0"/>
+                    <w:jc w:val="left"/>
+                  </w:pPr>
+                  <w:r>
+                    <w:t xml:space="preserve">GOVERNMENT</w:t>
+                  </w:r>
+                  <w:r>
+                    <w:t xml:space="preserve"> </w:t>
+                  </w:r>
+                  <w:r>
+                    <w:t xml:space="preserve">DEVELOPMENT</w:t>
+                  </w:r>
+                  <w:r>
+                    <w:t xml:space="preserve"> </w:t>
+                  </w:r>
+                  <w:r>
+                    <w:t xml:space="preserve">BANK</w:t>
+                  </w:r>
+                  <w:r>
+                    <w:t xml:space="preserve"> </w:t>
+                  </w:r>
+                  <w:r>
+                    <w:t xml:space="preserve">FOR</w:t>
+                  </w:r>
+                  <w:r>
+                    <w:t xml:space="preserve"> </w:t>
+                  </w:r>
+                  <w:r>
+                    <w:t xml:space="preserve">PUERTO</w:t>
+                  </w:r>
+                  <w:r>
+                    <w:t xml:space="preserve"> </w:t>
+                  </w:r>
+                  <w:r>
+                    <w:t xml:space="preserve">RICO</w:t>
+                  </w:r>
+                </w:p>
+                <w:p>
+                  <w:pPr>
+                    <w:spacing w:before="0" w:after="0" w:line="276" w:lineRule="exact"/>
+                    <w:ind w:left="0" w:firstLine="0"/>
+                    <w:jc w:val="left"/>
+                  </w:pPr>
+                  <w:r>
+                    <w:t xml:space="preserve">Attorney</w:t>
+                  </w:r>
+                  <w:r>
+                    <w:t xml:space="preserve"> </w:t>
+                  </w:r>
+                  <w:r>
+                    <w:t xml:space="preserve">for</w:t>
+                  </w:r>
+                  <w:r>
+                    <w:t xml:space="preserve"> </w:t>
+                  </w:r>
+                  <w:r>
+                    <w:t xml:space="preserve">John</w:t>
+                  </w:r>
+                  <w:r>
+                    <w:t xml:space="preserve"> </w:t>
+                  </w:r>
+                  <w:r>
+                    <w:t xml:space="preserve">Doe,</w:t>
+                  </w:r>
+                  <w:r>
+                    <w:t xml:space="preserve"> </w:t>
+                  </w:r>
+                  <w:r>
+                    <w:t xml:space="preserve">agent</w:t>
+                  </w:r>
+                  <w:r>
+                    <w:t xml:space="preserve"> </w:t>
+                  </w:r>
+                  <w:r>
+                    <w:t xml:space="preserve">for</w:t>
+                  </w:r>
+                  <w:r>
+                    <w:t xml:space="preserve"> </w:t>
+                  </w:r>
+                  <w:r>
+                    <w:t xml:space="preserve">the</w:t>
+                  </w:r>
+                  <w:r>
+                    <w:t xml:space="preserve"> </w:t>
+                  </w:r>
+                  <w:r>
+                    <w:t xml:space="preserve">Government</w:t>
+                  </w:r>
+                  <w:r>
+                    <w:t xml:space="preserve"> </w:t>
+                  </w:r>
+                  <w:r>
+                    <w:t xml:space="preserve">Development</w:t>
+                  </w:r>
+                  <w:r>
+                    <w:t xml:space="preserve"> </w:t>
+                  </w:r>
+                  <w:r>
+                    <w:t xml:space="preserve">Bank</w:t>
+                  </w:r>
+                  <w:r>
+                    <w:t xml:space="preserve"> </w:t>
+                  </w:r>
+                  <w:r>
+                    <w:t xml:space="preserve">for</w:t>
+                  </w:r>
+                  <w:r>
+                    <w:t xml:space="preserve"> </w:t>
+                  </w:r>
+                  <w:r>
+                    <w:t xml:space="preserve">Puerto</w:t>
+                  </w:r>
+                  <w:r>
+                    <w:t xml:space="preserve"> </w:t>
+                  </w:r>
+                  <w:r>
+                    <w:t xml:space="preserve">Rico</w:t>
+                  </w:r>
+                </w:p>
+              </w:tc>
+              <w:tc>
+                <w:tcPr>
+                  <w:tcW w:w="4464" w:type="dxa"/>
+                </w:tcPr>
+                <w:p>
+                  <w:pPr>
+                    <w:spacing w:before="0" w:after="0" w:line="20" w:lineRule="exact"/>
+                    <w:ind w:left="0" w:firstLine="0"/>
+                    <w:jc w:val="left"/>
+                  </w:pPr>
+                </w:p>
+              </w:tc>
+            </w:tr>
+          </w:tbl>
           <w:p>
             <w:pPr>
-              <w:pStyle w:val="Single"/>
+              <w:spacing w:before="0" w:after="0" w:line="20" w:lineRule="exact"/>
+              <w:ind w:left="0" w:firstLine="0"/>
+              <w:jc w:val="left"/>
             </w:pPr>
           </w:p>
-        </w:tc>
-        <w:tc>
-          <w:tcPr>
-            <w:tcW w:w="4536" w:type="dxa"/>
-            <w:vAlign w:val="top"/>
-          </w:tcPr>
-          <w:p>
-            <w:pPr>
-              <w:pStyle w:val="SigRight"/>
-            </w:pPr>
-            <w:r>
-              <w:t xml:space="preserve">Dated: July 21, 2014</w:t>
-            </w:r>
-          </w:p>
-        </w:tc>
-      </w:tr>
-      <w:tr>
-        <w:trPr>
-          <w:cantSplit/>
-        </w:trPr>
-        <w:tc>
-          <w:tcPr>
-            <w:tcW w:w="4536" w:type="dxa"/>
-            <w:vAlign w:val="top"/>
-          </w:tcPr>
-          <w:p>
-            <w:pPr>
-              <w:pStyle w:val="SigGroup"/>
-            </w:pPr>
-            <w:r>
-              <w:t xml:space="preserve">By: s/ Jorge L. Flores De Jesús</w:t>
-            </w:r>
-          </w:p>
-          <w:p>
-            <w:pPr>
-              <w:pStyle w:val="Single"/>
-            </w:pPr>
-            <w:r>
-              <w:t xml:space="preserve">Jorge L. Flores De Jesús</w:t>
-            </w:r>
-          </w:p>
-          <w:p>
-            <w:pPr>
-              <w:pStyle w:val="Single"/>
-            </w:pPr>
-            <w:r>
-              <w:t xml:space="preserve">Special Assistant to the Secretary of Justice</w:t>
-            </w:r>
-          </w:p>
-          <w:p>
-            <w:pPr>
-              <w:pStyle w:val="Single"/>
-            </w:pPr>
-            <w:r>
-              <w:t xml:space="preserve">USDC-PR No. 231407</w:t>
-            </w:r>
-          </w:p>
-          <w:p>
-            <w:pPr>
-              <w:pStyle w:val="Single"/>
-            </w:pPr>
-            <w:r>
-              <w:t xml:space="preserve">jlflores@justicia.pr.gov</w:t>
-            </w:r>
-          </w:p>
-        </w:tc>
-        <w:tc>
-          <w:tcPr>
-            <w:tcW w:w="288" w:type="dxa"/>
-            <w:vAlign w:val="top"/>
-          </w:tcPr>
-          <w:p>
-            <w:pPr>
-              <w:pStyle w:val="Single"/>
-            </w:pPr>
-          </w:p>
-        </w:tc>
-        <w:tc>
-          <w:tcPr>
-            <w:tcW w:w="4536" w:type="dxa"/>
-            <w:vAlign w:val="top"/>
-          </w:tcPr>
-          <w:p>
-            <w:pPr>
-              <w:pStyle w:val="SigGroup"/>
-            </w:pPr>
-            <w:r>
-              <w:t xml:space="preserve">By: s/ Janitza M. García-Marrero</w:t>
-            </w:r>
-          </w:p>
-          <w:p>
-            <w:pPr>
-              <w:pStyle w:val="Single"/>
-            </w:pPr>
-            <w:r>
-              <w:t xml:space="preserve">Janitza M. García-Marrero</w:t>
-            </w:r>
-          </w:p>
-          <w:p>
-            <w:pPr>
-              <w:pStyle w:val="Single"/>
-            </w:pPr>
-            <w:r>
-              <w:t xml:space="preserve">USDC-PR No. 222603</w:t>
-            </w:r>
-          </w:p>
-          <w:p>
-            <w:pPr>
-              <w:pStyle w:val="Single"/>
-            </w:pPr>
-            <w:r>
-              <w:t xml:space="preserve">jgarcia@justicia.pr.gov</w:t>
-            </w:r>
-          </w:p>
-        </w:tc>
-      </w:tr>
-      <w:tr>
-        <w:trPr>
-          <w:cantSplit/>
-        </w:trPr>
-        <w:tc>
-          <w:tcPr>
-            <w:tcW w:w="4536" w:type="dxa"/>
-            <w:vAlign w:val="top"/>
-          </w:tcPr>
-          <w:p>
-            <w:pPr>
-              <w:pStyle w:val="SigGroup"/>
-            </w:pPr>
-            <w:r>
-              <w:t xml:space="preserve">By: s/ Maraliz Vázquez Marrero</w:t>
-            </w:r>
-          </w:p>
-          <w:p>
-            <w:pPr>
-              <w:pStyle w:val="Single"/>
-            </w:pPr>
-            <w:r>
-              <w:t xml:space="preserve">Maraliz Vázquez Marrero</w:t>
-            </w:r>
-          </w:p>
-          <w:p>
-            <w:pPr>
-              <w:pStyle w:val="Single"/>
-            </w:pPr>
-            <w:r>
-              <w:t xml:space="preserve">USDC-PR No. 225504</w:t>
-            </w:r>
-          </w:p>
-          <w:p>
-            <w:pPr>
-              <w:pStyle w:val="Single"/>
-            </w:pPr>
-            <w:r>
-              <w:t xml:space="preserve">marvazquez@justicia.pr.gov</w:t>
-            </w:r>
-          </w:p>
-        </w:tc>
-        <w:tc>
-          <w:tcPr>
-            <w:tcW w:w="288" w:type="dxa"/>
-            <w:vAlign w:val="top"/>
-          </w:tcPr>
-          <w:p>
-            <w:pPr>
-              <w:pStyle w:val="Single"/>
-            </w:pPr>
-          </w:p>
-        </w:tc>
-        <w:tc>
-          <w:tcPr>
-            <w:tcW w:w="4536" w:type="dxa"/>
-            <w:vAlign w:val="top"/>
-          </w:tcPr>
-          <w:p>
-            <w:pPr>
-              <w:pStyle w:val="SigGroup"/>
-            </w:pPr>
-            <w:r>
-              <w:t xml:space="preserve">By: s/ Joseph G. Feldstein-Del Valle</w:t>
-            </w:r>
-          </w:p>
-          <w:p>
-            <w:pPr>
-              <w:pStyle w:val="Single"/>
-            </w:pPr>
-            <w:r>
-              <w:t xml:space="preserve">Joseph G. Feldstein-Del Valle</w:t>
-            </w:r>
-          </w:p>
-          <w:p>
-            <w:pPr>
-              <w:pStyle w:val="Single"/>
-            </w:pPr>
-            <w:r>
-              <w:t xml:space="preserve">USDC-PR No. 230808</w:t>
-            </w:r>
-          </w:p>
-          <w:p>
-            <w:pPr>
-              <w:pStyle w:val="Single"/>
-            </w:pPr>
-            <w:r>
-              <w:t xml:space="preserve">jfeldstein@justicia.pr.gov</w:t>
-            </w:r>
-          </w:p>
-          <w:p>
-            <w:pPr>
-              <w:pStyle w:val="Single"/>
-            </w:pPr>
-            <w:r>
-              <w:t xml:space="preserve">Attorneys for the Commonwealth of Puerto Rico and Governor Alejandro J. Garcia Padilla, in his official capacity</w:t>
-            </w:r>
-          </w:p>
-        </w:tc>
-      </w:tr>
-      <w:tr>
-        <w:trPr>
-          <w:cantSplit/>
-        </w:trPr>
-        <w:tc>
-          <w:tcPr>
-            <w:tcW w:w="4536" w:type="dxa"/>
-            <w:vAlign w:val="top"/>
-          </w:tcPr>
-          <w:p>
-            <w:pPr>
-              <w:pStyle w:val="SigGroup"/>
-            </w:pPr>
-            <w:r>
-              <w:t xml:space="preserve">By: s/ Alejandro Febres-Jorge</w:t>
-            </w:r>
-          </w:p>
-          <w:p>
-            <w:pPr>
-              <w:pStyle w:val="Single"/>
-            </w:pPr>
-            <w:r>
-              <w:t xml:space="preserve">Alejandro Febres-Jorge</w:t>
-            </w:r>
-          </w:p>
-          <w:p>
-            <w:pPr>
-              <w:pStyle w:val="Single"/>
-            </w:pPr>
-            <w:r>
-              <w:t xml:space="preserve">USDC-PR No. 228403</w:t>
-            </w:r>
-          </w:p>
-          <w:p>
-            <w:pPr>
-              <w:pStyle w:val="Single"/>
-            </w:pPr>
-            <w:r>
-              <w:t xml:space="preserve">GOVERNMENT DEVELOPMENT BANK FOR PUERTO RICO</w:t>
-            </w:r>
-          </w:p>
-          <w:p>
-            <w:pPr>
-              <w:pStyle w:val="Single"/>
-            </w:pPr>
-            <w:r>
-              <w:t xml:space="preserve">Attorney for John Doe, agent for the Government Development Bank for Puerto Rico</w:t>
-            </w:r>
-          </w:p>
-        </w:tc>
-        <w:tc>
-          <w:tcPr>
-            <w:tcW w:w="288" w:type="dxa"/>
-            <w:vAlign w:val="top"/>
-          </w:tcPr>
-          <w:p>
-            <w:pPr>
-              <w:pStyle w:val="Single"/>
-            </w:pPr>
-          </w:p>
-        </w:tc>
-        <w:tc>
-          <w:tcPr>
-            <w:tcW w:w="4536" w:type="dxa"/>
-            <w:vAlign w:val="top"/>
-          </w:tcPr>
         </w:tc>
       </w:tr>
     </w:tbl>
     <w:p>
       <w:pPr>
-        <w:pStyle w:val="FrontHeading"/>
+        <w:pStyle w:val="Heading1"/>
+        <w:keepNext/>
+        <w:keepLines/>
+        <w:spacing w:before="480" w:after="240" w:line="276" w:lineRule="exact"/>
+        <w:ind w:left="0" w:firstLine="0"/>
+        <w:jc w:val="center"/>
       </w:pPr>
       <w:r>
-        <w:t xml:space="preserve">Certificate of Service</w:t>
+        <w:rPr>
+          <w:b/>
+          <w:bCs/>
+        </w:rPr>
+        <w:t xml:space="preserve">CERTIFICATE OF SERVICE</w:t>
       </w:r>
     </w:p>
     <w:p>
       <w:pPr>
-        <w:pStyle w:val="BodyText"/>
+        <w:keepNext/>
+        <w:keepLines/>
+        <w:spacing w:before="0" w:after="0" w:line="480" w:lineRule="exact"/>
+        <w:ind w:left="0" w:firstLine="720"/>
+        <w:jc w:val="left"/>
       </w:pPr>
       <w:r>
         <w:t xml:space="preserve">I HEREBY CERTIFY that on this same date I electronically filed the foregoing with the Clerk of the Court using the CM/ECF system, which will send notification of such filing to all counsel of record.</w:t>
@@ -2325,7 +7096,11 @@
     </w:p>
     <w:p>
       <w:pPr>
-        <w:pStyle w:val="BodyText"/>
+        <w:keepNext/>
+        <w:keepLines/>
+        <w:spacing w:before="0" w:after="0" w:line="480" w:lineRule="exact"/>
+        <w:ind w:left="0" w:firstLine="720"/>
+        <w:jc w:val="left"/>
       </w:pPr>
       <w:r>
         <w:t xml:space="preserve">In San Juan, Puerto Rico, this 21st day of July 2014.</w:t>
@@ -2333,8 +7108,11 @@
     </w:p>
     <w:p>
       <w:pPr>
-        <w:pStyle w:val="Single"/>
-        <w:spacing w:before="240" w:after="0"/>
+        <w:keepNext/>
+        <w:keepLines/>
+        <w:spacing w:before="240" w:after="0" w:line="276" w:lineRule="exact"/>
+        <w:ind w:left="0" w:right="4464" w:firstLine="0"/>
+        <w:jc w:val="left"/>
       </w:pPr>
       <w:r>
         <w:t xml:space="preserve">s/ Janitza M. García-Marrero</w:t>
@@ -2342,7 +7120,11 @@
     </w:p>
     <w:p>
       <w:pPr>
-        <w:pStyle w:val="Single"/>
+        <w:keepNext/>
+        <w:keepLines/>
+        <w:spacing w:before="0" w:after="0" w:line="276" w:lineRule="exact"/>
+        <w:ind w:left="0" w:right="4464" w:firstLine="0"/>
+        <w:jc w:val="left"/>
       </w:pPr>
       <w:r>
         <w:t xml:space="preserve">Janitza M. García-Marrero</w:t>
@@ -2350,47 +7132,157 @@
     </w:p>
     <w:p>
       <w:pPr>
-        <w:pStyle w:val="Single"/>
+        <w:keepNext/>
+        <w:keepLines/>
+        <w:spacing w:before="0" w:after="0" w:line="276" w:lineRule="exact"/>
+        <w:ind w:left="0" w:right="4464" w:firstLine="0"/>
+        <w:jc w:val="left"/>
       </w:pPr>
       <w:r>
-        <w:t xml:space="preserve">USDC Bar No. 222603</w:t>
+        <w:t xml:space="preserve">USDC</w:t>
+      </w:r>
+      <w:r>
+        <w:t xml:space="preserve"> </w:t>
+      </w:r>
+      <w:r>
+        <w:t xml:space="preserve">Bar</w:t>
+      </w:r>
+      <w:r>
+        <w:t xml:space="preserve"> </w:t>
+      </w:r>
+      <w:r>
+        <w:t xml:space="preserve">No.</w:t>
+      </w:r>
+      <w:r>
+        <w:t xml:space="preserve"> </w:t>
+      </w:r>
+      <w:r>
+        <w:t xml:space="preserve">222603</w:t>
       </w:r>
     </w:p>
     <w:p>
       <w:pPr>
-        <w:pStyle w:val="Single"/>
+        <w:keepNext/>
+        <w:keepLines/>
+        <w:spacing w:before="0" w:after="0" w:line="276" w:lineRule="exact"/>
+        <w:ind w:left="0" w:right="4464" w:firstLine="0"/>
+        <w:jc w:val="left"/>
       </w:pPr>
       <w:r>
-        <w:t xml:space="preserve">DEPARTMENT OF JUSTICE</w:t>
+        <w:t xml:space="preserve">DEPARTMENT</w:t>
+      </w:r>
+      <w:r>
+        <w:t xml:space="preserve"> </w:t>
+      </w:r>
+      <w:r>
+        <w:t xml:space="preserve">OF</w:t>
+      </w:r>
+      <w:r>
+        <w:t xml:space="preserve"> </w:t>
+      </w:r>
+      <w:r>
+        <w:t xml:space="preserve">JUSTICE</w:t>
       </w:r>
     </w:p>
     <w:p>
       <w:pPr>
-        <w:pStyle w:val="Single"/>
+        <w:keepNext/>
+        <w:keepLines/>
+        <w:spacing w:before="0" w:after="0" w:line="276" w:lineRule="exact"/>
+        <w:ind w:left="0" w:right="4464" w:firstLine="0"/>
+        <w:jc w:val="left"/>
       </w:pPr>
       <w:r>
-        <w:t xml:space="preserve">Federal Litigation and Bankruptcy Division</w:t>
+        <w:t xml:space="preserve">Federal</w:t>
+      </w:r>
+      <w:r>
+        <w:t xml:space="preserve"> </w:t>
+      </w:r>
+      <w:r>
+        <w:t xml:space="preserve">Litigation</w:t>
+      </w:r>
+      <w:r>
+        <w:t xml:space="preserve"> </w:t>
+      </w:r>
+      <w:r>
+        <w:t xml:space="preserve">and</w:t>
+      </w:r>
+      <w:r>
+        <w:t xml:space="preserve"> </w:t>
+      </w:r>
+      <w:r>
+        <w:t xml:space="preserve">Bankruptcy</w:t>
+      </w:r>
+      <w:r>
+        <w:t xml:space="preserve"> </w:t>
+      </w:r>
+      <w:r>
+        <w:t xml:space="preserve">Division</w:t>
       </w:r>
     </w:p>
     <w:p>
       <w:pPr>
-        <w:pStyle w:val="Single"/>
+        <w:keepNext/>
+        <w:keepLines/>
+        <w:spacing w:before="0" w:after="0" w:line="276" w:lineRule="exact"/>
+        <w:ind w:left="0" w:right="4464" w:firstLine="0"/>
+        <w:jc w:val="left"/>
       </w:pPr>
       <w:r>
-        <w:t xml:space="preserve">P.O. Box 9020192</w:t>
+        <w:t xml:space="preserve">P.O.</w:t>
+      </w:r>
+      <w:r>
+        <w:t xml:space="preserve"> </w:t>
+      </w:r>
+      <w:r>
+        <w:t xml:space="preserve">Box</w:t>
+      </w:r>
+      <w:r>
+        <w:t xml:space="preserve"> </w:t>
+      </w:r>
+      <w:r>
+        <w:t xml:space="preserve">9020192</w:t>
       </w:r>
     </w:p>
     <w:p>
       <w:pPr>
-        <w:pStyle w:val="Single"/>
+        <w:keepNext/>
+        <w:keepLines/>
+        <w:spacing w:before="0" w:after="0" w:line="276" w:lineRule="exact"/>
+        <w:ind w:left="0" w:right="4464" w:firstLine="0"/>
+        <w:jc w:val="left"/>
       </w:pPr>
       <w:r>
-        <w:t xml:space="preserve">San Juan, PR 00902-0192</w:t>
+        <w:t xml:space="preserve">San</w:t>
+      </w:r>
+      <w:r>
+        <w:t xml:space="preserve"> </w:t>
+      </w:r>
+      <w:r>
+        <w:t xml:space="preserve">Juan,</w:t>
+      </w:r>
+      <w:r>
+        <w:t xml:space="preserve"> </w:t>
+      </w:r>
+      <w:r>
+        <w:t xml:space="preserve">PR</w:t>
+      </w:r>
+      <w:r>
+        <w:t xml:space="preserve"> </w:t>
+      </w:r>
+      <w:r>
+        <w:t xml:space="preserve">00902</w:t>
+        <w:noBreakHyphen/>
+        <w:t xml:space="preserve">0192</w:t>
       </w:r>
     </w:p>
     <w:p>
       <w:pPr>
-        <w:pStyle w:val="Single"/>
+        <w:keepNext/>
+        <w:keepLines/>
+        <w:spacing w:before="0" w:after="0" w:line="276" w:lineRule="exact"/>
+        <w:ind w:left="0" w:right="4464" w:firstLine="0"/>
+        <w:jc w:val="left"/>
       </w:pPr>
       <w:r>
         <w:t xml:space="preserve">jgarcia@justicia.pr.gov</w:t>
@@ -2398,16 +7290,52 @@
     </w:p>
     <w:p>
       <w:pPr>
-        <w:pStyle w:val="Single"/>
+        <w:spacing w:before="0" w:after="0" w:line="276" w:lineRule="exact"/>
+        <w:ind w:left="0" w:right="4464" w:firstLine="0"/>
+        <w:jc w:val="left"/>
       </w:pPr>
       <w:r>
-        <w:t xml:space="preserve">Tel (787) 721-2900 Fax (787) 723-9188</w:t>
+        <w:t xml:space="preserve">Tel</w:t>
+      </w:r>
+      <w:r>
+        <w:t xml:space="preserve"> </w:t>
+      </w:r>
+      <w:r>
+        <w:t xml:space="preserve">(787)</w:t>
+      </w:r>
+      <w:r>
+        <w:t xml:space="preserve"> </w:t>
+      </w:r>
+      <w:r>
+        <w:t xml:space="preserve">721</w:t>
+        <w:noBreakHyphen/>
+        <w:t xml:space="preserve">2900</w:t>
+      </w:r>
+      <w:r>
+        <w:t xml:space="preserve"> </w:t>
+      </w:r>
+      <w:r>
+        <w:t xml:space="preserve">Fax</w:t>
+      </w:r>
+      <w:r>
+        <w:t xml:space="preserve"> </w:t>
+      </w:r>
+      <w:r>
+        <w:t xml:space="preserve">(787)</w:t>
+      </w:r>
+      <w:r>
+        <w:t xml:space="preserve"> </w:t>
+      </w:r>
+      <w:r>
+        <w:t xml:space="preserve">723</w:t>
+        <w:noBreakHyphen/>
+        <w:t xml:space="preserve">9188</w:t>
       </w:r>
     </w:p>
     <w:sectPr>
-      <w:footerReference w:type="default" r:id="rIdFooter1"/>
+      <w:footerReference w:type="default" r:id="rIdFtrPage"/>
       <w:pgSz w:w="12240" w:h="15840"/>
-      <w:pgMar w:top="1440" w:right="1440" w:bottom="1440" w:left="1440" w:header="720" w:footer="720" w:gutter="0"/>
+      <w:pgMar w:top="1440" w:right="1440" w:bottom="1440" w:left="1440" w:header="720" w:footer="732" w:gutter="0"/>
       <w:pgNumType w:fmt="decimal" w:start="1"/>
     </w:sectPr>
   </w:body>
@@ -2422,7 +7350,6 @@
 <w:ftr xmlns:w="http://schemas.openxmlformats.org/wordprocessingml/2006/main" xmlns:r="http://schemas.openxmlformats.org/officeDocument/2006/relationships">
   <w:p>
     <w:pPr>
-      <w:pStyle w:val="Footer"/>
       <w:jc w:val="center"/>
     </w:pPr>
     <w:r>
@@ -2460,6 +7387,25 @@
       </w:r>
     </w:p>
   </w:footnote>
+  <w:footnote w:id="9">
+    <w:p>
+      <w:pPr>
+        <w:pStyle w:val="FootnoteText"/>
+      </w:pPr>
+      <w:r>
+        <w:rPr>
+          <w:rStyle w:val="FootnoteReference"/>
+        </w:rPr>
+        <w:footnoteRef/>
+      </w:r>
+      <w:r>
+        <w:t xml:space="preserve"> </w:t>
+      </w:r>
+      <w:r>
+        <w:t xml:space="preserve">The GDB Agent moves to dismiss despite the fact that neither GDB nor its agent have been served with the Amended Complaint. The GDB Agent reserves its rights to object to the sufficiency of service of process pursuant to Fed. R. Civ. P. 12(b)⁠(5) if service is not perfected within the time limit set forth in Fed. R. Civ. P. 4(m).</w:t>
+      </w:r>
+    </w:p>
+  </w:footnote>
   <w:footnote w:id="10">
     <w:p>
       <w:pPr>
@@ -2475,25 +7421,6 @@
         <w:t xml:space="preserve"> </w:t>
       </w:r>
       <w:r>
-        <w:t xml:space="preserve">The GDB Agent moves to dismiss despite the fact that neither GDB nor its agent have been served with the Amended Complaint. The GDB Agent reserves its rights to object to the sufficiency of service of process pursuant to Fed. R. Civ. P. 12(b)(5) if service is not perfected within the time limit set forth in Fed. R. Civ. P. 4(m).</w:t>
-      </w:r>
-    </w:p>
-  </w:footnote>
-  <w:footnote w:id="17">
-    <w:p>
-      <w:pPr>
-        <w:pStyle w:val="FootnoteText"/>
-      </w:pPr>
-      <w:r>
-        <w:rPr>
-          <w:rStyle w:val="FootnoteReference"/>
-        </w:rPr>
-        <w:footnoteRef/>
-      </w:r>
-      <w:r>
-        <w:t xml:space="preserve"> </w:t>
-      </w:r>
-      <w:r>
         <w:t xml:space="preserve">Here, Puerto Rico’s Act does not deploy the unique aspect of the federal bankruptcy power recognized by the Supreme Court, namely the discharge of the petitioner of its obligation to use future earnings to pay preexisting debts beyond the value of the petitioner’s assets.</w:t>
       </w:r>
       <w:r>
@@ -2520,11 +7447,83 @@
         <w:t xml:space="preserve">accord Hanover Nat’l Bank v. Moyses</w:t>
       </w:r>
       <w:r>
-        <w:t xml:space="preserve">, 186 U.S. 181, 187-88 (1902).</w:t>
+        <w:t xml:space="preserve">, 186 U.S. 181, 187</w:t>
+      </w:r>
+      <w:r>
+        <w:noBreakHyphen/>
+      </w:r>
+      <w:r>
+        <w:t xml:space="preserve">88 (1902).</w:t>
       </w:r>
     </w:p>
   </w:footnote>
 </w:footnotes>
+</file>
+
+<file path=word/ftr-add.xml><?xml version="1.0" encoding="utf-8"?>
+<w:ftr xmlns:w="http://schemas.openxmlformats.org/wordprocessingml/2006/main" xmlns:r="http://schemas.openxmlformats.org/officeDocument/2006/relationships">
+  <w:p>
+    <w:pPr>
+      <w:spacing w:before="0" w:after="0"/>
+      <w:jc w:val="center"/>
+    </w:pPr>
+    <w:r>
+      <w:t>Add-</w:t>
+    </w:r>
+    <w:r>
+      <w:fldChar w:fldCharType="begin"/>
+    </w:r>
+    <w:r>
+      <w:instrText xml:space="preserve"> PAGE </w:instrText>
+    </w:r>
+    <w:r>
+      <w:fldChar w:fldCharType="separate"/>
+    </w:r>
+    <w:r>
+      <w:t>1</w:t>
+    </w:r>
+    <w:r>
+      <w:fldChar w:fldCharType="end"/>
+    </w:r>
+  </w:p>
+</w:ftr>
+</file>
+
+<file path=word/ftr-none.xml><?xml version="1.0" encoding="utf-8"?>
+<w:ftr xmlns:w="http://schemas.openxmlformats.org/wordprocessingml/2006/main" xmlns:r="http://schemas.openxmlformats.org/officeDocument/2006/relationships">
+  <w:p>
+    <w:pPr>
+      <w:spacing w:before="0" w:after="0"/>
+      <w:jc w:val="center"/>
+    </w:pPr>
+  </w:p>
+</w:ftr>
+</file>
+
+<file path=word/ftr-page.xml><?xml version="1.0" encoding="utf-8"?>
+<w:ftr xmlns:w="http://schemas.openxmlformats.org/wordprocessingml/2006/main" xmlns:r="http://schemas.openxmlformats.org/officeDocument/2006/relationships">
+  <w:p>
+    <w:pPr>
+      <w:spacing w:before="0" w:after="0"/>
+      <w:jc w:val="center"/>
+    </w:pPr>
+    <w:r>
+      <w:fldChar w:fldCharType="begin"/>
+    </w:r>
+    <w:r>
+      <w:instrText xml:space="preserve"> PAGE </w:instrText>
+    </w:r>
+    <w:r>
+      <w:fldChar w:fldCharType="separate"/>
+    </w:r>
+    <w:r>
+      <w:t>1</w:t>
+    </w:r>
+    <w:r>
+      <w:fldChar w:fldCharType="end"/>
+    </w:r>
+  </w:p>
+</w:ftr>
 </file>
 
 <file path=word/numbering.xml><?xml version="1.0" encoding="utf-8"?>
@@ -2619,12 +7618,13 @@
         <w:rFonts w:ascii="Times New Roman" w:hAnsi="Times New Roman" w:eastAsia="Times New Roman" w:cs="Times New Roman"/>
         <w:sz w:val="24"/>
         <w:szCs w:val="24"/>
-        <w:lang w:val="en-US" w:eastAsia="en-US" w:bidi="ar-SA"/>
+        <w:lang w:val="en-US" w:eastAsia="zh-CN" w:bidi="ar-SA"/>
       </w:rPr>
     </w:rPrDefault>
     <w:pPrDefault>
       <w:pPr>
-        <w:spacing w:before="0" w:after="0" w:line="480" w:lineRule="exact"/>
+        <w:widowControl/>
+        <w:spacing w:after="0"/>
       </w:pPr>
     </w:pPrDefault>
   </w:docDefaults>
@@ -2632,13 +7632,11 @@
   <w:style w:type="paragraph" w:default="1" w:styleId="Normal">
     <w:name w:val="Normal"/>
     <w:qFormat/>
-    <w:pPr>
-      <w:widowControl/>
-    </w:pPr>
   </w:style>
   <w:style w:type="paragraph" w:styleId="BodyText">
     <w:name w:val="Body Text"/>
     <w:basedOn w:val="Normal"/>
+    <w:link w:val="BodyTextChar"/>
     <w:qFormat/>
     <w:pPr>
       <w:spacing w:before="0" w:after="0" w:line="480" w:lineRule="exact"/>
@@ -2656,7 +7654,7 @@
     <w:basedOn w:val="BodyText"/>
     <w:qFormat/>
     <w:pPr>
-      <w:ind w:firstLine="0"/>
+      <w:spacing w:before="36" w:after="36"/>
     </w:pPr>
   </w:style>
   <w:style w:type="paragraph" w:styleId="Title">
@@ -2796,16 +7794,20 @@
     <w:name w:val="heading 1"/>
     <w:basedOn w:val="Normal"/>
     <w:next w:val="BodyText"/>
+    <w:link w:val="Heading1Char"/>
+    <w:uiPriority w:val="9"/>
     <w:qFormat/>
+    <w:rsid w:val="00A10FD9"/>
     <w:pPr>
       <w:keepNext/>
       <w:keepLines/>
-      <w:spacing w:before="480" w:after="240" w:line="480" w:lineRule="exact"/>
+      <w:spacing w:before="480" w:after="240" w:line="276" w:lineRule="exact"/>
       <w:ind w:firstLine="0"/>
       <w:jc w:val="center"/>
       <w:outlineLvl w:val="0"/>
     </w:pPr>
     <w:rPr>
+      <w:rFonts w:ascii="Times New Roman" w:hAnsi="Times New Roman" w:eastAsia="Times New Roman" w:cs="Times New Roman"/>
       <w:b/>
       <w:bCs/>
       <w:caps/>
@@ -2818,15 +7820,21 @@
     <w:name w:val="heading 2"/>
     <w:basedOn w:val="Normal"/>
     <w:next w:val="BodyText"/>
+    <w:link w:val="Heading2Char"/>
+    <w:uiPriority w:val="9"/>
+    <w:semiHidden/>
+    <w:unhideWhenUsed/>
     <w:qFormat/>
+    <w:rsid w:val="00A10FD9"/>
     <w:pPr>
       <w:keepNext/>
       <w:keepLines/>
       <w:spacing w:before="480" w:after="240" w:line="276" w:lineRule="exact"/>
-      <w:ind w:left="720" w:hanging="720" w:firstLine="0"/>
+      <w:ind w:firstLine="0"/>
       <w:outlineLvl w:val="1"/>
     </w:pPr>
     <w:rPr>
+      <w:rFonts w:ascii="Times New Roman" w:hAnsi="Times New Roman" w:eastAsia="Times New Roman" w:cs="Times New Roman"/>
       <w:b/>
       <w:bCs/>
       <w:color w:val="000000"/>
@@ -2838,15 +7846,21 @@
     <w:name w:val="heading 3"/>
     <w:basedOn w:val="Normal"/>
     <w:next w:val="BodyText"/>
+    <w:link w:val="Heading3Char"/>
+    <w:uiPriority w:val="9"/>
+    <w:semiHidden/>
+    <w:unhideWhenUsed/>
     <w:qFormat/>
+    <w:rsid w:val="00A10FD9"/>
     <w:pPr>
       <w:keepNext/>
       <w:keepLines/>
       <w:spacing w:before="480" w:after="240" w:line="276" w:lineRule="exact"/>
-      <w:ind w:left="1440" w:hanging="720" w:firstLine="0"/>
+      <w:ind w:firstLine="0"/>
       <w:outlineLvl w:val="2"/>
     </w:pPr>
     <w:rPr>
+      <w:rFonts w:ascii="Times New Roman" w:hAnsi="Times New Roman" w:eastAsia="Times New Roman" w:cs="Times New Roman"/>
       <w:b/>
       <w:bCs/>
       <w:color w:val="000000"/>
@@ -2858,17 +7872,24 @@
     <w:name w:val="heading 4"/>
     <w:basedOn w:val="Normal"/>
     <w:next w:val="BodyText"/>
+    <w:link w:val="Heading4Char"/>
+    <w:uiPriority w:val="9"/>
+    <w:semiHidden/>
+    <w:unhideWhenUsed/>
     <w:qFormat/>
+    <w:rsid w:val="00A10FD9"/>
     <w:pPr>
       <w:keepNext/>
       <w:keepLines/>
       <w:spacing w:before="480" w:after="240" w:line="276" w:lineRule="exact"/>
-      <w:ind w:left="2160" w:hanging="720" w:firstLine="0"/>
+      <w:ind w:firstLine="0"/>
       <w:outlineLvl w:val="3"/>
     </w:pPr>
     <w:rPr>
+      <w:rFonts w:ascii="Times New Roman" w:hAnsi="Times New Roman" w:eastAsia="Times New Roman" w:cs="Times New Roman"/>
       <w:b/>
       <w:bCs/>
+      <w:i/>
       <w:color w:val="000000"/>
       <w:sz w:val="24"/>
       <w:szCs w:val="24"/>
@@ -2878,17 +7899,24 @@
     <w:name w:val="heading 5"/>
     <w:basedOn w:val="Normal"/>
     <w:next w:val="BodyText"/>
+    <w:link w:val="Heading5Char"/>
+    <w:uiPriority w:val="9"/>
+    <w:semiHidden/>
+    <w:unhideWhenUsed/>
     <w:qFormat/>
+    <w:rsid w:val="00A10FD9"/>
     <w:pPr>
       <w:keepNext/>
       <w:keepLines/>
       <w:spacing w:before="480" w:after="240" w:line="276" w:lineRule="exact"/>
-      <w:ind w:left="2880" w:hanging="720" w:firstLine="0"/>
+      <w:ind w:firstLine="0"/>
       <w:outlineLvl w:val="4"/>
     </w:pPr>
     <w:rPr>
+      <w:rFonts w:ascii="Times New Roman" w:hAnsi="Times New Roman" w:eastAsia="Times New Roman" w:cs="Times New Roman"/>
       <w:b/>
       <w:bCs/>
+      <w:i/>
       <w:color w:val="000000"/>
       <w:sz w:val="24"/>
       <w:szCs w:val="24"/>
@@ -3101,23 +8129,37 @@
       <w:color w:val="272727" w:themeColor="text1" w:themeTint="D8"/>
     </w:rPr>
   </w:style>
+  <w:style w:type="paragraph" w:customStyle="1" w:styleId="ListItem">
+    <w:name w:val="List Item"/>
+    <w:basedOn w:val="BodyText"/>
+    <w:qFormat/>
+    <w:pPr>
+      <w:spacing w:before="0" w:after="0" w:line="480" w:lineRule="exact"/>
+      <w:ind w:left="720" w:hanging="720"/>
+    </w:pPr>
+  </w:style>
   <w:style w:type="paragraph" w:styleId="BlockText">
     <w:name w:val="Block Text"/>
-    <w:basedOn w:val="Normal"/>
+    <w:basedOn w:val="BodyText"/>
     <w:next w:val="BodyText"/>
+    <w:uiPriority w:val="9"/>
+    <w:unhideWhenUsed/>
     <w:qFormat/>
     <w:pPr>
-      <w:spacing w:before="0" w:after="240" w:line="276" w:lineRule="exact"/>
+      <w:spacing w:before="280" w:after="280" w:line="276" w:lineRule="exact"/>
       <w:ind w:firstLine="0" w:left="720" w:right="720"/>
     </w:pPr>
   </w:style>
   <w:style w:type="paragraph" w:styleId="FootnoteText">
-    <w:name w:val="footnote text"/>
+    <w:name w:val="Footnote Text"/>
     <w:basedOn w:val="Normal"/>
-    <w:link w:val="FootnoteTextChar"/>
+    <w:next w:val="FootnoteText"/>
+    <w:uiPriority w:val="9"/>
+    <w:unhideWhenUsed/>
+    <w:qFormat/>
     <w:pPr>
-      <w:spacing w:before="0" w:after="96" w:line="276" w:lineRule="exact"/>
-      <w:ind w:firstLine="0"/>
+      <w:keepLines/>
+      <w:spacing w:before="0" w:after="140" w:line="276" w:lineRule="exact"/>
     </w:pPr>
     <w:rPr>
       <w:sz w:val="24"/>
@@ -3132,8 +8174,8 @@
     <w:unhideWhenUsed/>
     <w:qFormat/>
     <w:pPr>
-      <w:spacing w:before="100" w:after="100"/>
-      <w:ind w:firstLine="0" w:left="480" w:right="480"/>
+      <w:spacing w:before="280" w:after="280"/>
+      <w:ind w:firstLine="0" w:left="720" w:right="720"/>
     </w:pPr>
   </w:style>
   <w:style w:type="character" w:default="1" w:styleId="DefaultParagraphFont">
@@ -3241,7 +8283,7 @@
     <w:name w:val="Hyperlink"/>
     <w:basedOn w:val="BodyTextChar"/>
     <w:rPr>
-      <w:color w:val="4F81BD" w:themeColor="accent1"/>
+      <w:color w:val="000000"/>
     </w:rPr>
   </w:style>
   <w:style w:type="paragraph" w:styleId="TOCHeading">
@@ -3261,136 +8303,6 @@
       <w:bCs w:val="0"/>
       <w:color w:val="365F91" w:themeColor="accent1" w:themeShade="BF"/>
     </w:rPr>
-  </w:style>
-  <w:style w:type="paragraph" w:customStyle="1" w:styleId="Footer">
-    <w:name w:val="footer"/>
-    <w:basedOn w:val="Normal"/>
-    <w:pPr>
-      <w:spacing w:before="0" w:after="0" w:line="240" w:lineRule="auto"/>
-      <w:ind w:firstLine="0"/>
-      <w:jc w:val="center"/>
-    </w:pPr>
-    <w:rPr>
-      <w:sz w:val="24"/>
-      <w:szCs w:val="24"/>
-    </w:rPr>
-  </w:style>
-  <w:style w:type="paragraph" w:customStyle="1" w:styleId="CourtTitle">
-    <w:name w:val="Court Title"/>
-    <w:basedOn w:val="Normal"/>
-    <w:pPr>
-      <w:spacing w:before="0" w:after="0" w:line="276" w:lineRule="exact"/>
-      <w:ind w:firstLine="0"/>
-      <w:jc w:val="center"/>
-    </w:pPr>
-    <w:rPr>
-      <w:b/>
-      <w:bCs/>
-    </w:rPr>
-  </w:style>
-  <w:style w:type="paragraph" w:customStyle="1" w:styleId="Single">
-    <w:name w:val="Single"/>
-    <w:basedOn w:val="Normal"/>
-    <w:pPr>
-      <w:spacing w:before="0" w:after="0" w:line="276" w:lineRule="exact"/>
-      <w:ind w:firstLine="0"/>
-    </w:pPr>
-  </w:style>
-  <w:style w:type="paragraph" w:customStyle="1" w:styleId="Spacer">
-    <w:name w:val="Spacer"/>
-    <w:basedOn w:val="Normal"/>
-    <w:pPr>
-      <w:spacing w:before="0" w:after="0" w:line="480" w:lineRule="exact"/>
-      <w:ind w:firstLine="0"/>
-    </w:pPr>
-  </w:style>
-  <w:style w:type="paragraph" w:customStyle="1" w:styleId="SigGroup">
-    <w:name w:val="Signature Group"/>
-    <w:basedOn w:val="Single"/>
-    <w:pPr>
-      <w:spacing w:before="240" w:after="0" w:line="276" w:lineRule="exact"/>
-    </w:pPr>
-  </w:style>
-  <w:style w:type="paragraph" w:customStyle="1" w:styleId="SigRight">
-    <w:name w:val="Signature Right"/>
-    <w:basedOn w:val="Single"/>
-    <w:pPr>
-      <w:jc w:val="right"/>
-    </w:pPr>
-  </w:style>
-  <w:style w:type="paragraph" w:customStyle="1" w:styleId="FrontHeading">
-    <w:name w:val="Front Heading"/>
-    <w:basedOn w:val="Normal"/>
-    <w:next w:val="BodyText"/>
-    <w:pPr>
-      <w:keepNext/>
-      <w:keepLines/>
-      <w:spacing w:before="480" w:after="240" w:line="480" w:lineRule="exact"/>
-      <w:ind w:firstLine="0"/>
-      <w:jc w:val="center"/>
-    </w:pPr>
-    <w:rPr>
-      <w:b/>
-      <w:bCs/>
-      <w:caps/>
-    </w:rPr>
-  </w:style>
-  <w:style w:type="paragraph" w:customStyle="1" w:styleId="PageLabel">
-    <w:name w:val="Page Label"/>
-    <w:basedOn w:val="Single"/>
-    <w:pPr>
-      <w:keepNext/>
-      <w:spacing w:before="120" w:after="0" w:line="276" w:lineRule="exact"/>
-      <w:jc w:val="right"/>
-    </w:pPr>
-    <w:rPr>
-      <w:b/>
-      <w:bCs/>
-    </w:rPr>
-  </w:style>
-  <w:style w:type="paragraph" w:customStyle="1" w:styleId="PRDToc1">
-    <w:name w:val="PRD TOC Level 1"/>
-    <w:basedOn w:val="Single"/>
-    <w:pPr>
-      <w:tabs>
-        <w:tab w:val="left" w:pos="720"/>
-        <w:tab w:val="right" w:leader="dot" w:pos="9360"/>
-      </w:tabs>
-      <w:spacing w:before="0" w:after="0" w:line="264" w:lineRule="exact"/>
-      <w:ind w:left="720" w:hanging="720"/>
-    </w:pPr>
-  </w:style>
-  <w:style w:type="paragraph" w:customStyle="1" w:styleId="PRDToc2">
-    <w:name w:val="PRD TOC Level 2"/>
-    <w:basedOn w:val="PRDToc1"/>
-    <w:pPr>
-      <w:tabs>
-        <w:tab w:val="left" w:pos="720"/>
-        <w:tab w:val="right" w:leader="dot" w:pos="9360"/>
-      </w:tabs>
-    </w:pPr>
-  </w:style>
-  <w:style w:type="paragraph" w:customStyle="1" w:styleId="PRDToc3">
-    <w:name w:val="PRD TOC Level 3"/>
-    <w:basedOn w:val="PRDToc1"/>
-    <w:pPr>
-      <w:tabs>
-        <w:tab w:val="left" w:pos="1440"/>
-        <w:tab w:val="right" w:leader="dot" w:pos="9360"/>
-      </w:tabs>
-      <w:ind w:left="1440" w:hanging="720"/>
-    </w:pPr>
-  </w:style>
-  <w:style w:type="paragraph" w:customStyle="1" w:styleId="PRDToc4">
-    <w:name w:val="PRD TOC Level 4"/>
-    <w:basedOn w:val="PRDToc1"/>
-    <w:pPr>
-      <w:tabs>
-        <w:tab w:val="left" w:pos="2160"/>
-        <w:tab w:val="right" w:leader="dot" w:pos="9360"/>
-      </w:tabs>
-      <w:ind w:left="2160" w:hanging="720"/>
-    </w:pPr>
   </w:style>
   <w:style w:type="paragraph" w:customStyle="1" w:styleId="SourceCode">
     <w:name w:val="Source Code"/>

--- a/courts/first-circuit/puerto-rico/federal/district/motion-brief/usage/OUTPUT-motion-brief.docx
+++ b/courts/first-circuit/puerto-rico/federal/district/motion-brief/usage/OUTPUT-motion-brief.docx
@@ -4,8 +4,6 @@
   <w:body>
     <w:p>
       <w:pPr>
-        <w:keepNext/>
-        <w:keepLines/>
         <w:spacing w:before="0" w:after="0" w:line="276" w:lineRule="exact"/>
         <w:ind w:left="0" w:firstLine="0"/>
         <w:jc w:val="center"/>
@@ -15,13 +13,53 @@
           <w:b/>
           <w:bCs/>
         </w:rPr>
-        <w:t xml:space="preserve">UNITED STATES DISTRICT COURT</w:t>
+        <w:t xml:space="preserve">UNITED</w:t>
+      </w:r>
+      <w:r>
+        <w:rPr>
+          <w:b/>
+          <w:bCs/>
+        </w:rPr>
+        <w:t xml:space="preserve"> </w:t>
+      </w:r>
+      <w:r>
+        <w:rPr>
+          <w:b/>
+          <w:bCs/>
+        </w:rPr>
+        <w:t xml:space="preserve">STATES</w:t>
+      </w:r>
+      <w:r>
+        <w:rPr>
+          <w:b/>
+          <w:bCs/>
+        </w:rPr>
+        <w:t xml:space="preserve"> </w:t>
+      </w:r>
+      <w:r>
+        <w:rPr>
+          <w:b/>
+          <w:bCs/>
+        </w:rPr>
+        <w:t xml:space="preserve">DISTRICT</w:t>
+      </w:r>
+      <w:r>
+        <w:rPr>
+          <w:b/>
+          <w:bCs/>
+        </w:rPr>
+        <w:t xml:space="preserve"> </w:t>
+      </w:r>
+      <w:r>
+        <w:rPr>
+          <w:b/>
+          <w:bCs/>
+        </w:rPr>
+        <w:t xml:space="preserve">COURT</w:t>
       </w:r>
     </w:p>
     <w:p>
       <w:pPr>
-        <w:keepNext/>
-        <w:keepLines/>
         <w:spacing w:before="0" w:after="0" w:line="276" w:lineRule="exact"/>
         <w:ind w:left="0" w:firstLine="0"/>
         <w:jc w:val="center"/>
@@ -31,8 +69,83 @@
           <w:b/>
           <w:bCs/>
         </w:rPr>
-        <w:t xml:space="preserve">FOR THE DISTRICT OF PUERTO RICO</w:t>
-      </w:r>
+        <w:t xml:space="preserve">FOR</w:t>
+      </w:r>
+      <w:r>
+        <w:rPr>
+          <w:b/>
+          <w:bCs/>
+        </w:rPr>
+        <w:t xml:space="preserve"> </w:t>
+      </w:r>
+      <w:r>
+        <w:rPr>
+          <w:b/>
+          <w:bCs/>
+        </w:rPr>
+        <w:t xml:space="preserve">THE</w:t>
+      </w:r>
+      <w:r>
+        <w:rPr>
+          <w:b/>
+          <w:bCs/>
+        </w:rPr>
+        <w:t xml:space="preserve"> </w:t>
+      </w:r>
+      <w:r>
+        <w:rPr>
+          <w:b/>
+          <w:bCs/>
+        </w:rPr>
+        <w:t xml:space="preserve">DISTRICT</w:t>
+      </w:r>
+      <w:r>
+        <w:rPr>
+          <w:b/>
+          <w:bCs/>
+        </w:rPr>
+        <w:t xml:space="preserve"> </w:t>
+      </w:r>
+      <w:r>
+        <w:rPr>
+          <w:b/>
+          <w:bCs/>
+        </w:rPr>
+        <w:t xml:space="preserve">OF</w:t>
+      </w:r>
+      <w:r>
+        <w:rPr>
+          <w:b/>
+          <w:bCs/>
+        </w:rPr>
+        <w:t xml:space="preserve"> </w:t>
+      </w:r>
+      <w:r>
+        <w:rPr>
+          <w:b/>
+          <w:bCs/>
+        </w:rPr>
+        <w:t xml:space="preserve">PUERTO</w:t>
+      </w:r>
+      <w:r>
+        <w:rPr>
+          <w:b/>
+          <w:bCs/>
+        </w:rPr>
+        <w:t xml:space="preserve"> </w:t>
+      </w:r>
+      <w:r>
+        <w:rPr>
+          <w:b/>
+          <w:bCs/>
+        </w:rPr>
+        <w:t xml:space="preserve">RICO</w:t>
+      </w:r>
+    </w:p>
+    <w:p>
+      <w:pPr>
+        <w:spacing w:before="0" w:after="0" w:line="432" w:lineRule="exact"/>
+      </w:pPr>
     </w:p>
     <w:tbl>
       <w:tblPr>
@@ -47,157 +160,179 @@
         <w:tblLook w:val="0000" w:firstRow="0" w:lastRow="0" w:firstColumn="0" w:lastColumn="0" w:noHBand="0" w:noVBand="0"/>
       </w:tblPr>
       <w:tblGrid>
-        <w:gridCol w:w="4896"/>
-        <w:gridCol w:w="4464"/>
+        <w:gridCol w:w="4900"/>
+        <w:gridCol w:w="4460"/>
       </w:tblGrid>
       <w:tr>
+        <w:trPr>
+          <w:cantSplit/>
+        </w:trPr>
         <w:tc>
           <w:tcPr>
-            <w:tcW w:w="4896" w:type="dxa"/>
-            <w:tcBorders>
-              <w:bottom w:val="single" w:sz="6" w:space="0" w:color="000000"/>
-              <w:right w:val="single" w:sz="6" w:space="0" w:color="000000"/>
-            </w:tcBorders>
-            <w:tcMar>
-              <w:right w:w="200" w:type="dxa"/>
-            </w:tcMar>
+            <w:tcW w:w="4900" w:type="dxa"/>
           </w:tcPr>
+          <w:tbl>
+            <w:tblPr>
+              <w:tblW w:w="4900" w:type="dxa"/>
+              <w:tblInd w:w="0" w:type="dxa"/>
+              <w:tblBorders>
+                <w:top w:val="nil"/>
+                <w:left w:val="nil"/>
+                <w:bottom w:val="single" w:sz="6" w:space="0" w:color="000000"/>
+                <w:right w:val="single" w:sz="6" w:space="0" w:color="000000"/>
+              </w:tblBorders>
+              <w:tblLayout w:type="fixed"/>
+              <w:tblCellMar>
+                <w:top w:w="0" w:type="dxa"/>
+                <w:left w:w="0" w:type="dxa"/>
+                <w:bottom w:w="240" w:type="dxa"/>
+                <w:right w:w="240" w:type="dxa"/>
+              </w:tblCellMar>
+              <w:tblLook w:val="0000" w:firstRow="0" w:lastRow="0" w:firstColumn="0" w:lastColumn="0" w:noHBand="0" w:noVBand="0"/>
+            </w:tblPr>
+            <w:tblGrid>
+              <w:gridCol w:w="4900"/>
+            </w:tblGrid>
+            <w:tr>
+              <w:trPr>
+                <w:cantSplit/>
+              </w:trPr>
+              <w:tc>
+                <w:tcPr>
+                  <w:tcW w:w="4900" w:type="dxa"/>
+                </w:tcPr>
+                <w:p>
+                  <w:pPr>
+                    <w:spacing w:before="0" w:after="0" w:line="276" w:lineRule="exact"/>
+                    <w:ind w:left="0" w:firstLine="0"/>
+                    <w:jc w:val="left"/>
+                  </w:pPr>
+                  <w:r>
+                    <w:t xml:space="preserve">FRANKLIN</w:t>
+                  </w:r>
+                  <w:r>
+                    <w:t xml:space="preserve"> </w:t>
+                  </w:r>
+                  <w:r>
+                    <w:t xml:space="preserve">CALIFORNIA</w:t>
+                  </w:r>
+                  <w:r>
+                    <w:t xml:space="preserve"> </w:t>
+                  </w:r>
+                  <w:r>
+                    <w:t xml:space="preserve">TAX-FREE</w:t>
+                  </w:r>
+                  <w:r>
+                    <w:t xml:space="preserve"> </w:t>
+                  </w:r>
+                  <w:r>
+                    <w:t xml:space="preserve">TRUST,</w:t>
+                  </w:r>
+                  <w:r>
+                    <w:t xml:space="preserve"> </w:t>
+                  </w:r>
+                  <w:r>
+                    <w:t xml:space="preserve">et</w:t>
+                  </w:r>
+                  <w:r>
+                    <w:t xml:space="preserve"> </w:t>
+                  </w:r>
+                  <w:r>
+                    <w:t xml:space="preserve">al.,</w:t>
+                  </w:r>
+                </w:p>
+                <w:p>
+                  <w:pPr>
+                    <w:spacing w:before="276" w:after="0" w:line="276" w:lineRule="exact"/>
+                    <w:ind w:left="2016" w:firstLine="0"/>
+                    <w:jc w:val="left"/>
+                  </w:pPr>
+                  <w:r>
+                    <w:t xml:space="preserve">Plaintiffs,</w:t>
+                  </w:r>
+                </w:p>
+                <w:p>
+                  <w:pPr>
+                    <w:spacing w:before="276" w:after="276" w:line="276" w:lineRule="exact"/>
+                    <w:ind w:left="0" w:firstLine="0"/>
+                    <w:jc w:val="center"/>
+                  </w:pPr>
+                  <w:r>
+                    <w:t xml:space="preserve">v.</w:t>
+                  </w:r>
+                </w:p>
+                <w:p>
+                  <w:pPr>
+                    <w:spacing w:before="0" w:after="0" w:line="276" w:lineRule="exact"/>
+                    <w:ind w:left="0" w:firstLine="0"/>
+                    <w:jc w:val="left"/>
+                  </w:pPr>
+                  <w:r>
+                    <w:t xml:space="preserve">THE</w:t>
+                  </w:r>
+                  <w:r>
+                    <w:t xml:space="preserve"> </w:t>
+                  </w:r>
+                  <w:r>
+                    <w:t xml:space="preserve">COMMONWEALTH</w:t>
+                  </w:r>
+                  <w:r>
+                    <w:t xml:space="preserve"> </w:t>
+                  </w:r>
+                  <w:r>
+                    <w:t xml:space="preserve">OF</w:t>
+                  </w:r>
+                  <w:r>
+                    <w:t xml:space="preserve"> </w:t>
+                  </w:r>
+                  <w:r>
+                    <w:t xml:space="preserve">PUERTO</w:t>
+                  </w:r>
+                  <w:r>
+                    <w:t xml:space="preserve"> </w:t>
+                  </w:r>
+                  <w:r>
+                    <w:t xml:space="preserve">RICO,</w:t>
+                  </w:r>
+                  <w:r>
+                    <w:t xml:space="preserve"> </w:t>
+                  </w:r>
+                  <w:r>
+                    <w:t xml:space="preserve">et</w:t>
+                  </w:r>
+                  <w:r>
+                    <w:t xml:space="preserve"> </w:t>
+                  </w:r>
+                  <w:r>
+                    <w:t xml:space="preserve">al.,</w:t>
+                  </w:r>
+                </w:p>
+                <w:p>
+                  <w:pPr>
+                    <w:spacing w:before="276" w:after="0" w:line="276" w:lineRule="exact"/>
+                    <w:ind w:left="2016" w:firstLine="0"/>
+                    <w:jc w:val="left"/>
+                  </w:pPr>
+                  <w:r>
+                    <w:t xml:space="preserve">Defendants.</w:t>
+                  </w:r>
+                </w:p>
+              </w:tc>
+            </w:tr>
+          </w:tbl>
           <w:p>
             <w:pPr>
-              <w:spacing w:before="480" w:after="0" w:line="276" w:lineRule="exact"/>
-              <w:ind w:left="0" w:firstLine="0"/>
-              <w:jc w:val="left"/>
+              <w:spacing w:before="0" w:after="0" w:line="1" w:lineRule="exact"/>
             </w:pPr>
-            <w:r>
-              <w:t xml:space="preserve">FRANKLIN</w:t>
-            </w:r>
-            <w:r>
-              <w:t xml:space="preserve"> </w:t>
-            </w:r>
-            <w:r>
-              <w:t xml:space="preserve">CALIFORNIA</w:t>
-            </w:r>
-            <w:r>
-              <w:t xml:space="preserve"> </w:t>
-            </w:r>
-            <w:r>
-              <w:t xml:space="preserve">TAX-FREE</w:t>
-            </w:r>
-            <w:r>
-              <w:t xml:space="preserve"> </w:t>
-            </w:r>
-            <w:r>
-              <w:t xml:space="preserve">TRUST,</w:t>
-            </w:r>
-            <w:r>
-              <w:t xml:space="preserve"> </w:t>
-            </w:r>
-            <w:r>
-              <w:t xml:space="preserve">et</w:t>
-            </w:r>
-            <w:r>
-              <w:t xml:space="preserve"> </w:t>
-            </w:r>
-            <w:r>
-              <w:t xml:space="preserve">al.,</w:t>
-            </w:r>
-          </w:p>
-          <w:p>
-            <w:pPr>
-              <w:spacing w:before="0" w:after="0" w:line="276" w:lineRule="exact"/>
-              <w:ind w:left="2016" w:firstLine="0"/>
-              <w:jc w:val="left"/>
-            </w:pPr>
-            <w:r>
-              <w:t xml:space="preserve">Plaintiffs,</w:t>
-            </w:r>
-          </w:p>
-          <w:p>
-            <w:pPr>
-              <w:spacing w:before="240" w:after="0" w:line="276" w:lineRule="exact"/>
-              <w:ind w:left="0" w:firstLine="0"/>
-              <w:jc w:val="center"/>
-            </w:pPr>
-            <w:r>
-              <w:t xml:space="preserve">v.</w:t>
-            </w:r>
-          </w:p>
-          <w:p>
-            <w:pPr>
-              <w:spacing w:before="240" w:after="0" w:line="276" w:lineRule="exact"/>
-              <w:ind w:left="0" w:firstLine="0"/>
-              <w:jc w:val="left"/>
-            </w:pPr>
-            <w:r>
-              <w:t xml:space="preserve">THE</w:t>
-            </w:r>
-            <w:r>
-              <w:t xml:space="preserve"> </w:t>
-            </w:r>
-            <w:r>
-              <w:t xml:space="preserve">COMMONWEALTH</w:t>
-            </w:r>
-            <w:r>
-              <w:t xml:space="preserve"> </w:t>
-            </w:r>
-            <w:r>
-              <w:t xml:space="preserve">OF</w:t>
-            </w:r>
-            <w:r>
-              <w:t xml:space="preserve"> </w:t>
-            </w:r>
-            <w:r>
-              <w:t xml:space="preserve">PUERTO</w:t>
-            </w:r>
-            <w:r>
-              <w:t xml:space="preserve"> </w:t>
-            </w:r>
-            <w:r>
-              <w:t xml:space="preserve">RICO,</w:t>
-            </w:r>
-            <w:r>
-              <w:t xml:space="preserve"> </w:t>
-            </w:r>
-            <w:r>
-              <w:t xml:space="preserve">et</w:t>
-            </w:r>
-            <w:r>
-              <w:t xml:space="preserve"> </w:t>
-            </w:r>
-            <w:r>
-              <w:t xml:space="preserve">al.,</w:t>
-            </w:r>
-          </w:p>
-          <w:p>
-            <w:pPr>
-              <w:spacing w:before="0" w:after="240" w:line="276" w:lineRule="exact"/>
-              <w:ind w:left="2016" w:firstLine="0"/>
-              <w:jc w:val="left"/>
-            </w:pPr>
-            <w:r>
-              <w:t xml:space="preserve">Defendants.</w:t>
-            </w:r>
           </w:p>
         </w:tc>
         <w:tc>
           <w:tcPr>
-            <w:tcW w:w="4464" w:type="dxa"/>
+            <w:tcW w:w="4460" w:type="dxa"/>
             <w:tcMar>
-              <w:left w:w="480" w:type="dxa"/>
+              <w:left w:w="360" w:type="dxa"/>
             </w:tcMar>
           </w:tcPr>
-          <w:p>
-            <w:pPr>
-              <w:spacing w:before="480" w:after="0" w:line="276" w:lineRule="exact"/>
-              <w:ind w:left="0" w:firstLine="0"/>
-              <w:jc w:val="left"/>
-            </w:pPr>
-            <w:r>
-              <w:t xml:space="preserve">Case No. 3:14-cv</w:t>
-              <w:noBreakHyphen/>
-              <w:t xml:space="preserve">01518-FAB</w:t>
-            </w:r>
-          </w:p>
           <w:p>
             <w:pPr>
               <w:spacing w:before="0" w:after="0" w:line="276" w:lineRule="exact"/>
@@ -205,30 +340,52 @@
               <w:jc w:val="left"/>
             </w:pPr>
             <w:r>
-              <w:t xml:space="preserve">Hon.</w:t>
-            </w:r>
-            <w:r>
-              <w:t xml:space="preserve"> </w:t>
-            </w:r>
-            <w:r>
-              <w:t xml:space="preserve">Francisco</w:t>
-            </w:r>
-            <w:r>
-              <w:t xml:space="preserve"> </w:t>
-            </w:r>
-            <w:r>
-              <w:t xml:space="preserve">A.</w:t>
-            </w:r>
-            <w:r>
-              <w:t xml:space="preserve"> </w:t>
-            </w:r>
-            <w:r>
-              <w:t xml:space="preserve">Besosa</w:t>
+              <w:t xml:space="preserve">Civil</w:t>
+            </w:r>
+            <w:r>
+              <w:t xml:space="preserve"> </w:t>
+            </w:r>
+            <w:r>
+              <w:t xml:space="preserve">No.</w:t>
+            </w:r>
+            <w:r>
+              <w:t xml:space="preserve"> </w:t>
+            </w:r>
+            <w:r>
+              <w:t xml:space="preserve">3:14-cv-⁠01518-FAB</w:t>
             </w:r>
           </w:p>
           <w:p>
             <w:pPr>
-              <w:spacing w:before="240" w:after="0" w:line="276" w:lineRule="exact"/>
+              <w:spacing w:before="276" w:after="0" w:line="276" w:lineRule="exact"/>
+              <w:ind w:left="0" w:firstLine="0"/>
+              <w:jc w:val="left"/>
+            </w:pPr>
+            <w:r>
+              <w:t xml:space="preserve">Hon.</w:t>
+            </w:r>
+            <w:r>
+              <w:t xml:space="preserve"> </w:t>
+            </w:r>
+            <w:r>
+              <w:t xml:space="preserve">Francisco</w:t>
+            </w:r>
+            <w:r>
+              <w:t xml:space="preserve"> </w:t>
+            </w:r>
+            <w:r>
+              <w:t xml:space="preserve">A.</w:t>
+            </w:r>
+            <w:r>
+              <w:t xml:space="preserve"> </w:t>
+            </w:r>
+            <w:r>
+              <w:t xml:space="preserve">Besosa</w:t>
+            </w:r>
+          </w:p>
+          <w:p>
+            <w:pPr>
+              <w:spacing w:before="276" w:after="0" w:line="276" w:lineRule="exact"/>
               <w:ind w:left="0" w:firstLine="0"/>
               <w:jc w:val="left"/>
             </w:pPr>
@@ -705,6 +862,11 @@
         </w:tc>
       </w:tr>
     </w:tbl>
+    <w:p>
+      <w:pPr>
+        <w:spacing w:before="0" w:after="0" w:line="480" w:lineRule="exact"/>
+      </w:pPr>
+    </w:p>
     <w:tbl>
       <w:tblPr>
         <w:tblW w:w="9360" w:type="dxa"/>
@@ -718,8 +880,8 @@
         <w:tblLook w:val="0000" w:firstRow="0" w:lastRow="0" w:firstColumn="0" w:lastColumn="0" w:noHBand="0" w:noVBand="0"/>
       </w:tblPr>
       <w:tblGrid>
-        <w:gridCol w:w="4896"/>
-        <w:gridCol w:w="4464"/>
+        <w:gridCol w:w="4680"/>
+        <w:gridCol w:w="4680"/>
       </w:tblGrid>
       <w:tr>
         <w:trPr>
@@ -727,14 +889,11 @@
         </w:trPr>
         <w:tc>
           <w:tcPr>
-            <w:tcW w:w="4896" w:type="dxa"/>
-            <w:tcMar>
-              <w:right w:w="432" w:type="dxa"/>
-            </w:tcMar>
+            <w:tcW w:w="4680" w:type="dxa"/>
           </w:tcPr>
           <w:p>
             <w:pPr>
-              <w:spacing w:before="480" w:after="0" w:line="276" w:lineRule="exact"/>
+              <w:spacing w:before="0" w:after="0" w:line="276" w:lineRule="exact"/>
               <w:ind w:left="0" w:firstLine="0"/>
               <w:jc w:val="left"/>
             </w:pPr>
@@ -1087,9 +1246,7 @@
               <w:t xml:space="preserve"> </w:t>
             </w:r>
             <w:r>
-              <w:t xml:space="preserve">00902</w:t>
-              <w:noBreakHyphen/>
-              <w:t xml:space="preserve">0192</w:t>
+              <w:t xml:space="preserve">00902-⁠0192</w:t>
             </w:r>
           </w:p>
           <w:p>
@@ -1111,19 +1268,17 @@
               <w:t xml:space="preserve"> </w:t>
             </w:r>
             <w:r>
-              <w:t xml:space="preserve">721</w:t>
-              <w:noBreakHyphen/>
-              <w:t xml:space="preserve">2900</w:t>
+              <w:t xml:space="preserve">721-⁠2900</w:t>
             </w:r>
           </w:p>
         </w:tc>
         <w:tc>
           <w:tcPr>
-            <w:tcW w:w="4464" w:type="dxa"/>
+            <w:tcW w:w="4680" w:type="dxa"/>
           </w:tcPr>
           <w:p>
             <w:pPr>
-              <w:spacing w:before="480" w:after="0" w:line="276" w:lineRule="exact"/>
+              <w:spacing w:before="0" w:after="0" w:line="276" w:lineRule="exact"/>
               <w:ind w:left="0" w:firstLine="0"/>
               <w:jc w:val="left"/>
             </w:pPr>
@@ -1500,27 +1655,12 @@
               <w:t xml:space="preserve"> </w:t>
             </w:r>
             <w:r>
-              <w:t xml:space="preserve">879</w:t>
-              <w:noBreakHyphen/>
-              <w:t xml:space="preserve">5000</w:t>
+              <w:t xml:space="preserve">879-⁠5000</w:t>
             </w:r>
           </w:p>
-        </w:tc>
-      </w:tr>
-      <w:tr>
-        <w:trPr>
-          <w:cantSplit/>
-        </w:trPr>
-        <w:tc>
-          <w:tcPr>
-            <w:tcW w:w="4896" w:type="dxa"/>
-            <w:tcMar>
-              <w:right w:w="432" w:type="dxa"/>
-            </w:tcMar>
-          </w:tcPr>
           <w:p>
             <w:pPr>
-              <w:spacing w:before="240" w:after="0" w:line="276" w:lineRule="exact"/>
+              <w:spacing w:before="360" w:after="0" w:line="276" w:lineRule="exact"/>
               <w:ind w:left="0" w:firstLine="0"/>
               <w:jc w:val="left"/>
             </w:pPr>
@@ -1667,9 +1807,7 @@
               <w:t xml:space="preserve"> </w:t>
             </w:r>
             <w:r>
-              <w:t xml:space="preserve">00907</w:t>
-              <w:noBreakHyphen/>
-              <w:t xml:space="preserve">2345</w:t>
+              <w:t xml:space="preserve">00907-⁠2345</w:t>
             </w:r>
           </w:p>
           <w:p>
@@ -1691,31 +1829,17 @@
               <w:t xml:space="preserve"> </w:t>
             </w:r>
             <w:r>
-              <w:t xml:space="preserve">729</w:t>
-              <w:noBreakHyphen/>
-              <w:t xml:space="preserve">6438</w:t>
-            </w:r>
-          </w:p>
-        </w:tc>
-        <w:tc>
-          <w:tcPr>
-            <w:tcW w:w="4464" w:type="dxa"/>
-          </w:tcPr>
-          <w:p>
-            <w:pPr>
-              <w:spacing w:before="0" w:after="0" w:line="20" w:lineRule="exact"/>
-              <w:ind w:left="0" w:firstLine="0"/>
-              <w:jc w:val="left"/>
-            </w:pPr>
+              <w:t xml:space="preserve">729-⁠6438</w:t>
+            </w:r>
           </w:p>
         </w:tc>
       </w:tr>
     </w:tbl>
     <w:p>
       <w:pPr>
-        <w:spacing w:before="0" w:after="0" w:line="20" w:lineRule="exact"/>
+        <w:spacing w:before="0" w:after="0" w:line="1" w:lineRule="exact"/>
         <w:sectPr>
-          <w:footerReference w:type="default" r:id="rIdFtrNone"/>
+          <w:footerReference w:type="default" r:id="rIdXdNone"/>
           <w:pgSz w:w="12240" w:h="15840"/>
           <w:pgMar w:top="1440" w:right="1440" w:bottom="1440" w:left="1440" w:header="720" w:footer="732" w:gutter="0"/>
         </w:sectPr>
@@ -1725,7 +1849,7 @@
       <w:pPr>
         <w:keepNext/>
         <w:keepLines/>
-        <w:spacing w:before="0" w:after="0" w:line="276" w:lineRule="exact"/>
+        <w:spacing w:before="0" w:after="276" w:line="276" w:lineRule="exact"/>
         <w:ind w:left="0" w:firstLine="0"/>
         <w:jc w:val="center"/>
       </w:pPr>
@@ -1734,636 +1858,35 @@
           <w:b/>
           <w:bCs/>
         </w:rPr>
-        <w:t xml:space="preserve">TABLE OF CONTENTS</w:t>
-      </w:r>
-    </w:p>
-    <w:p>
-      <w:pPr>
-        <w:keepNext/>
-        <w:keepLines/>
-        <w:spacing w:before="240" w:after="0" w:line="276" w:lineRule="exact"/>
-        <w:ind w:left="0" w:firstLine="0"/>
-        <w:jc w:val="right"/>
-      </w:pPr>
-      <w:r>
-        <w:rPr>
-          <w:b/>
-          <w:bCs/>
-        </w:rPr>
-        <w:t xml:space="preserve">Page</w:t>
-      </w:r>
-    </w:p>
-    <w:p>
-      <w:pPr>
-        <w:keepLines/>
-        <w:tabs>
-          <w:tab w:val="left" w:pos="720"/>
-          <w:tab w:val="right" w:leader="dot" w:pos="9360"/>
-        </w:tabs>
-        <w:spacing w:before="120" w:after="0" w:line="276" w:lineRule="exact"/>
-        <w:ind w:left="720" w:right="720" w:hanging="720"/>
-        <w:jc w:val="left"/>
-      </w:pPr>
-      <w:r>
-        <w:t xml:space="preserve">INTRODUCTION</w:t>
-      </w:r>
-      <w:r>
-        <w:t xml:space="preserve">   </w:t>
-      </w:r>
-      <w:r>
-        <w:tab/>
-      </w:r>
-      <w:r>
-        <w:t xml:space="preserve">1</w:t>
-      </w:r>
-    </w:p>
-    <w:p>
-      <w:pPr>
-        <w:keepLines/>
-        <w:tabs>
-          <w:tab w:val="left" w:pos="720"/>
-          <w:tab w:val="right" w:leader="dot" w:pos="9360"/>
-        </w:tabs>
-        <w:spacing w:before="120" w:after="0" w:line="276" w:lineRule="exact"/>
-        <w:ind w:left="720" w:right="720" w:hanging="720"/>
-        <w:jc w:val="left"/>
-      </w:pPr>
-      <w:r>
-        <w:t xml:space="preserve">BACKGROUND</w:t>
-      </w:r>
-      <w:r>
-        <w:t xml:space="preserve">   </w:t>
-      </w:r>
-      <w:r>
-        <w:tab/>
-      </w:r>
-      <w:r>
-        <w:t xml:space="preserve">2</w:t>
-      </w:r>
-    </w:p>
-    <w:p>
-      <w:pPr>
-        <w:keepLines/>
-        <w:tabs>
-          <w:tab w:val="left" w:pos="720"/>
-          <w:tab w:val="right" w:leader="dot" w:pos="9360"/>
-        </w:tabs>
-        <w:spacing w:before="120" w:after="0" w:line="276" w:lineRule="exact"/>
-        <w:ind w:left="720" w:right="720" w:hanging="720"/>
-        <w:jc w:val="left"/>
-      </w:pPr>
-      <w:r>
-        <w:t xml:space="preserve">STANDARD</w:t>
-      </w:r>
-      <w:r>
-        <w:t xml:space="preserve"> </w:t>
-      </w:r>
-      <w:r>
-        <w:t xml:space="preserve">FOR</w:t>
-      </w:r>
-      <w:r>
-        <w:t xml:space="preserve"> </w:t>
-      </w:r>
-      <w:r>
-        <w:t xml:space="preserve">MOTION</w:t>
-      </w:r>
-      <w:r>
-        <w:t xml:space="preserve"> </w:t>
-      </w:r>
-      <w:r>
-        <w:t xml:space="preserve">TO</w:t>
-      </w:r>
-      <w:r>
-        <w:t xml:space="preserve"> </w:t>
-      </w:r>
-      <w:r>
-        <w:t xml:space="preserve">DISMISS</w:t>
-      </w:r>
-      <w:r>
-        <w:t xml:space="preserve">   </w:t>
-      </w:r>
-      <w:r>
-        <w:tab/>
-      </w:r>
-      <w:r>
-        <w:t xml:space="preserve">2</w:t>
-      </w:r>
-    </w:p>
-    <w:p>
-      <w:pPr>
-        <w:keepLines/>
-        <w:tabs>
-          <w:tab w:val="left" w:pos="720"/>
-          <w:tab w:val="right" w:leader="dot" w:pos="9360"/>
-        </w:tabs>
-        <w:spacing w:before="120" w:after="0" w:line="276" w:lineRule="exact"/>
-        <w:ind w:left="720" w:right="720" w:hanging="720"/>
-        <w:jc w:val="left"/>
-      </w:pPr>
-      <w:r>
-        <w:t xml:space="preserve">ARGUMENT</w:t>
-      </w:r>
-      <w:r>
-        <w:t xml:space="preserve">   </w:t>
-      </w:r>
-      <w:r>
-        <w:tab/>
-      </w:r>
-      <w:r>
-        <w:t xml:space="preserve">3</w:t>
-      </w:r>
-    </w:p>
-    <w:p>
-      <w:pPr>
-        <w:keepLines/>
-        <w:tabs>
-          <w:tab w:val="left" w:pos="720"/>
-          <w:tab w:val="right" w:leader="dot" w:pos="9360"/>
-        </w:tabs>
-        <w:spacing w:before="120" w:after="0" w:line="276" w:lineRule="exact"/>
-        <w:ind w:left="720" w:right="720" w:hanging="720"/>
-        <w:jc w:val="left"/>
-      </w:pPr>
-      <w:r>
-        <w:t xml:space="preserve">I.</w:t>
-      </w:r>
-      <w:r>
-        <w:tab/>
-      </w:r>
-      <w:r>
-        <w:t xml:space="preserve">Unless</w:t>
-      </w:r>
-      <w:r>
-        <w:t xml:space="preserve"> </w:t>
-      </w:r>
-      <w:r>
-        <w:t xml:space="preserve">PREPA</w:t>
-      </w:r>
-      <w:r>
-        <w:t xml:space="preserve"> </w:t>
-      </w:r>
-      <w:r>
-        <w:t xml:space="preserve">Seeks</w:t>
-      </w:r>
-      <w:r>
-        <w:t xml:space="preserve"> </w:t>
-      </w:r>
-      <w:r>
-        <w:t xml:space="preserve">Relief</w:t>
-      </w:r>
-      <w:r>
-        <w:t xml:space="preserve"> </w:t>
-      </w:r>
-      <w:r>
-        <w:t xml:space="preserve">Under</w:t>
-      </w:r>
-      <w:r>
-        <w:t xml:space="preserve"> </w:t>
-      </w:r>
-      <w:r>
-        <w:t xml:space="preserve">the</w:t>
-      </w:r>
-      <w:r>
-        <w:t xml:space="preserve"> </w:t>
-      </w:r>
-      <w:r>
-        <w:t xml:space="preserve">Act,</w:t>
-      </w:r>
-      <w:r>
-        <w:t xml:space="preserve"> </w:t>
-      </w:r>
-      <w:r>
-        <w:t xml:space="preserve">This</w:t>
-      </w:r>
-      <w:r>
-        <w:t xml:space="preserve"> </w:t>
-      </w:r>
-      <w:r>
-        <w:t xml:space="preserve">Lawsuit</w:t>
-      </w:r>
-      <w:r>
-        <w:t xml:space="preserve"> </w:t>
-      </w:r>
-      <w:r>
-        <w:t xml:space="preserve">Is</w:t>
-      </w:r>
-      <w:r>
-        <w:t xml:space="preserve"> </w:t>
-      </w:r>
-      <w:r>
-        <w:t xml:space="preserve">Premature</w:t>
-      </w:r>
-      <w:r>
-        <w:t xml:space="preserve"> </w:t>
-      </w:r>
-      <w:r>
-        <w:t xml:space="preserve">and</w:t>
-      </w:r>
-      <w:r>
-        <w:t xml:space="preserve"> </w:t>
-      </w:r>
-      <w:r>
-        <w:t xml:space="preserve">Unripe.</w:t>
-      </w:r>
-      <w:r>
-        <w:t xml:space="preserve">   </w:t>
-      </w:r>
-      <w:r>
-        <w:tab/>
-      </w:r>
-      <w:r>
-        <w:t xml:space="preserve">3</w:t>
-      </w:r>
-    </w:p>
-    <w:p>
-      <w:pPr>
-        <w:keepLines/>
-        <w:tabs>
-          <w:tab w:val="left" w:pos="720"/>
-          <w:tab w:val="right" w:leader="dot" w:pos="9360"/>
-        </w:tabs>
-        <w:spacing w:before="120" w:after="0" w:line="276" w:lineRule="exact"/>
-        <w:ind w:left="720" w:right="720" w:hanging="720"/>
-        <w:jc w:val="left"/>
-      </w:pPr>
-      <w:r>
-        <w:t xml:space="preserve">II.</w:t>
-      </w:r>
-      <w:r>
-        <w:tab/>
-      </w:r>
-      <w:r>
-        <w:t xml:space="preserve">The</w:t>
-      </w:r>
-      <w:r>
-        <w:t xml:space="preserve"> </w:t>
-      </w:r>
-      <w:r>
-        <w:t xml:space="preserve">Act</w:t>
-      </w:r>
-      <w:r>
-        <w:t xml:space="preserve"> </w:t>
-      </w:r>
-      <w:r>
-        <w:t xml:space="preserve">Is</w:t>
-      </w:r>
-      <w:r>
-        <w:t xml:space="preserve"> </w:t>
-      </w:r>
-      <w:r>
-        <w:t xml:space="preserve">Not</w:t>
-      </w:r>
-      <w:r>
-        <w:t xml:space="preserve"> </w:t>
-      </w:r>
-      <w:r>
-        <w:t xml:space="preserve">Preempted</w:t>
-      </w:r>
-      <w:r>
-        <w:t xml:space="preserve"> </w:t>
-      </w:r>
-      <w:r>
-        <w:t xml:space="preserve">By</w:t>
-      </w:r>
-      <w:r>
-        <w:t xml:space="preserve"> </w:t>
-      </w:r>
-      <w:r>
-        <w:t xml:space="preserve">the</w:t>
-      </w:r>
-      <w:r>
-        <w:t xml:space="preserve"> </w:t>
-      </w:r>
-      <w:r>
-        <w:t xml:space="preserve">Federal</w:t>
-      </w:r>
-      <w:r>
-        <w:t xml:space="preserve"> </w:t>
-      </w:r>
-      <w:r>
-        <w:t xml:space="preserve">Bankruptcy</w:t>
-      </w:r>
-      <w:r>
-        <w:t xml:space="preserve"> </w:t>
-      </w:r>
-      <w:r>
-        <w:t xml:space="preserve">Code</w:t>
-      </w:r>
-      <w:r>
-        <w:t xml:space="preserve"> </w:t>
-      </w:r>
-      <w:r>
-        <w:t xml:space="preserve">and</w:t>
-      </w:r>
-      <w:r>
-        <w:t xml:space="preserve"> </w:t>
-      </w:r>
-      <w:r>
-        <w:t xml:space="preserve">Does</w:t>
-      </w:r>
-      <w:r>
-        <w:t xml:space="preserve"> </w:t>
-      </w:r>
-      <w:r>
-        <w:t xml:space="preserve">Not</w:t>
-      </w:r>
-      <w:r>
-        <w:t xml:space="preserve"> </w:t>
-      </w:r>
-      <w:r>
-        <w:t xml:space="preserve">Violate</w:t>
-      </w:r>
-      <w:r>
-        <w:t xml:space="preserve"> </w:t>
-      </w:r>
-      <w:r>
-        <w:t xml:space="preserve">the</w:t>
-      </w:r>
-      <w:r>
-        <w:t xml:space="preserve"> </w:t>
-      </w:r>
-      <w:r>
-        <w:t xml:space="preserve">U.S.</w:t>
-      </w:r>
-      <w:r>
-        <w:t xml:space="preserve"> </w:t>
-      </w:r>
-      <w:r>
-        <w:t xml:space="preserve">Constitution’s</w:t>
-      </w:r>
-      <w:r>
-        <w:t xml:space="preserve"> </w:t>
-      </w:r>
-      <w:r>
-        <w:t xml:space="preserve">Bankruptcy</w:t>
-      </w:r>
-      <w:r>
-        <w:t xml:space="preserve"> </w:t>
-      </w:r>
-      <w:r>
-        <w:t xml:space="preserve">Clause.</w:t>
-      </w:r>
-      <w:r>
-        <w:t xml:space="preserve">   </w:t>
-      </w:r>
-      <w:r>
-        <w:tab/>
-      </w:r>
-      <w:r>
-        <w:t xml:space="preserve">4</w:t>
-      </w:r>
-    </w:p>
-    <w:p>
-      <w:pPr>
-        <w:keepLines/>
-        <w:tabs>
-          <w:tab w:val="left" w:pos="1440"/>
-          <w:tab w:val="right" w:leader="dot" w:pos="9360"/>
-        </w:tabs>
-        <w:spacing w:before="120" w:after="0" w:line="276" w:lineRule="exact"/>
-        <w:ind w:left="1440" w:right="720" w:hanging="720"/>
-        <w:jc w:val="left"/>
-      </w:pPr>
-      <w:r>
-        <w:t xml:space="preserve">A.</w:t>
-      </w:r>
-      <w:r>
-        <w:tab/>
-      </w:r>
-      <w:r>
-        <w:t xml:space="preserve">The</w:t>
-      </w:r>
-      <w:r>
-        <w:t xml:space="preserve"> </w:t>
-      </w:r>
-      <w:r>
-        <w:t xml:space="preserve">Act</w:t>
-      </w:r>
-      <w:r>
-        <w:t xml:space="preserve"> </w:t>
-      </w:r>
-      <w:r>
-        <w:t xml:space="preserve">Is</w:t>
-      </w:r>
-      <w:r>
-        <w:t xml:space="preserve"> </w:t>
-      </w:r>
-      <w:r>
-        <w:t xml:space="preserve">a</w:t>
-      </w:r>
-      <w:r>
-        <w:t xml:space="preserve"> </w:t>
-      </w:r>
-      <w:r>
-        <w:t xml:space="preserve">Valid</w:t>
-      </w:r>
-      <w:r>
-        <w:t xml:space="preserve"> </w:t>
-      </w:r>
-      <w:r>
-        <w:t xml:space="preserve">Exercise</w:t>
-      </w:r>
-      <w:r>
-        <w:t xml:space="preserve"> </w:t>
-      </w:r>
-      <w:r>
-        <w:t xml:space="preserve">of</w:t>
-      </w:r>
-      <w:r>
-        <w:t xml:space="preserve"> </w:t>
-      </w:r>
-      <w:r>
-        <w:t xml:space="preserve">Puerto</w:t>
-      </w:r>
-      <w:r>
-        <w:t xml:space="preserve"> </w:t>
-      </w:r>
-      <w:r>
-        <w:t xml:space="preserve">Rico’s</w:t>
-      </w:r>
-      <w:r>
-        <w:t xml:space="preserve"> </w:t>
-      </w:r>
-      <w:r>
-        <w:t xml:space="preserve">Police</w:t>
-      </w:r>
-      <w:r>
-        <w:t xml:space="preserve"> </w:t>
-      </w:r>
-      <w:r>
-        <w:t xml:space="preserve">Power.</w:t>
-      </w:r>
-      <w:r>
-        <w:t xml:space="preserve">   </w:t>
-      </w:r>
-      <w:r>
-        <w:tab/>
-      </w:r>
-      <w:r>
-        <w:t xml:space="preserve">4</w:t>
-      </w:r>
-    </w:p>
-    <w:p>
-      <w:pPr>
-        <w:keepLines/>
-        <w:tabs>
-          <w:tab w:val="left" w:pos="1440"/>
-          <w:tab w:val="right" w:leader="dot" w:pos="9360"/>
-        </w:tabs>
-        <w:spacing w:before="120" w:after="0" w:line="276" w:lineRule="exact"/>
-        <w:ind w:left="1440" w:right="720" w:hanging="720"/>
-        <w:jc w:val="left"/>
-      </w:pPr>
-      <w:r>
-        <w:t xml:space="preserve">B.</w:t>
-      </w:r>
-      <w:r>
-        <w:tab/>
-      </w:r>
-      <w:r>
-        <w:t xml:space="preserve">Section</w:t>
-      </w:r>
-      <w:r>
-        <w:t xml:space="preserve"> </w:t>
-      </w:r>
-      <w:r>
-        <w:t xml:space="preserve">903’s</w:t>
-      </w:r>
-      <w:r>
-        <w:t xml:space="preserve"> </w:t>
-      </w:r>
-      <w:r>
-        <w:t xml:space="preserve">Limited</w:t>
-      </w:r>
-      <w:r>
-        <w:t xml:space="preserve"> </w:t>
-      </w:r>
-      <w:r>
-        <w:t xml:space="preserve">Reach</w:t>
-      </w:r>
-      <w:r>
-        <w:t xml:space="preserve"> </w:t>
-      </w:r>
-      <w:r>
-        <w:t xml:space="preserve">Does</w:t>
-      </w:r>
-      <w:r>
-        <w:t xml:space="preserve"> </w:t>
-      </w:r>
-      <w:r>
-        <w:t xml:space="preserve">Not</w:t>
-      </w:r>
-      <w:r>
-        <w:t xml:space="preserve"> </w:t>
-      </w:r>
-      <w:r>
-        <w:t xml:space="preserve">Actually</w:t>
-      </w:r>
-      <w:r>
-        <w:t xml:space="preserve"> </w:t>
-      </w:r>
-      <w:r>
-        <w:t xml:space="preserve">Conflict</w:t>
-      </w:r>
-      <w:r>
-        <w:t xml:space="preserve"> </w:t>
-      </w:r>
-      <w:r>
-        <w:t xml:space="preserve">With</w:t>
-      </w:r>
-      <w:r>
-        <w:t xml:space="preserve"> </w:t>
-      </w:r>
-      <w:r>
-        <w:t xml:space="preserve">the</w:t>
-      </w:r>
-      <w:r>
-        <w:t xml:space="preserve"> </w:t>
-      </w:r>
-      <w:r>
-        <w:t xml:space="preserve">Act.</w:t>
-      </w:r>
-      <w:r>
-        <w:t xml:space="preserve">   </w:t>
-      </w:r>
-      <w:r>
-        <w:tab/>
-      </w:r>
-      <w:r>
-        <w:t xml:space="preserve">7</w:t>
-      </w:r>
-    </w:p>
-    <w:p>
-      <w:pPr>
-        <w:keepLines/>
-        <w:tabs>
-          <w:tab w:val="left" w:pos="720"/>
-          <w:tab w:val="right" w:leader="dot" w:pos="9360"/>
-        </w:tabs>
-        <w:spacing w:before="120" w:after="0" w:line="276" w:lineRule="exact"/>
-        <w:ind w:left="720" w:right="720" w:hanging="720"/>
-        <w:jc w:val="left"/>
-      </w:pPr>
-      <w:r>
-        <w:t xml:space="preserve">CONCLUSION</w:t>
-      </w:r>
-      <w:r>
-        <w:t xml:space="preserve">   </w:t>
-      </w:r>
-      <w:r>
-        <w:tab/>
-      </w:r>
-      <w:r>
-        <w:t xml:space="preserve">7</w:t>
-      </w:r>
-    </w:p>
-    <w:p>
-      <w:pPr>
-        <w:keepNext/>
-        <w:keepLines/>
-        <w:pageBreakBefore/>
-        <w:spacing w:before="0" w:after="0" w:line="276" w:lineRule="exact"/>
-        <w:ind w:left="0" w:firstLine="0"/>
-        <w:jc w:val="center"/>
-      </w:pPr>
-      <w:r>
-        <w:rPr>
-          <w:b/>
-          <w:bCs/>
-        </w:rPr>
-        <w:t xml:space="preserve">TABLE OF AUTHORITIES</w:t>
-      </w:r>
-    </w:p>
-    <w:p>
-      <w:pPr>
-        <w:keepNext/>
-        <w:keepLines/>
-        <w:spacing w:before="240" w:after="0" w:line="276" w:lineRule="exact"/>
-        <w:ind w:left="0" w:firstLine="0"/>
-        <w:jc w:val="right"/>
-      </w:pPr>
-      <w:r>
-        <w:rPr>
-          <w:b/>
-          <w:bCs/>
-        </w:rPr>
-        <w:t xml:space="preserve">Page(s)</w:t>
-      </w:r>
-    </w:p>
-    <w:p>
-      <w:pPr>
-        <w:keepNext/>
-        <w:keepLines/>
-        <w:spacing w:before="240" w:after="0" w:line="276" w:lineRule="exact"/>
-        <w:ind w:left="0" w:firstLine="0"/>
-        <w:jc w:val="left"/>
-      </w:pPr>
-      <w:r>
-        <w:rPr>
-          <w:b/>
-          <w:bCs/>
-        </w:rPr>
-        <w:t xml:space="preserve">Cases</w:t>
+        <w:t xml:space="preserve">TABLE</w:t>
+      </w:r>
+      <w:r>
+        <w:rPr>
+          <w:b/>
+          <w:bCs/>
+        </w:rPr>
+        <w:t xml:space="preserve"> </w:t>
+      </w:r>
+      <w:r>
+        <w:rPr>
+          <w:b/>
+          <w:bCs/>
+        </w:rPr>
+        <w:t xml:space="preserve">OF</w:t>
+      </w:r>
+      <w:r>
+        <w:rPr>
+          <w:b/>
+          <w:bCs/>
+        </w:rPr>
+        <w:t xml:space="preserve"> </w:t>
+      </w:r>
+      <w:r>
+        <w:rPr>
+          <w:b/>
+          <w:bCs/>
+        </w:rPr>
+        <w:t xml:space="preserve">CONTENTS</w:t>
       </w:r>
     </w:p>
     <w:p>
@@ -2372,74 +1895,11 @@
         <w:tabs>
           <w:tab w:val="right" w:leader="dot" w:pos="9360"/>
         </w:tabs>
-        <w:spacing w:before="120" w:after="0" w:line="276" w:lineRule="exact"/>
-        <w:ind w:left="504" w:right="1440" w:hanging="504"/>
-        <w:jc w:val="left"/>
-      </w:pPr>
-      <w:r>
-        <w:rPr>
-          <w:i/>
-          <w:iCs/>
-        </w:rPr>
-        <w:t xml:space="preserve">Ashcroft</w:t>
-      </w:r>
-      <w:r>
-        <w:rPr>
-          <w:i/>
-          <w:iCs/>
-        </w:rPr>
-        <w:t xml:space="preserve"> </w:t>
-      </w:r>
-      <w:r>
-        <w:rPr>
-          <w:i/>
-          <w:iCs/>
-        </w:rPr>
-        <w:t xml:space="preserve">v.</w:t>
-      </w:r>
-      <w:r>
-        <w:rPr>
-          <w:i/>
-          <w:iCs/>
-        </w:rPr>
-        <w:t xml:space="preserve"> </w:t>
-      </w:r>
-      <w:r>
-        <w:rPr>
-          <w:i/>
-          <w:iCs/>
-        </w:rPr>
-        <w:t xml:space="preserve">Iqbal</w:t>
-      </w:r>
-      <w:r>
-        <w:t xml:space="preserve">, </w:t>
-      </w:r>
-      <w:r>
-        <w:t xml:space="preserve">556</w:t>
-      </w:r>
-      <w:r>
-        <w:t xml:space="preserve"> </w:t>
-      </w:r>
-      <w:r>
-        <w:t xml:space="preserve">U.S.</w:t>
-      </w:r>
-      <w:r>
-        <w:t xml:space="preserve"> </w:t>
-      </w:r>
-      <w:r>
-        <w:t xml:space="preserve">662,</w:t>
-      </w:r>
-      <w:r>
-        <w:t xml:space="preserve"> </w:t>
-      </w:r>
-      <w:r>
-        <w:t xml:space="preserve">679</w:t>
-      </w:r>
-      <w:r>
-        <w:t xml:space="preserve"> </w:t>
-      </w:r>
-      <w:r>
-        <w:t xml:space="preserve">(2009)</w:t>
+        <w:spacing w:before="140" w:after="0" w:line="276" w:lineRule="exact"/>
+        <w:ind w:left="360" w:right="720" w:hanging="360"/>
+      </w:pPr>
+      <w:r>
+        <w:t xml:space="preserve">INTRODUCTION</w:t>
       </w:r>
       <w:r>
         <w:t xml:space="preserve">   </w:t>
@@ -2448,7 +1908,7 @@
         <w:tab/>
       </w:r>
       <w:r>
-        <w:t xml:space="preserve">3</w:t>
+        <w:t xml:space="preserve">1</w:t>
       </w:r>
     </w:p>
     <w:p>
@@ -2457,132 +1917,11 @@
         <w:tabs>
           <w:tab w:val="right" w:leader="dot" w:pos="9360"/>
         </w:tabs>
-        <w:spacing w:before="120" w:after="0" w:line="276" w:lineRule="exact"/>
-        <w:ind w:left="504" w:right="1440" w:hanging="504"/>
-        <w:jc w:val="left"/>
-      </w:pPr>
-      <w:r>
-        <w:rPr>
-          <w:i/>
-          <w:iCs/>
-        </w:rPr>
-        <w:t xml:space="preserve">Ashton</w:t>
-      </w:r>
-      <w:r>
-        <w:rPr>
-          <w:i/>
-          <w:iCs/>
-        </w:rPr>
-        <w:t xml:space="preserve"> </w:t>
-      </w:r>
-      <w:r>
-        <w:rPr>
-          <w:i/>
-          <w:iCs/>
-        </w:rPr>
-        <w:t xml:space="preserve">v.</w:t>
-      </w:r>
-      <w:r>
-        <w:rPr>
-          <w:i/>
-          <w:iCs/>
-        </w:rPr>
-        <w:t xml:space="preserve"> </w:t>
-      </w:r>
-      <w:r>
-        <w:rPr>
-          <w:i/>
-          <w:iCs/>
-        </w:rPr>
-        <w:t xml:space="preserve">Cameron</w:t>
-      </w:r>
-      <w:r>
-        <w:rPr>
-          <w:i/>
-          <w:iCs/>
-        </w:rPr>
-        <w:t xml:space="preserve"> </w:t>
-      </w:r>
-      <w:r>
-        <w:rPr>
-          <w:i/>
-          <w:iCs/>
-        </w:rPr>
-        <w:t xml:space="preserve">Cnty.</w:t>
-      </w:r>
-      <w:r>
-        <w:rPr>
-          <w:i/>
-          <w:iCs/>
-        </w:rPr>
-        <w:t xml:space="preserve"> </w:t>
-      </w:r>
-      <w:r>
-        <w:rPr>
-          <w:i/>
-          <w:iCs/>
-        </w:rPr>
-        <w:t xml:space="preserve">Water</w:t>
-      </w:r>
-      <w:r>
-        <w:rPr>
-          <w:i/>
-          <w:iCs/>
-        </w:rPr>
-        <w:t xml:space="preserve"> </w:t>
-      </w:r>
-      <w:r>
-        <w:rPr>
-          <w:i/>
-          <w:iCs/>
-        </w:rPr>
-        <w:t xml:space="preserve">Improvement</w:t>
-      </w:r>
-      <w:r>
-        <w:rPr>
-          <w:i/>
-          <w:iCs/>
-        </w:rPr>
-        <w:t xml:space="preserve"> </w:t>
-      </w:r>
-      <w:r>
-        <w:rPr>
-          <w:i/>
-          <w:iCs/>
-        </w:rPr>
-        <w:t xml:space="preserve">Dist.</w:t>
-      </w:r>
-      <w:r>
-        <w:t xml:space="preserve">, </w:t>
-      </w:r>
-      <w:r>
-        <w:t xml:space="preserve">298</w:t>
-      </w:r>
-      <w:r>
-        <w:t xml:space="preserve"> </w:t>
-      </w:r>
-      <w:r>
-        <w:t xml:space="preserve">U.S.</w:t>
-      </w:r>
-      <w:r>
-        <w:t xml:space="preserve"> </w:t>
-      </w:r>
-      <w:r>
-        <w:t xml:space="preserve">513,</w:t>
-      </w:r>
-      <w:r>
-        <w:t xml:space="preserve"> </w:t>
-      </w:r>
-      <w:r>
-        <w:t xml:space="preserve">529</w:t>
-        <w:noBreakHyphen/>
-        <w:t xml:space="preserve">32</w:t>
-      </w:r>
-      <w:r>
-        <w:t xml:space="preserve"> </w:t>
-      </w:r>
-      <w:r>
-        <w:t xml:space="preserve">(1936)</w:t>
+        <w:spacing w:before="140" w:after="0" w:line="276" w:lineRule="exact"/>
+        <w:ind w:left="360" w:right="720" w:hanging="360"/>
+      </w:pPr>
+      <w:r>
+        <w:t xml:space="preserve">BACKGROUND</w:t>
       </w:r>
       <w:r>
         <w:t xml:space="preserve">   </w:t>
@@ -2591,7 +1930,7 @@
         <w:tab/>
       </w:r>
       <w:r>
-        <w:t xml:space="preserve">5</w:t>
+        <w:t xml:space="preserve">2</w:t>
       </w:r>
     </w:p>
     <w:p>
@@ -2600,158 +1939,35 @@
         <w:tabs>
           <w:tab w:val="right" w:leader="dot" w:pos="9360"/>
         </w:tabs>
-        <w:spacing w:before="120" w:after="0" w:line="276" w:lineRule="exact"/>
-        <w:ind w:left="504" w:right="1440" w:hanging="504"/>
-        <w:jc w:val="left"/>
-      </w:pPr>
-      <w:r>
-        <w:rPr>
-          <w:i/>
-          <w:iCs/>
-        </w:rPr>
-        <w:t xml:space="preserve">Ernst</w:t>
-      </w:r>
-      <w:r>
-        <w:rPr>
-          <w:i/>
-          <w:iCs/>
-        </w:rPr>
-        <w:t xml:space="preserve"> </w:t>
-      </w:r>
-      <w:r>
-        <w:rPr>
-          <w:i/>
-          <w:iCs/>
-        </w:rPr>
-        <w:t xml:space="preserve">&amp;</w:t>
-      </w:r>
-      <w:r>
-        <w:rPr>
-          <w:i/>
-          <w:iCs/>
-        </w:rPr>
-        <w:t xml:space="preserve"> </w:t>
-      </w:r>
-      <w:r>
-        <w:rPr>
-          <w:i/>
-          <w:iCs/>
-        </w:rPr>
-        <w:t xml:space="preserve">Young</w:t>
-      </w:r>
-      <w:r>
-        <w:rPr>
-          <w:i/>
-          <w:iCs/>
-        </w:rPr>
-        <w:t xml:space="preserve"> </w:t>
-      </w:r>
-      <w:r>
-        <w:rPr>
-          <w:i/>
-          <w:iCs/>
-        </w:rPr>
-        <w:t xml:space="preserve">v.</w:t>
-      </w:r>
-      <w:r>
-        <w:rPr>
-          <w:i/>
-          <w:iCs/>
-        </w:rPr>
-        <w:t xml:space="preserve"> </w:t>
-      </w:r>
-      <w:r>
-        <w:rPr>
-          <w:i/>
-          <w:iCs/>
-        </w:rPr>
-        <w:t xml:space="preserve">Depositors</w:t>
-      </w:r>
-      <w:r>
-        <w:rPr>
-          <w:i/>
-          <w:iCs/>
-        </w:rPr>
-        <w:t xml:space="preserve"> </w:t>
-      </w:r>
-      <w:r>
-        <w:rPr>
-          <w:i/>
-          <w:iCs/>
-        </w:rPr>
-        <w:t xml:space="preserve">Econ.</w:t>
-      </w:r>
-      <w:r>
-        <w:rPr>
-          <w:i/>
-          <w:iCs/>
-        </w:rPr>
-        <w:t xml:space="preserve"> </w:t>
-      </w:r>
-      <w:r>
-        <w:rPr>
-          <w:i/>
-          <w:iCs/>
-        </w:rPr>
-        <w:t xml:space="preserve">Prot.</w:t>
-      </w:r>
-      <w:r>
-        <w:rPr>
-          <w:i/>
-          <w:iCs/>
-        </w:rPr>
-        <w:t xml:space="preserve"> </w:t>
-      </w:r>
-      <w:r>
-        <w:rPr>
-          <w:i/>
-          <w:iCs/>
-        </w:rPr>
-        <w:t xml:space="preserve">Corp.</w:t>
-      </w:r>
-      <w:r>
-        <w:t xml:space="preserve">, </w:t>
-      </w:r>
-      <w:r>
-        <w:t xml:space="preserve">45</w:t>
-      </w:r>
-      <w:r>
-        <w:t xml:space="preserve"> </w:t>
-      </w:r>
-      <w:r>
-        <w:t xml:space="preserve">F.3d</w:t>
-      </w:r>
-      <w:r>
-        <w:t xml:space="preserve"> </w:t>
-      </w:r>
-      <w:r>
-        <w:t xml:space="preserve">530,</w:t>
-      </w:r>
-      <w:r>
-        <w:t xml:space="preserve"> </w:t>
-      </w:r>
-      <w:r>
-        <w:t xml:space="preserve">537</w:t>
-        <w:noBreakHyphen/>
-        <w:t xml:space="preserve">38</w:t>
-      </w:r>
-      <w:r>
-        <w:t xml:space="preserve"> </w:t>
-      </w:r>
-      <w:r>
-        <w:t xml:space="preserve">(1st</w:t>
-      </w:r>
-      <w:r>
-        <w:t xml:space="preserve"> </w:t>
-      </w:r>
-      <w:r>
-        <w:t xml:space="preserve">Cir.</w:t>
-      </w:r>
-      <w:r>
-        <w:t xml:space="preserve"> </w:t>
-      </w:r>
-      <w:r>
-        <w:t xml:space="preserve">1995)</w:t>
+        <w:spacing w:before="140" w:after="0" w:line="276" w:lineRule="exact"/>
+        <w:ind w:left="360" w:right="720" w:hanging="360"/>
+      </w:pPr>
+      <w:r>
+        <w:t xml:space="preserve">STANDARD</w:t>
+      </w:r>
+      <w:r>
+        <w:t xml:space="preserve"> </w:t>
+      </w:r>
+      <w:r>
+        <w:t xml:space="preserve">FOR</w:t>
+      </w:r>
+      <w:r>
+        <w:t xml:space="preserve"> </w:t>
+      </w:r>
+      <w:r>
+        <w:t xml:space="preserve">MOTION</w:t>
+      </w:r>
+      <w:r>
+        <w:t xml:space="preserve"> </w:t>
+      </w:r>
+      <w:r>
+        <w:t xml:space="preserve">TO</w:t>
+      </w:r>
+      <w:r>
+        <w:t xml:space="preserve"> </w:t>
+      </w:r>
+      <w:r>
+        <w:t xml:space="preserve">DISMISS</w:t>
       </w:r>
       <w:r>
         <w:t xml:space="preserve">   </w:t>
@@ -2760,7 +1976,7 @@
         <w:tab/>
       </w:r>
       <w:r>
-        <w:t xml:space="preserve">4</w:t>
+        <w:t xml:space="preserve">2</w:t>
       </w:r>
     </w:p>
     <w:p>
@@ -2769,186 +1985,11 @@
         <w:tabs>
           <w:tab w:val="right" w:leader="dot" w:pos="9360"/>
         </w:tabs>
-        <w:spacing w:before="120" w:after="0" w:line="276" w:lineRule="exact"/>
-        <w:ind w:left="504" w:right="1440" w:hanging="504"/>
-        <w:jc w:val="left"/>
-      </w:pPr>
-      <w:r>
-        <w:rPr>
-          <w:i/>
-          <w:iCs/>
-        </w:rPr>
-        <w:t xml:space="preserve">Examining</w:t>
-      </w:r>
-      <w:r>
-        <w:rPr>
-          <w:i/>
-          <w:iCs/>
-        </w:rPr>
-        <w:t xml:space="preserve"> </w:t>
-      </w:r>
-      <w:r>
-        <w:rPr>
-          <w:i/>
-          <w:iCs/>
-        </w:rPr>
-        <w:t xml:space="preserve">Bd.</w:t>
-      </w:r>
-      <w:r>
-        <w:rPr>
-          <w:i/>
-          <w:iCs/>
-        </w:rPr>
-        <w:t xml:space="preserve"> </w:t>
-      </w:r>
-      <w:r>
-        <w:rPr>
-          <w:i/>
-          <w:iCs/>
-        </w:rPr>
-        <w:t xml:space="preserve">of</w:t>
-      </w:r>
-      <w:r>
-        <w:rPr>
-          <w:i/>
-          <w:iCs/>
-        </w:rPr>
-        <w:t xml:space="preserve"> </w:t>
-      </w:r>
-      <w:r>
-        <w:rPr>
-          <w:i/>
-          <w:iCs/>
-        </w:rPr>
-        <w:t xml:space="preserve">Eng’rs,</w:t>
-      </w:r>
-      <w:r>
-        <w:rPr>
-          <w:i/>
-          <w:iCs/>
-        </w:rPr>
-        <w:t xml:space="preserve"> </w:t>
-      </w:r>
-      <w:r>
-        <w:rPr>
-          <w:i/>
-          <w:iCs/>
-        </w:rPr>
-        <w:t xml:space="preserve">Architects</w:t>
-      </w:r>
-      <w:r>
-        <w:rPr>
-          <w:i/>
-          <w:iCs/>
-        </w:rPr>
-        <w:t xml:space="preserve"> </w:t>
-      </w:r>
-      <w:r>
-        <w:rPr>
-          <w:i/>
-          <w:iCs/>
-        </w:rPr>
-        <w:t xml:space="preserve">&amp;</w:t>
-      </w:r>
-      <w:r>
-        <w:rPr>
-          <w:i/>
-          <w:iCs/>
-        </w:rPr>
-        <w:t xml:space="preserve"> </w:t>
-      </w:r>
-      <w:r>
-        <w:rPr>
-          <w:i/>
-          <w:iCs/>
-        </w:rPr>
-        <w:t xml:space="preserve">Surveyors</w:t>
-      </w:r>
-      <w:r>
-        <w:rPr>
-          <w:i/>
-          <w:iCs/>
-        </w:rPr>
-        <w:t xml:space="preserve"> </w:t>
-      </w:r>
-      <w:r>
-        <w:rPr>
-          <w:i/>
-          <w:iCs/>
-        </w:rPr>
-        <w:t xml:space="preserve">v.</w:t>
-      </w:r>
-      <w:r>
-        <w:rPr>
-          <w:i/>
-          <w:iCs/>
-        </w:rPr>
-        <w:t xml:space="preserve"> </w:t>
-      </w:r>
-      <w:r>
-        <w:rPr>
-          <w:i/>
-          <w:iCs/>
-        </w:rPr>
-        <w:t xml:space="preserve">Flores</w:t>
-      </w:r>
-      <w:r>
-        <w:rPr>
-          <w:i/>
-          <w:iCs/>
-        </w:rPr>
-        <w:t xml:space="preserve"> </w:t>
-      </w:r>
-      <w:r>
-        <w:rPr>
-          <w:i/>
-          <w:iCs/>
-        </w:rPr>
-        <w:t xml:space="preserve">de</w:t>
-      </w:r>
-      <w:r>
-        <w:rPr>
-          <w:i/>
-          <w:iCs/>
-        </w:rPr>
-        <w:t xml:space="preserve"> </w:t>
-      </w:r>
-      <w:r>
-        <w:rPr>
-          <w:i/>
-          <w:iCs/>
-        </w:rPr>
-        <w:t xml:space="preserve">Otero</w:t>
-      </w:r>
-      <w:r>
-        <w:t xml:space="preserve">, </w:t>
-      </w:r>
-      <w:r>
-        <w:t xml:space="preserve">426</w:t>
-      </w:r>
-      <w:r>
-        <w:t xml:space="preserve"> </w:t>
-      </w:r>
-      <w:r>
-        <w:t xml:space="preserve">U.S.</w:t>
-      </w:r>
-      <w:r>
-        <w:t xml:space="preserve"> </w:t>
-      </w:r>
-      <w:r>
-        <w:t xml:space="preserve">572,</w:t>
-      </w:r>
-      <w:r>
-        <w:t xml:space="preserve"> </w:t>
-      </w:r>
-      <w:r>
-        <w:t xml:space="preserve">594</w:t>
-      </w:r>
-      <w:r>
-        <w:t xml:space="preserve"> </w:t>
-      </w:r>
-      <w:r>
-        <w:t xml:space="preserve">(1976)</w:t>
+        <w:spacing w:before="140" w:after="0" w:line="276" w:lineRule="exact"/>
+        <w:ind w:left="360" w:right="720" w:hanging="360"/>
+      </w:pPr>
+      <w:r>
+        <w:t xml:space="preserve">ARGUMENT</w:t>
       </w:r>
       <w:r>
         <w:t xml:space="preserve">   </w:t>
@@ -2957,7 +1998,7 @@
         <w:tab/>
       </w:r>
       <w:r>
-        <w:t xml:space="preserve">4</w:t>
+        <w:t xml:space="preserve">3</w:t>
       </w:r>
     </w:p>
     <w:p>
@@ -2966,188 +2007,86 @@
         <w:tabs>
           <w:tab w:val="right" w:leader="dot" w:pos="9360"/>
         </w:tabs>
-        <w:spacing w:before="120" w:after="0" w:line="276" w:lineRule="exact"/>
-        <w:ind w:left="504" w:right="1440" w:hanging="504"/>
-        <w:jc w:val="left"/>
-      </w:pPr>
-      <w:r>
-        <w:rPr>
-          <w:i/>
-          <w:iCs/>
-        </w:rPr>
-        <w:t xml:space="preserve">Faitoute</w:t>
-      </w:r>
-      <w:r>
-        <w:rPr>
-          <w:i/>
-          <w:iCs/>
-        </w:rPr>
-        <w:t xml:space="preserve"> </w:t>
-      </w:r>
-      <w:r>
-        <w:rPr>
-          <w:i/>
-          <w:iCs/>
-        </w:rPr>
-        <w:t xml:space="preserve">Iron</w:t>
-      </w:r>
-      <w:r>
-        <w:rPr>
-          <w:i/>
-          <w:iCs/>
-        </w:rPr>
-        <w:t xml:space="preserve"> </w:t>
-      </w:r>
-      <w:r>
-        <w:rPr>
-          <w:i/>
-          <w:iCs/>
-        </w:rPr>
-        <w:t xml:space="preserve">&amp;</w:t>
-      </w:r>
-      <w:r>
-        <w:rPr>
-          <w:i/>
-          <w:iCs/>
-        </w:rPr>
-        <w:t xml:space="preserve"> </w:t>
-      </w:r>
-      <w:r>
-        <w:rPr>
-          <w:i/>
-          <w:iCs/>
-        </w:rPr>
-        <w:t xml:space="preserve">Steel</w:t>
-      </w:r>
-      <w:r>
-        <w:rPr>
-          <w:i/>
-          <w:iCs/>
-        </w:rPr>
-        <w:t xml:space="preserve"> </w:t>
-      </w:r>
-      <w:r>
-        <w:rPr>
-          <w:i/>
-          <w:iCs/>
-        </w:rPr>
-        <w:t xml:space="preserve">Co.</w:t>
-      </w:r>
-      <w:r>
-        <w:rPr>
-          <w:i/>
-          <w:iCs/>
-        </w:rPr>
-        <w:t xml:space="preserve"> </w:t>
-      </w:r>
-      <w:r>
-        <w:rPr>
-          <w:i/>
-          <w:iCs/>
-        </w:rPr>
-        <w:t xml:space="preserve">v.</w:t>
-      </w:r>
-      <w:r>
-        <w:rPr>
-          <w:i/>
-          <w:iCs/>
-        </w:rPr>
-        <w:t xml:space="preserve"> </w:t>
-      </w:r>
-      <w:r>
-        <w:rPr>
-          <w:i/>
-          <w:iCs/>
-        </w:rPr>
-        <w:t xml:space="preserve">City</w:t>
-      </w:r>
-      <w:r>
-        <w:rPr>
-          <w:i/>
-          <w:iCs/>
-        </w:rPr>
-        <w:t xml:space="preserve"> </w:t>
-      </w:r>
-      <w:r>
-        <w:rPr>
-          <w:i/>
-          <w:iCs/>
-        </w:rPr>
-        <w:t xml:space="preserve">of</w:t>
-      </w:r>
-      <w:r>
-        <w:rPr>
-          <w:i/>
-          <w:iCs/>
-        </w:rPr>
-        <w:t xml:space="preserve"> </w:t>
-      </w:r>
-      <w:r>
-        <w:rPr>
-          <w:i/>
-          <w:iCs/>
-        </w:rPr>
-        <w:t xml:space="preserve">Asbury</w:t>
-      </w:r>
-      <w:r>
-        <w:rPr>
-          <w:i/>
-          <w:iCs/>
-        </w:rPr>
-        <w:t xml:space="preserve"> </w:t>
-      </w:r>
-      <w:r>
-        <w:rPr>
-          <w:i/>
-          <w:iCs/>
-        </w:rPr>
-        <w:t xml:space="preserve">Park,</w:t>
-      </w:r>
-      <w:r>
-        <w:rPr>
-          <w:i/>
-          <w:iCs/>
-        </w:rPr>
-        <w:t xml:space="preserve"> </w:t>
-      </w:r>
-      <w:r>
-        <w:rPr>
-          <w:i/>
-          <w:iCs/>
-        </w:rPr>
-        <w:t xml:space="preserve">N.J.</w:t>
-      </w:r>
-      <w:r>
-        <w:t xml:space="preserve">, </w:t>
-      </w:r>
-      <w:r>
-        <w:t xml:space="preserve">316</w:t>
-      </w:r>
-      <w:r>
-        <w:t xml:space="preserve"> </w:t>
-      </w:r>
-      <w:r>
-        <w:t xml:space="preserve">U.S.</w:t>
-      </w:r>
-      <w:r>
-        <w:t xml:space="preserve"> </w:t>
-      </w:r>
-      <w:r>
-        <w:t xml:space="preserve">502,</w:t>
-      </w:r>
-      <w:r>
-        <w:t xml:space="preserve"> </w:t>
-      </w:r>
-      <w:r>
-        <w:t xml:space="preserve">508</w:t>
-        <w:noBreakHyphen/>
-        <w:t xml:space="preserve">09</w:t>
-      </w:r>
-      <w:r>
-        <w:t xml:space="preserve"> </w:t>
-      </w:r>
-      <w:r>
-        <w:t xml:space="preserve">(1942)</w:t>
+        <w:spacing w:before="140" w:after="0" w:line="276" w:lineRule="exact"/>
+        <w:ind w:left="780" w:right="720" w:hanging="360"/>
+      </w:pPr>
+      <w:r>
+        <w:t xml:space="preserve">I. </w:t>
+      </w:r>
+      <w:r>
+        <w:t xml:space="preserve">Unless</w:t>
+      </w:r>
+      <w:r>
+        <w:t xml:space="preserve"> </w:t>
+      </w:r>
+      <w:r>
+        <w:t xml:space="preserve">PREPA</w:t>
+      </w:r>
+      <w:r>
+        <w:t xml:space="preserve"> </w:t>
+      </w:r>
+      <w:r>
+        <w:t xml:space="preserve">Seeks</w:t>
+      </w:r>
+      <w:r>
+        <w:t xml:space="preserve"> </w:t>
+      </w:r>
+      <w:r>
+        <w:t xml:space="preserve">Relief</w:t>
+      </w:r>
+      <w:r>
+        <w:t xml:space="preserve"> </w:t>
+      </w:r>
+      <w:r>
+        <w:t xml:space="preserve">Under</w:t>
+      </w:r>
+      <w:r>
+        <w:t xml:space="preserve"> </w:t>
+      </w:r>
+      <w:r>
+        <w:t xml:space="preserve">the</w:t>
+      </w:r>
+      <w:r>
+        <w:t xml:space="preserve"> </w:t>
+      </w:r>
+      <w:r>
+        <w:t xml:space="preserve">Act,</w:t>
+      </w:r>
+      <w:r>
+        <w:t xml:space="preserve"> </w:t>
+      </w:r>
+      <w:r>
+        <w:t xml:space="preserve">This</w:t>
+      </w:r>
+      <w:r>
+        <w:t xml:space="preserve"> </w:t>
+      </w:r>
+      <w:r>
+        <w:t xml:space="preserve">Lawsuit</w:t>
+      </w:r>
+      <w:r>
+        <w:t xml:space="preserve"> </w:t>
+      </w:r>
+      <w:r>
+        <w:t xml:space="preserve">Is</w:t>
+      </w:r>
+      <w:r>
+        <w:t xml:space="preserve"> </w:t>
+      </w:r>
+      <w:r>
+        <w:t xml:space="preserve">Premature</w:t>
+      </w:r>
+      <w:r>
+        <w:t xml:space="preserve"> </w:t>
+      </w:r>
+      <w:r>
+        <w:t xml:space="preserve">and</w:t>
+      </w:r>
+      <w:r>
+        <w:t xml:space="preserve"> </w:t>
+      </w:r>
+      <w:r>
+        <w:t xml:space="preserve">Unripe.</w:t>
       </w:r>
       <w:r>
         <w:t xml:space="preserve">   </w:t>
@@ -3156,7 +2095,7 @@
         <w:tab/>
       </w:r>
       <w:r>
-        <w:t xml:space="preserve">5</w:t>
+        <w:t xml:space="preserve">3</w:t>
       </w:r>
     </w:p>
     <w:p>
@@ -3165,106 +2104,98 @@
         <w:tabs>
           <w:tab w:val="right" w:leader="dot" w:pos="9360"/>
         </w:tabs>
-        <w:spacing w:before="120" w:after="0" w:line="276" w:lineRule="exact"/>
-        <w:ind w:left="504" w:right="1440" w:hanging="504"/>
-        <w:jc w:val="left"/>
-      </w:pPr>
-      <w:r>
-        <w:rPr>
-          <w:i/>
-          <w:iCs/>
-        </w:rPr>
-        <w:t xml:space="preserve">Home</w:t>
-      </w:r>
-      <w:r>
-        <w:rPr>
-          <w:i/>
-          <w:iCs/>
-        </w:rPr>
-        <w:t xml:space="preserve"> </w:t>
-      </w:r>
-      <w:r>
-        <w:rPr>
-          <w:i/>
-          <w:iCs/>
-        </w:rPr>
-        <w:t xml:space="preserve">Bldg.</w:t>
-      </w:r>
-      <w:r>
-        <w:rPr>
-          <w:i/>
-          <w:iCs/>
-        </w:rPr>
-        <w:t xml:space="preserve"> </w:t>
-      </w:r>
-      <w:r>
-        <w:rPr>
-          <w:i/>
-          <w:iCs/>
-        </w:rPr>
-        <w:t xml:space="preserve">&amp;</w:t>
-      </w:r>
-      <w:r>
-        <w:rPr>
-          <w:i/>
-          <w:iCs/>
-        </w:rPr>
-        <w:t xml:space="preserve"> </w:t>
-      </w:r>
-      <w:r>
-        <w:rPr>
-          <w:i/>
-          <w:iCs/>
-        </w:rPr>
-        <w:t xml:space="preserve">Loan</w:t>
-      </w:r>
-      <w:r>
-        <w:rPr>
-          <w:i/>
-          <w:iCs/>
-        </w:rPr>
-        <w:t xml:space="preserve"> </w:t>
-      </w:r>
-      <w:r>
-        <w:rPr>
-          <w:i/>
-          <w:iCs/>
-        </w:rPr>
-        <w:t xml:space="preserve">Ass’n</w:t>
-      </w:r>
-      <w:r>
-        <w:rPr>
-          <w:i/>
-          <w:iCs/>
-        </w:rPr>
-        <w:t xml:space="preserve"> </w:t>
-      </w:r>
-      <w:r>
-        <w:rPr>
-          <w:i/>
-          <w:iCs/>
-        </w:rPr>
-        <w:t xml:space="preserve">v.</w:t>
-      </w:r>
-      <w:r>
-        <w:rPr>
-          <w:i/>
-          <w:iCs/>
-        </w:rPr>
-        <w:t xml:space="preserve"> </w:t>
-      </w:r>
-      <w:r>
-        <w:rPr>
-          <w:i/>
-          <w:iCs/>
-        </w:rPr>
-        <w:t xml:space="preserve">Blaisdell</w:t>
-      </w:r>
-      <w:r>
-        <w:t xml:space="preserve">, </w:t>
-      </w:r>
-      <w:r>
-        <w:t xml:space="preserve">290</w:t>
+        <w:spacing w:before="140" w:after="0" w:line="276" w:lineRule="exact"/>
+        <w:ind w:left="780" w:right="720" w:hanging="360"/>
+      </w:pPr>
+      <w:r>
+        <w:t xml:space="preserve">II. </w:t>
+      </w:r>
+      <w:r>
+        <w:t xml:space="preserve">The</w:t>
+      </w:r>
+      <w:r>
+        <w:t xml:space="preserve"> </w:t>
+      </w:r>
+      <w:r>
+        <w:t xml:space="preserve">Act</w:t>
+      </w:r>
+      <w:r>
+        <w:t xml:space="preserve"> </w:t>
+      </w:r>
+      <w:r>
+        <w:t xml:space="preserve">Is</w:t>
+      </w:r>
+      <w:r>
+        <w:t xml:space="preserve"> </w:t>
+      </w:r>
+      <w:r>
+        <w:t xml:space="preserve">Not</w:t>
+      </w:r>
+      <w:r>
+        <w:t xml:space="preserve"> </w:t>
+      </w:r>
+      <w:r>
+        <w:t xml:space="preserve">Preempted</w:t>
+      </w:r>
+      <w:r>
+        <w:t xml:space="preserve"> </w:t>
+      </w:r>
+      <w:r>
+        <w:t xml:space="preserve">By</w:t>
+      </w:r>
+      <w:r>
+        <w:t xml:space="preserve"> </w:t>
+      </w:r>
+      <w:r>
+        <w:t xml:space="preserve">the</w:t>
+      </w:r>
+      <w:r>
+        <w:t xml:space="preserve"> </w:t>
+      </w:r>
+      <w:r>
+        <w:t xml:space="preserve">Federal</w:t>
+      </w:r>
+      <w:r>
+        <w:t xml:space="preserve"> </w:t>
+      </w:r>
+      <w:r>
+        <w:t xml:space="preserve">Bankruptcy</w:t>
+      </w:r>
+      <w:r>
+        <w:t xml:space="preserve"> </w:t>
+      </w:r>
+      <w:r>
+        <w:t xml:space="preserve">Code</w:t>
+      </w:r>
+      <w:r>
+        <w:t xml:space="preserve"> </w:t>
+      </w:r>
+      <w:r>
+        <w:t xml:space="preserve">and</w:t>
+      </w:r>
+      <w:r>
+        <w:t xml:space="preserve"> </w:t>
+      </w:r>
+      <w:r>
+        <w:t xml:space="preserve">Does</w:t>
+      </w:r>
+      <w:r>
+        <w:t xml:space="preserve"> </w:t>
+      </w:r>
+      <w:r>
+        <w:t xml:space="preserve">Not</w:t>
+      </w:r>
+      <w:r>
+        <w:t xml:space="preserve"> </w:t>
+      </w:r>
+      <w:r>
+        <w:t xml:space="preserve">Violate</w:t>
+      </w:r>
+      <w:r>
+        <w:t xml:space="preserve"> </w:t>
+      </w:r>
+      <w:r>
+        <w:t xml:space="preserve">the</w:t>
       </w:r>
       <w:r>
         <w:t xml:space="preserve"> </w:t>
@@ -3276,19 +2207,19 @@
         <w:t xml:space="preserve"> </w:t>
       </w:r>
       <w:r>
-        <w:t xml:space="preserve">398,</w:t>
-      </w:r>
-      <w:r>
-        <w:t xml:space="preserve"> </w:t>
-      </w:r>
-      <w:r>
-        <w:t xml:space="preserve">444</w:t>
-      </w:r>
-      <w:r>
-        <w:t xml:space="preserve"> </w:t>
-      </w:r>
-      <w:r>
-        <w:t xml:space="preserve">(1934)</w:t>
+        <w:t xml:space="preserve">Constitution’s</w:t>
+      </w:r>
+      <w:r>
+        <w:t xml:space="preserve"> </w:t>
+      </w:r>
+      <w:r>
+        <w:t xml:space="preserve">Bankruptcy</w:t>
+      </w:r>
+      <w:r>
+        <w:t xml:space="preserve"> </w:t>
+      </w:r>
+      <w:r>
+        <w:t xml:space="preserve">Clause.</w:t>
       </w:r>
       <w:r>
         <w:t xml:space="preserve">   </w:t>
@@ -3297,7 +2228,7 @@
         <w:tab/>
       </w:r>
       <w:r>
-        <w:t xml:space="preserve">6</w:t>
+        <w:t xml:space="preserve">4</w:t>
       </w:r>
     </w:p>
     <w:p>
@@ -3306,102 +2237,74 @@
         <w:tabs>
           <w:tab w:val="right" w:leader="dot" w:pos="9360"/>
         </w:tabs>
-        <w:spacing w:before="120" w:after="0" w:line="276" w:lineRule="exact"/>
-        <w:ind w:left="504" w:right="1440" w:hanging="504"/>
-        <w:jc w:val="left"/>
-      </w:pPr>
-      <w:r>
-        <w:rPr>
-          <w:i/>
-          <w:iCs/>
-        </w:rPr>
-        <w:t xml:space="preserve">Lujan</w:t>
-      </w:r>
-      <w:r>
-        <w:rPr>
-          <w:i/>
-          <w:iCs/>
-        </w:rPr>
-        <w:t xml:space="preserve"> </w:t>
-      </w:r>
-      <w:r>
-        <w:rPr>
-          <w:i/>
-          <w:iCs/>
-        </w:rPr>
-        <w:t xml:space="preserve">v.</w:t>
-      </w:r>
-      <w:r>
-        <w:rPr>
-          <w:i/>
-          <w:iCs/>
-        </w:rPr>
-        <w:t xml:space="preserve"> </w:t>
-      </w:r>
-      <w:r>
-        <w:rPr>
-          <w:i/>
-          <w:iCs/>
-        </w:rPr>
-        <w:t xml:space="preserve">Defenders</w:t>
-      </w:r>
-      <w:r>
-        <w:rPr>
-          <w:i/>
-          <w:iCs/>
-        </w:rPr>
-        <w:t xml:space="preserve"> </w:t>
-      </w:r>
-      <w:r>
-        <w:rPr>
-          <w:i/>
-          <w:iCs/>
-        </w:rPr>
+        <w:spacing w:before="140" w:after="0" w:line="276" w:lineRule="exact"/>
+        <w:ind w:left="1200" w:right="720" w:hanging="360"/>
+      </w:pPr>
+      <w:r>
+        <w:t xml:space="preserve">A. </w:t>
+      </w:r>
+      <w:r>
+        <w:t xml:space="preserve">The</w:t>
+      </w:r>
+      <w:r>
+        <w:t xml:space="preserve"> </w:t>
+      </w:r>
+      <w:r>
+        <w:t xml:space="preserve">Act</w:t>
+      </w:r>
+      <w:r>
+        <w:t xml:space="preserve"> </w:t>
+      </w:r>
+      <w:r>
+        <w:t xml:space="preserve">Is</w:t>
+      </w:r>
+      <w:r>
+        <w:t xml:space="preserve"> </w:t>
+      </w:r>
+      <w:r>
+        <w:t xml:space="preserve">a</w:t>
+      </w:r>
+      <w:r>
+        <w:t xml:space="preserve"> </w:t>
+      </w:r>
+      <w:r>
+        <w:t xml:space="preserve">Valid</w:t>
+      </w:r>
+      <w:r>
+        <w:t xml:space="preserve"> </w:t>
+      </w:r>
+      <w:r>
+        <w:t xml:space="preserve">Exercise</w:t>
+      </w:r>
+      <w:r>
+        <w:t xml:space="preserve"> </w:t>
+      </w:r>
+      <w:r>
         <w:t xml:space="preserve">of</w:t>
       </w:r>
       <w:r>
-        <w:rPr>
-          <w:i/>
-          <w:iCs/>
-        </w:rPr>
-        <w:t xml:space="preserve"> </w:t>
-      </w:r>
-      <w:r>
-        <w:rPr>
-          <w:i/>
-          <w:iCs/>
-        </w:rPr>
-        <w:t xml:space="preserve">Wildlife</w:t>
-      </w:r>
-      <w:r>
-        <w:t xml:space="preserve">, </w:t>
-      </w:r>
-      <w:r>
-        <w:t xml:space="preserve">504</w:t>
-      </w:r>
-      <w:r>
-        <w:t xml:space="preserve"> </w:t>
-      </w:r>
-      <w:r>
-        <w:t xml:space="preserve">U.S.</w:t>
-      </w:r>
-      <w:r>
-        <w:t xml:space="preserve"> </w:t>
-      </w:r>
-      <w:r>
-        <w:t xml:space="preserve">555,</w:t>
-      </w:r>
-      <w:r>
-        <w:t xml:space="preserve"> </w:t>
-      </w:r>
-      <w:r>
-        <w:t xml:space="preserve">560</w:t>
-      </w:r>
-      <w:r>
-        <w:t xml:space="preserve"> </w:t>
-      </w:r>
-      <w:r>
-        <w:t xml:space="preserve">(1992)</w:t>
+        <w:t xml:space="preserve"> </w:t>
+      </w:r>
+      <w:r>
+        <w:t xml:space="preserve">Puerto</w:t>
+      </w:r>
+      <w:r>
+        <w:t xml:space="preserve"> </w:t>
+      </w:r>
+      <w:r>
+        <w:t xml:space="preserve">Rico’s</w:t>
+      </w:r>
+      <w:r>
+        <w:t xml:space="preserve"> </w:t>
+      </w:r>
+      <w:r>
+        <w:t xml:space="preserve">Police</w:t>
+      </w:r>
+      <w:r>
+        <w:t xml:space="preserve"> </w:t>
+      </w:r>
+      <w:r>
+        <w:t xml:space="preserve">Power.</w:t>
       </w:r>
       <w:r>
         <w:t xml:space="preserve">   </w:t>
@@ -3419,86 +2322,74 @@
         <w:tabs>
           <w:tab w:val="right" w:leader="dot" w:pos="9360"/>
         </w:tabs>
-        <w:spacing w:before="120" w:after="0" w:line="276" w:lineRule="exact"/>
-        <w:ind w:left="504" w:right="1440" w:hanging="504"/>
-        <w:jc w:val="left"/>
-      </w:pPr>
-      <w:r>
-        <w:rPr>
-          <w:i/>
-          <w:iCs/>
-        </w:rPr>
-        <w:t xml:space="preserve">McCullen</w:t>
-      </w:r>
-      <w:r>
-        <w:rPr>
-          <w:i/>
-          <w:iCs/>
-        </w:rPr>
-        <w:t xml:space="preserve"> </w:t>
-      </w:r>
-      <w:r>
-        <w:rPr>
-          <w:i/>
-          <w:iCs/>
-        </w:rPr>
-        <w:t xml:space="preserve">v.</w:t>
-      </w:r>
-      <w:r>
-        <w:rPr>
-          <w:i/>
-          <w:iCs/>
-        </w:rPr>
-        <w:t xml:space="preserve"> </w:t>
-      </w:r>
-      <w:r>
-        <w:rPr>
-          <w:i/>
-          <w:iCs/>
-        </w:rPr>
-        <w:t xml:space="preserve">Coakley</w:t>
-      </w:r>
-      <w:r>
-        <w:t xml:space="preserve">, </w:t>
-      </w:r>
-      <w:r>
-        <w:t xml:space="preserve">571</w:t>
-      </w:r>
-      <w:r>
-        <w:t xml:space="preserve"> </w:t>
-      </w:r>
-      <w:r>
-        <w:t xml:space="preserve">F.3d</w:t>
-      </w:r>
-      <w:r>
-        <w:t xml:space="preserve"> </w:t>
-      </w:r>
-      <w:r>
-        <w:t xml:space="preserve">167,</w:t>
-      </w:r>
-      <w:r>
-        <w:t xml:space="preserve"> </w:t>
-      </w:r>
-      <w:r>
-        <w:t xml:space="preserve">174</w:t>
-      </w:r>
-      <w:r>
-        <w:t xml:space="preserve"> </w:t>
-      </w:r>
-      <w:r>
-        <w:t xml:space="preserve">(1st</w:t>
-      </w:r>
-      <w:r>
-        <w:t xml:space="preserve"> </w:t>
-      </w:r>
-      <w:r>
-        <w:t xml:space="preserve">Cir.</w:t>
-      </w:r>
-      <w:r>
-        <w:t xml:space="preserve"> </w:t>
-      </w:r>
-      <w:r>
-        <w:t xml:space="preserve">2009)</w:t>
+        <w:spacing w:before="140" w:after="0" w:line="276" w:lineRule="exact"/>
+        <w:ind w:left="1200" w:right="720" w:hanging="360"/>
+      </w:pPr>
+      <w:r>
+        <w:t xml:space="preserve">B. </w:t>
+      </w:r>
+      <w:r>
+        <w:t xml:space="preserve">Section</w:t>
+      </w:r>
+      <w:r>
+        <w:t xml:space="preserve"> </w:t>
+      </w:r>
+      <w:r>
+        <w:t xml:space="preserve">903’s</w:t>
+      </w:r>
+      <w:r>
+        <w:t xml:space="preserve"> </w:t>
+      </w:r>
+      <w:r>
+        <w:t xml:space="preserve">Limited</w:t>
+      </w:r>
+      <w:r>
+        <w:t xml:space="preserve"> </w:t>
+      </w:r>
+      <w:r>
+        <w:t xml:space="preserve">Reach</w:t>
+      </w:r>
+      <w:r>
+        <w:t xml:space="preserve"> </w:t>
+      </w:r>
+      <w:r>
+        <w:t xml:space="preserve">Does</w:t>
+      </w:r>
+      <w:r>
+        <w:t xml:space="preserve"> </w:t>
+      </w:r>
+      <w:r>
+        <w:t xml:space="preserve">Not</w:t>
+      </w:r>
+      <w:r>
+        <w:t xml:space="preserve"> </w:t>
+      </w:r>
+      <w:r>
+        <w:t xml:space="preserve">Actually</w:t>
+      </w:r>
+      <w:r>
+        <w:t xml:space="preserve"> </w:t>
+      </w:r>
+      <w:r>
+        <w:t xml:space="preserve">Conflict</w:t>
+      </w:r>
+      <w:r>
+        <w:t xml:space="preserve"> </w:t>
+      </w:r>
+      <w:r>
+        <w:t xml:space="preserve">With</w:t>
+      </w:r>
+      <w:r>
+        <w:t xml:space="preserve"> </w:t>
+      </w:r>
+      <w:r>
+        <w:t xml:space="preserve">the</w:t>
+      </w:r>
+      <w:r>
+        <w:t xml:space="preserve"> </w:t>
+      </w:r>
+      <w:r>
+        <w:t xml:space="preserve">Act.</w:t>
       </w:r>
       <w:r>
         <w:t xml:space="preserve">   </w:t>
@@ -3507,7 +2398,7 @@
         <w:tab/>
       </w:r>
       <w:r>
-        <w:t xml:space="preserve">3</w:t>
+        <w:t xml:space="preserve">7</w:t>
       </w:r>
     </w:p>
     <w:p>
@@ -3516,114 +2407,11 @@
         <w:tabs>
           <w:tab w:val="right" w:leader="dot" w:pos="9360"/>
         </w:tabs>
-        <w:spacing w:before="120" w:after="0" w:line="276" w:lineRule="exact"/>
-        <w:ind w:left="504" w:right="1440" w:hanging="504"/>
-        <w:jc w:val="left"/>
-      </w:pPr>
-      <w:r>
-        <w:rPr>
-          <w:i/>
-          <w:iCs/>
-        </w:rPr>
-        <w:t xml:space="preserve">McInnis-Misenor</w:t>
-      </w:r>
-      <w:r>
-        <w:rPr>
-          <w:i/>
-          <w:iCs/>
-        </w:rPr>
-        <w:t xml:space="preserve"> </w:t>
-      </w:r>
-      <w:r>
-        <w:rPr>
-          <w:i/>
-          <w:iCs/>
-        </w:rPr>
-        <w:t xml:space="preserve">v.</w:t>
-      </w:r>
-      <w:r>
-        <w:rPr>
-          <w:i/>
-          <w:iCs/>
-        </w:rPr>
-        <w:t xml:space="preserve"> </w:t>
-      </w:r>
-      <w:r>
-        <w:rPr>
-          <w:i/>
-          <w:iCs/>
-        </w:rPr>
-        <w:t xml:space="preserve">Me.</w:t>
-      </w:r>
-      <w:r>
-        <w:rPr>
-          <w:i/>
-          <w:iCs/>
-        </w:rPr>
-        <w:t xml:space="preserve"> </w:t>
-      </w:r>
-      <w:r>
-        <w:rPr>
-          <w:i/>
-          <w:iCs/>
-        </w:rPr>
-        <w:t xml:space="preserve">Med.</w:t>
-      </w:r>
-      <w:r>
-        <w:rPr>
-          <w:i/>
-          <w:iCs/>
-        </w:rPr>
-        <w:t xml:space="preserve"> </w:t>
-      </w:r>
-      <w:r>
-        <w:rPr>
-          <w:i/>
-          <w:iCs/>
-        </w:rPr>
-        <w:t xml:space="preserve">Ctr.</w:t>
-      </w:r>
-      <w:r>
-        <w:t xml:space="preserve">, </w:t>
-      </w:r>
-      <w:r>
-        <w:t xml:space="preserve">319</w:t>
-      </w:r>
-      <w:r>
-        <w:t xml:space="preserve"> </w:t>
-      </w:r>
-      <w:r>
-        <w:t xml:space="preserve">F.3d</w:t>
-      </w:r>
-      <w:r>
-        <w:t xml:space="preserve"> </w:t>
-      </w:r>
-      <w:r>
-        <w:t xml:space="preserve">63,</w:t>
-      </w:r>
-      <w:r>
-        <w:t xml:space="preserve"> </w:t>
-      </w:r>
-      <w:r>
-        <w:t xml:space="preserve">67</w:t>
-      </w:r>
-      <w:r>
-        <w:t xml:space="preserve"> </w:t>
-      </w:r>
-      <w:r>
-        <w:t xml:space="preserve">(1st</w:t>
-      </w:r>
-      <w:r>
-        <w:t xml:space="preserve"> </w:t>
-      </w:r>
-      <w:r>
-        <w:t xml:space="preserve">Cir.</w:t>
-      </w:r>
-      <w:r>
-        <w:t xml:space="preserve"> </w:t>
-      </w:r>
-      <w:r>
-        <w:t xml:space="preserve">2003)</w:t>
+        <w:spacing w:before="140" w:after="0" w:line="276" w:lineRule="exact"/>
+        <w:ind w:left="360" w:right="720" w:hanging="360"/>
+      </w:pPr>
+      <w:r>
+        <w:t xml:space="preserve">CONCLUSION</w:t>
       </w:r>
       <w:r>
         <w:t xml:space="preserve">   </w:t>
@@ -3632,7 +2420,7 @@
         <w:tab/>
       </w:r>
       <w:r>
-        <w:t xml:space="preserve">3</w:t>
+        <w:t xml:space="preserve">8</w:t>
       </w:r>
     </w:p>
     <w:p>
@@ -3641,97 +2429,98 @@
         <w:tabs>
           <w:tab w:val="right" w:leader="dot" w:pos="9360"/>
         </w:tabs>
-        <w:spacing w:before="120" w:after="0" w:line="276" w:lineRule="exact"/>
-        <w:ind w:left="504" w:right="1440" w:hanging="504"/>
+        <w:spacing w:before="140" w:after="0" w:line="276" w:lineRule="exact"/>
+        <w:ind w:left="360" w:right="720" w:hanging="360"/>
+      </w:pPr>
+      <w:r>
+        <w:t xml:space="preserve">CERTIFICATE</w:t>
+      </w:r>
+      <w:r>
+        <w:t xml:space="preserve"> </w:t>
+      </w:r>
+      <w:r>
+        <w:t xml:space="preserve">OF</w:t>
+      </w:r>
+      <w:r>
+        <w:t xml:space="preserve"> </w:t>
+      </w:r>
+      <w:r>
+        <w:t xml:space="preserve">SERVICE</w:t>
+      </w:r>
+      <w:r>
+        <w:t xml:space="preserve">   </w:t>
+      </w:r>
+      <w:r>
+        <w:tab/>
+      </w:r>
+      <w:r>
+        <w:t xml:space="preserve">8</w:t>
+      </w:r>
+    </w:p>
+    <w:p>
+      <w:pPr>
+        <w:pageBreakBefore/>
+        <w:spacing w:before="0" w:after="0" w:line="1" w:lineRule="exact"/>
+      </w:pPr>
+    </w:p>
+    <w:p>
+      <w:pPr>
+        <w:keepNext/>
+        <w:keepLines/>
+        <w:spacing w:before="0" w:after="276" w:line="276" w:lineRule="exact"/>
+        <w:ind w:left="0" w:firstLine="0"/>
+        <w:jc w:val="center"/>
+      </w:pPr>
+      <w:r>
+        <w:rPr>
+          <w:b/>
+          <w:bCs/>
+        </w:rPr>
+        <w:t xml:space="preserve">TABLE</w:t>
+      </w:r>
+      <w:r>
+        <w:rPr>
+          <w:b/>
+          <w:bCs/>
+        </w:rPr>
+        <w:t xml:space="preserve"> </w:t>
+      </w:r>
+      <w:r>
+        <w:rPr>
+          <w:b/>
+          <w:bCs/>
+        </w:rPr>
+        <w:t xml:space="preserve">OF</w:t>
+      </w:r>
+      <w:r>
+        <w:rPr>
+          <w:b/>
+          <w:bCs/>
+        </w:rPr>
+        <w:t xml:space="preserve"> </w:t>
+      </w:r>
+      <w:r>
+        <w:rPr>
+          <w:b/>
+          <w:bCs/>
+        </w:rPr>
+        <w:t xml:space="preserve">AUTHORITIES</w:t>
+      </w:r>
+    </w:p>
+    <w:p>
+      <w:pPr>
+        <w:keepNext/>
+        <w:keepLines/>
+        <w:spacing w:before="276" w:after="140" w:line="276" w:lineRule="exact"/>
+        <w:ind w:left="0" w:firstLine="0"/>
         <w:jc w:val="left"/>
       </w:pPr>
       <w:r>
         <w:rPr>
-          <w:i/>
-          <w:iCs/>
-        </w:rPr>
-        <w:t xml:space="preserve">Medtronic,</w:t>
-      </w:r>
-      <w:r>
-        <w:rPr>
-          <w:i/>
-          <w:iCs/>
-        </w:rPr>
-        <w:t xml:space="preserve"> </w:t>
-      </w:r>
-      <w:r>
-        <w:rPr>
-          <w:i/>
-          <w:iCs/>
-        </w:rPr>
-        <w:t xml:space="preserve">Inc.</w:t>
-      </w:r>
-      <w:r>
-        <w:rPr>
-          <w:i/>
-          <w:iCs/>
-        </w:rPr>
-        <w:t xml:space="preserve"> </w:t>
-      </w:r>
-      <w:r>
-        <w:rPr>
-          <w:i/>
-          <w:iCs/>
-        </w:rPr>
-        <w:t xml:space="preserve">v.</w:t>
-      </w:r>
-      <w:r>
-        <w:rPr>
-          <w:i/>
-          <w:iCs/>
-        </w:rPr>
-        <w:t xml:space="preserve"> </w:t>
-      </w:r>
-      <w:r>
-        <w:rPr>
-          <w:i/>
-          <w:iCs/>
-        </w:rPr>
-        <w:t xml:space="preserve">Lohr</w:t>
-      </w:r>
-      <w:r>
-        <w:t xml:space="preserve">, </w:t>
-      </w:r>
-      <w:r>
-        <w:t xml:space="preserve">518</w:t>
-      </w:r>
-      <w:r>
-        <w:t xml:space="preserve"> </w:t>
-      </w:r>
-      <w:r>
-        <w:t xml:space="preserve">U.S.</w:t>
-      </w:r>
-      <w:r>
-        <w:t xml:space="preserve"> </w:t>
-      </w:r>
-      <w:r>
-        <w:t xml:space="preserve">470,</w:t>
-      </w:r>
-      <w:r>
-        <w:t xml:space="preserve"> </w:t>
-      </w:r>
-      <w:r>
-        <w:t xml:space="preserve">485</w:t>
-      </w:r>
-      <w:r>
-        <w:t xml:space="preserve"> </w:t>
-      </w:r>
-      <w:r>
-        <w:t xml:space="preserve">(1996)</w:t>
-      </w:r>
-      <w:r>
-        <w:t xml:space="preserve">   </w:t>
-      </w:r>
-      <w:r>
-        <w:tab/>
-      </w:r>
-      <w:r>
-        <w:t xml:space="preserve">7</w:t>
+          <w:b/>
+          <w:bCs/>
+        </w:rPr>
+        <w:t xml:space="preserve">Cases</w:t>
       </w:r>
     </w:p>
     <w:p>
@@ -3740,86 +2529,53 @@
         <w:tabs>
           <w:tab w:val="right" w:leader="dot" w:pos="9360"/>
         </w:tabs>
-        <w:spacing w:before="120" w:after="0" w:line="276" w:lineRule="exact"/>
+        <w:spacing w:before="168" w:after="0" w:line="276" w:lineRule="exact"/>
         <w:ind w:left="504" w:right="1440" w:hanging="504"/>
-        <w:jc w:val="left"/>
-      </w:pPr>
-      <w:r>
-        <w:rPr>
-          <w:i/>
-          <w:iCs/>
-        </w:rPr>
-        <w:t xml:space="preserve">Ocasio-Hernandez</w:t>
-      </w:r>
-      <w:r>
-        <w:rPr>
-          <w:i/>
-          <w:iCs/>
-        </w:rPr>
-        <w:t xml:space="preserve"> </w:t>
-      </w:r>
-      <w:r>
-        <w:rPr>
-          <w:i/>
-          <w:iCs/>
-        </w:rPr>
+      </w:pPr>
+      <w:r>
+        <w:t xml:space="preserve">Ashcroft</w:t>
+      </w:r>
+      <w:r>
+        <w:t xml:space="preserve"> </w:t>
+      </w:r>
+      <w:r>
         <w:t xml:space="preserve">v.</w:t>
       </w:r>
       <w:r>
-        <w:rPr>
-          <w:i/>
-          <w:iCs/>
-        </w:rPr>
-        <w:t xml:space="preserve"> </w:t>
-      </w:r>
-      <w:r>
-        <w:rPr>
-          <w:i/>
-          <w:iCs/>
-        </w:rPr>
-        <w:t xml:space="preserve">Fortuno-Burset</w:t>
-      </w:r>
-      <w:r>
-        <w:t xml:space="preserve">, </w:t>
-      </w:r>
-      <w:r>
-        <w:t xml:space="preserve">640</w:t>
-      </w:r>
-      <w:r>
-        <w:t xml:space="preserve"> </w:t>
-      </w:r>
-      <w:r>
-        <w:t xml:space="preserve">F.3d</w:t>
-      </w:r>
-      <w:r>
-        <w:t xml:space="preserve"> </w:t>
-      </w:r>
-      <w:r>
-        <w:t xml:space="preserve">1,</w:t>
-      </w:r>
-      <w:r>
-        <w:t xml:space="preserve"> </w:t>
-      </w:r>
-      <w:r>
-        <w:t xml:space="preserve">12</w:t>
-      </w:r>
-      <w:r>
-        <w:t xml:space="preserve"> </w:t>
-      </w:r>
-      <w:r>
-        <w:t xml:space="preserve">(1st</w:t>
-      </w:r>
-      <w:r>
-        <w:t xml:space="preserve"> </w:t>
-      </w:r>
-      <w:r>
-        <w:t xml:space="preserve">Cir.</w:t>
-      </w:r>
-      <w:r>
-        <w:t xml:space="preserve"> </w:t>
-      </w:r>
-      <w:r>
-        <w:t xml:space="preserve">2011)</w:t>
+        <w:t xml:space="preserve"> </w:t>
+      </w:r>
+      <w:r>
+        <w:t xml:space="preserve">Iqbal,</w:t>
+      </w:r>
+      <w:r>
+        <w:t xml:space="preserve"> </w:t>
+      </w:r>
+      <w:r>
+        <w:t xml:space="preserve">556</w:t>
+      </w:r>
+      <w:r>
+        <w:t xml:space="preserve"> </w:t>
+      </w:r>
+      <w:r>
+        <w:t xml:space="preserve">U.S.</w:t>
+      </w:r>
+      <w:r>
+        <w:t xml:space="preserve"> </w:t>
+      </w:r>
+      <w:r>
+        <w:t xml:space="preserve">662,</w:t>
+      </w:r>
+      <w:r>
+        <w:t xml:space="preserve"> </w:t>
+      </w:r>
+      <w:r>
+        <w:t xml:space="preserve">679</w:t>
+      </w:r>
+      <w:r>
+        <w:t xml:space="preserve"> </w:t>
+      </w:r>
+      <w:r>
+        <w:t xml:space="preserve">(2009)</w:t>
       </w:r>
       <w:r>
         <w:t xml:space="preserve">   </w:t>
@@ -3837,170 +2593,77 @@
         <w:tabs>
           <w:tab w:val="right" w:leader="dot" w:pos="9360"/>
         </w:tabs>
-        <w:spacing w:before="120" w:after="0" w:line="276" w:lineRule="exact"/>
+        <w:spacing w:before="168" w:after="0" w:line="276" w:lineRule="exact"/>
         <w:ind w:left="504" w:right="1440" w:hanging="504"/>
-        <w:jc w:val="left"/>
-      </w:pPr>
-      <w:r>
-        <w:rPr>
-          <w:i/>
-          <w:iCs/>
-        </w:rPr>
-        <w:t xml:space="preserve">Roman</w:t>
-      </w:r>
-      <w:r>
-        <w:rPr>
-          <w:i/>
-          <w:iCs/>
-        </w:rPr>
-        <w:t xml:space="preserve"> </w:t>
-      </w:r>
-      <w:r>
-        <w:rPr>
-          <w:i/>
-          <w:iCs/>
-        </w:rPr>
-        <w:t xml:space="preserve">Catholic</w:t>
-      </w:r>
-      <w:r>
-        <w:rPr>
-          <w:i/>
-          <w:iCs/>
-        </w:rPr>
-        <w:t xml:space="preserve"> </w:t>
-      </w:r>
-      <w:r>
-        <w:rPr>
-          <w:i/>
-          <w:iCs/>
-        </w:rPr>
-        <w:t xml:space="preserve">Bishop</w:t>
-      </w:r>
-      <w:r>
-        <w:rPr>
-          <w:i/>
-          <w:iCs/>
-        </w:rPr>
-        <w:t xml:space="preserve"> </w:t>
-      </w:r>
-      <w:r>
-        <w:rPr>
-          <w:i/>
-          <w:iCs/>
-        </w:rPr>
-        <w:t xml:space="preserve">of</w:t>
-      </w:r>
-      <w:r>
-        <w:rPr>
-          <w:i/>
-          <w:iCs/>
-        </w:rPr>
-        <w:t xml:space="preserve"> </w:t>
-      </w:r>
-      <w:r>
-        <w:rPr>
-          <w:i/>
-          <w:iCs/>
-        </w:rPr>
-        <w:t xml:space="preserve">Springfield</w:t>
-      </w:r>
-      <w:r>
-        <w:rPr>
-          <w:i/>
-          <w:iCs/>
-        </w:rPr>
-        <w:t xml:space="preserve"> </w:t>
-      </w:r>
-      <w:r>
-        <w:rPr>
-          <w:i/>
-          <w:iCs/>
-        </w:rPr>
+      </w:pPr>
+      <w:r>
+        <w:t xml:space="preserve">Ashton</w:t>
+      </w:r>
+      <w:r>
+        <w:t xml:space="preserve"> </w:t>
+      </w:r>
+      <w:r>
         <w:t xml:space="preserve">v.</w:t>
       </w:r>
       <w:r>
-        <w:rPr>
-          <w:i/>
-          <w:iCs/>
-        </w:rPr>
-        <w:t xml:space="preserve"> </w:t>
-      </w:r>
-      <w:r>
-        <w:rPr>
-          <w:i/>
-          <w:iCs/>
-        </w:rPr>
-        <w:t xml:space="preserve">City</w:t>
-      </w:r>
-      <w:r>
-        <w:rPr>
-          <w:i/>
-          <w:iCs/>
-        </w:rPr>
-        <w:t xml:space="preserve"> </w:t>
-      </w:r>
-      <w:r>
-        <w:rPr>
-          <w:i/>
-          <w:iCs/>
-        </w:rPr>
-        <w:t xml:space="preserve">of</w:t>
-      </w:r>
-      <w:r>
-        <w:rPr>
-          <w:i/>
-          <w:iCs/>
-        </w:rPr>
-        <w:t xml:space="preserve"> </w:t>
-      </w:r>
-      <w:r>
-        <w:rPr>
-          <w:i/>
-          <w:iCs/>
-        </w:rPr>
-        <w:t xml:space="preserve">Springfield</w:t>
-      </w:r>
-      <w:r>
-        <w:t xml:space="preserve">, </w:t>
-      </w:r>
-      <w:r>
-        <w:t xml:space="preserve">724</w:t>
-      </w:r>
-      <w:r>
-        <w:t xml:space="preserve"> </w:t>
-      </w:r>
-      <w:r>
-        <w:t xml:space="preserve">F.3d</w:t>
-      </w:r>
-      <w:r>
-        <w:t xml:space="preserve"> </w:t>
-      </w:r>
-      <w:r>
-        <w:t xml:space="preserve">78,</w:t>
-      </w:r>
-      <w:r>
-        <w:t xml:space="preserve"> </w:t>
-      </w:r>
-      <w:r>
-        <w:t xml:space="preserve">89</w:t>
-      </w:r>
-      <w:r>
-        <w:t xml:space="preserve"> </w:t>
-      </w:r>
-      <w:r>
-        <w:t xml:space="preserve">(1st</w:t>
-      </w:r>
-      <w:r>
-        <w:t xml:space="preserve"> </w:t>
-      </w:r>
-      <w:r>
-        <w:t xml:space="preserve">Cir.</w:t>
-      </w:r>
-      <w:r>
-        <w:t xml:space="preserve"> </w:t>
-      </w:r>
-      <w:r>
-        <w:t xml:space="preserve">2013)</w:t>
+        <w:t xml:space="preserve"> </w:t>
+      </w:r>
+      <w:r>
+        <w:t xml:space="preserve">Cameron</w:t>
+      </w:r>
+      <w:r>
+        <w:t xml:space="preserve"> </w:t>
+      </w:r>
+      <w:r>
+        <w:t xml:space="preserve">Cnty.</w:t>
+      </w:r>
+      <w:r>
+        <w:t xml:space="preserve"> </w:t>
+      </w:r>
+      <w:r>
+        <w:t xml:space="preserve">Water</w:t>
+      </w:r>
+      <w:r>
+        <w:t xml:space="preserve"> </w:t>
+      </w:r>
+      <w:r>
+        <w:t xml:space="preserve">Improvement</w:t>
+      </w:r>
+      <w:r>
+        <w:t xml:space="preserve"> </w:t>
+      </w:r>
+      <w:r>
+        <w:t xml:space="preserve">Dist.,</w:t>
+      </w:r>
+      <w:r>
+        <w:t xml:space="preserve"> </w:t>
+      </w:r>
+      <w:r>
+        <w:t xml:space="preserve">298</w:t>
+      </w:r>
+      <w:r>
+        <w:t xml:space="preserve"> </w:t>
+      </w:r>
+      <w:r>
+        <w:t xml:space="preserve">U.S.</w:t>
+      </w:r>
+      <w:r>
+        <w:t xml:space="preserve"> </w:t>
+      </w:r>
+      <w:r>
+        <w:t xml:space="preserve">513,</w:t>
+      </w:r>
+      <w:r>
+        <w:t xml:space="preserve"> </w:t>
+      </w:r>
+      <w:r>
+        <w:t xml:space="preserve">529-⁠32</w:t>
+      </w:r>
+      <w:r>
+        <w:t xml:space="preserve"> </w:t>
+      </w:r>
+      <w:r>
+        <w:t xml:space="preserve">(1936)</w:t>
       </w:r>
       <w:r>
         <w:t xml:space="preserve">   </w:t>
@@ -4009,7 +2672,7 @@
         <w:tab/>
       </w:r>
       <w:r>
-        <w:t xml:space="preserve">3</w:t>
+        <w:t xml:space="preserve">5</w:t>
       </w:r>
     </w:p>
     <w:p>
@@ -4018,50 +2681,59 @@
         <w:tabs>
           <w:tab w:val="right" w:leader="dot" w:pos="9360"/>
         </w:tabs>
-        <w:spacing w:before="120" w:after="0" w:line="276" w:lineRule="exact"/>
+        <w:spacing w:before="168" w:after="0" w:line="276" w:lineRule="exact"/>
         <w:ind w:left="504" w:right="1440" w:hanging="504"/>
-        <w:jc w:val="left"/>
-      </w:pPr>
-      <w:r>
-        <w:rPr>
-          <w:i/>
-          <w:iCs/>
-        </w:rPr>
-        <w:t xml:space="preserve">Soto-Torres</w:t>
-      </w:r>
-      <w:r>
-        <w:rPr>
-          <w:i/>
-          <w:iCs/>
-        </w:rPr>
-        <w:t xml:space="preserve"> </w:t>
-      </w:r>
-      <w:r>
-        <w:rPr>
-          <w:i/>
-          <w:iCs/>
-        </w:rPr>
+      </w:pPr>
+      <w:r>
+        <w:t xml:space="preserve">Ernst</w:t>
+      </w:r>
+      <w:r>
+        <w:t xml:space="preserve"> </w:t>
+      </w:r>
+      <w:r>
+        <w:t xml:space="preserve">&amp;</w:t>
+      </w:r>
+      <w:r>
+        <w:t xml:space="preserve"> </w:t>
+      </w:r>
+      <w:r>
+        <w:t xml:space="preserve">Young</w:t>
+      </w:r>
+      <w:r>
+        <w:t xml:space="preserve"> </w:t>
+      </w:r>
+      <w:r>
         <w:t xml:space="preserve">v.</w:t>
       </w:r>
       <w:r>
-        <w:rPr>
-          <w:i/>
-          <w:iCs/>
-        </w:rPr>
-        <w:t xml:space="preserve"> </w:t>
-      </w:r>
-      <w:r>
-        <w:rPr>
-          <w:i/>
-          <w:iCs/>
-        </w:rPr>
-        <w:t xml:space="preserve">Fraticell</w:t>
-      </w:r>
-      <w:r>
-        <w:t xml:space="preserve">, </w:t>
-      </w:r>
-      <w:r>
-        <w:t xml:space="preserve">654</w:t>
+        <w:t xml:space="preserve"> </w:t>
+      </w:r>
+      <w:r>
+        <w:t xml:space="preserve">Depositors</w:t>
+      </w:r>
+      <w:r>
+        <w:t xml:space="preserve"> </w:t>
+      </w:r>
+      <w:r>
+        <w:t xml:space="preserve">Econ.</w:t>
+      </w:r>
+      <w:r>
+        <w:t xml:space="preserve"> </w:t>
+      </w:r>
+      <w:r>
+        <w:t xml:space="preserve">Prot.</w:t>
+      </w:r>
+      <w:r>
+        <w:t xml:space="preserve"> </w:t>
+      </w:r>
+      <w:r>
+        <w:t xml:space="preserve">Corp.,</w:t>
+      </w:r>
+      <w:r>
+        <w:t xml:space="preserve"> </w:t>
+      </w:r>
+      <w:r>
+        <w:t xml:space="preserve">45</w:t>
       </w:r>
       <w:r>
         <w:t xml:space="preserve"> </w:t>
@@ -4073,13 +2745,13 @@
         <w:t xml:space="preserve"> </w:t>
       </w:r>
       <w:r>
-        <w:t xml:space="preserve">153,</w:t>
-      </w:r>
-      <w:r>
-        <w:t xml:space="preserve"> </w:t>
-      </w:r>
-      <w:r>
-        <w:t xml:space="preserve">158</w:t>
+        <w:t xml:space="preserve">530,</w:t>
+      </w:r>
+      <w:r>
+        <w:t xml:space="preserve"> </w:t>
+      </w:r>
+      <w:r>
+        <w:t xml:space="preserve">537-⁠38</w:t>
       </w:r>
       <w:r>
         <w:t xml:space="preserve"> </w:t>
@@ -4097,7 +2769,7 @@
         <w:t xml:space="preserve"> </w:t>
       </w:r>
       <w:r>
-        <w:t xml:space="preserve">2011)</w:t>
+        <w:t xml:space="preserve">1995)</w:t>
       </w:r>
       <w:r>
         <w:t xml:space="preserve">   </w:t>
@@ -4106,7 +2778,7 @@
         <w:tab/>
       </w:r>
       <w:r>
-        <w:t xml:space="preserve">3</w:t>
+        <w:t xml:space="preserve">4</w:t>
       </w:r>
     </w:p>
     <w:p>
@@ -4115,50 +2787,77 @@
         <w:tabs>
           <w:tab w:val="right" w:leader="dot" w:pos="9360"/>
         </w:tabs>
-        <w:spacing w:before="120" w:after="0" w:line="276" w:lineRule="exact"/>
+        <w:spacing w:before="168" w:after="0" w:line="276" w:lineRule="exact"/>
         <w:ind w:left="504" w:right="1440" w:hanging="504"/>
-        <w:jc w:val="left"/>
-      </w:pPr>
-      <w:r>
-        <w:rPr>
-          <w:i/>
-          <w:iCs/>
-        </w:rPr>
-        <w:t xml:space="preserve">Stellwagen</w:t>
-      </w:r>
-      <w:r>
-        <w:rPr>
-          <w:i/>
-          <w:iCs/>
-        </w:rPr>
-        <w:t xml:space="preserve"> </w:t>
-      </w:r>
-      <w:r>
-        <w:rPr>
-          <w:i/>
-          <w:iCs/>
-        </w:rPr>
+      </w:pPr>
+      <w:r>
+        <w:t xml:space="preserve">Examining</w:t>
+      </w:r>
+      <w:r>
+        <w:t xml:space="preserve"> </w:t>
+      </w:r>
+      <w:r>
+        <w:t xml:space="preserve">Bd.</w:t>
+      </w:r>
+      <w:r>
+        <w:t xml:space="preserve"> </w:t>
+      </w:r>
+      <w:r>
+        <w:t xml:space="preserve">of</w:t>
+      </w:r>
+      <w:r>
+        <w:t xml:space="preserve"> </w:t>
+      </w:r>
+      <w:r>
+        <w:t xml:space="preserve">Eng’rs,</w:t>
+      </w:r>
+      <w:r>
+        <w:t xml:space="preserve"> </w:t>
+      </w:r>
+      <w:r>
+        <w:t xml:space="preserve">Architects</w:t>
+      </w:r>
+      <w:r>
+        <w:t xml:space="preserve"> </w:t>
+      </w:r>
+      <w:r>
+        <w:t xml:space="preserve">&amp;</w:t>
+      </w:r>
+      <w:r>
+        <w:t xml:space="preserve"> </w:t>
+      </w:r>
+      <w:r>
+        <w:t xml:space="preserve">Surveyors</w:t>
+      </w:r>
+      <w:r>
+        <w:t xml:space="preserve"> </w:t>
+      </w:r>
+      <w:r>
         <w:t xml:space="preserve">v.</w:t>
       </w:r>
       <w:r>
-        <w:rPr>
-          <w:i/>
-          <w:iCs/>
-        </w:rPr>
-        <w:t xml:space="preserve"> </w:t>
-      </w:r>
-      <w:r>
-        <w:rPr>
-          <w:i/>
-          <w:iCs/>
-        </w:rPr>
-        <w:t xml:space="preserve">Clum</w:t>
-      </w:r>
-      <w:r>
-        <w:t xml:space="preserve">, </w:t>
-      </w:r>
-      <w:r>
-        <w:t xml:space="preserve">245</w:t>
+        <w:t xml:space="preserve"> </w:t>
+      </w:r>
+      <w:r>
+        <w:t xml:space="preserve">Flores</w:t>
+      </w:r>
+      <w:r>
+        <w:t xml:space="preserve"> </w:t>
+      </w:r>
+      <w:r>
+        <w:t xml:space="preserve">de</w:t>
+      </w:r>
+      <w:r>
+        <w:t xml:space="preserve"> </w:t>
+      </w:r>
+      <w:r>
+        <w:t xml:space="preserve">Otero,</w:t>
+      </w:r>
+      <w:r>
+        <w:t xml:space="preserve"> </w:t>
+      </w:r>
+      <w:r>
+        <w:t xml:space="preserve">426</w:t>
       </w:r>
       <w:r>
         <w:t xml:space="preserve"> </w:t>
@@ -4170,19 +2869,19 @@
         <w:t xml:space="preserve"> </w:t>
       </w:r>
       <w:r>
-        <w:t xml:space="preserve">605,</w:t>
-      </w:r>
-      <w:r>
-        <w:t xml:space="preserve"> </w:t>
-      </w:r>
-      <w:r>
-        <w:t xml:space="preserve">613</w:t>
-      </w:r>
-      <w:r>
-        <w:t xml:space="preserve"> </w:t>
-      </w:r>
-      <w:r>
-        <w:t xml:space="preserve">(1918)</w:t>
+        <w:t xml:space="preserve">572,</w:t>
+      </w:r>
+      <w:r>
+        <w:t xml:space="preserve"> </w:t>
+      </w:r>
+      <w:r>
+        <w:t xml:space="preserve">594</w:t>
+      </w:r>
+      <w:r>
+        <w:t xml:space="preserve"> </w:t>
+      </w:r>
+      <w:r>
+        <w:t xml:space="preserve">(1976)</w:t>
       </w:r>
       <w:r>
         <w:t xml:space="preserve">   </w:t>
@@ -4191,7 +2890,7 @@
         <w:tab/>
       </w:r>
       <w:r>
-        <w:t xml:space="preserve">6</w:t>
+        <w:t xml:space="preserve">4</w:t>
       </w:r>
     </w:p>
     <w:p>
@@ -4200,64 +2899,77 @@
         <w:tabs>
           <w:tab w:val="right" w:leader="dot" w:pos="9360"/>
         </w:tabs>
-        <w:spacing w:before="120" w:after="0" w:line="276" w:lineRule="exact"/>
+        <w:spacing w:before="168" w:after="0" w:line="276" w:lineRule="exact"/>
         <w:ind w:left="504" w:right="1440" w:hanging="504"/>
-        <w:jc w:val="left"/>
-      </w:pPr>
-      <w:r>
-        <w:rPr>
-          <w:i/>
-          <w:iCs/>
-        </w:rPr>
-        <w:t xml:space="preserve">Texas</w:t>
-      </w:r>
-      <w:r>
-        <w:rPr>
-          <w:i/>
-          <w:iCs/>
-        </w:rPr>
-        <w:t xml:space="preserve"> </w:t>
-      </w:r>
-      <w:r>
-        <w:rPr>
-          <w:i/>
-          <w:iCs/>
-        </w:rPr>
+      </w:pPr>
+      <w:r>
+        <w:t xml:space="preserve">Faitoute</w:t>
+      </w:r>
+      <w:r>
+        <w:t xml:space="preserve"> </w:t>
+      </w:r>
+      <w:r>
+        <w:t xml:space="preserve">Iron</w:t>
+      </w:r>
+      <w:r>
+        <w:t xml:space="preserve"> </w:t>
+      </w:r>
+      <w:r>
+        <w:t xml:space="preserve">&amp;</w:t>
+      </w:r>
+      <w:r>
+        <w:t xml:space="preserve"> </w:t>
+      </w:r>
+      <w:r>
+        <w:t xml:space="preserve">Steel</w:t>
+      </w:r>
+      <w:r>
+        <w:t xml:space="preserve"> </w:t>
+      </w:r>
+      <w:r>
+        <w:t xml:space="preserve">Co.</w:t>
+      </w:r>
+      <w:r>
+        <w:t xml:space="preserve"> </w:t>
+      </w:r>
+      <w:r>
         <w:t xml:space="preserve">v.</w:t>
       </w:r>
       <w:r>
-        <w:rPr>
-          <w:i/>
-          <w:iCs/>
-        </w:rPr>
-        <w:t xml:space="preserve"> </w:t>
-      </w:r>
-      <w:r>
-        <w:rPr>
-          <w:i/>
-          <w:iCs/>
-        </w:rPr>
-        <w:t xml:space="preserve">United</w:t>
-      </w:r>
-      <w:r>
-        <w:rPr>
-          <w:i/>
-          <w:iCs/>
-        </w:rPr>
-        <w:t xml:space="preserve"> </w:t>
-      </w:r>
-      <w:r>
-        <w:rPr>
-          <w:i/>
-          <w:iCs/>
-        </w:rPr>
-        <w:t xml:space="preserve">States</w:t>
-      </w:r>
-      <w:r>
-        <w:t xml:space="preserve">, </w:t>
-      </w:r>
-      <w:r>
-        <w:t xml:space="preserve">523</w:t>
+        <w:t xml:space="preserve"> </w:t>
+      </w:r>
+      <w:r>
+        <w:t xml:space="preserve">City</w:t>
+      </w:r>
+      <w:r>
+        <w:t xml:space="preserve"> </w:t>
+      </w:r>
+      <w:r>
+        <w:t xml:space="preserve">of</w:t>
+      </w:r>
+      <w:r>
+        <w:t xml:space="preserve"> </w:t>
+      </w:r>
+      <w:r>
+        <w:t xml:space="preserve">Asbury</w:t>
+      </w:r>
+      <w:r>
+        <w:t xml:space="preserve"> </w:t>
+      </w:r>
+      <w:r>
+        <w:t xml:space="preserve">Park,</w:t>
+      </w:r>
+      <w:r>
+        <w:t xml:space="preserve"> </w:t>
+      </w:r>
+      <w:r>
+        <w:t xml:space="preserve">N.J.,</w:t>
+      </w:r>
+      <w:r>
+        <w:t xml:space="preserve"> </w:t>
+      </w:r>
+      <w:r>
+        <w:t xml:space="preserve">316</w:t>
       </w:r>
       <w:r>
         <w:t xml:space="preserve"> </w:t>
@@ -4269,19 +2981,19 @@
         <w:t xml:space="preserve"> </w:t>
       </w:r>
       <w:r>
-        <w:t xml:space="preserve">296,</w:t>
-      </w:r>
-      <w:r>
-        <w:t xml:space="preserve"> </w:t>
-      </w:r>
-      <w:r>
-        <w:t xml:space="preserve">300</w:t>
-      </w:r>
-      <w:r>
-        <w:t xml:space="preserve"> </w:t>
-      </w:r>
-      <w:r>
-        <w:t xml:space="preserve">(1998)</w:t>
+        <w:t xml:space="preserve">502,</w:t>
+      </w:r>
+      <w:r>
+        <w:t xml:space="preserve"> </w:t>
+      </w:r>
+      <w:r>
+        <w:t xml:space="preserve">508-⁠09</w:t>
+      </w:r>
+      <w:r>
+        <w:t xml:space="preserve"> </w:t>
+      </w:r>
+      <w:r>
+        <w:t xml:space="preserve">(1942)</w:t>
       </w:r>
       <w:r>
         <w:t xml:space="preserve">   </w:t>
@@ -4290,7 +3002,7 @@
         <w:tab/>
       </w:r>
       <w:r>
-        <w:t xml:space="preserve">4</w:t>
+        <w:t xml:space="preserve">5</w:t>
       </w:r>
     </w:p>
     <w:p>
@@ -4299,64 +3011,53 @@
         <w:tabs>
           <w:tab w:val="right" w:leader="dot" w:pos="9360"/>
         </w:tabs>
-        <w:spacing w:before="120" w:after="0" w:line="276" w:lineRule="exact"/>
+        <w:spacing w:before="168" w:after="0" w:line="276" w:lineRule="exact"/>
         <w:ind w:left="504" w:right="1440" w:hanging="504"/>
-        <w:jc w:val="left"/>
-      </w:pPr>
-      <w:r>
-        <w:rPr>
-          <w:i/>
-          <w:iCs/>
-        </w:rPr>
-        <w:t xml:space="preserve">United</w:t>
-      </w:r>
-      <w:r>
-        <w:rPr>
-          <w:i/>
-          <w:iCs/>
-        </w:rPr>
-        <w:t xml:space="preserve"> </w:t>
-      </w:r>
-      <w:r>
-        <w:rPr>
-          <w:i/>
-          <w:iCs/>
-        </w:rPr>
-        <w:t xml:space="preserve">States</w:t>
-      </w:r>
-      <w:r>
-        <w:rPr>
-          <w:i/>
-          <w:iCs/>
-        </w:rPr>
-        <w:t xml:space="preserve"> </w:t>
-      </w:r>
-      <w:r>
-        <w:rPr>
-          <w:i/>
-          <w:iCs/>
-        </w:rPr>
+      </w:pPr>
+      <w:r>
+        <w:t xml:space="preserve">Home</w:t>
+      </w:r>
+      <w:r>
+        <w:t xml:space="preserve"> </w:t>
+      </w:r>
+      <w:r>
+        <w:t xml:space="preserve">Bldg.</w:t>
+      </w:r>
+      <w:r>
+        <w:t xml:space="preserve"> </w:t>
+      </w:r>
+      <w:r>
+        <w:t xml:space="preserve">&amp;</w:t>
+      </w:r>
+      <w:r>
+        <w:t xml:space="preserve"> </w:t>
+      </w:r>
+      <w:r>
+        <w:t xml:space="preserve">Loan</w:t>
+      </w:r>
+      <w:r>
+        <w:t xml:space="preserve"> </w:t>
+      </w:r>
+      <w:r>
+        <w:t xml:space="preserve">Ass’n</w:t>
+      </w:r>
+      <w:r>
+        <w:t xml:space="preserve"> </w:t>
+      </w:r>
+      <w:r>
         <w:t xml:space="preserve">v.</w:t>
       </w:r>
       <w:r>
-        <w:rPr>
-          <w:i/>
-          <w:iCs/>
-        </w:rPr>
-        <w:t xml:space="preserve"> </w:t>
-      </w:r>
-      <w:r>
-        <w:rPr>
-          <w:i/>
-          <w:iCs/>
-        </w:rPr>
-        <w:t xml:space="preserve">Bekins</w:t>
-      </w:r>
-      <w:r>
-        <w:t xml:space="preserve">, </w:t>
-      </w:r>
-      <w:r>
-        <w:t xml:space="preserve">304</w:t>
+        <w:t xml:space="preserve"> </w:t>
+      </w:r>
+      <w:r>
+        <w:t xml:space="preserve">Blaisdell,</w:t>
+      </w:r>
+      <w:r>
+        <w:t xml:space="preserve"> </w:t>
+      </w:r>
+      <w:r>
+        <w:t xml:space="preserve">290</w:t>
       </w:r>
       <w:r>
         <w:t xml:space="preserve"> </w:t>
@@ -4368,21 +3069,19 @@
         <w:t xml:space="preserve"> </w:t>
       </w:r>
       <w:r>
-        <w:t xml:space="preserve">27,</w:t>
-      </w:r>
-      <w:r>
-        <w:t xml:space="preserve"> </w:t>
-      </w:r>
-      <w:r>
-        <w:t xml:space="preserve">51</w:t>
-        <w:noBreakHyphen/>
-        <w:t xml:space="preserve">52</w:t>
-      </w:r>
-      <w:r>
-        <w:t xml:space="preserve"> </w:t>
-      </w:r>
-      <w:r>
-        <w:t xml:space="preserve">(1938)</w:t>
+        <w:t xml:space="preserve">398,</w:t>
+      </w:r>
+      <w:r>
+        <w:t xml:space="preserve"> </w:t>
+      </w:r>
+      <w:r>
+        <w:t xml:space="preserve">444</w:t>
+      </w:r>
+      <w:r>
+        <w:t xml:space="preserve"> </w:t>
+      </w:r>
+      <w:r>
+        <w:t xml:space="preserve">(1934)</w:t>
       </w:r>
       <w:r>
         <w:t xml:space="preserve">   </w:t>
@@ -4391,7 +3090,7 @@
         <w:tab/>
       </w:r>
       <w:r>
-        <w:t xml:space="preserve">5</w:t>
+        <w:t xml:space="preserve">6</w:t>
       </w:r>
     </w:p>
     <w:p>
@@ -4400,64 +3099,41 @@
         <w:tabs>
           <w:tab w:val="right" w:leader="dot" w:pos="9360"/>
         </w:tabs>
-        <w:spacing w:before="120" w:after="0" w:line="276" w:lineRule="exact"/>
+        <w:spacing w:before="168" w:after="0" w:line="276" w:lineRule="exact"/>
         <w:ind w:left="504" w:right="1440" w:hanging="504"/>
-        <w:jc w:val="left"/>
-      </w:pPr>
-      <w:r>
-        <w:rPr>
-          <w:i/>
-          <w:iCs/>
-        </w:rPr>
-        <w:t xml:space="preserve">United</w:t>
-      </w:r>
-      <w:r>
-        <w:rPr>
-          <w:i/>
-          <w:iCs/>
-        </w:rPr>
-        <w:t xml:space="preserve"> </w:t>
-      </w:r>
-      <w:r>
-        <w:rPr>
-          <w:i/>
-          <w:iCs/>
-        </w:rPr>
-        <w:t xml:space="preserve">States</w:t>
-      </w:r>
-      <w:r>
-        <w:rPr>
-          <w:i/>
-          <w:iCs/>
-        </w:rPr>
-        <w:t xml:space="preserve"> </w:t>
-      </w:r>
-      <w:r>
-        <w:rPr>
-          <w:i/>
-          <w:iCs/>
-        </w:rPr>
+      </w:pPr>
+      <w:r>
+        <w:t xml:space="preserve">Lujan</w:t>
+      </w:r>
+      <w:r>
+        <w:t xml:space="preserve"> </w:t>
+      </w:r>
+      <w:r>
         <w:t xml:space="preserve">v.</w:t>
       </w:r>
       <w:r>
-        <w:rPr>
-          <w:i/>
-          <w:iCs/>
-        </w:rPr>
-        <w:t xml:space="preserve"> </w:t>
-      </w:r>
-      <w:r>
-        <w:rPr>
-          <w:i/>
-          <w:iCs/>
-        </w:rPr>
-        <w:t xml:space="preserve">Salerno</w:t>
-      </w:r>
-      <w:r>
-        <w:t xml:space="preserve">, </w:t>
-      </w:r>
-      <w:r>
-        <w:t xml:space="preserve">481</w:t>
+        <w:t xml:space="preserve"> </w:t>
+      </w:r>
+      <w:r>
+        <w:t xml:space="preserve">Defenders</w:t>
+      </w:r>
+      <w:r>
+        <w:t xml:space="preserve"> </w:t>
+      </w:r>
+      <w:r>
+        <w:t xml:space="preserve">of</w:t>
+      </w:r>
+      <w:r>
+        <w:t xml:space="preserve"> </w:t>
+      </w:r>
+      <w:r>
+        <w:t xml:space="preserve">Wildlife,</w:t>
+      </w:r>
+      <w:r>
+        <w:t xml:space="preserve"> </w:t>
+      </w:r>
+      <w:r>
+        <w:t xml:space="preserve">504</w:t>
       </w:r>
       <w:r>
         <w:t xml:space="preserve"> </w:t>
@@ -4469,19 +3145,19 @@
         <w:t xml:space="preserve"> </w:t>
       </w:r>
       <w:r>
-        <w:t xml:space="preserve">739,</w:t>
-      </w:r>
-      <w:r>
-        <w:t xml:space="preserve"> </w:t>
-      </w:r>
-      <w:r>
-        <w:t xml:space="preserve">745</w:t>
-      </w:r>
-      <w:r>
-        <w:t xml:space="preserve"> </w:t>
-      </w:r>
-      <w:r>
-        <w:t xml:space="preserve">(1987)</w:t>
+        <w:t xml:space="preserve">555,</w:t>
+      </w:r>
+      <w:r>
+        <w:t xml:space="preserve"> </w:t>
+      </w:r>
+      <w:r>
+        <w:t xml:space="preserve">560</w:t>
+      </w:r>
+      <w:r>
+        <w:t xml:space="preserve"> </w:t>
+      </w:r>
+      <w:r>
+        <w:t xml:space="preserve">(1992)</w:t>
       </w:r>
       <w:r>
         <w:t xml:space="preserve">   </w:t>
@@ -4490,7 +3166,7 @@
         <w:tab/>
       </w:r>
       <w:r>
-        <w:t xml:space="preserve">3</w:t>
+        <w:t xml:space="preserve">4</w:t>
       </w:r>
     </w:p>
     <w:p>
@@ -4499,108 +3175,65 @@
         <w:tabs>
           <w:tab w:val="right" w:leader="dot" w:pos="9360"/>
         </w:tabs>
-        <w:spacing w:before="120" w:after="0" w:line="276" w:lineRule="exact"/>
+        <w:spacing w:before="168" w:after="0" w:line="276" w:lineRule="exact"/>
         <w:ind w:left="504" w:right="1440" w:hanging="504"/>
-        <w:jc w:val="left"/>
-      </w:pPr>
-      <w:r>
-        <w:rPr>
-          <w:i/>
-          <w:iCs/>
-        </w:rPr>
-        <w:t xml:space="preserve">Williams</w:t>
-      </w:r>
-      <w:r>
-        <w:rPr>
-          <w:i/>
-          <w:iCs/>
-        </w:rPr>
-        <w:t xml:space="preserve"> </w:t>
-      </w:r>
-      <w:r>
-        <w:rPr>
-          <w:i/>
-          <w:iCs/>
-        </w:rPr>
+      </w:pPr>
+      <w:r>
+        <w:t xml:space="preserve">McCullen</w:t>
+      </w:r>
+      <w:r>
+        <w:t xml:space="preserve"> </w:t>
+      </w:r>
+      <w:r>
         <w:t xml:space="preserve">v.</w:t>
       </w:r>
       <w:r>
-        <w:rPr>
-          <w:i/>
-          <w:iCs/>
-        </w:rPr>
-        <w:t xml:space="preserve"> </w:t>
-      </w:r>
-      <w:r>
-        <w:rPr>
-          <w:i/>
-          <w:iCs/>
-        </w:rPr>
-        <w:t xml:space="preserve">Puerto</w:t>
-      </w:r>
-      <w:r>
-        <w:rPr>
-          <w:i/>
-          <w:iCs/>
-        </w:rPr>
-        <w:t xml:space="preserve"> </w:t>
-      </w:r>
-      <w:r>
-        <w:rPr>
-          <w:i/>
-          <w:iCs/>
-        </w:rPr>
-        <w:t xml:space="preserve">Rico</w:t>
-      </w:r>
-      <w:r>
-        <w:t xml:space="preserve">, </w:t>
-      </w:r>
-      <w:r>
-        <w:t xml:space="preserve">910</w:t>
-      </w:r>
-      <w:r>
-        <w:t xml:space="preserve"> </w:t>
-      </w:r>
-      <w:r>
-        <w:t xml:space="preserve">F.</w:t>
-      </w:r>
-      <w:r>
-        <w:t xml:space="preserve"> </w:t>
-      </w:r>
-      <w:r>
-        <w:t xml:space="preserve">Supp.</w:t>
-      </w:r>
-      <w:r>
-        <w:t xml:space="preserve"> </w:t>
-      </w:r>
-      <w:r>
-        <w:t xml:space="preserve">2d</w:t>
-      </w:r>
-      <w:r>
-        <w:t xml:space="preserve"> </w:t>
-      </w:r>
-      <w:r>
-        <w:t xml:space="preserve">386,</w:t>
-      </w:r>
-      <w:r>
-        <w:t xml:space="preserve"> </w:t>
-      </w:r>
-      <w:r>
-        <w:t xml:space="preserve">392</w:t>
-        <w:noBreakHyphen/>
-        <w:t xml:space="preserve">93</w:t>
-      </w:r>
-      <w:r>
-        <w:t xml:space="preserve"> </w:t>
-      </w:r>
-      <w:r>
-        <w:t xml:space="preserve">(D.P.R.</w:t>
-      </w:r>
-      <w:r>
-        <w:t xml:space="preserve"> </w:t>
-      </w:r>
-      <w:r>
-        <w:t xml:space="preserve">2012)</w:t>
+        <w:t xml:space="preserve"> </w:t>
+      </w:r>
+      <w:r>
+        <w:t xml:space="preserve">Coakley,</w:t>
+      </w:r>
+      <w:r>
+        <w:t xml:space="preserve"> </w:t>
+      </w:r>
+      <w:r>
+        <w:t xml:space="preserve">571</w:t>
+      </w:r>
+      <w:r>
+        <w:t xml:space="preserve"> </w:t>
+      </w:r>
+      <w:r>
+        <w:t xml:space="preserve">F.3d</w:t>
+      </w:r>
+      <w:r>
+        <w:t xml:space="preserve"> </w:t>
+      </w:r>
+      <w:r>
+        <w:t xml:space="preserve">167,</w:t>
+      </w:r>
+      <w:r>
+        <w:t xml:space="preserve"> </w:t>
+      </w:r>
+      <w:r>
+        <w:t xml:space="preserve">174</w:t>
+      </w:r>
+      <w:r>
+        <w:t xml:space="preserve"> </w:t>
+      </w:r>
+      <w:r>
+        <w:t xml:space="preserve">(1st</w:t>
+      </w:r>
+      <w:r>
+        <w:t xml:space="preserve"> </w:t>
+      </w:r>
+      <w:r>
+        <w:t xml:space="preserve">Cir.</w:t>
+      </w:r>
+      <w:r>
+        <w:t xml:space="preserve"> </w:t>
+      </w:r>
+      <w:r>
+        <w:t xml:space="preserve">2009)</w:t>
       </w:r>
       <w:r>
         <w:t xml:space="preserve">   </w:t>
@@ -4614,9 +3247,793 @@
     </w:p>
     <w:p>
       <w:pPr>
-        <w:spacing w:before="0" w:after="0" w:line="20" w:lineRule="exact"/>
+        <w:keepLines/>
+        <w:tabs>
+          <w:tab w:val="right" w:leader="dot" w:pos="9360"/>
+        </w:tabs>
+        <w:spacing w:before="168" w:after="0" w:line="276" w:lineRule="exact"/>
+        <w:ind w:left="504" w:right="1440" w:hanging="504"/>
+      </w:pPr>
+      <w:r>
+        <w:t xml:space="preserve">McInnis-Misenor</w:t>
+      </w:r>
+      <w:r>
+        <w:t xml:space="preserve"> </w:t>
+      </w:r>
+      <w:r>
+        <w:t xml:space="preserve">v.</w:t>
+      </w:r>
+      <w:r>
+        <w:t xml:space="preserve"> </w:t>
+      </w:r>
+      <w:r>
+        <w:t xml:space="preserve">Me.</w:t>
+      </w:r>
+      <w:r>
+        <w:t xml:space="preserve"> </w:t>
+      </w:r>
+      <w:r>
+        <w:t xml:space="preserve">Med.</w:t>
+      </w:r>
+      <w:r>
+        <w:t xml:space="preserve"> </w:t>
+      </w:r>
+      <w:r>
+        <w:t xml:space="preserve">Ctr.,</w:t>
+      </w:r>
+      <w:r>
+        <w:t xml:space="preserve"> </w:t>
+      </w:r>
+      <w:r>
+        <w:t xml:space="preserve">319</w:t>
+      </w:r>
+      <w:r>
+        <w:t xml:space="preserve"> </w:t>
+      </w:r>
+      <w:r>
+        <w:t xml:space="preserve">F.3d</w:t>
+      </w:r>
+      <w:r>
+        <w:t xml:space="preserve"> </w:t>
+      </w:r>
+      <w:r>
+        <w:t xml:space="preserve">63,</w:t>
+      </w:r>
+      <w:r>
+        <w:t xml:space="preserve"> </w:t>
+      </w:r>
+      <w:r>
+        <w:t xml:space="preserve">67</w:t>
+      </w:r>
+      <w:r>
+        <w:t xml:space="preserve"> </w:t>
+      </w:r>
+      <w:r>
+        <w:t xml:space="preserve">(1st</w:t>
+      </w:r>
+      <w:r>
+        <w:t xml:space="preserve"> </w:t>
+      </w:r>
+      <w:r>
+        <w:t xml:space="preserve">Cir.</w:t>
+      </w:r>
+      <w:r>
+        <w:t xml:space="preserve"> </w:t>
+      </w:r>
+      <w:r>
+        <w:t xml:space="preserve">2003)</w:t>
+      </w:r>
+      <w:r>
+        <w:t xml:space="preserve">   </w:t>
+      </w:r>
+      <w:r>
+        <w:tab/>
+      </w:r>
+      <w:r>
+        <w:t xml:space="preserve">3</w:t>
+      </w:r>
+    </w:p>
+    <w:p>
+      <w:pPr>
+        <w:keepLines/>
+        <w:tabs>
+          <w:tab w:val="right" w:leader="dot" w:pos="9360"/>
+        </w:tabs>
+        <w:spacing w:before="168" w:after="0" w:line="276" w:lineRule="exact"/>
+        <w:ind w:left="504" w:right="1440" w:hanging="504"/>
+      </w:pPr>
+      <w:r>
+        <w:t xml:space="preserve">Medtronic,</w:t>
+      </w:r>
+      <w:r>
+        <w:t xml:space="preserve"> </w:t>
+      </w:r>
+      <w:r>
+        <w:t xml:space="preserve">Inc.</w:t>
+      </w:r>
+      <w:r>
+        <w:t xml:space="preserve"> </w:t>
+      </w:r>
+      <w:r>
+        <w:t xml:space="preserve">v.</w:t>
+      </w:r>
+      <w:r>
+        <w:t xml:space="preserve"> </w:t>
+      </w:r>
+      <w:r>
+        <w:t xml:space="preserve">Lohr,</w:t>
+      </w:r>
+      <w:r>
+        <w:t xml:space="preserve"> </w:t>
+      </w:r>
+      <w:r>
+        <w:t xml:space="preserve">518</w:t>
+      </w:r>
+      <w:r>
+        <w:t xml:space="preserve"> </w:t>
+      </w:r>
+      <w:r>
+        <w:t xml:space="preserve">U.S.</w:t>
+      </w:r>
+      <w:r>
+        <w:t xml:space="preserve"> </w:t>
+      </w:r>
+      <w:r>
+        <w:t xml:space="preserve">470,</w:t>
+      </w:r>
+      <w:r>
+        <w:t xml:space="preserve"> </w:t>
+      </w:r>
+      <w:r>
+        <w:t xml:space="preserve">485</w:t>
+      </w:r>
+      <w:r>
+        <w:t xml:space="preserve"> </w:t>
+      </w:r>
+      <w:r>
+        <w:t xml:space="preserve">(1996)</w:t>
+      </w:r>
+      <w:r>
+        <w:t xml:space="preserve">   </w:t>
+      </w:r>
+      <w:r>
+        <w:tab/>
+      </w:r>
+      <w:r>
+        <w:t xml:space="preserve">7</w:t>
+      </w:r>
+    </w:p>
+    <w:p>
+      <w:pPr>
+        <w:keepLines/>
+        <w:tabs>
+          <w:tab w:val="right" w:leader="dot" w:pos="9360"/>
+        </w:tabs>
+        <w:spacing w:before="168" w:after="0" w:line="276" w:lineRule="exact"/>
+        <w:ind w:left="504" w:right="1440" w:hanging="504"/>
+      </w:pPr>
+      <w:r>
+        <w:t xml:space="preserve">Ocasio-Hernandez</w:t>
+      </w:r>
+      <w:r>
+        <w:t xml:space="preserve"> </w:t>
+      </w:r>
+      <w:r>
+        <w:t xml:space="preserve">v.</w:t>
+      </w:r>
+      <w:r>
+        <w:t xml:space="preserve"> </w:t>
+      </w:r>
+      <w:r>
+        <w:t xml:space="preserve">Fortuno-Burset,</w:t>
+      </w:r>
+      <w:r>
+        <w:t xml:space="preserve"> </w:t>
+      </w:r>
+      <w:r>
+        <w:t xml:space="preserve">640</w:t>
+      </w:r>
+      <w:r>
+        <w:t xml:space="preserve"> </w:t>
+      </w:r>
+      <w:r>
+        <w:t xml:space="preserve">F.3d</w:t>
+      </w:r>
+      <w:r>
+        <w:t xml:space="preserve"> </w:t>
+      </w:r>
+      <w:r>
+        <w:t xml:space="preserve">1,</w:t>
+      </w:r>
+      <w:r>
+        <w:t xml:space="preserve"> </w:t>
+      </w:r>
+      <w:r>
+        <w:t xml:space="preserve">12</w:t>
+      </w:r>
+      <w:r>
+        <w:t xml:space="preserve"> </w:t>
+      </w:r>
+      <w:r>
+        <w:t xml:space="preserve">(1st</w:t>
+      </w:r>
+      <w:r>
+        <w:t xml:space="preserve"> </w:t>
+      </w:r>
+      <w:r>
+        <w:t xml:space="preserve">Cir.</w:t>
+      </w:r>
+      <w:r>
+        <w:t xml:space="preserve"> </w:t>
+      </w:r>
+      <w:r>
+        <w:t xml:space="preserve">2011)</w:t>
+      </w:r>
+      <w:r>
+        <w:t xml:space="preserve">   </w:t>
+      </w:r>
+      <w:r>
+        <w:tab/>
+      </w:r>
+      <w:r>
+        <w:t xml:space="preserve">2</w:t>
+      </w:r>
+    </w:p>
+    <w:p>
+      <w:pPr>
+        <w:keepLines/>
+        <w:tabs>
+          <w:tab w:val="right" w:leader="dot" w:pos="9360"/>
+        </w:tabs>
+        <w:spacing w:before="168" w:after="0" w:line="276" w:lineRule="exact"/>
+        <w:ind w:left="504" w:right="1440" w:hanging="504"/>
+      </w:pPr>
+      <w:r>
+        <w:t xml:space="preserve">Roman</w:t>
+      </w:r>
+      <w:r>
+        <w:t xml:space="preserve"> </w:t>
+      </w:r>
+      <w:r>
+        <w:t xml:space="preserve">Catholic</w:t>
+      </w:r>
+      <w:r>
+        <w:t xml:space="preserve"> </w:t>
+      </w:r>
+      <w:r>
+        <w:t xml:space="preserve">Bishop</w:t>
+      </w:r>
+      <w:r>
+        <w:t xml:space="preserve"> </w:t>
+      </w:r>
+      <w:r>
+        <w:t xml:space="preserve">of</w:t>
+      </w:r>
+      <w:r>
+        <w:t xml:space="preserve"> </w:t>
+      </w:r>
+      <w:r>
+        <w:t xml:space="preserve">Springfield</w:t>
+      </w:r>
+      <w:r>
+        <w:t xml:space="preserve"> </w:t>
+      </w:r>
+      <w:r>
+        <w:t xml:space="preserve">v.</w:t>
+      </w:r>
+      <w:r>
+        <w:t xml:space="preserve"> </w:t>
+      </w:r>
+      <w:r>
+        <w:t xml:space="preserve">City</w:t>
+      </w:r>
+      <w:r>
+        <w:t xml:space="preserve"> </w:t>
+      </w:r>
+      <w:r>
+        <w:t xml:space="preserve">of</w:t>
+      </w:r>
+      <w:r>
+        <w:t xml:space="preserve"> </w:t>
+      </w:r>
+      <w:r>
+        <w:t xml:space="preserve">Springfield,</w:t>
+      </w:r>
+      <w:r>
+        <w:t xml:space="preserve"> </w:t>
+      </w:r>
+      <w:r>
+        <w:t xml:space="preserve">724</w:t>
+      </w:r>
+      <w:r>
+        <w:t xml:space="preserve"> </w:t>
+      </w:r>
+      <w:r>
+        <w:t xml:space="preserve">F.3d</w:t>
+      </w:r>
+      <w:r>
+        <w:t xml:space="preserve"> </w:t>
+      </w:r>
+      <w:r>
+        <w:t xml:space="preserve">78,</w:t>
+      </w:r>
+      <w:r>
+        <w:t xml:space="preserve"> </w:t>
+      </w:r>
+      <w:r>
+        <w:t xml:space="preserve">89</w:t>
+      </w:r>
+      <w:r>
+        <w:t xml:space="preserve"> </w:t>
+      </w:r>
+      <w:r>
+        <w:t xml:space="preserve">(1st</w:t>
+      </w:r>
+      <w:r>
+        <w:t xml:space="preserve"> </w:t>
+      </w:r>
+      <w:r>
+        <w:t xml:space="preserve">Cir.</w:t>
+      </w:r>
+      <w:r>
+        <w:t xml:space="preserve"> </w:t>
+      </w:r>
+      <w:r>
+        <w:t xml:space="preserve">2013)</w:t>
+      </w:r>
+      <w:r>
+        <w:t xml:space="preserve">   </w:t>
+      </w:r>
+      <w:r>
+        <w:tab/>
+      </w:r>
+      <w:r>
+        <w:t xml:space="preserve">3</w:t>
+      </w:r>
+    </w:p>
+    <w:p>
+      <w:pPr>
+        <w:keepLines/>
+        <w:tabs>
+          <w:tab w:val="right" w:leader="dot" w:pos="9360"/>
+        </w:tabs>
+        <w:spacing w:before="168" w:after="0" w:line="276" w:lineRule="exact"/>
+        <w:ind w:left="504" w:right="1440" w:hanging="504"/>
+      </w:pPr>
+      <w:r>
+        <w:t xml:space="preserve">Soto-Torres</w:t>
+      </w:r>
+      <w:r>
+        <w:t xml:space="preserve"> </w:t>
+      </w:r>
+      <w:r>
+        <w:t xml:space="preserve">v.</w:t>
+      </w:r>
+      <w:r>
+        <w:t xml:space="preserve"> </w:t>
+      </w:r>
+      <w:r>
+        <w:t xml:space="preserve">Fraticell,</w:t>
+      </w:r>
+      <w:r>
+        <w:t xml:space="preserve"> </w:t>
+      </w:r>
+      <w:r>
+        <w:t xml:space="preserve">654</w:t>
+      </w:r>
+      <w:r>
+        <w:t xml:space="preserve"> </w:t>
+      </w:r>
+      <w:r>
+        <w:t xml:space="preserve">F.3d</w:t>
+      </w:r>
+      <w:r>
+        <w:t xml:space="preserve"> </w:t>
+      </w:r>
+      <w:r>
+        <w:t xml:space="preserve">153,</w:t>
+      </w:r>
+      <w:r>
+        <w:t xml:space="preserve"> </w:t>
+      </w:r>
+      <w:r>
+        <w:t xml:space="preserve">158</w:t>
+      </w:r>
+      <w:r>
+        <w:t xml:space="preserve"> </w:t>
+      </w:r>
+      <w:r>
+        <w:t xml:space="preserve">(1st</w:t>
+      </w:r>
+      <w:r>
+        <w:t xml:space="preserve"> </w:t>
+      </w:r>
+      <w:r>
+        <w:t xml:space="preserve">Cir.</w:t>
+      </w:r>
+      <w:r>
+        <w:t xml:space="preserve"> </w:t>
+      </w:r>
+      <w:r>
+        <w:t xml:space="preserve">2011)</w:t>
+      </w:r>
+      <w:r>
+        <w:t xml:space="preserve">   </w:t>
+      </w:r>
+      <w:r>
+        <w:tab/>
+      </w:r>
+      <w:r>
+        <w:t xml:space="preserve">3</w:t>
+      </w:r>
+    </w:p>
+    <w:p>
+      <w:pPr>
+        <w:keepLines/>
+        <w:tabs>
+          <w:tab w:val="right" w:leader="dot" w:pos="9360"/>
+        </w:tabs>
+        <w:spacing w:before="168" w:after="0" w:line="276" w:lineRule="exact"/>
+        <w:ind w:left="504" w:right="1440" w:hanging="504"/>
+      </w:pPr>
+      <w:r>
+        <w:t xml:space="preserve">Stellwagen</w:t>
+      </w:r>
+      <w:r>
+        <w:t xml:space="preserve"> </w:t>
+      </w:r>
+      <w:r>
+        <w:t xml:space="preserve">v.</w:t>
+      </w:r>
+      <w:r>
+        <w:t xml:space="preserve"> </w:t>
+      </w:r>
+      <w:r>
+        <w:t xml:space="preserve">Clum,</w:t>
+      </w:r>
+      <w:r>
+        <w:t xml:space="preserve"> </w:t>
+      </w:r>
+      <w:r>
+        <w:t xml:space="preserve">245</w:t>
+      </w:r>
+      <w:r>
+        <w:t xml:space="preserve"> </w:t>
+      </w:r>
+      <w:r>
+        <w:t xml:space="preserve">U.S.</w:t>
+      </w:r>
+      <w:r>
+        <w:t xml:space="preserve"> </w:t>
+      </w:r>
+      <w:r>
+        <w:t xml:space="preserve">605,</w:t>
+      </w:r>
+      <w:r>
+        <w:t xml:space="preserve"> </w:t>
+      </w:r>
+      <w:r>
+        <w:t xml:space="preserve">613</w:t>
+      </w:r>
+      <w:r>
+        <w:t xml:space="preserve"> </w:t>
+      </w:r>
+      <w:r>
+        <w:t xml:space="preserve">(1918)</w:t>
+      </w:r>
+      <w:r>
+        <w:t xml:space="preserve">   </w:t>
+      </w:r>
+      <w:r>
+        <w:tab/>
+      </w:r>
+      <w:r>
+        <w:t xml:space="preserve">6</w:t>
+      </w:r>
+    </w:p>
+    <w:p>
+      <w:pPr>
+        <w:keepLines/>
+        <w:tabs>
+          <w:tab w:val="right" w:leader="dot" w:pos="9360"/>
+        </w:tabs>
+        <w:spacing w:before="168" w:after="0" w:line="276" w:lineRule="exact"/>
+        <w:ind w:left="504" w:right="1440" w:hanging="504"/>
+      </w:pPr>
+      <w:r>
+        <w:t xml:space="preserve">Texas</w:t>
+      </w:r>
+      <w:r>
+        <w:t xml:space="preserve"> </w:t>
+      </w:r>
+      <w:r>
+        <w:t xml:space="preserve">v.</w:t>
+      </w:r>
+      <w:r>
+        <w:t xml:space="preserve"> </w:t>
+      </w:r>
+      <w:r>
+        <w:t xml:space="preserve">United</w:t>
+      </w:r>
+      <w:r>
+        <w:t xml:space="preserve"> </w:t>
+      </w:r>
+      <w:r>
+        <w:t xml:space="preserve">States,</w:t>
+      </w:r>
+      <w:r>
+        <w:t xml:space="preserve"> </w:t>
+      </w:r>
+      <w:r>
+        <w:t xml:space="preserve">523</w:t>
+      </w:r>
+      <w:r>
+        <w:t xml:space="preserve"> </w:t>
+      </w:r>
+      <w:r>
+        <w:t xml:space="preserve">U.S.</w:t>
+      </w:r>
+      <w:r>
+        <w:t xml:space="preserve"> </w:t>
+      </w:r>
+      <w:r>
+        <w:t xml:space="preserve">296,</w:t>
+      </w:r>
+      <w:r>
+        <w:t xml:space="preserve"> </w:t>
+      </w:r>
+      <w:r>
+        <w:t xml:space="preserve">300</w:t>
+      </w:r>
+      <w:r>
+        <w:t xml:space="preserve"> </w:t>
+      </w:r>
+      <w:r>
+        <w:t xml:space="preserve">(1998)</w:t>
+      </w:r>
+      <w:r>
+        <w:t xml:space="preserve">   </w:t>
+      </w:r>
+      <w:r>
+        <w:tab/>
+      </w:r>
+      <w:r>
+        <w:t xml:space="preserve">4</w:t>
+      </w:r>
+    </w:p>
+    <w:p>
+      <w:pPr>
+        <w:keepLines/>
+        <w:tabs>
+          <w:tab w:val="right" w:leader="dot" w:pos="9360"/>
+        </w:tabs>
+        <w:spacing w:before="168" w:after="0" w:line="276" w:lineRule="exact"/>
+        <w:ind w:left="504" w:right="1440" w:hanging="504"/>
+      </w:pPr>
+      <w:r>
+        <w:t xml:space="preserve">United</w:t>
+      </w:r>
+      <w:r>
+        <w:t xml:space="preserve"> </w:t>
+      </w:r>
+      <w:r>
+        <w:t xml:space="preserve">States</w:t>
+      </w:r>
+      <w:r>
+        <w:t xml:space="preserve"> </w:t>
+      </w:r>
+      <w:r>
+        <w:t xml:space="preserve">v.</w:t>
+      </w:r>
+      <w:r>
+        <w:t xml:space="preserve"> </w:t>
+      </w:r>
+      <w:r>
+        <w:t xml:space="preserve">Bekins,</w:t>
+      </w:r>
+      <w:r>
+        <w:t xml:space="preserve"> </w:t>
+      </w:r>
+      <w:r>
+        <w:t xml:space="preserve">304</w:t>
+      </w:r>
+      <w:r>
+        <w:t xml:space="preserve"> </w:t>
+      </w:r>
+      <w:r>
+        <w:t xml:space="preserve">U.S.</w:t>
+      </w:r>
+      <w:r>
+        <w:t xml:space="preserve"> </w:t>
+      </w:r>
+      <w:r>
+        <w:t xml:space="preserve">27,</w:t>
+      </w:r>
+      <w:r>
+        <w:t xml:space="preserve"> </w:t>
+      </w:r>
+      <w:r>
+        <w:t xml:space="preserve">51-⁠52</w:t>
+      </w:r>
+      <w:r>
+        <w:t xml:space="preserve"> </w:t>
+      </w:r>
+      <w:r>
+        <w:t xml:space="preserve">(1938)</w:t>
+      </w:r>
+      <w:r>
+        <w:t xml:space="preserve">   </w:t>
+      </w:r>
+      <w:r>
+        <w:tab/>
+      </w:r>
+      <w:r>
+        <w:t xml:space="preserve">5</w:t>
+      </w:r>
+    </w:p>
+    <w:p>
+      <w:pPr>
+        <w:keepLines/>
+        <w:tabs>
+          <w:tab w:val="right" w:leader="dot" w:pos="9360"/>
+        </w:tabs>
+        <w:spacing w:before="168" w:after="0" w:line="276" w:lineRule="exact"/>
+        <w:ind w:left="504" w:right="1440" w:hanging="504"/>
+      </w:pPr>
+      <w:r>
+        <w:t xml:space="preserve">United</w:t>
+      </w:r>
+      <w:r>
+        <w:t xml:space="preserve"> </w:t>
+      </w:r>
+      <w:r>
+        <w:t xml:space="preserve">States</w:t>
+      </w:r>
+      <w:r>
+        <w:t xml:space="preserve"> </w:t>
+      </w:r>
+      <w:r>
+        <w:t xml:space="preserve">v.</w:t>
+      </w:r>
+      <w:r>
+        <w:t xml:space="preserve"> </w:t>
+      </w:r>
+      <w:r>
+        <w:t xml:space="preserve">Salerno,</w:t>
+      </w:r>
+      <w:r>
+        <w:t xml:space="preserve"> </w:t>
+      </w:r>
+      <w:r>
+        <w:t xml:space="preserve">481</w:t>
+      </w:r>
+      <w:r>
+        <w:t xml:space="preserve"> </w:t>
+      </w:r>
+      <w:r>
+        <w:t xml:space="preserve">U.S.</w:t>
+      </w:r>
+      <w:r>
+        <w:t xml:space="preserve"> </w:t>
+      </w:r>
+      <w:r>
+        <w:t xml:space="preserve">739,</w:t>
+      </w:r>
+      <w:r>
+        <w:t xml:space="preserve"> </w:t>
+      </w:r>
+      <w:r>
+        <w:t xml:space="preserve">745</w:t>
+      </w:r>
+      <w:r>
+        <w:t xml:space="preserve"> </w:t>
+      </w:r>
+      <w:r>
+        <w:t xml:space="preserve">(1987)</w:t>
+      </w:r>
+      <w:r>
+        <w:t xml:space="preserve">   </w:t>
+      </w:r>
+      <w:r>
+        <w:tab/>
+      </w:r>
+      <w:r>
+        <w:t xml:space="preserve">3</w:t>
+      </w:r>
+    </w:p>
+    <w:p>
+      <w:pPr>
+        <w:keepLines/>
+        <w:tabs>
+          <w:tab w:val="right" w:leader="dot" w:pos="9360"/>
+        </w:tabs>
+        <w:spacing w:before="168" w:after="0" w:line="276" w:lineRule="exact"/>
+        <w:ind w:left="504" w:right="1440" w:hanging="504"/>
+      </w:pPr>
+      <w:r>
+        <w:t xml:space="preserve">Williams</w:t>
+      </w:r>
+      <w:r>
+        <w:t xml:space="preserve"> </w:t>
+      </w:r>
+      <w:r>
+        <w:t xml:space="preserve">v.</w:t>
+      </w:r>
+      <w:r>
+        <w:t xml:space="preserve"> </w:t>
+      </w:r>
+      <w:r>
+        <w:t xml:space="preserve">Puerto</w:t>
+      </w:r>
+      <w:r>
+        <w:t xml:space="preserve"> </w:t>
+      </w:r>
+      <w:r>
+        <w:t xml:space="preserve">Rico,</w:t>
+      </w:r>
+      <w:r>
+        <w:t xml:space="preserve"> </w:t>
+      </w:r>
+      <w:r>
+        <w:t xml:space="preserve">910</w:t>
+      </w:r>
+      <w:r>
+        <w:t xml:space="preserve"> </w:t>
+      </w:r>
+      <w:r>
+        <w:t xml:space="preserve">F.</w:t>
+      </w:r>
+      <w:r>
+        <w:t xml:space="preserve"> </w:t>
+      </w:r>
+      <w:r>
+        <w:t xml:space="preserve">Supp.</w:t>
+      </w:r>
+      <w:r>
+        <w:t xml:space="preserve"> </w:t>
+      </w:r>
+      <w:r>
+        <w:t xml:space="preserve">2d</w:t>
+      </w:r>
+      <w:r>
+        <w:t xml:space="preserve"> </w:t>
+      </w:r>
+      <w:r>
+        <w:t xml:space="preserve">386,</w:t>
+      </w:r>
+      <w:r>
+        <w:t xml:space="preserve"> </w:t>
+      </w:r>
+      <w:r>
+        <w:t xml:space="preserve">392-⁠93</w:t>
+      </w:r>
+      <w:r>
+        <w:t xml:space="preserve"> </w:t>
+      </w:r>
+      <w:r>
+        <w:t xml:space="preserve">(D.P.R.</w:t>
+      </w:r>
+      <w:r>
+        <w:t xml:space="preserve"> </w:t>
+      </w:r>
+      <w:r>
+        <w:t xml:space="preserve">2012)</w:t>
+      </w:r>
+      <w:r>
+        <w:t xml:space="preserve">   </w:t>
+      </w:r>
+      <w:r>
+        <w:tab/>
+      </w:r>
+      <w:r>
+        <w:t xml:space="preserve">3</w:t>
+      </w:r>
+    </w:p>
+    <w:p>
+      <w:pPr>
+        <w:spacing w:before="0" w:after="0" w:line="1" w:lineRule="exact"/>
         <w:sectPr>
-          <w:footerReference w:type="default" r:id="rIdFtrPage"/>
+          <w:footerReference w:type="default" r:id="rIdXdPage"/>
           <w:pgSz w:w="12240" w:h="15840"/>
           <w:pgMar w:top="1440" w:right="1440" w:bottom="1440" w:left="1440" w:header="720" w:footer="732" w:gutter="0"/>
           <w:pgNumType w:fmt="lowerRoman" w:start="1"/>
@@ -4633,10 +4050,9 @@
     </w:p>
     <w:p>
       <w:pPr>
-        <w:pStyle w:val="Heading1"/>
         <w:keepNext/>
         <w:keepLines/>
-        <w:spacing w:before="480" w:after="240" w:line="276" w:lineRule="exact"/>
+        <w:spacing w:before="276" w:after="276" w:line="276" w:lineRule="exact"/>
         <w:ind w:left="0" w:firstLine="0"/>
         <w:jc w:val="center"/>
       </w:pPr>
@@ -4666,7 +4082,7 @@
     </w:p>
     <w:p>
       <w:pPr>
-        <w:pStyle w:val="BodyText"/>
+        <w:pStyle w:val="BodyTextNote"/>
       </w:pPr>
       <w:r>
         <w:t xml:space="preserve">As an initial matter, Plaintiffs’ facial challenge to the constitutionality of the Act is premature and should be dismissed on ripeness grounds unless and until PREPA files for relief under the Act. As to the merits, Plaintiffs’ challenge is squarely foreclosed by precedent and thus fails as a matter of law. For all these reasons, the Amended Complaint should be dismissed.</w:t>
@@ -4680,10 +4096,9 @@
     </w:p>
     <w:p>
       <w:pPr>
-        <w:pStyle w:val="Heading1"/>
         <w:keepNext/>
         <w:keepLines/>
-        <w:spacing w:before="480" w:after="240" w:line="276" w:lineRule="exact"/>
+        <w:spacing w:before="276" w:after="276" w:line="276" w:lineRule="exact"/>
         <w:ind w:left="0" w:firstLine="0"/>
         <w:jc w:val="center"/>
       </w:pPr>
@@ -4700,13 +4115,7 @@
         <w:pStyle w:val="BodyText"/>
       </w:pPr>
       <w:r>
-        <w:t xml:space="preserve">The Current Fiscal Crisis. The fiscal situation in Puerto Rico has reached the most critical point in the Commonwealth’s history. In January 2013, the deficit for fiscal year 2012</w:t>
-      </w:r>
-      <w:r>
-        <w:noBreakHyphen/>
-      </w:r>
-      <w:r>
-        <w:t xml:space="preserve">13 was projected to exceed $2.2 billion. Act, Stmt. of Motives, § A. Even after significant budget cuts, the deficit for that fiscal year ultimately exceeded $1.2 billion.</w:t>
+        <w:t xml:space="preserve">The Current Fiscal Crisis. The fiscal situation in Puerto Rico has reached the most critical point in the Commonwealth’s history. In January 2013, the deficit for fiscal year 2012-⁠13 was projected to exceed $2.2 billion. Act, Stmt. of Motives, § A. Even after significant budget cuts, the deficit for that fiscal year ultimately exceeded $1.2 billion.</w:t>
       </w:r>
       <w:r>
         <w:t xml:space="preserve"> </w:t>
@@ -4793,10 +4202,9 @@
     </w:p>
     <w:p>
       <w:pPr>
-        <w:pStyle w:val="Heading1"/>
         <w:keepNext/>
         <w:keepLines/>
-        <w:spacing w:before="480" w:after="240" w:line="276" w:lineRule="exact"/>
+        <w:spacing w:before="276" w:after="276" w:line="276" w:lineRule="exact"/>
         <w:ind w:left="0" w:firstLine="0"/>
         <w:jc w:val="center"/>
       </w:pPr>
@@ -4879,25 +4287,13 @@
           <w:i/>
           <w:iCs/>
         </w:rPr>
-        <w:t xml:space="preserve">Ocasio-Hernandez v. Fortuno-Burset</w:t>
-      </w:r>
-      <w:r>
-        <w:t xml:space="preserve">, 640 F.3d 1, 12 (1st Cir. 2011). The first prong is to “identify the factual allegation and to identify statements in the complaint that merely offer legal conclusions couched as facts or are threadbare or conclusory.”</w:t>
-      </w:r>
-      <w:r>
-        <w:t xml:space="preserve"> </w:t>
+        <w:t xml:space="preserve">Ocasio-Hernandez</w:t>
       </w:r>
       <w:r>
         <w:rPr>
           <w:i/>
           <w:iCs/>
         </w:rPr>
-        <w:t xml:space="preserve">Soto-Torres v. Fraticell</w:t>
-      </w:r>
-      <w:r>
-        <w:t xml:space="preserve">, 654 F.3d 153, 158 (1st Cir. 2011). “While legal conclusions can provide the framework of a complaint, they must be supported by factual allegations.”</w:t>
-      </w:r>
-      <w:r>
         <w:t xml:space="preserve"> </w:t>
       </w:r>
       <w:r>
@@ -4905,10 +4301,10 @@
           <w:i/>
           <w:iCs/>
         </w:rPr>
-        <w:t xml:space="preserve">Ashcroft v. Iqbal</w:t>
-      </w:r>
-      <w:r>
-        <w:t xml:space="preserve">, 556 U.S. 662, 679 (2009). The second prong requires the Court to ask “whether the facts alleged would ‘allow[ ] the court to draw the reasonable inference that the defendant is liable for the misconduct alleged.’”</w:t>
+        <w:t xml:space="preserve">v. Fortuno-Burset</w:t>
+      </w:r>
+      <w:r>
+        <w:t xml:space="preserve">, 640 F.3d 1, 12 (1st Cir. 2011). The first prong is to “identify the factual allegation and to identify statements in the complaint that merely offer legal conclusions couched as facts or are threadbare or conclusory.”</w:t>
       </w:r>
       <w:r>
         <w:t xml:space="preserve"> </w:t>
@@ -4921,6 +4317,60 @@
         <w:t xml:space="preserve">Soto-Torres</w:t>
       </w:r>
       <w:r>
+        <w:rPr>
+          <w:i/>
+          <w:iCs/>
+        </w:rPr>
+        <w:t xml:space="preserve"> </w:t>
+      </w:r>
+      <w:r>
+        <w:rPr>
+          <w:i/>
+          <w:iCs/>
+        </w:rPr>
+        <w:t xml:space="preserve">v. Fraticell</w:t>
+      </w:r>
+      <w:r>
+        <w:t xml:space="preserve">, 654 F.3d 153, 158 (1st Cir. 2011). “While legal conclusions can provide the framework of a complaint, they must be supported by factual allegations.”</w:t>
+      </w:r>
+      <w:r>
+        <w:t xml:space="preserve"> </w:t>
+      </w:r>
+      <w:r>
+        <w:rPr>
+          <w:i/>
+          <w:iCs/>
+        </w:rPr>
+        <w:t xml:space="preserve">Ashcroft</w:t>
+      </w:r>
+      <w:r>
+        <w:rPr>
+          <w:i/>
+          <w:iCs/>
+        </w:rPr>
+        <w:t xml:space="preserve"> </w:t>
+      </w:r>
+      <w:r>
+        <w:rPr>
+          <w:i/>
+          <w:iCs/>
+        </w:rPr>
+        <w:t xml:space="preserve">v. Iqbal</w:t>
+      </w:r>
+      <w:r>
+        <w:t xml:space="preserve">, 556 U.S. 662, 679 (2009). The second prong requires the Court to ask “whether the facts alleged would ‘allow[ ⁠] the court to draw the reasonable inference that the defendant is liable for the misconduct alleged.’”</w:t>
+      </w:r>
+      <w:r>
+        <w:t xml:space="preserve"> </w:t>
+      </w:r>
+      <w:r>
+        <w:rPr>
+          <w:i/>
+          <w:iCs/>
+        </w:rPr>
+        <w:t xml:space="preserve">Soto-Torres</w:t>
+      </w:r>
+      <w:r>
         <w:t xml:space="preserve">, 654 F.3d at 159.</w:t>
       </w:r>
     </w:p>
@@ -4939,31 +4389,13 @@
           <w:i/>
           <w:iCs/>
         </w:rPr>
-        <w:t xml:space="preserve">McCullen v. Coakley</w:t>
-      </w:r>
-      <w:r>
-        <w:t xml:space="preserve">, 571 F.3d 167, 174 (1st Cir. 2009). Specifically, to succeed on such a challenge, Plaintiffs “must establish that no set of circumstances exists under which the act would be valid.”</w:t>
-      </w:r>
-      <w:r>
-        <w:t xml:space="preserve"> </w:t>
+        <w:t xml:space="preserve">McCullen</w:t>
       </w:r>
       <w:r>
         <w:rPr>
           <w:i/>
           <w:iCs/>
         </w:rPr>
-        <w:t xml:space="preserve">Williams v. Puerto Rico</w:t>
-      </w:r>
-      <w:r>
-        <w:t xml:space="preserve">, 910 F. Supp. 2d 386, 392</w:t>
-      </w:r>
-      <w:r>
-        <w:noBreakHyphen/>
-      </w:r>
-      <w:r>
-        <w:t xml:space="preserve">93 (D.P.R. 2012). Given that high standard, “[a] facial challenge to a legislative act . . . is considered ‘the most difficult challenge to mount successfully.’”</w:t>
-      </w:r>
-      <w:r>
         <w:t xml:space="preserve"> </w:t>
       </w:r>
       <w:r>
@@ -4971,16 +4403,10 @@
           <w:i/>
           <w:iCs/>
         </w:rPr>
-        <w:t xml:space="preserve">Williams</w:t>
-      </w:r>
-      <w:r>
-        <w:t xml:space="preserve">, 910 F. Supp. 2d at 392</w:t>
-      </w:r>
-      <w:r>
-        <w:noBreakHyphen/>
-      </w:r>
-      <w:r>
-        <w:t xml:space="preserve">93 (quoting</w:t>
+        <w:t xml:space="preserve">v. Coakley</w:t>
+      </w:r>
+      <w:r>
+        <w:t xml:space="preserve">, 571 F.3d 167, 174 (1st Cir. 2009). Specifically, to succeed on such a challenge, Plaintiffs “must establish that no set of circumstances exists under which the act would be valid.”</w:t>
       </w:r>
       <w:r>
         <w:t xml:space="preserve"> </w:t>
@@ -4990,7 +4416,61 @@
           <w:i/>
           <w:iCs/>
         </w:rPr>
-        <w:t xml:space="preserve">United States v. Salerno</w:t>
+        <w:t xml:space="preserve">Williams</w:t>
+      </w:r>
+      <w:r>
+        <w:rPr>
+          <w:i/>
+          <w:iCs/>
+        </w:rPr>
+        <w:t xml:space="preserve"> </w:t>
+      </w:r>
+      <w:r>
+        <w:rPr>
+          <w:i/>
+          <w:iCs/>
+        </w:rPr>
+        <w:t xml:space="preserve">v. Puerto Rico</w:t>
+      </w:r>
+      <w:r>
+        <w:t xml:space="preserve">, 910 F. Supp. 2d 386, 392-⁠93 (D.P.R. 2012). Given that high standard, “[a] facial challenge to a legislative act ⁠. ⁠. ⁠. is considered ‘the most difficult challenge to mount successfully.’”</w:t>
+      </w:r>
+      <w:r>
+        <w:t xml:space="preserve"> </w:t>
+      </w:r>
+      <w:r>
+        <w:rPr>
+          <w:i/>
+          <w:iCs/>
+        </w:rPr>
+        <w:t xml:space="preserve">Williams</w:t>
+      </w:r>
+      <w:r>
+        <w:t xml:space="preserve">, 910 F. Supp. 2d at 392-⁠93 (quoting</w:t>
+      </w:r>
+      <w:r>
+        <w:t xml:space="preserve"> </w:t>
+      </w:r>
+      <w:r>
+        <w:rPr>
+          <w:i/>
+          <w:iCs/>
+        </w:rPr>
+        <w:t xml:space="preserve">United</w:t>
+      </w:r>
+      <w:r>
+        <w:rPr>
+          <w:i/>
+          <w:iCs/>
+        </w:rPr>
+        <w:t xml:space="preserve"> </w:t>
+      </w:r>
+      <w:r>
+        <w:rPr>
+          <w:i/>
+          <w:iCs/>
+        </w:rPr>
+        <w:t xml:space="preserve">States v. Salerno</w:t>
       </w:r>
       <w:r>
         <w:t xml:space="preserve">, 481 U.S. 739, 745 (1987)).</w:t>
@@ -4998,10 +4478,9 @@
     </w:p>
     <w:p>
       <w:pPr>
-        <w:pStyle w:val="Heading1"/>
         <w:keepNext/>
         <w:keepLines/>
-        <w:spacing w:before="480" w:after="240" w:line="276" w:lineRule="exact"/>
+        <w:spacing w:before="276" w:after="276" w:line="276" w:lineRule="exact"/>
         <w:ind w:left="0" w:firstLine="0"/>
         <w:jc w:val="center"/>
       </w:pPr>
@@ -5015,13 +4494,9 @@
     </w:p>
     <w:p>
       <w:pPr>
-        <w:pStyle w:val="Heading2"/>
         <w:keepNext/>
         <w:keepLines/>
-        <w:tabs>
-          <w:tab w:val="left" w:pos="720"/>
-        </w:tabs>
-        <w:spacing w:before="480" w:after="240" w:line="276" w:lineRule="exact"/>
+        <w:spacing w:before="276" w:after="276" w:line="276" w:lineRule="exact"/>
         <w:ind w:left="720" w:hanging="720"/>
         <w:jc w:val="left"/>
       </w:pPr>
@@ -5240,25 +4715,13 @@
           <w:i/>
           <w:iCs/>
         </w:rPr>
-        <w:t xml:space="preserve">Roman Catholic Bishop of Springfield v. City of Springfield</w:t>
-      </w:r>
-      <w:r>
-        <w:t xml:space="preserve">, 724 F.3d 78, 89 (1st Cir. 2013). Plaintiffs lack standing to sue unless they show that they have “suffered some actual or threatened injury as a result of the putatively illegally conduct of the defendant, and that the injury can be fairly traced to the challenged action and is likely to be redressed by a favorable decision.”</w:t>
-      </w:r>
-      <w:r>
-        <w:t xml:space="preserve"> </w:t>
+        <w:t xml:space="preserve">Roman</w:t>
       </w:r>
       <w:r>
         <w:rPr>
           <w:i/>
           <w:iCs/>
         </w:rPr>
-        <w:t xml:space="preserve">McInnis-Misenor v. Me. Med. Ctr.</w:t>
-      </w:r>
-      <w:r>
-        <w:t xml:space="preserve">, 319 F.3d 63, 67 (1st Cir. 2003). As the Supreme Court has also made clear, “a claim is not ripe for adjudication if it rests upon contingent future events that may not occur as anticipated, or indeed may not occur at all.”</w:t>
-      </w:r>
-      <w:r>
         <w:t xml:space="preserve"> </w:t>
       </w:r>
       <w:r>
@@ -5266,7 +4729,61 @@
           <w:i/>
           <w:iCs/>
         </w:rPr>
-        <w:t xml:space="preserve">Texas v. United States</w:t>
+        <w:t xml:space="preserve">Catholic Bishop of Springfield v. City of Springfield</w:t>
+      </w:r>
+      <w:r>
+        <w:t xml:space="preserve">, 724 F.3d 78, 89 (1st Cir. 2013). Plaintiffs lack standing to sue unless they show that they have “suffered some actual or threatened injury as a result of the putatively illegally conduct of the defendant, and that the injury can be fairly traced to the challenged action and is likely to be redressed by a favorable decision.”</w:t>
+      </w:r>
+      <w:r>
+        <w:t xml:space="preserve"> </w:t>
+      </w:r>
+      <w:r>
+        <w:rPr>
+          <w:i/>
+          <w:iCs/>
+        </w:rPr>
+        <w:t xml:space="preserve">McInnis-Misenor</w:t>
+      </w:r>
+      <w:r>
+        <w:rPr>
+          <w:i/>
+          <w:iCs/>
+        </w:rPr>
+        <w:t xml:space="preserve"> </w:t>
+      </w:r>
+      <w:r>
+        <w:rPr>
+          <w:i/>
+          <w:iCs/>
+        </w:rPr>
+        <w:t xml:space="preserve">v. Me. Med. Ctr.</w:t>
+      </w:r>
+      <w:r>
+        <w:t xml:space="preserve">, 319 F.3d 63, 67 (1st Cir. 2003). As the Supreme Court has also made clear, “a claim is not ripe for adjudication if it rests upon contingent future events that may not occur as anticipated, or indeed may not occur at all.”</w:t>
+      </w:r>
+      <w:r>
+        <w:t xml:space="preserve"> </w:t>
+      </w:r>
+      <w:r>
+        <w:rPr>
+          <w:i/>
+          <w:iCs/>
+        </w:rPr>
+        <w:t xml:space="preserve">Texas</w:t>
+      </w:r>
+      <w:r>
+        <w:rPr>
+          <w:i/>
+          <w:iCs/>
+        </w:rPr>
+        <w:t xml:space="preserve"> </w:t>
+      </w:r>
+      <w:r>
+        <w:rPr>
+          <w:i/>
+          <w:iCs/>
+        </w:rPr>
+        <w:t xml:space="preserve">v. United States</w:t>
       </w:r>
       <w:r>
         <w:t xml:space="preserve">, 523 U.S. 296, 300 (1998) (quotation omitted).</w:t>
@@ -5287,40 +4804,58 @@
           <w:i/>
           <w:iCs/>
         </w:rPr>
-        <w:t xml:space="preserve">See Lujan v. Defenders of Wildlife</w:t>
-      </w:r>
-      <w:r>
-        <w:t xml:space="preserve">, 504 U.S. 555, 560 (1992). And because the lawsuit turns on the mere possibility that PREPA will seek relief, Plaintiffs’ claims are unripe for review.</w:t>
-      </w:r>
-      <w:r>
-        <w:t xml:space="preserve"> </w:t>
+        <w:t xml:space="preserve">See</w:t>
       </w:r>
       <w:r>
         <w:rPr>
           <w:i/>
           <w:iCs/>
         </w:rPr>
-        <w:t xml:space="preserve">See Ernst &amp; Young v. Depositors Econ. Prot. Corp.</w:t>
-      </w:r>
-      <w:r>
-        <w:t xml:space="preserve">, 45 F.3d 530, 537</w:t>
-      </w:r>
-      <w:r>
-        <w:noBreakHyphen/>
-      </w:r>
-      <w:r>
-        <w:t xml:space="preserve">38 (1st Cir. 1995). Plaintiffs essentially ask this Court to render an advisory opinion about proceedings that may never occur, based on an alleged future injury that they may never suffer. For this reason, the claims should be dismissed.</w:t>
+        <w:t xml:space="preserve"> </w:t>
+      </w:r>
+      <w:r>
+        <w:rPr>
+          <w:i/>
+          <w:iCs/>
+        </w:rPr>
+        <w:t xml:space="preserve">Lujan v. Defenders of Wildlife</w:t>
+      </w:r>
+      <w:r>
+        <w:t xml:space="preserve">, 504 U.S. 555, 560 (1992). And because the lawsuit turns on the mere possibility that PREPA will seek relief, Plaintiffs’ claims are unripe for review.</w:t>
+      </w:r>
+      <w:r>
+        <w:t xml:space="preserve"> </w:t>
+      </w:r>
+      <w:r>
+        <w:rPr>
+          <w:i/>
+          <w:iCs/>
+        </w:rPr>
+        <w:t xml:space="preserve">See</w:t>
+      </w:r>
+      <w:r>
+        <w:rPr>
+          <w:i/>
+          <w:iCs/>
+        </w:rPr>
+        <w:t xml:space="preserve"> </w:t>
+      </w:r>
+      <w:r>
+        <w:rPr>
+          <w:i/>
+          <w:iCs/>
+        </w:rPr>
+        <w:t xml:space="preserve">Ernst &amp; Young v. Depositors Econ. Prot. Corp.</w:t>
+      </w:r>
+      <w:r>
+        <w:t xml:space="preserve">, 45 F.3d 530, 537-⁠38 (1st Cir. 1995). Plaintiffs essentially ask this Court to render an advisory opinion about proceedings that may never occur, based on an alleged future injury that they may never suffer. For this reason, the claims should be dismissed.</w:t>
       </w:r>
     </w:p>
     <w:p>
       <w:pPr>
-        <w:pStyle w:val="Heading2"/>
         <w:keepNext/>
         <w:keepLines/>
-        <w:tabs>
-          <w:tab w:val="left" w:pos="720"/>
-        </w:tabs>
-        <w:spacing w:before="480" w:after="240" w:line="276" w:lineRule="exact"/>
+        <w:spacing w:before="276" w:after="276" w:line="276" w:lineRule="exact"/>
         <w:ind w:left="720" w:hanging="720"/>
         <w:jc w:val="left"/>
       </w:pPr>
@@ -5600,14 +5135,10 @@
     </w:p>
     <w:p>
       <w:pPr>
-        <w:pStyle w:val="Heading3"/>
         <w:keepNext/>
         <w:keepLines/>
-        <w:tabs>
-          <w:tab w:val="left" w:pos="1440"/>
-        </w:tabs>
-        <w:spacing w:before="480" w:after="240" w:line="276" w:lineRule="exact"/>
-        <w:ind w:left="1440" w:hanging="720"/>
+        <w:spacing w:before="276" w:after="276" w:line="276" w:lineRule="exact"/>
+        <w:ind w:left="720" w:hanging="720"/>
         <w:jc w:val="left"/>
       </w:pPr>
       <w:r>
@@ -5793,13 +5324,7 @@
         <w:t xml:space="preserve"> </w:t>
       </w:r>
       <w:r>
-        <w:t xml:space="preserve">Pub. L. 82</w:t>
-      </w:r>
-      <w:r>
-        <w:noBreakHyphen/>
-      </w:r>
-      <w:r>
-        <w:t xml:space="preserve">447, 66 Stat. 327 (July 3, 1952)—explicitly recognizes “[t]he power of the Legislative Assembly to enact laws for the protection of the life, health and general welfare of the people shall . . . not be construed restrictively.” P.R. CONST. art. II, § 19;</w:t>
+        <w:t xml:space="preserve">Pub. L. 82-⁠447, 66 Stat. 327 (July 3, 1952)—explicitly recognizes “[t]he power of the Legislative Assembly to enact laws for the protection of the life, health and general welfare of the people shall ⁠. ⁠. ⁠. not be construed restrictively.” P.R. CONST. art. II, § 19;</w:t>
       </w:r>
       <w:r>
         <w:t xml:space="preserve"> </w:t>
@@ -5825,7 +5350,21 @@
           <w:i/>
           <w:iCs/>
         </w:rPr>
-        <w:t xml:space="preserve">Examining Bd. of Eng’rs, Architects &amp; Surveyors v. Flores de Otero</w:t>
+        <w:t xml:space="preserve">Examining</w:t>
+      </w:r>
+      <w:r>
+        <w:rPr>
+          <w:i/>
+          <w:iCs/>
+        </w:rPr>
+        <w:t xml:space="preserve"> </w:t>
+      </w:r>
+      <w:r>
+        <w:rPr>
+          <w:i/>
+          <w:iCs/>
+        </w:rPr>
+        <w:t xml:space="preserve">Bd. of Eng’rs, Architects &amp; Surveyors v. Flores de Otero</w:t>
       </w:r>
       <w:r>
         <w:t xml:space="preserve">, 426 U.S. 572, 594 (1976) (“The purpose of Congress in the 1950 and 1952 legislation was to accord to Puerto Rico the degree of autonomy and independence normally associated with States of the Union.”). In their principal challenge to the Act, Plaintiffs nonetheless claim that laws relating to the restructuring of debts fall within Congress’s exclusive province pursuant to the Bankruptcy Clause of the U.S. Constitution.</w:t>
@@ -5836,7 +5375,7 @@
         <w:pStyle w:val="BodyText"/>
       </w:pPr>
       <w:r>
-        <w:t xml:space="preserve">Plaintiffs’ effort is badly misguided. To be sure, the Bankruptcy Clause affords Congress the power “[t]o establish . . . uniform laws on the subject of Bankruptcies throughout the United States.” U.S. CONST. art. I, § 8, cl. 4. But the Supreme Court has long made clear that the mere existence of this power does not occupy the field and extinguish local authority to regulate bankruptcies involving public entities. Indeed, it was not until 1938 that the Supreme Court ruled that the federal bankruptcy power extends to laws governing municipalities and other state entities in the first place.</w:t>
+        <w:t xml:space="preserve">Plaintiffs’ effort is badly misguided. To be sure, the Bankruptcy Clause affords Congress the power “[t]o establish ⁠. ⁠. ⁠. uniform laws on the subject of Bankruptcies throughout the United States.” U.S. CONST. art. I, § 8, cl. 4. But the Supreme Court has long made clear that the mere existence of this power does not occupy the field and extinguish local authority to regulate bankruptcies involving public entities. Indeed, it was not until 1938 that the Supreme Court ruled that the federal bankruptcy power extends to laws governing municipalities and other state entities in the first place.</w:t>
       </w:r>
       <w:r>
         <w:t xml:space="preserve"> </w:t>
@@ -5856,28 +5395,13 @@
           <w:i/>
           <w:iCs/>
         </w:rPr>
-        <w:t xml:space="preserve">United States v. Bekins</w:t>
-      </w:r>
-      <w:r>
-        <w:t xml:space="preserve">, 304 U.S. 27, 51</w:t>
-      </w:r>
-      <w:r>
-        <w:noBreakHyphen/>
-      </w:r>
-      <w:r>
-        <w:t xml:space="preserve">52 (1938) (upholding federal municipal restructuring law),</w:t>
-      </w:r>
-      <w:r>
-        <w:t xml:space="preserve"> </w:t>
+        <w:t xml:space="preserve">United</w:t>
       </w:r>
       <w:r>
         <w:rPr>
           <w:i/>
           <w:iCs/>
         </w:rPr>
-        <w:t xml:space="preserve">with</w:t>
-      </w:r>
-      <w:r>
         <w:t xml:space="preserve"> </w:t>
       </w:r>
       <w:r>
@@ -5885,16 +5409,10 @@
           <w:i/>
           <w:iCs/>
         </w:rPr>
-        <w:t xml:space="preserve">Ashton v. Cameron Cnty. Water Improvement Dist.</w:t>
-      </w:r>
-      <w:r>
-        <w:t xml:space="preserve">, 298 U.S. 513, 529</w:t>
-      </w:r>
-      <w:r>
-        <w:noBreakHyphen/>
-      </w:r>
-      <w:r>
-        <w:t xml:space="preserve">32 (1936) (striking down federal municipal restructuring law as impinging on state sovereignty). Even then, the Supreme Court approved federal control over the bankruptcies of state entities only because the statute in question (a precursor to Chapter 9 of the Bankruptcy Code) was “carefully drawn so as not to impinge on the sovereignty of the State.”</w:t>
+        <w:t xml:space="preserve">States v. Bekins</w:t>
+      </w:r>
+      <w:r>
+        <w:t xml:space="preserve">, 304 U.S. 27, 51-⁠52 (1938) (upholding federal municipal restructuring law),</w:t>
       </w:r>
       <w:r>
         <w:t xml:space="preserve"> </w:t>
@@ -5904,16 +5422,7 @@
           <w:i/>
           <w:iCs/>
         </w:rPr>
-        <w:t xml:space="preserve">Bekins</w:t>
-      </w:r>
-      <w:r>
-        <w:t xml:space="preserve">, 304 U.S. at 50</w:t>
-      </w:r>
-      <w:r>
-        <w:noBreakHyphen/>
-      </w:r>
-      <w:r>
-        <w:t xml:space="preserve">51. The Court credited the fact that the federal statute allowed “[t]he State [to] retain[] control of its fiscal affairs” and exercised the bankruptcy power “only in a case where the action of the taxing agency in carrying out a plan of composition approved by the bankruptcy court is authorized by state law.”</w:t>
+        <w:t xml:space="preserve">with</w:t>
       </w:r>
       <w:r>
         <w:t xml:space="preserve"> </w:t>
@@ -5923,12 +5432,52 @@
           <w:i/>
           <w:iCs/>
         </w:rPr>
+        <w:t xml:space="preserve">Ashton</w:t>
+      </w:r>
+      <w:r>
+        <w:rPr>
+          <w:i/>
+          <w:iCs/>
+        </w:rPr>
+        <w:t xml:space="preserve"> </w:t>
+      </w:r>
+      <w:r>
+        <w:rPr>
+          <w:i/>
+          <w:iCs/>
+        </w:rPr>
+        <w:t xml:space="preserve">v. Cameron Cnty. Water Improvement Dist.</w:t>
+      </w:r>
+      <w:r>
+        <w:t xml:space="preserve">, 298 U.S. 513, 529-⁠32 (1936) (striking down federal municipal restructuring law as impinging on state sovereignty). Even then, the Supreme Court approved federal control over the bankruptcies of state entities only because the statute in question (a precursor to Chapter 9 of the Bankruptcy Code) was “carefully drawn so as not to impinge on the sovereignty of the State.”</w:t>
+      </w:r>
+      <w:r>
+        <w:t xml:space="preserve"> </w:t>
+      </w:r>
+      <w:r>
+        <w:rPr>
+          <w:i/>
+          <w:iCs/>
+        </w:rPr>
+        <w:t xml:space="preserve">Bekins</w:t>
+      </w:r>
+      <w:r>
+        <w:t xml:space="preserve">, 304 U.S. at 50-⁠51. The Court credited the fact that the federal statute allowed “[t]he State [to] retain[] control of its fiscal affairs” and exercised the bankruptcy power “only in a case where the action of the taxing agency in carrying out a plan of composition approved by the bankruptcy court is authorized by state law.”</w:t>
+      </w:r>
+      <w:r>
+        <w:t xml:space="preserve"> </w:t>
+      </w:r>
+      <w:r>
+        <w:rPr>
+          <w:i/>
+          <w:iCs/>
+        </w:rPr>
         <w:t xml:space="preserve">Id.</w:t>
       </w:r>
     </w:p>
     <w:p>
       <w:pPr>
-        <w:pStyle w:val="BodyText"/>
+        <w:pStyle w:val="BodyTextNote"/>
       </w:pPr>
       <w:r>
         <w:t xml:space="preserve">Under clear Supreme Court precedent, state and local governments retain the power to pass their own restructuring statutes, so long as they do not conflict with federal law.</w:t>
@@ -5966,31 +5515,13 @@
           <w:i/>
           <w:iCs/>
         </w:rPr>
-        <w:t xml:space="preserve">Faitoute Iron &amp; Steel Co. v. City of Asbury Park, N.J.</w:t>
-      </w:r>
-      <w:r>
-        <w:t xml:space="preserve">, 316 U.S. 502, 508</w:t>
-      </w:r>
-      <w:r>
-        <w:noBreakHyphen/>
-      </w:r>
-      <w:r>
-        <w:t xml:space="preserve">09 (1942) (upholding New Jersey’s power to enact bankruptcy statute for its municipalities against constitutional challenge, concluding the state was not “powerless in this field” to devise “autonomous regulations” for the “fiscal management of its own household”). State laws on the subject are “suspended only to the extent of actual conflict with the system provided by the Bankruptcy Act of Congress.”</w:t>
-      </w:r>
-      <w:r>
-        <w:t xml:space="preserve"> </w:t>
+        <w:t xml:space="preserve">Faitoute</w:t>
       </w:r>
       <w:r>
         <w:rPr>
           <w:i/>
           <w:iCs/>
         </w:rPr>
-        <w:t xml:space="preserve">Stellwagen v. Clum</w:t>
-      </w:r>
-      <w:r>
-        <w:t xml:space="preserve">, 245 U.S. 605, 613 (1918);</w:t>
-      </w:r>
-      <w:r>
         <w:t xml:space="preserve"> </w:t>
       </w:r>
       <w:r>
@@ -5998,7 +5529,10 @@
           <w:i/>
           <w:iCs/>
         </w:rPr>
-        <w:t xml:space="preserve">see also</w:t>
+        <w:t xml:space="preserve">Iron &amp; Steel Co. v. City of Asbury Park, N.J.</w:t>
+      </w:r>
+      <w:r>
+        <w:t xml:space="preserve">, 316 U.S. 502, 508-⁠09 (1942) (upholding New Jersey’s power to enact bankruptcy statute for its municipalities against constitutional challenge, concluding the state was not “powerless in this field” to devise “autonomous regulations” for the “fiscal management of its own household”). State laws on the subject are “suspended only to the extent of actual conflict with the system provided by the Bankruptcy Act of Congress.”</w:t>
       </w:r>
       <w:r>
         <w:t xml:space="preserve"> </w:t>
@@ -6008,16 +5542,47 @@
           <w:i/>
           <w:iCs/>
         </w:rPr>
+        <w:t xml:space="preserve">Stellwagen</w:t>
+      </w:r>
+      <w:r>
+        <w:rPr>
+          <w:i/>
+          <w:iCs/>
+        </w:rPr>
+        <w:t xml:space="preserve"> </w:t>
+      </w:r>
+      <w:r>
+        <w:rPr>
+          <w:i/>
+          <w:iCs/>
+        </w:rPr>
+        <w:t xml:space="preserve">v. Clum</w:t>
+      </w:r>
+      <w:r>
+        <w:t xml:space="preserve">, 245 U.S. 605, 613 (1918);</w:t>
+      </w:r>
+      <w:r>
+        <w:t xml:space="preserve"> </w:t>
+      </w:r>
+      <w:r>
+        <w:rPr>
+          <w:i/>
+          <w:iCs/>
+        </w:rPr>
+        <w:t xml:space="preserve">see also</w:t>
+      </w:r>
+      <w:r>
+        <w:t xml:space="preserve"> </w:t>
+      </w:r>
+      <w:r>
+        <w:rPr>
+          <w:i/>
+          <w:iCs/>
+        </w:rPr>
         <w:t xml:space="preserve">FDIC v. Torrefación Café Cialitos, Inc.</w:t>
       </w:r>
       <w:r>
-        <w:t xml:space="preserve">, 62 F.3d 439, 443</w:t>
-      </w:r>
-      <w:r>
-        <w:noBreakHyphen/>
-      </w:r>
-      <w:r>
-        <w:t xml:space="preserve">44 (1st Cir. 1995).</w:t>
+        <w:t xml:space="preserve">, 62 F.3d 439, 443-⁠44 (1st Cir. 1995).</w:t>
       </w:r>
     </w:p>
     <w:p>
@@ -6161,7 +5726,21 @@
           <w:i/>
           <w:iCs/>
         </w:rPr>
-        <w:t xml:space="preserve">Home Bldg. &amp; Loan Ass’n v. Blaisdell</w:t>
+        <w:t xml:space="preserve">Home</w:t>
+      </w:r>
+      <w:r>
+        <w:rPr>
+          <w:i/>
+          <w:iCs/>
+        </w:rPr>
+        <w:t xml:space="preserve"> </w:t>
+      </w:r>
+      <w:r>
+        <w:rPr>
+          <w:i/>
+          <w:iCs/>
+        </w:rPr>
+        <w:t xml:space="preserve">Bldg. &amp; Loan Ass’n v. Blaisdell</w:t>
       </w:r>
       <w:r>
         <w:t xml:space="preserve">, 290 U.S. 398, 444 (1934) (recognizing “reserved power of the state to protect the vital interests of the community” in time of emergency). Given the clear precedent permitting state and territorial regulation of bankruptcy, and the absence of any federal scheme whatsoever that public corporations in Puerto Rico might invoke, Plaintiffs cannot demonstrate that the mere existence of federal bankruptcy power displaces the Commonwealth’s sovereign authority.</w:t>
@@ -6169,14 +5748,10 @@
     </w:p>
     <w:p>
       <w:pPr>
-        <w:pStyle w:val="Heading3"/>
         <w:keepNext/>
         <w:keepLines/>
-        <w:tabs>
-          <w:tab w:val="left" w:pos="1440"/>
-        </w:tabs>
-        <w:spacing w:before="480" w:after="240" w:line="276" w:lineRule="exact"/>
-        <w:ind w:left="1440" w:hanging="720"/>
+        <w:spacing w:before="276" w:after="276" w:line="276" w:lineRule="exact"/>
+        <w:ind w:left="720" w:hanging="720"/>
         <w:jc w:val="left"/>
       </w:pPr>
       <w:r>
@@ -6356,7 +5931,21 @@
           <w:i/>
           <w:iCs/>
         </w:rPr>
-        <w:t xml:space="preserve">Medtronic, Inc. v. Lohr</w:t>
+        <w:t xml:space="preserve">Medtronic,</w:t>
+      </w:r>
+      <w:r>
+        <w:rPr>
+          <w:i/>
+          <w:iCs/>
+        </w:rPr>
+        <w:t xml:space="preserve"> </w:t>
+      </w:r>
+      <w:r>
+        <w:rPr>
+          <w:i/>
+          <w:iCs/>
+        </w:rPr>
+        <w:t xml:space="preserve">Inc. v. Lohr</w:t>
       </w:r>
       <w:r>
         <w:t xml:space="preserve">, 518 U.S. 470, 485 (1996).</w:t>
@@ -6388,10 +5977,9 @@
     </w:p>
     <w:p>
       <w:pPr>
-        <w:pStyle w:val="Heading1"/>
         <w:keepNext/>
         <w:keepLines/>
-        <w:spacing w:before="480" w:after="240" w:line="276" w:lineRule="exact"/>
+        <w:spacing w:before="276" w:after="276" w:line="276" w:lineRule="exact"/>
         <w:ind w:left="0" w:firstLine="0"/>
         <w:jc w:val="center"/>
       </w:pPr>
@@ -6405,11 +5993,18 @@
     </w:p>
     <w:p>
       <w:pPr>
-        <w:pStyle w:val="BodyText"/>
+        <w:pStyle w:val="BodyTextKeep"/>
       </w:pPr>
       <w:r>
         <w:t xml:space="preserve">WHEREFORE, it is respectfully requested from this Honorable Court that it GRANT the instant motion and DISMISS the Amended Complaint.</w:t>
       </w:r>
+    </w:p>
+    <w:p>
+      <w:pPr>
+        <w:keepNext/>
+        <w:keepLines/>
+        <w:spacing w:before="0" w:after="0" w:line="432" w:lineRule="exact"/>
+      </w:pPr>
     </w:p>
     <w:tbl>
       <w:tblPr>
@@ -6436,641 +6031,749 @@
           </w:tcPr>
           <w:p>
             <w:pPr>
-              <w:tabs>
-                <w:tab w:val="right" w:pos="9360"/>
-              </w:tabs>
-              <w:spacing w:before="480" w:after="0" w:line="276" w:lineRule="exact"/>
+              <w:spacing w:before="0" w:after="0" w:line="276" w:lineRule="exact"/>
               <w:ind w:left="0" w:firstLine="0"/>
               <w:jc w:val="left"/>
             </w:pPr>
             <w:r>
-              <w:t xml:space="preserve">Respectfully submitted,</w:t>
-            </w:r>
-            <w:r>
-              <w:tab/>
-            </w:r>
-            <w:r>
-              <w:t xml:space="preserve">Dated: July 21, 2014</w:t>
+              <w:t xml:space="preserve">Dated:</w:t>
+            </w:r>
+            <w:r>
+              <w:t xml:space="preserve"> </w:t>
+            </w:r>
+            <w:r>
+              <w:t xml:space="preserve">July</w:t>
+            </w:r>
+            <w:r>
+              <w:t xml:space="preserve"> </w:t>
+            </w:r>
+            <w:r>
+              <w:t xml:space="preserve">21,</w:t>
+            </w:r>
+            <w:r>
+              <w:t xml:space="preserve"> </w:t>
+            </w:r>
+            <w:r>
+              <w:t xml:space="preserve">2014</w:t>
             </w:r>
           </w:p>
-          <w:tbl>
-            <w:tblPr>
-              <w:tblW w:w="9360" w:type="dxa"/>
-              <w:tblLayout w:type="fixed"/>
-              <w:tblCellMar>
-                <w:top w:w="0" w:type="dxa"/>
-                <w:left w:w="0" w:type="dxa"/>
-                <w:bottom w:w="0" w:type="dxa"/>
-                <w:right w:w="0" w:type="dxa"/>
-              </w:tblCellMar>
-              <w:tblLook w:val="0000" w:firstRow="0" w:lastRow="0" w:firstColumn="0" w:lastColumn="0" w:noHBand="0" w:noVBand="0"/>
-            </w:tblPr>
-            <w:tblGrid>
-              <w:gridCol w:w="4896"/>
-              <w:gridCol w:w="4464"/>
-            </w:tblGrid>
-            <w:tr>
-              <w:trPr>
-                <w:cantSplit/>
-              </w:trPr>
-              <w:tc>
-                <w:tcPr>
-                  <w:tcW w:w="4896" w:type="dxa"/>
-                  <w:tcMar>
-                    <w:right w:w="432" w:type="dxa"/>
-                  </w:tcMar>
-                </w:tcPr>
-                <w:p>
-                  <w:pPr>
-                    <w:spacing w:before="240" w:after="0" w:line="276" w:lineRule="exact"/>
-                    <w:ind w:left="0" w:firstLine="0"/>
-                    <w:jc w:val="left"/>
-                  </w:pPr>
-                  <w:r>
-                    <w:t xml:space="preserve">By: s/ Jorge L. Flores De Jesús</w:t>
-                  </w:r>
-                </w:p>
-                <w:p>
-                  <w:pPr>
-                    <w:spacing w:before="0" w:after="0" w:line="276" w:lineRule="exact"/>
-                    <w:ind w:left="0" w:firstLine="0"/>
-                    <w:jc w:val="left"/>
-                  </w:pPr>
-                  <w:r>
-                    <w:t xml:space="preserve">Jorge L. Flores De Jesús</w:t>
-                  </w:r>
-                </w:p>
-                <w:p>
-                  <w:pPr>
-                    <w:spacing w:before="0" w:after="0" w:line="276" w:lineRule="exact"/>
-                    <w:ind w:left="0" w:firstLine="0"/>
-                    <w:jc w:val="left"/>
-                  </w:pPr>
-                  <w:r>
-                    <w:t xml:space="preserve">Special</w:t>
-                  </w:r>
-                  <w:r>
-                    <w:t xml:space="preserve"> </w:t>
-                  </w:r>
-                  <w:r>
-                    <w:t xml:space="preserve">Assistant</w:t>
-                  </w:r>
-                  <w:r>
-                    <w:t xml:space="preserve"> </w:t>
-                  </w:r>
-                  <w:r>
-                    <w:t xml:space="preserve">to</w:t>
-                  </w:r>
-                  <w:r>
-                    <w:t xml:space="preserve"> </w:t>
-                  </w:r>
-                  <w:r>
-                    <w:t xml:space="preserve">the</w:t>
-                  </w:r>
-                  <w:r>
-                    <w:t xml:space="preserve"> </w:t>
-                  </w:r>
-                  <w:r>
-                    <w:t xml:space="preserve">Secretary</w:t>
-                  </w:r>
-                  <w:r>
-                    <w:t xml:space="preserve"> </w:t>
-                  </w:r>
-                  <w:r>
-                    <w:t xml:space="preserve">of</w:t>
-                  </w:r>
-                  <w:r>
-                    <w:t xml:space="preserve"> </w:t>
-                  </w:r>
-                  <w:r>
-                    <w:t xml:space="preserve">Justice</w:t>
-                  </w:r>
-                </w:p>
-                <w:p>
-                  <w:pPr>
-                    <w:spacing w:before="0" w:after="0" w:line="276" w:lineRule="exact"/>
-                    <w:ind w:left="0" w:firstLine="0"/>
-                    <w:jc w:val="left"/>
-                  </w:pPr>
-                  <w:r>
-                    <w:t xml:space="preserve">USDC-PR</w:t>
-                  </w:r>
-                  <w:r>
-                    <w:t xml:space="preserve"> </w:t>
-                  </w:r>
-                  <w:r>
-                    <w:t xml:space="preserve">No.</w:t>
-                  </w:r>
-                  <w:r>
-                    <w:t xml:space="preserve"> </w:t>
-                  </w:r>
-                  <w:r>
-                    <w:t xml:space="preserve">231407</w:t>
-                  </w:r>
-                </w:p>
-                <w:p>
-                  <w:pPr>
-                    <w:spacing w:before="0" w:after="0" w:line="276" w:lineRule="exact"/>
-                    <w:ind w:left="0" w:firstLine="0"/>
-                    <w:jc w:val="left"/>
-                  </w:pPr>
-                  <w:r>
-                    <w:t xml:space="preserve">jlflores@justicia.pr.gov</w:t>
-                  </w:r>
-                </w:p>
-              </w:tc>
-              <w:tc>
-                <w:tcPr>
-                  <w:tcW w:w="4464" w:type="dxa"/>
-                </w:tcPr>
-                <w:p>
-                  <w:pPr>
-                    <w:spacing w:before="240" w:after="0" w:line="276" w:lineRule="exact"/>
-                    <w:ind w:left="0" w:firstLine="0"/>
-                    <w:jc w:val="left"/>
-                  </w:pPr>
-                  <w:r>
-                    <w:t xml:space="preserve">By: s/ Janitza M. García-Marrero</w:t>
-                  </w:r>
-                </w:p>
-                <w:p>
-                  <w:pPr>
-                    <w:spacing w:before="0" w:after="0" w:line="276" w:lineRule="exact"/>
-                    <w:ind w:left="0" w:firstLine="0"/>
-                    <w:jc w:val="left"/>
-                  </w:pPr>
-                  <w:r>
-                    <w:t xml:space="preserve">Janitza M. García-Marrero</w:t>
-                  </w:r>
-                </w:p>
-                <w:p>
-                  <w:pPr>
-                    <w:spacing w:before="0" w:after="0" w:line="276" w:lineRule="exact"/>
-                    <w:ind w:left="0" w:firstLine="0"/>
-                    <w:jc w:val="left"/>
-                  </w:pPr>
-                  <w:r>
-                    <w:t xml:space="preserve">USDC-PR</w:t>
-                  </w:r>
-                  <w:r>
-                    <w:t xml:space="preserve"> </w:t>
-                  </w:r>
-                  <w:r>
-                    <w:t xml:space="preserve">No.</w:t>
-                  </w:r>
-                  <w:r>
-                    <w:t xml:space="preserve"> </w:t>
-                  </w:r>
-                  <w:r>
-                    <w:t xml:space="preserve">222603</w:t>
-                  </w:r>
-                </w:p>
-                <w:p>
-                  <w:pPr>
-                    <w:spacing w:before="0" w:after="0" w:line="276" w:lineRule="exact"/>
-                    <w:ind w:left="0" w:firstLine="0"/>
-                    <w:jc w:val="left"/>
-                  </w:pPr>
-                  <w:r>
-                    <w:t xml:space="preserve">jgarcia@justicia.pr.gov</w:t>
-                  </w:r>
-                </w:p>
-              </w:tc>
-            </w:tr>
-            <w:tr>
-              <w:trPr>
-                <w:cantSplit/>
-              </w:trPr>
-              <w:tc>
-                <w:tcPr>
-                  <w:tcW w:w="4896" w:type="dxa"/>
-                  <w:tcMar>
-                    <w:right w:w="432" w:type="dxa"/>
-                  </w:tcMar>
-                </w:tcPr>
-                <w:p>
-                  <w:pPr>
-                    <w:spacing w:before="240" w:after="0" w:line="276" w:lineRule="exact"/>
-                    <w:ind w:left="0" w:firstLine="0"/>
-                    <w:jc w:val="left"/>
-                  </w:pPr>
-                  <w:r>
-                    <w:t xml:space="preserve">By: s/ Maraliz Vázquez Marrero</w:t>
-                  </w:r>
-                </w:p>
-                <w:p>
-                  <w:pPr>
-                    <w:spacing w:before="0" w:after="0" w:line="276" w:lineRule="exact"/>
-                    <w:ind w:left="0" w:firstLine="0"/>
-                    <w:jc w:val="left"/>
-                  </w:pPr>
-                  <w:r>
-                    <w:t xml:space="preserve">Maraliz Vázquez Marrero</w:t>
-                  </w:r>
-                </w:p>
-                <w:p>
-                  <w:pPr>
-                    <w:spacing w:before="0" w:after="0" w:line="276" w:lineRule="exact"/>
-                    <w:ind w:left="0" w:firstLine="0"/>
-                    <w:jc w:val="left"/>
-                  </w:pPr>
-                  <w:r>
-                    <w:t xml:space="preserve">USDC-PR</w:t>
-                  </w:r>
-                  <w:r>
-                    <w:t xml:space="preserve"> </w:t>
-                  </w:r>
-                  <w:r>
-                    <w:t xml:space="preserve">No.</w:t>
-                  </w:r>
-                  <w:r>
-                    <w:t xml:space="preserve"> </w:t>
-                  </w:r>
-                  <w:r>
-                    <w:t xml:space="preserve">225504</w:t>
-                  </w:r>
-                </w:p>
-                <w:p>
-                  <w:pPr>
-                    <w:spacing w:before="0" w:after="0" w:line="276" w:lineRule="exact"/>
-                    <w:ind w:left="0" w:firstLine="0"/>
-                    <w:jc w:val="left"/>
-                  </w:pPr>
-                  <w:r>
-                    <w:t xml:space="preserve">marvazquez@justicia.pr.gov</w:t>
-                  </w:r>
-                </w:p>
-              </w:tc>
-              <w:tc>
-                <w:tcPr>
-                  <w:tcW w:w="4464" w:type="dxa"/>
-                </w:tcPr>
-                <w:p>
-                  <w:pPr>
-                    <w:spacing w:before="240" w:after="0" w:line="276" w:lineRule="exact"/>
-                    <w:ind w:left="0" w:firstLine="0"/>
-                    <w:jc w:val="left"/>
-                  </w:pPr>
-                  <w:r>
-                    <w:t xml:space="preserve">By: s/ Joseph G. Feldstein-Del Valle</w:t>
-                  </w:r>
-                </w:p>
-                <w:p>
-                  <w:pPr>
-                    <w:spacing w:before="0" w:after="0" w:line="276" w:lineRule="exact"/>
-                    <w:ind w:left="0" w:firstLine="0"/>
-                    <w:jc w:val="left"/>
-                  </w:pPr>
-                  <w:r>
-                    <w:t xml:space="preserve">Joseph G. Feldstein-Del Valle</w:t>
-                  </w:r>
-                </w:p>
-                <w:p>
-                  <w:pPr>
-                    <w:spacing w:before="0" w:after="0" w:line="276" w:lineRule="exact"/>
-                    <w:ind w:left="0" w:firstLine="0"/>
-                    <w:jc w:val="left"/>
-                  </w:pPr>
-                  <w:r>
-                    <w:t xml:space="preserve">USDC-PR</w:t>
-                  </w:r>
-                  <w:r>
-                    <w:t xml:space="preserve"> </w:t>
-                  </w:r>
-                  <w:r>
-                    <w:t xml:space="preserve">No.</w:t>
-                  </w:r>
-                  <w:r>
-                    <w:t xml:space="preserve"> </w:t>
-                  </w:r>
-                  <w:r>
-                    <w:t xml:space="preserve">230808</w:t>
-                  </w:r>
-                </w:p>
-                <w:p>
-                  <w:pPr>
-                    <w:spacing w:before="0" w:after="0" w:line="276" w:lineRule="exact"/>
-                    <w:ind w:left="0" w:firstLine="0"/>
-                    <w:jc w:val="left"/>
-                  </w:pPr>
-                  <w:r>
-                    <w:t xml:space="preserve">jfeldstein@justicia.pr.gov</w:t>
-                  </w:r>
-                </w:p>
-                <w:p>
-                  <w:pPr>
-                    <w:spacing w:before="0" w:after="0" w:line="276" w:lineRule="exact"/>
-                    <w:ind w:left="0" w:firstLine="0"/>
-                    <w:jc w:val="left"/>
-                  </w:pPr>
-                  <w:r>
-                    <w:t xml:space="preserve">Attorneys</w:t>
-                  </w:r>
-                  <w:r>
-                    <w:t xml:space="preserve"> </w:t>
-                  </w:r>
-                  <w:r>
-                    <w:t xml:space="preserve">for</w:t>
-                  </w:r>
-                  <w:r>
-                    <w:t xml:space="preserve"> </w:t>
-                  </w:r>
-                  <w:r>
-                    <w:t xml:space="preserve">the</w:t>
-                  </w:r>
-                  <w:r>
-                    <w:t xml:space="preserve"> </w:t>
-                  </w:r>
-                  <w:r>
-                    <w:t xml:space="preserve">Commonwealth</w:t>
-                  </w:r>
-                  <w:r>
-                    <w:t xml:space="preserve"> </w:t>
-                  </w:r>
-                  <w:r>
-                    <w:t xml:space="preserve">of</w:t>
-                  </w:r>
-                  <w:r>
-                    <w:t xml:space="preserve"> </w:t>
-                  </w:r>
-                  <w:r>
-                    <w:t xml:space="preserve">Puerto</w:t>
-                  </w:r>
-                  <w:r>
-                    <w:t xml:space="preserve"> </w:t>
-                  </w:r>
-                  <w:r>
-                    <w:t xml:space="preserve">Rico</w:t>
-                  </w:r>
-                  <w:r>
-                    <w:t xml:space="preserve"> </w:t>
-                  </w:r>
-                  <w:r>
-                    <w:t xml:space="preserve">and</w:t>
-                  </w:r>
-                  <w:r>
-                    <w:t xml:space="preserve"> </w:t>
-                  </w:r>
-                  <w:r>
-                    <w:t xml:space="preserve">Governor</w:t>
-                  </w:r>
-                  <w:r>
-                    <w:t xml:space="preserve"> </w:t>
-                  </w:r>
-                  <w:r>
-                    <w:t xml:space="preserve">Alejandro</w:t>
-                  </w:r>
-                  <w:r>
-                    <w:t xml:space="preserve"> </w:t>
-                  </w:r>
-                  <w:r>
-                    <w:t xml:space="preserve">J.</w:t>
-                  </w:r>
-                  <w:r>
-                    <w:t xml:space="preserve"> </w:t>
-                  </w:r>
-                  <w:r>
-                    <w:t xml:space="preserve">Garcia</w:t>
-                  </w:r>
-                  <w:r>
-                    <w:t xml:space="preserve"> </w:t>
-                  </w:r>
-                  <w:r>
-                    <w:t xml:space="preserve">Padilla,</w:t>
-                  </w:r>
-                  <w:r>
-                    <w:t xml:space="preserve"> </w:t>
-                  </w:r>
-                  <w:r>
-                    <w:t xml:space="preserve">in</w:t>
-                  </w:r>
-                  <w:r>
-                    <w:t xml:space="preserve"> </w:t>
-                  </w:r>
-                  <w:r>
-                    <w:t xml:space="preserve">his</w:t>
-                  </w:r>
-                  <w:r>
-                    <w:t xml:space="preserve"> </w:t>
-                  </w:r>
-                  <w:r>
-                    <w:t xml:space="preserve">official</w:t>
-                  </w:r>
-                  <w:r>
-                    <w:t xml:space="preserve"> </w:t>
-                  </w:r>
-                  <w:r>
-                    <w:t xml:space="preserve">capacity</w:t>
-                  </w:r>
-                </w:p>
-              </w:tc>
-            </w:tr>
-            <w:tr>
-              <w:trPr>
-                <w:cantSplit/>
-              </w:trPr>
-              <w:tc>
-                <w:tcPr>
-                  <w:tcW w:w="4896" w:type="dxa"/>
-                  <w:tcMar>
-                    <w:right w:w="432" w:type="dxa"/>
-                  </w:tcMar>
-                </w:tcPr>
-                <w:p>
-                  <w:pPr>
-                    <w:spacing w:before="240" w:after="0" w:line="276" w:lineRule="exact"/>
-                    <w:ind w:left="0" w:firstLine="0"/>
-                    <w:jc w:val="left"/>
-                  </w:pPr>
-                  <w:r>
-                    <w:t xml:space="preserve">By: s/ Alejandro Febres-Jorge</w:t>
-                  </w:r>
-                </w:p>
-                <w:p>
-                  <w:pPr>
-                    <w:spacing w:before="0" w:after="0" w:line="276" w:lineRule="exact"/>
-                    <w:ind w:left="0" w:firstLine="0"/>
-                    <w:jc w:val="left"/>
-                  </w:pPr>
-                  <w:r>
-                    <w:t xml:space="preserve">Alejandro Febres-Jorge</w:t>
-                  </w:r>
-                </w:p>
-                <w:p>
-                  <w:pPr>
-                    <w:spacing w:before="0" w:after="0" w:line="276" w:lineRule="exact"/>
-                    <w:ind w:left="0" w:firstLine="0"/>
-                    <w:jc w:val="left"/>
-                  </w:pPr>
-                  <w:r>
-                    <w:t xml:space="preserve">USDC-PR</w:t>
-                  </w:r>
-                  <w:r>
-                    <w:t xml:space="preserve"> </w:t>
-                  </w:r>
-                  <w:r>
-                    <w:t xml:space="preserve">No.</w:t>
-                  </w:r>
-                  <w:r>
-                    <w:t xml:space="preserve"> </w:t>
-                  </w:r>
-                  <w:r>
-                    <w:t xml:space="preserve">228403</w:t>
-                  </w:r>
-                </w:p>
-                <w:p>
-                  <w:pPr>
-                    <w:spacing w:before="0" w:after="0" w:line="276" w:lineRule="exact"/>
-                    <w:ind w:left="0" w:firstLine="0"/>
-                    <w:jc w:val="left"/>
-                  </w:pPr>
-                  <w:r>
-                    <w:t xml:space="preserve">GOVERNMENT</w:t>
-                  </w:r>
-                  <w:r>
-                    <w:t xml:space="preserve"> </w:t>
-                  </w:r>
-                  <w:r>
-                    <w:t xml:space="preserve">DEVELOPMENT</w:t>
-                  </w:r>
-                  <w:r>
-                    <w:t xml:space="preserve"> </w:t>
-                  </w:r>
-                  <w:r>
-                    <w:t xml:space="preserve">BANK</w:t>
-                  </w:r>
-                  <w:r>
-                    <w:t xml:space="preserve"> </w:t>
-                  </w:r>
-                  <w:r>
-                    <w:t xml:space="preserve">FOR</w:t>
-                  </w:r>
-                  <w:r>
-                    <w:t xml:space="preserve"> </w:t>
-                  </w:r>
-                  <w:r>
-                    <w:t xml:space="preserve">PUERTO</w:t>
-                  </w:r>
-                  <w:r>
-                    <w:t xml:space="preserve"> </w:t>
-                  </w:r>
-                  <w:r>
-                    <w:t xml:space="preserve">RICO</w:t>
-                  </w:r>
-                </w:p>
-                <w:p>
-                  <w:pPr>
-                    <w:spacing w:before="0" w:after="0" w:line="276" w:lineRule="exact"/>
-                    <w:ind w:left="0" w:firstLine="0"/>
-                    <w:jc w:val="left"/>
-                  </w:pPr>
-                  <w:r>
-                    <w:t xml:space="preserve">Attorney</w:t>
-                  </w:r>
-                  <w:r>
-                    <w:t xml:space="preserve"> </w:t>
-                  </w:r>
-                  <w:r>
-                    <w:t xml:space="preserve">for</w:t>
-                  </w:r>
-                  <w:r>
-                    <w:t xml:space="preserve"> </w:t>
-                  </w:r>
-                  <w:r>
-                    <w:t xml:space="preserve">John</w:t>
-                  </w:r>
-                  <w:r>
-                    <w:t xml:space="preserve"> </w:t>
-                  </w:r>
-                  <w:r>
-                    <w:t xml:space="preserve">Doe,</w:t>
-                  </w:r>
-                  <w:r>
-                    <w:t xml:space="preserve"> </w:t>
-                  </w:r>
-                  <w:r>
-                    <w:t xml:space="preserve">agent</w:t>
-                  </w:r>
-                  <w:r>
-                    <w:t xml:space="preserve"> </w:t>
-                  </w:r>
-                  <w:r>
-                    <w:t xml:space="preserve">for</w:t>
-                  </w:r>
-                  <w:r>
-                    <w:t xml:space="preserve"> </w:t>
-                  </w:r>
-                  <w:r>
-                    <w:t xml:space="preserve">the</w:t>
-                  </w:r>
-                  <w:r>
-                    <w:t xml:space="preserve"> </w:t>
-                  </w:r>
-                  <w:r>
-                    <w:t xml:space="preserve">Government</w:t>
-                  </w:r>
-                  <w:r>
-                    <w:t xml:space="preserve"> </w:t>
-                  </w:r>
-                  <w:r>
-                    <w:t xml:space="preserve">Development</w:t>
-                  </w:r>
-                  <w:r>
-                    <w:t xml:space="preserve"> </w:t>
-                  </w:r>
-                  <w:r>
-                    <w:t xml:space="preserve">Bank</w:t>
-                  </w:r>
-                  <w:r>
-                    <w:t xml:space="preserve"> </w:t>
-                  </w:r>
-                  <w:r>
-                    <w:t xml:space="preserve">for</w:t>
-                  </w:r>
-                  <w:r>
-                    <w:t xml:space="preserve"> </w:t>
-                  </w:r>
-                  <w:r>
-                    <w:t xml:space="preserve">Puerto</w:t>
-                  </w:r>
-                  <w:r>
-                    <w:t xml:space="preserve"> </w:t>
-                  </w:r>
-                  <w:r>
-                    <w:t xml:space="preserve">Rico</w:t>
-                  </w:r>
-                </w:p>
-              </w:tc>
-              <w:tc>
-                <w:tcPr>
-                  <w:tcW w:w="4464" w:type="dxa"/>
-                </w:tcPr>
-                <w:p>
-                  <w:pPr>
-                    <w:spacing w:before="0" w:after="0" w:line="20" w:lineRule="exact"/>
-                    <w:ind w:left="0" w:firstLine="0"/>
-                    <w:jc w:val="left"/>
-                  </w:pPr>
-                </w:p>
-              </w:tc>
-            </w:tr>
-          </w:tbl>
           <w:p>
             <w:pPr>
-              <w:spacing w:before="0" w:after="0" w:line="20" w:lineRule="exact"/>
+              <w:spacing w:before="0" w:after="0" w:line="276" w:lineRule="exact"/>
               <w:ind w:left="0" w:firstLine="0"/>
               <w:jc w:val="left"/>
             </w:pPr>
+            <w:r>
+              <w:t xml:space="preserve">Respectfully</w:t>
+            </w:r>
+            <w:r>
+              <w:t xml:space="preserve"> </w:t>
+            </w:r>
+            <w:r>
+              <w:t xml:space="preserve">submitted,</w:t>
+            </w:r>
+          </w:p>
+          <w:p>
+            <w:pPr>
+              <w:spacing w:before="112" w:after="0" w:line="276" w:lineRule="exact"/>
+              <w:ind w:left="0" w:firstLine="0"/>
+              <w:jc w:val="left"/>
+            </w:pPr>
+            <w:r>
+              <w:rPr>
+                <w:u w:val="single"/>
+              </w:rPr>
+              <w:t xml:space="preserve">s/</w:t>
+            </w:r>
+            <w:r>
+              <w:rPr>
+                <w:u w:val="single"/>
+              </w:rPr>
+              <w:t xml:space="preserve"> </w:t>
+            </w:r>
+            <w:r>
+              <w:rPr>
+                <w:u w:val="single"/>
+              </w:rPr>
+              <w:t xml:space="preserve">Jorge</w:t>
+            </w:r>
+            <w:r>
+              <w:rPr>
+                <w:u w:val="single"/>
+              </w:rPr>
+              <w:t xml:space="preserve"> </w:t>
+            </w:r>
+            <w:r>
+              <w:rPr>
+                <w:u w:val="single"/>
+              </w:rPr>
+              <w:t xml:space="preserve">L.</w:t>
+            </w:r>
+            <w:r>
+              <w:rPr>
+                <w:u w:val="single"/>
+              </w:rPr>
+              <w:t xml:space="preserve"> </w:t>
+            </w:r>
+            <w:r>
+              <w:rPr>
+                <w:u w:val="single"/>
+              </w:rPr>
+              <w:t xml:space="preserve">Flores</w:t>
+            </w:r>
+            <w:r>
+              <w:rPr>
+                <w:u w:val="single"/>
+              </w:rPr>
+              <w:t xml:space="preserve"> </w:t>
+            </w:r>
+            <w:r>
+              <w:rPr>
+                <w:u w:val="single"/>
+              </w:rPr>
+              <w:t xml:space="preserve">De</w:t>
+            </w:r>
+            <w:r>
+              <w:rPr>
+                <w:u w:val="single"/>
+              </w:rPr>
+              <w:t xml:space="preserve"> </w:t>
+            </w:r>
+            <w:r>
+              <w:rPr>
+                <w:u w:val="single"/>
+              </w:rPr>
+              <w:t xml:space="preserve">Jesús</w:t>
+            </w:r>
+          </w:p>
+          <w:p>
+            <w:pPr>
+              <w:spacing w:before="0" w:after="0" w:line="276" w:lineRule="exact"/>
+              <w:ind w:left="0" w:firstLine="0"/>
+              <w:jc w:val="left"/>
+            </w:pPr>
+            <w:r>
+              <w:t xml:space="preserve">Special</w:t>
+            </w:r>
+            <w:r>
+              <w:t xml:space="preserve"> </w:t>
+            </w:r>
+            <w:r>
+              <w:t xml:space="preserve">Assistant</w:t>
+            </w:r>
+            <w:r>
+              <w:t xml:space="preserve"> </w:t>
+            </w:r>
+            <w:r>
+              <w:t xml:space="preserve">to</w:t>
+            </w:r>
+            <w:r>
+              <w:t xml:space="preserve"> </w:t>
+            </w:r>
+            <w:r>
+              <w:t xml:space="preserve">the</w:t>
+            </w:r>
+            <w:r>
+              <w:t xml:space="preserve"> </w:t>
+            </w:r>
+            <w:r>
+              <w:t xml:space="preserve">Secretary</w:t>
+            </w:r>
+            <w:r>
+              <w:t xml:space="preserve"> </w:t>
+            </w:r>
+            <w:r>
+              <w:t xml:space="preserve">of</w:t>
+            </w:r>
+            <w:r>
+              <w:t xml:space="preserve"> </w:t>
+            </w:r>
+            <w:r>
+              <w:t xml:space="preserve">Justice</w:t>
+            </w:r>
+          </w:p>
+          <w:p>
+            <w:pPr>
+              <w:spacing w:before="0" w:after="0" w:line="276" w:lineRule="exact"/>
+              <w:ind w:left="0" w:firstLine="0"/>
+              <w:jc w:val="left"/>
+            </w:pPr>
+            <w:r>
+              <w:t xml:space="preserve">USDC-PR</w:t>
+            </w:r>
+            <w:r>
+              <w:t xml:space="preserve"> </w:t>
+            </w:r>
+            <w:r>
+              <w:t xml:space="preserve">No.</w:t>
+            </w:r>
+            <w:r>
+              <w:t xml:space="preserve"> </w:t>
+            </w:r>
+            <w:r>
+              <w:t xml:space="preserve">231407</w:t>
+            </w:r>
+          </w:p>
+          <w:p>
+            <w:pPr>
+              <w:spacing w:before="0" w:after="0" w:line="276" w:lineRule="exact"/>
+              <w:ind w:left="0" w:firstLine="0"/>
+              <w:jc w:val="left"/>
+            </w:pPr>
+            <w:r>
+              <w:t xml:space="preserve">jlflores@justicia.pr.gov</w:t>
+            </w:r>
+          </w:p>
+          <w:p>
+            <w:pPr>
+              <w:spacing w:before="112" w:after="0" w:line="276" w:lineRule="exact"/>
+              <w:ind w:left="0" w:firstLine="0"/>
+              <w:jc w:val="left"/>
+            </w:pPr>
+            <w:r>
+              <w:rPr>
+                <w:u w:val="single"/>
+              </w:rPr>
+              <w:t xml:space="preserve">s/</w:t>
+            </w:r>
+            <w:r>
+              <w:rPr>
+                <w:u w:val="single"/>
+              </w:rPr>
+              <w:t xml:space="preserve"> </w:t>
+            </w:r>
+            <w:r>
+              <w:rPr>
+                <w:u w:val="single"/>
+              </w:rPr>
+              <w:t xml:space="preserve">Janitza</w:t>
+            </w:r>
+            <w:r>
+              <w:rPr>
+                <w:u w:val="single"/>
+              </w:rPr>
+              <w:t xml:space="preserve"> </w:t>
+            </w:r>
+            <w:r>
+              <w:rPr>
+                <w:u w:val="single"/>
+              </w:rPr>
+              <w:t xml:space="preserve">M.</w:t>
+            </w:r>
+            <w:r>
+              <w:rPr>
+                <w:u w:val="single"/>
+              </w:rPr>
+              <w:t xml:space="preserve"> </w:t>
+            </w:r>
+            <w:r>
+              <w:rPr>
+                <w:u w:val="single"/>
+              </w:rPr>
+              <w:t xml:space="preserve">García-Marrero</w:t>
+            </w:r>
+          </w:p>
+          <w:p>
+            <w:pPr>
+              <w:spacing w:before="0" w:after="0" w:line="276" w:lineRule="exact"/>
+              <w:ind w:left="0" w:firstLine="0"/>
+              <w:jc w:val="left"/>
+            </w:pPr>
+            <w:r>
+              <w:t xml:space="preserve">USDC-PR</w:t>
+            </w:r>
+            <w:r>
+              <w:t xml:space="preserve"> </w:t>
+            </w:r>
+            <w:r>
+              <w:t xml:space="preserve">No.</w:t>
+            </w:r>
+            <w:r>
+              <w:t xml:space="preserve"> </w:t>
+            </w:r>
+            <w:r>
+              <w:t xml:space="preserve">222603</w:t>
+            </w:r>
+          </w:p>
+          <w:p>
+            <w:pPr>
+              <w:spacing w:before="0" w:after="0" w:line="276" w:lineRule="exact"/>
+              <w:ind w:left="0" w:firstLine="0"/>
+              <w:jc w:val="left"/>
+            </w:pPr>
+            <w:r>
+              <w:t xml:space="preserve">jgarcia@justicia.pr.gov</w:t>
+            </w:r>
+          </w:p>
+          <w:p>
+            <w:pPr>
+              <w:spacing w:before="112" w:after="0" w:line="276" w:lineRule="exact"/>
+              <w:ind w:left="0" w:firstLine="0"/>
+              <w:jc w:val="left"/>
+            </w:pPr>
+            <w:r>
+              <w:rPr>
+                <w:u w:val="single"/>
+              </w:rPr>
+              <w:t xml:space="preserve">s/</w:t>
+            </w:r>
+            <w:r>
+              <w:rPr>
+                <w:u w:val="single"/>
+              </w:rPr>
+              <w:t xml:space="preserve"> </w:t>
+            </w:r>
+            <w:r>
+              <w:rPr>
+                <w:u w:val="single"/>
+              </w:rPr>
+              <w:t xml:space="preserve">Maraliz</w:t>
+            </w:r>
+            <w:r>
+              <w:rPr>
+                <w:u w:val="single"/>
+              </w:rPr>
+              <w:t xml:space="preserve"> </w:t>
+            </w:r>
+            <w:r>
+              <w:rPr>
+                <w:u w:val="single"/>
+              </w:rPr>
+              <w:t xml:space="preserve">Vázquez</w:t>
+            </w:r>
+            <w:r>
+              <w:rPr>
+                <w:u w:val="single"/>
+              </w:rPr>
+              <w:t xml:space="preserve"> </w:t>
+            </w:r>
+            <w:r>
+              <w:rPr>
+                <w:u w:val="single"/>
+              </w:rPr>
+              <w:t xml:space="preserve">Marrero</w:t>
+            </w:r>
+          </w:p>
+          <w:p>
+            <w:pPr>
+              <w:spacing w:before="0" w:after="0" w:line="276" w:lineRule="exact"/>
+              <w:ind w:left="0" w:firstLine="0"/>
+              <w:jc w:val="left"/>
+            </w:pPr>
+            <w:r>
+              <w:t xml:space="preserve">USDC-PR</w:t>
+            </w:r>
+            <w:r>
+              <w:t xml:space="preserve"> </w:t>
+            </w:r>
+            <w:r>
+              <w:t xml:space="preserve">No.</w:t>
+            </w:r>
+            <w:r>
+              <w:t xml:space="preserve"> </w:t>
+            </w:r>
+            <w:r>
+              <w:t xml:space="preserve">225504</w:t>
+            </w:r>
+          </w:p>
+          <w:p>
+            <w:pPr>
+              <w:spacing w:before="0" w:after="0" w:line="276" w:lineRule="exact"/>
+              <w:ind w:left="0" w:firstLine="0"/>
+              <w:jc w:val="left"/>
+            </w:pPr>
+            <w:r>
+              <w:t xml:space="preserve">marvazquez@justicia.pr.gov</w:t>
+            </w:r>
+          </w:p>
+          <w:p>
+            <w:pPr>
+              <w:spacing w:before="112" w:after="0" w:line="276" w:lineRule="exact"/>
+              <w:ind w:left="0" w:firstLine="0"/>
+              <w:jc w:val="left"/>
+            </w:pPr>
+            <w:r>
+              <w:rPr>
+                <w:u w:val="single"/>
+              </w:rPr>
+              <w:t xml:space="preserve">s/</w:t>
+            </w:r>
+            <w:r>
+              <w:rPr>
+                <w:u w:val="single"/>
+              </w:rPr>
+              <w:t xml:space="preserve"> </w:t>
+            </w:r>
+            <w:r>
+              <w:rPr>
+                <w:u w:val="single"/>
+              </w:rPr>
+              <w:t xml:space="preserve">Joseph</w:t>
+            </w:r>
+            <w:r>
+              <w:rPr>
+                <w:u w:val="single"/>
+              </w:rPr>
+              <w:t xml:space="preserve"> </w:t>
+            </w:r>
+            <w:r>
+              <w:rPr>
+                <w:u w:val="single"/>
+              </w:rPr>
+              <w:t xml:space="preserve">G.</w:t>
+            </w:r>
+            <w:r>
+              <w:rPr>
+                <w:u w:val="single"/>
+              </w:rPr>
+              <w:t xml:space="preserve"> </w:t>
+            </w:r>
+            <w:r>
+              <w:rPr>
+                <w:u w:val="single"/>
+              </w:rPr>
+              <w:t xml:space="preserve">Feldstein-Del</w:t>
+            </w:r>
+            <w:r>
+              <w:rPr>
+                <w:u w:val="single"/>
+              </w:rPr>
+              <w:t xml:space="preserve"> </w:t>
+            </w:r>
+            <w:r>
+              <w:rPr>
+                <w:u w:val="single"/>
+              </w:rPr>
+              <w:t xml:space="preserve">Valle</w:t>
+            </w:r>
+          </w:p>
+          <w:p>
+            <w:pPr>
+              <w:spacing w:before="0" w:after="0" w:line="276" w:lineRule="exact"/>
+              <w:ind w:left="0" w:firstLine="0"/>
+              <w:jc w:val="left"/>
+            </w:pPr>
+            <w:r>
+              <w:t xml:space="preserve">USDC-PR</w:t>
+            </w:r>
+            <w:r>
+              <w:t xml:space="preserve"> </w:t>
+            </w:r>
+            <w:r>
+              <w:t xml:space="preserve">No.</w:t>
+            </w:r>
+            <w:r>
+              <w:t xml:space="preserve"> </w:t>
+            </w:r>
+            <w:r>
+              <w:t xml:space="preserve">230808</w:t>
+            </w:r>
+          </w:p>
+          <w:p>
+            <w:pPr>
+              <w:spacing w:before="0" w:after="0" w:line="276" w:lineRule="exact"/>
+              <w:ind w:left="0" w:firstLine="0"/>
+              <w:jc w:val="left"/>
+            </w:pPr>
+            <w:r>
+              <w:t xml:space="preserve">jfeldstein@justicia.pr.gov</w:t>
+            </w:r>
+          </w:p>
+          <w:p>
+            <w:pPr>
+              <w:spacing w:before="0" w:after="0" w:line="276" w:lineRule="exact"/>
+              <w:ind w:left="0" w:firstLine="0"/>
+              <w:jc w:val="left"/>
+            </w:pPr>
+            <w:r>
+              <w:t xml:space="preserve">Attorneys</w:t>
+            </w:r>
+            <w:r>
+              <w:t xml:space="preserve"> </w:t>
+            </w:r>
+            <w:r>
+              <w:t xml:space="preserve">for</w:t>
+            </w:r>
+            <w:r>
+              <w:t xml:space="preserve"> </w:t>
+            </w:r>
+            <w:r>
+              <w:t xml:space="preserve">the</w:t>
+            </w:r>
+            <w:r>
+              <w:t xml:space="preserve"> </w:t>
+            </w:r>
+            <w:r>
+              <w:t xml:space="preserve">Commonwealth</w:t>
+            </w:r>
+            <w:r>
+              <w:t xml:space="preserve"> </w:t>
+            </w:r>
+            <w:r>
+              <w:t xml:space="preserve">of</w:t>
+            </w:r>
+            <w:r>
+              <w:t xml:space="preserve"> </w:t>
+            </w:r>
+            <w:r>
+              <w:t xml:space="preserve">Puerto</w:t>
+            </w:r>
+            <w:r>
+              <w:t xml:space="preserve"> </w:t>
+            </w:r>
+            <w:r>
+              <w:t xml:space="preserve">Rico</w:t>
+            </w:r>
+            <w:r>
+              <w:t xml:space="preserve"> </w:t>
+            </w:r>
+            <w:r>
+              <w:t xml:space="preserve">and</w:t>
+            </w:r>
+            <w:r>
+              <w:t xml:space="preserve"> </w:t>
+            </w:r>
+            <w:r>
+              <w:t xml:space="preserve">Governor</w:t>
+            </w:r>
+            <w:r>
+              <w:t xml:space="preserve"> </w:t>
+            </w:r>
+            <w:r>
+              <w:t xml:space="preserve">Alejandro</w:t>
+            </w:r>
+            <w:r>
+              <w:t xml:space="preserve"> </w:t>
+            </w:r>
+            <w:r>
+              <w:t xml:space="preserve">J.</w:t>
+            </w:r>
+            <w:r>
+              <w:t xml:space="preserve"> </w:t>
+            </w:r>
+            <w:r>
+              <w:t xml:space="preserve">Garcia</w:t>
+            </w:r>
+            <w:r>
+              <w:t xml:space="preserve"> </w:t>
+            </w:r>
+            <w:r>
+              <w:t xml:space="preserve">Padilla,</w:t>
+            </w:r>
+            <w:r>
+              <w:t xml:space="preserve"> </w:t>
+            </w:r>
+            <w:r>
+              <w:t xml:space="preserve">in</w:t>
+            </w:r>
+            <w:r>
+              <w:t xml:space="preserve"> </w:t>
+            </w:r>
+            <w:r>
+              <w:t xml:space="preserve">his</w:t>
+            </w:r>
+            <w:r>
+              <w:t xml:space="preserve"> </w:t>
+            </w:r>
+            <w:r>
+              <w:t xml:space="preserve">official</w:t>
+            </w:r>
+            <w:r>
+              <w:t xml:space="preserve"> </w:t>
+            </w:r>
+            <w:r>
+              <w:t xml:space="preserve">capacity</w:t>
+            </w:r>
+          </w:p>
+          <w:p>
+            <w:pPr>
+              <w:spacing w:before="112" w:after="0" w:line="276" w:lineRule="exact"/>
+              <w:ind w:left="0" w:firstLine="0"/>
+              <w:jc w:val="left"/>
+            </w:pPr>
+            <w:r>
+              <w:rPr>
+                <w:u w:val="single"/>
+              </w:rPr>
+              <w:t xml:space="preserve">s/</w:t>
+            </w:r>
+            <w:r>
+              <w:rPr>
+                <w:u w:val="single"/>
+              </w:rPr>
+              <w:t xml:space="preserve"> </w:t>
+            </w:r>
+            <w:r>
+              <w:rPr>
+                <w:u w:val="single"/>
+              </w:rPr>
+              <w:t xml:space="preserve">Alejandro</w:t>
+            </w:r>
+            <w:r>
+              <w:rPr>
+                <w:u w:val="single"/>
+              </w:rPr>
+              <w:t xml:space="preserve"> </w:t>
+            </w:r>
+            <w:r>
+              <w:rPr>
+                <w:u w:val="single"/>
+              </w:rPr>
+              <w:t xml:space="preserve">Febres-Jorge</w:t>
+            </w:r>
+          </w:p>
+          <w:p>
+            <w:pPr>
+              <w:spacing w:before="0" w:after="0" w:line="276" w:lineRule="exact"/>
+              <w:ind w:left="0" w:firstLine="0"/>
+              <w:jc w:val="left"/>
+            </w:pPr>
+            <w:r>
+              <w:t xml:space="preserve">USDC-PR</w:t>
+            </w:r>
+            <w:r>
+              <w:t xml:space="preserve"> </w:t>
+            </w:r>
+            <w:r>
+              <w:t xml:space="preserve">No.</w:t>
+            </w:r>
+            <w:r>
+              <w:t xml:space="preserve"> </w:t>
+            </w:r>
+            <w:r>
+              <w:t xml:space="preserve">228403</w:t>
+            </w:r>
+          </w:p>
+          <w:p>
+            <w:pPr>
+              <w:spacing w:before="0" w:after="0" w:line="276" w:lineRule="exact"/>
+              <w:ind w:left="0" w:firstLine="0"/>
+              <w:jc w:val="left"/>
+            </w:pPr>
+            <w:r>
+              <w:t xml:space="preserve">GOVERNMENT</w:t>
+            </w:r>
+            <w:r>
+              <w:t xml:space="preserve"> </w:t>
+            </w:r>
+            <w:r>
+              <w:t xml:space="preserve">DEVELOPMENT</w:t>
+            </w:r>
+            <w:r>
+              <w:t xml:space="preserve"> </w:t>
+            </w:r>
+            <w:r>
+              <w:t xml:space="preserve">BANK</w:t>
+            </w:r>
+            <w:r>
+              <w:t xml:space="preserve"> </w:t>
+            </w:r>
+            <w:r>
+              <w:t xml:space="preserve">FOR</w:t>
+            </w:r>
+            <w:r>
+              <w:t xml:space="preserve"> </w:t>
+            </w:r>
+            <w:r>
+              <w:t xml:space="preserve">PUERTO</w:t>
+            </w:r>
+            <w:r>
+              <w:t xml:space="preserve"> </w:t>
+            </w:r>
+            <w:r>
+              <w:t xml:space="preserve">RICO</w:t>
+            </w:r>
+          </w:p>
+          <w:p>
+            <w:pPr>
+              <w:spacing w:before="0" w:after="0" w:line="276" w:lineRule="exact"/>
+              <w:ind w:left="0" w:firstLine="0"/>
+              <w:jc w:val="left"/>
+            </w:pPr>
+            <w:r>
+              <w:t xml:space="preserve">Attorney</w:t>
+            </w:r>
+            <w:r>
+              <w:t xml:space="preserve"> </w:t>
+            </w:r>
+            <w:r>
+              <w:t xml:space="preserve">for</w:t>
+            </w:r>
+            <w:r>
+              <w:t xml:space="preserve"> </w:t>
+            </w:r>
+            <w:r>
+              <w:t xml:space="preserve">John</w:t>
+            </w:r>
+            <w:r>
+              <w:t xml:space="preserve"> </w:t>
+            </w:r>
+            <w:r>
+              <w:t xml:space="preserve">Doe,</w:t>
+            </w:r>
+            <w:r>
+              <w:t xml:space="preserve"> </w:t>
+            </w:r>
+            <w:r>
+              <w:t xml:space="preserve">agent</w:t>
+            </w:r>
+            <w:r>
+              <w:t xml:space="preserve"> </w:t>
+            </w:r>
+            <w:r>
+              <w:t xml:space="preserve">for</w:t>
+            </w:r>
+            <w:r>
+              <w:t xml:space="preserve"> </w:t>
+            </w:r>
+            <w:r>
+              <w:t xml:space="preserve">the</w:t>
+            </w:r>
+            <w:r>
+              <w:t xml:space="preserve"> </w:t>
+            </w:r>
+            <w:r>
+              <w:t xml:space="preserve">Government</w:t>
+            </w:r>
+            <w:r>
+              <w:t xml:space="preserve"> </w:t>
+            </w:r>
+            <w:r>
+              <w:t xml:space="preserve">Development</w:t>
+            </w:r>
+            <w:r>
+              <w:t xml:space="preserve"> </w:t>
+            </w:r>
+            <w:r>
+              <w:t xml:space="preserve">Bank</w:t>
+            </w:r>
+            <w:r>
+              <w:t xml:space="preserve"> </w:t>
+            </w:r>
+            <w:r>
+              <w:t xml:space="preserve">for</w:t>
+            </w:r>
+            <w:r>
+              <w:t xml:space="preserve"> </w:t>
+            </w:r>
+            <w:r>
+              <w:t xml:space="preserve">Puerto</w:t>
+            </w:r>
+            <w:r>
+              <w:t xml:space="preserve"> </w:t>
+            </w:r>
+            <w:r>
+              <w:t xml:space="preserve">Rico</w:t>
+            </w:r>
           </w:p>
         </w:tc>
       </w:tr>
     </w:tbl>
     <w:p>
       <w:pPr>
-        <w:pStyle w:val="Heading1"/>
         <w:keepNext/>
         <w:keepLines/>
-        <w:spacing w:before="480" w:after="240" w:line="276" w:lineRule="exact"/>
+        <w:spacing w:before="276" w:after="276" w:line="276" w:lineRule="exact"/>
         <w:ind w:left="0" w:firstLine="0"/>
         <w:jc w:val="center"/>
       </w:pPr>
@@ -7079,222 +6782,389 @@
           <w:b/>
           <w:bCs/>
         </w:rPr>
-        <w:t xml:space="preserve">CERTIFICATE OF SERVICE</w:t>
+        <w:t xml:space="preserve">CERTIFICATE</w:t>
+      </w:r>
+      <w:r>
+        <w:rPr>
+          <w:b/>
+          <w:bCs/>
+        </w:rPr>
+        <w:t xml:space="preserve"> </w:t>
+      </w:r>
+      <w:r>
+        <w:rPr>
+          <w:b/>
+          <w:bCs/>
+        </w:rPr>
+        <w:t xml:space="preserve">OF</w:t>
+      </w:r>
+      <w:r>
+        <w:rPr>
+          <w:b/>
+          <w:bCs/>
+        </w:rPr>
+        <w:t xml:space="preserve"> </w:t>
+      </w:r>
+      <w:r>
+        <w:rPr>
+          <w:b/>
+          <w:bCs/>
+        </w:rPr>
+        <w:t xml:space="preserve">SERVICE</w:t>
       </w:r>
     </w:p>
     <w:p>
       <w:pPr>
-        <w:keepNext/>
-        <w:keepLines/>
-        <w:spacing w:before="0" w:after="0" w:line="480" w:lineRule="exact"/>
-        <w:ind w:left="0" w:firstLine="720"/>
+        <w:spacing w:before="0" w:after="0" w:line="276" w:lineRule="exact"/>
+        <w:ind w:left="0" w:firstLine="0"/>
         <w:jc w:val="left"/>
       </w:pPr>
       <w:r>
-        <w:t xml:space="preserve">I HEREBY CERTIFY that on this same date I electronically filed the foregoing with the Clerk of the Court using the CM/ECF system, which will send notification of such filing to all counsel of record.</w:t>
+        <w:t xml:space="preserve">I</w:t>
+      </w:r>
+      <w:r>
+        <w:t xml:space="preserve"> </w:t>
+      </w:r>
+      <w:r>
+        <w:t xml:space="preserve">hereby</w:t>
+      </w:r>
+      <w:r>
+        <w:t xml:space="preserve"> </w:t>
+      </w:r>
+      <w:r>
+        <w:t xml:space="preserve">certify</w:t>
+      </w:r>
+      <w:r>
+        <w:t xml:space="preserve"> </w:t>
+      </w:r>
+      <w:r>
+        <w:t xml:space="preserve">that</w:t>
+      </w:r>
+      <w:r>
+        <w:t xml:space="preserve"> </w:t>
+      </w:r>
+      <w:r>
+        <w:t xml:space="preserve">this</w:t>
+      </w:r>
+      <w:r>
+        <w:t xml:space="preserve"> </w:t>
+      </w:r>
+      <w:r>
+        <w:t xml:space="preserve">document</w:t>
+      </w:r>
+      <w:r>
+        <w:t xml:space="preserve"> </w:t>
+      </w:r>
+      <w:r>
+        <w:t xml:space="preserve">was</w:t>
+      </w:r>
+      <w:r>
+        <w:t xml:space="preserve"> </w:t>
+      </w:r>
+      <w:r>
+        <w:t xml:space="preserve">served</w:t>
+      </w:r>
+      <w:r>
+        <w:t xml:space="preserve"> </w:t>
+      </w:r>
+      <w:r>
+        <w:t xml:space="preserve">through</w:t>
+      </w:r>
+      <w:r>
+        <w:t xml:space="preserve"> </w:t>
+      </w:r>
+      <w:r>
+        <w:t xml:space="preserve">CM/​ECF</w:t>
+      </w:r>
+      <w:r>
+        <w:t xml:space="preserve"> </w:t>
+      </w:r>
+      <w:r>
+        <w:t xml:space="preserve">on</w:t>
+      </w:r>
+      <w:r>
+        <w:t xml:space="preserve"> </w:t>
+      </w:r>
+      <w:r>
+        <w:t xml:space="preserve">all</w:t>
+      </w:r>
+      <w:r>
+        <w:t xml:space="preserve"> </w:t>
+      </w:r>
+      <w:r>
+        <w:t xml:space="preserve">counsel</w:t>
+      </w:r>
+      <w:r>
+        <w:t xml:space="preserve"> </w:t>
+      </w:r>
+      <w:r>
+        <w:t xml:space="preserve">of</w:t>
+      </w:r>
+      <w:r>
+        <w:t xml:space="preserve"> </w:t>
+      </w:r>
+      <w:r>
+        <w:t xml:space="preserve">record.</w:t>
       </w:r>
     </w:p>
     <w:p>
       <w:pPr>
-        <w:keepNext/>
-        <w:keepLines/>
-        <w:spacing w:before="0" w:after="0" w:line="480" w:lineRule="exact"/>
-        <w:ind w:left="0" w:firstLine="720"/>
+        <w:spacing w:before="0" w:after="0" w:line="276" w:lineRule="exact"/>
+        <w:ind w:left="0" w:firstLine="0"/>
         <w:jc w:val="left"/>
       </w:pPr>
       <w:r>
-        <w:t xml:space="preserve">In San Juan, Puerto Rico, this 21st day of July 2014.</w:t>
+        <w:t xml:space="preserve">San</w:t>
+      </w:r>
+      <w:r>
+        <w:t xml:space="preserve"> </w:t>
+      </w:r>
+      <w:r>
+        <w:t xml:space="preserve">Juan,</w:t>
+      </w:r>
+      <w:r>
+        <w:t xml:space="preserve"> </w:t>
+      </w:r>
+      <w:r>
+        <w:t xml:space="preserve">Puerto</w:t>
+      </w:r>
+      <w:r>
+        <w:t xml:space="preserve"> </w:t>
+      </w:r>
+      <w:r>
+        <w:t xml:space="preserve">Rico,</w:t>
+      </w:r>
+      <w:r>
+        <w:t xml:space="preserve"> </w:t>
+      </w:r>
+      <w:r>
+        <w:t xml:space="preserve">21st</w:t>
+      </w:r>
+      <w:r>
+        <w:t xml:space="preserve"> </w:t>
+      </w:r>
+      <w:r>
+        <w:t xml:space="preserve">day</w:t>
+      </w:r>
+      <w:r>
+        <w:t xml:space="preserve"> </w:t>
+      </w:r>
+      <w:r>
+        <w:t xml:space="preserve">of</w:t>
+      </w:r>
+      <w:r>
+        <w:t xml:space="preserve"> </w:t>
+      </w:r>
+      <w:r>
+        <w:t xml:space="preserve">July</w:t>
+      </w:r>
+      <w:r>
+        <w:t xml:space="preserve"> </w:t>
+      </w:r>
+      <w:r>
+        <w:t xml:space="preserve">2014</w:t>
       </w:r>
     </w:p>
     <w:p>
       <w:pPr>
-        <w:keepNext/>
-        <w:keepLines/>
-        <w:spacing w:before="240" w:after="0" w:line="276" w:lineRule="exact"/>
-        <w:ind w:left="0" w:right="4464" w:firstLine="0"/>
+        <w:spacing w:before="112" w:after="0" w:line="276" w:lineRule="exact"/>
+        <w:ind w:left="0" w:firstLine="0"/>
         <w:jc w:val="left"/>
       </w:pPr>
       <w:r>
-        <w:t xml:space="preserve">s/ Janitza M. García-Marrero</w:t>
+        <w:rPr>
+          <w:u w:val="single"/>
+        </w:rPr>
+        <w:t xml:space="preserve">s/</w:t>
+      </w:r>
+      <w:r>
+        <w:rPr>
+          <w:u w:val="single"/>
+        </w:rPr>
+        <w:t xml:space="preserve"> </w:t>
+      </w:r>
+      <w:r>
+        <w:rPr>
+          <w:u w:val="single"/>
+        </w:rPr>
+        <w:t xml:space="preserve">Janitza</w:t>
+      </w:r>
+      <w:r>
+        <w:rPr>
+          <w:u w:val="single"/>
+        </w:rPr>
+        <w:t xml:space="preserve"> </w:t>
+      </w:r>
+      <w:r>
+        <w:rPr>
+          <w:u w:val="single"/>
+        </w:rPr>
+        <w:t xml:space="preserve">M.</w:t>
+      </w:r>
+      <w:r>
+        <w:rPr>
+          <w:u w:val="single"/>
+        </w:rPr>
+        <w:t xml:space="preserve"> </w:t>
+      </w:r>
+      <w:r>
+        <w:rPr>
+          <w:u w:val="single"/>
+        </w:rPr>
+        <w:t xml:space="preserve">García-Marrero</w:t>
       </w:r>
     </w:p>
     <w:p>
       <w:pPr>
-        <w:keepNext/>
-        <w:keepLines/>
         <w:spacing w:before="0" w:after="0" w:line="276" w:lineRule="exact"/>
-        <w:ind w:left="0" w:right="4464" w:firstLine="0"/>
+        <w:ind w:left="0" w:firstLine="0"/>
         <w:jc w:val="left"/>
       </w:pPr>
       <w:r>
-        <w:t xml:space="preserve">Janitza M. García-Marrero</w:t>
+        <w:t xml:space="preserve">USDC</w:t>
+      </w:r>
+      <w:r>
+        <w:t xml:space="preserve"> </w:t>
+      </w:r>
+      <w:r>
+        <w:t xml:space="preserve">Bar</w:t>
+      </w:r>
+      <w:r>
+        <w:t xml:space="preserve"> </w:t>
+      </w:r>
+      <w:r>
+        <w:t xml:space="preserve">No.</w:t>
+      </w:r>
+      <w:r>
+        <w:t xml:space="preserve"> </w:t>
+      </w:r>
+      <w:r>
+        <w:t xml:space="preserve">222603</w:t>
       </w:r>
     </w:p>
     <w:p>
       <w:pPr>
-        <w:keepNext/>
-        <w:keepLines/>
         <w:spacing w:before="0" w:after="0" w:line="276" w:lineRule="exact"/>
-        <w:ind w:left="0" w:right="4464" w:firstLine="0"/>
+        <w:ind w:left="0" w:firstLine="0"/>
         <w:jc w:val="left"/>
       </w:pPr>
       <w:r>
-        <w:t xml:space="preserve">USDC</w:t>
-      </w:r>
-      <w:r>
-        <w:t xml:space="preserve"> </w:t>
-      </w:r>
-      <w:r>
-        <w:t xml:space="preserve">Bar</w:t>
-      </w:r>
-      <w:r>
-        <w:t xml:space="preserve"> </w:t>
-      </w:r>
-      <w:r>
-        <w:t xml:space="preserve">No.</w:t>
-      </w:r>
-      <w:r>
-        <w:t xml:space="preserve"> </w:t>
-      </w:r>
-      <w:r>
-        <w:t xml:space="preserve">222603</w:t>
+        <w:t xml:space="preserve">DEPARTMENT</w:t>
+      </w:r>
+      <w:r>
+        <w:t xml:space="preserve"> </w:t>
+      </w:r>
+      <w:r>
+        <w:t xml:space="preserve">OF</w:t>
+      </w:r>
+      <w:r>
+        <w:t xml:space="preserve"> </w:t>
+      </w:r>
+      <w:r>
+        <w:t xml:space="preserve">JUSTICE</w:t>
       </w:r>
     </w:p>
     <w:p>
       <w:pPr>
-        <w:keepNext/>
-        <w:keepLines/>
         <w:spacing w:before="0" w:after="0" w:line="276" w:lineRule="exact"/>
-        <w:ind w:left="0" w:right="4464" w:firstLine="0"/>
+        <w:ind w:left="0" w:firstLine="0"/>
         <w:jc w:val="left"/>
       </w:pPr>
       <w:r>
-        <w:t xml:space="preserve">DEPARTMENT</w:t>
-      </w:r>
-      <w:r>
-        <w:t xml:space="preserve"> </w:t>
-      </w:r>
-      <w:r>
-        <w:t xml:space="preserve">OF</w:t>
-      </w:r>
-      <w:r>
-        <w:t xml:space="preserve"> </w:t>
-      </w:r>
-      <w:r>
-        <w:t xml:space="preserve">JUSTICE</w:t>
+        <w:t xml:space="preserve">Federal</w:t>
+      </w:r>
+      <w:r>
+        <w:t xml:space="preserve"> </w:t>
+      </w:r>
+      <w:r>
+        <w:t xml:space="preserve">Litigation</w:t>
+      </w:r>
+      <w:r>
+        <w:t xml:space="preserve"> </w:t>
+      </w:r>
+      <w:r>
+        <w:t xml:space="preserve">and</w:t>
+      </w:r>
+      <w:r>
+        <w:t xml:space="preserve"> </w:t>
+      </w:r>
+      <w:r>
+        <w:t xml:space="preserve">Bankruptcy</w:t>
+      </w:r>
+      <w:r>
+        <w:t xml:space="preserve"> </w:t>
+      </w:r>
+      <w:r>
+        <w:t xml:space="preserve">Division</w:t>
       </w:r>
     </w:p>
     <w:p>
       <w:pPr>
-        <w:keepNext/>
-        <w:keepLines/>
         <w:spacing w:before="0" w:after="0" w:line="276" w:lineRule="exact"/>
-        <w:ind w:left="0" w:right="4464" w:firstLine="0"/>
+        <w:ind w:left="0" w:firstLine="0"/>
         <w:jc w:val="left"/>
       </w:pPr>
       <w:r>
-        <w:t xml:space="preserve">Federal</w:t>
-      </w:r>
-      <w:r>
-        <w:t xml:space="preserve"> </w:t>
-      </w:r>
-      <w:r>
-        <w:t xml:space="preserve">Litigation</w:t>
-      </w:r>
-      <w:r>
-        <w:t xml:space="preserve"> </w:t>
-      </w:r>
-      <w:r>
-        <w:t xml:space="preserve">and</w:t>
-      </w:r>
-      <w:r>
-        <w:t xml:space="preserve"> </w:t>
-      </w:r>
-      <w:r>
-        <w:t xml:space="preserve">Bankruptcy</w:t>
-      </w:r>
-      <w:r>
-        <w:t xml:space="preserve"> </w:t>
-      </w:r>
-      <w:r>
-        <w:t xml:space="preserve">Division</w:t>
+        <w:t xml:space="preserve">P.O.</w:t>
+      </w:r>
+      <w:r>
+        <w:t xml:space="preserve"> </w:t>
+      </w:r>
+      <w:r>
+        <w:t xml:space="preserve">Box</w:t>
+      </w:r>
+      <w:r>
+        <w:t xml:space="preserve"> </w:t>
+      </w:r>
+      <w:r>
+        <w:t xml:space="preserve">9020192</w:t>
       </w:r>
     </w:p>
     <w:p>
       <w:pPr>
-        <w:keepNext/>
-        <w:keepLines/>
         <w:spacing w:before="0" w:after="0" w:line="276" w:lineRule="exact"/>
-        <w:ind w:left="0" w:right="4464" w:firstLine="0"/>
+        <w:ind w:left="0" w:firstLine="0"/>
         <w:jc w:val="left"/>
       </w:pPr>
       <w:r>
-        <w:t xml:space="preserve">P.O.</w:t>
-      </w:r>
-      <w:r>
-        <w:t xml:space="preserve"> </w:t>
-      </w:r>
-      <w:r>
-        <w:t xml:space="preserve">Box</w:t>
-      </w:r>
-      <w:r>
-        <w:t xml:space="preserve"> </w:t>
-      </w:r>
-      <w:r>
-        <w:t xml:space="preserve">9020192</w:t>
+        <w:t xml:space="preserve">San</w:t>
+      </w:r>
+      <w:r>
+        <w:t xml:space="preserve"> </w:t>
+      </w:r>
+      <w:r>
+        <w:t xml:space="preserve">Juan,</w:t>
+      </w:r>
+      <w:r>
+        <w:t xml:space="preserve"> </w:t>
+      </w:r>
+      <w:r>
+        <w:t xml:space="preserve">PR</w:t>
+      </w:r>
+      <w:r>
+        <w:t xml:space="preserve"> </w:t>
+      </w:r>
+      <w:r>
+        <w:t xml:space="preserve">00902-⁠0192</w:t>
       </w:r>
     </w:p>
     <w:p>
       <w:pPr>
-        <w:keepNext/>
-        <w:keepLines/>
         <w:spacing w:before="0" w:after="0" w:line="276" w:lineRule="exact"/>
-        <w:ind w:left="0" w:right="4464" w:firstLine="0"/>
+        <w:ind w:left="0" w:firstLine="0"/>
         <w:jc w:val="left"/>
       </w:pPr>
       <w:r>
-        <w:t xml:space="preserve">San</w:t>
-      </w:r>
-      <w:r>
-        <w:t xml:space="preserve"> </w:t>
-      </w:r>
-      <w:r>
-        <w:t xml:space="preserve">Juan,</w:t>
-      </w:r>
-      <w:r>
-        <w:t xml:space="preserve"> </w:t>
-      </w:r>
-      <w:r>
-        <w:t xml:space="preserve">PR</w:t>
-      </w:r>
-      <w:r>
-        <w:t xml:space="preserve"> </w:t>
-      </w:r>
-      <w:r>
-        <w:t xml:space="preserve">00902</w:t>
-        <w:noBreakHyphen/>
-        <w:t xml:space="preserve">0192</w:t>
+        <w:t xml:space="preserve">jgarcia@justicia.pr.gov</w:t>
       </w:r>
     </w:p>
     <w:p>
       <w:pPr>
-        <w:keepNext/>
-        <w:keepLines/>
         <w:spacing w:before="0" w:after="0" w:line="276" w:lineRule="exact"/>
-        <w:ind w:left="0" w:right="4464" w:firstLine="0"/>
+        <w:ind w:left="0" w:firstLine="0"/>
         <w:jc w:val="left"/>
       </w:pPr>
       <w:r>
-        <w:t xml:space="preserve">jgarcia@justicia.pr.gov</w:t>
-      </w:r>
-    </w:p>
-    <w:p>
-      <w:pPr>
-        <w:spacing w:before="0" w:after="0" w:line="276" w:lineRule="exact"/>
-        <w:ind w:left="0" w:right="4464" w:firstLine="0"/>
-        <w:jc w:val="left"/>
-      </w:pPr>
-      <w:r>
         <w:t xml:space="preserve">Tel</w:t>
       </w:r>
       <w:r>
@@ -7307,9 +7177,7 @@
         <w:t xml:space="preserve"> </w:t>
       </w:r>
       <w:r>
-        <w:t xml:space="preserve">721</w:t>
-        <w:noBreakHyphen/>
-        <w:t xml:space="preserve">2900</w:t>
+        <w:t xml:space="preserve">721-⁠2900</w:t>
       </w:r>
       <w:r>
         <w:t xml:space="preserve"> </w:t>
@@ -7327,13 +7195,11 @@
         <w:t xml:space="preserve"> </w:t>
       </w:r>
       <w:r>
-        <w:t xml:space="preserve">723</w:t>
-        <w:noBreakHyphen/>
-        <w:t xml:space="preserve">9188</w:t>
+        <w:t xml:space="preserve">723-⁠9188</w:t>
       </w:r>
     </w:p>
     <w:sectPr>
-      <w:footerReference w:type="default" r:id="rIdFtrPage"/>
+      <w:footerReference w:type="default" r:id="rIdXdPage"/>
       <w:pgSz w:w="12240" w:h="15840"/>
       <w:pgMar w:top="1440" w:right="1440" w:bottom="1440" w:left="1440" w:header="720" w:footer="732" w:gutter="0"/>
       <w:pgNumType w:fmt="decimal" w:start="1"/>
@@ -7350,6 +7216,7 @@
 <w:ftr xmlns:w="http://schemas.openxmlformats.org/wordprocessingml/2006/main" xmlns:r="http://schemas.openxmlformats.org/officeDocument/2006/relationships">
   <w:p>
     <w:pPr>
+      <w:spacing w:before="0" w:after="0" w:line="276" w:lineRule="exact"/>
       <w:jc w:val="center"/>
     </w:pPr>
     <w:r>
@@ -7447,13 +7314,7 @@
         <w:t xml:space="preserve">accord Hanover Nat’l Bank v. Moyses</w:t>
       </w:r>
       <w:r>
-        <w:t xml:space="preserve">, 186 U.S. 181, 187</w:t>
-      </w:r>
-      <w:r>
-        <w:noBreakHyphen/>
-      </w:r>
-      <w:r>
-        <w:t xml:space="preserve">88 (1902).</w:t>
+        <w:t xml:space="preserve">, 186 U.S. 181, 187-⁠88 (1902).</w:t>
       </w:r>
     </w:p>
   </w:footnote>
@@ -7500,6 +7361,43 @@
 </w:ftr>
 </file>
 
+<file path=word/ftr-own1.xml><?xml version="1.0" encoding="utf-8"?>
+<w:ftr xmlns:w="http://schemas.openxmlformats.org/wordprocessingml/2006/main" xmlns:r="http://schemas.openxmlformats.org/officeDocument/2006/relationships">
+  <w:p>
+    <w:pPr>
+      <w:spacing w:before="0" w:after="0" w:line="276" w:lineRule="exact"/>
+      <w:jc w:val="center"/>
+    </w:pPr>
+    <w:r>
+      <w:fldChar w:fldCharType="begin"/>
+    </w:r>
+    <w:r>
+      <w:instrText xml:space="preserve"> PAGE </w:instrText>
+    </w:r>
+    <w:r>
+      <w:fldChar w:fldCharType="separate"/>
+    </w:r>
+    <w:r>
+      <w:t>1</w:t>
+    </w:r>
+    <w:r>
+      <w:fldChar w:fldCharType="end"/>
+    </w:r>
+  </w:p>
+</w:ftr>
+</file>
+
+<file path=word/ftr-own2.xml><?xml version="1.0" encoding="utf-8"?>
+<w:ftr xmlns:w="http://schemas.openxmlformats.org/wordprocessingml/2006/main" xmlns:r="http://schemas.openxmlformats.org/officeDocument/2006/relationships">
+  <w:p>
+    <w:pPr>
+      <w:spacing w:before="0" w:after="0" w:line="276" w:lineRule="exact"/>
+      <w:jc w:val="center"/>
+    </w:pPr>
+  </w:p>
+</w:ftr>
+</file>
+
 <file path=word/ftr-page.xml><?xml version="1.0" encoding="utf-8"?>
 <w:ftr xmlns:w="http://schemas.openxmlformats.org/wordprocessingml/2006/main" xmlns:r="http://schemas.openxmlformats.org/officeDocument/2006/relationships">
   <w:p>
@@ -7801,7 +7699,7 @@
     <w:pPr>
       <w:keepNext/>
       <w:keepLines/>
-      <w:spacing w:before="480" w:after="240" w:line="276" w:lineRule="exact"/>
+      <w:spacing w:before="240" w:after="120" w:line="276" w:lineRule="exact"/>
       <w:ind w:firstLine="0"/>
       <w:jc w:val="center"/>
       <w:outlineLvl w:val="0"/>
@@ -7829,7 +7727,7 @@
     <w:pPr>
       <w:keepNext/>
       <w:keepLines/>
-      <w:spacing w:before="480" w:after="240" w:line="276" w:lineRule="exact"/>
+      <w:spacing w:before="240" w:after="120" w:line="276" w:lineRule="exact"/>
       <w:ind w:firstLine="0"/>
       <w:outlineLvl w:val="1"/>
     </w:pPr>
@@ -7855,7 +7753,7 @@
     <w:pPr>
       <w:keepNext/>
       <w:keepLines/>
-      <w:spacing w:before="480" w:after="240" w:line="276" w:lineRule="exact"/>
+      <w:spacing w:before="240" w:after="120" w:line="276" w:lineRule="exact"/>
       <w:ind w:firstLine="0"/>
       <w:outlineLvl w:val="2"/>
     </w:pPr>
@@ -7881,7 +7779,7 @@
     <w:pPr>
       <w:keepNext/>
       <w:keepLines/>
-      <w:spacing w:before="480" w:after="240" w:line="276" w:lineRule="exact"/>
+      <w:spacing w:before="240" w:after="120" w:line="276" w:lineRule="exact"/>
       <w:ind w:firstLine="0"/>
       <w:outlineLvl w:val="3"/>
     </w:pPr>
@@ -7908,7 +7806,7 @@
     <w:pPr>
       <w:keepNext/>
       <w:keepLines/>
-      <w:spacing w:before="480" w:after="240" w:line="276" w:lineRule="exact"/>
+      <w:spacing w:before="240" w:after="120" w:line="276" w:lineRule="exact"/>
       <w:ind w:firstLine="0"/>
       <w:outlineLvl w:val="4"/>
     </w:pPr>
@@ -8303,6 +8201,149 @@
       <w:bCs w:val="0"/>
       <w:color w:val="365F91" w:themeColor="accent1" w:themeShade="BF"/>
     </w:rPr>
+  </w:style>
+  <w:style w:type="paragraph" w:customStyle="1" w:styleId="BodyTextNote">
+    <w:name w:val="Body Text Note"/>
+    <w:basedOn w:val="BodyText"/>
+    <w:qFormat/>
+    <w:pPr>
+      <w:widowControl w:val="0"/>
+    </w:pPr>
+  </w:style>
+  <w:style w:type="paragraph" w:customStyle="1" w:styleId="XdQuote">
+    <w:name w:val="Xd Quote"/>
+    <w:basedOn w:val="Normal"/>
+    <w:qFormat/>
+    <w:pPr>
+      <w:spacing w:before="0" w:after="0" w:line="276" w:lineRule="exact"/>
+      <w:ind w:left="720" w:right="720" w:firstLine="0"/>
+    </w:pPr>
+  </w:style>
+  <w:style w:type="paragraph" w:customStyle="1" w:styleId="XdQuoteFirst">
+    <w:name w:val="Xd Quote First"/>
+    <w:basedOn w:val="Normal"/>
+    <w:qFormat/>
+    <w:pPr>
+      <w:spacing w:before="0" w:after="0" w:line="276" w:lineRule="exact"/>
+      <w:ind w:left="720" w:right="720" w:firstLine="0"/>
+    </w:pPr>
+  </w:style>
+  <w:style w:type="paragraph" w:customStyle="1" w:styleId="XdQuoteLast">
+    <w:name w:val="Xd Quote Last"/>
+    <w:basedOn w:val="Normal"/>
+    <w:qFormat/>
+    <w:pPr>
+      <w:spacing w:before="0" w:after="480" w:line="276" w:lineRule="exact"/>
+      <w:ind w:left="720" w:right="720" w:firstLine="0"/>
+    </w:pPr>
+  </w:style>
+  <w:style w:type="paragraph" w:customStyle="1" w:styleId="XdQuoteOnly">
+    <w:name w:val="Xd Quote Only"/>
+    <w:basedOn w:val="Normal"/>
+    <w:qFormat/>
+    <w:pPr>
+      <w:spacing w:before="0" w:after="480" w:line="276" w:lineRule="exact"/>
+      <w:ind w:left="720" w:right="720" w:firstLine="0"/>
+    </w:pPr>
+  </w:style>
+  <w:style w:type="paragraph" w:customStyle="1" w:styleId="XdTail">
+    <w:name w:val="Xd Tail"/>
+    <w:basedOn w:val="Normal"/>
+    <w:qFormat/>
+    <w:pPr>
+      <w:spacing w:before="0" w:after="0" w:line="276" w:lineRule="exact"/>
+      <w:ind w:firstLine="0"/>
+    </w:pPr>
+  </w:style>
+  <w:style w:type="paragraph" w:customStyle="1" w:styleId="BodyTextKeep">
+    <w:name w:val="Body Text Keep"/>
+    <w:basedOn w:val="BodyText"/>
+    <w:qFormat/>
+    <w:pPr>
+      <w:keepNext/>
+      <w:keepLines/>
+    </w:pPr>
+  </w:style>
+  <w:style w:type="paragraph" w:customStyle="1" w:styleId="XdList1">
+    <w:name w:val="XdList 1"/>
+    <w:basedOn w:val="Normal"/>
+    <w:qFormat/>
+    <w:pPr>
+      <w:spacing w:before="0" w:after="0" w:line="480" w:lineRule="exact"/>
+      <w:ind w:left="720" w:hanging="720"/>
+    </w:pPr>
+  </w:style>
+  <w:style w:type="paragraph" w:customStyle="1" w:styleId="XdList2">
+    <w:name w:val="XdList 2"/>
+    <w:basedOn w:val="Normal"/>
+    <w:qFormat/>
+    <w:pPr>
+      <w:spacing w:before="0" w:after="0" w:line="480" w:lineRule="exact"/>
+      <w:ind w:left="1440" w:hanging="720"/>
+    </w:pPr>
+  </w:style>
+  <w:style w:type="paragraph" w:customStyle="1" w:styleId="XdList3">
+    <w:name w:val="XdList 3"/>
+    <w:basedOn w:val="Normal"/>
+    <w:qFormat/>
+    <w:pPr>
+      <w:spacing w:before="0" w:after="0" w:line="480" w:lineRule="exact"/>
+      <w:ind w:left="2160" w:hanging="720"/>
+    </w:pPr>
+  </w:style>
+  <w:style w:type="paragraph" w:customStyle="1" w:styleId="XdTailList1">
+    <w:name w:val="XdTailList 1"/>
+    <w:basedOn w:val="Normal"/>
+    <w:qFormat/>
+    <w:pPr>
+      <w:spacing w:before="0" w:after="0" w:line="276" w:lineRule="exact"/>
+      <w:ind w:left="720" w:hanging="720"/>
+    </w:pPr>
+  </w:style>
+  <w:style w:type="paragraph" w:customStyle="1" w:styleId="XdTailList2">
+    <w:name w:val="XdTailList 2"/>
+    <w:basedOn w:val="Normal"/>
+    <w:qFormat/>
+    <w:pPr>
+      <w:spacing w:before="0" w:after="0" w:line="276" w:lineRule="exact"/>
+      <w:ind w:left="1440" w:hanging="720"/>
+    </w:pPr>
+  </w:style>
+  <w:style w:type="paragraph" w:customStyle="1" w:styleId="XdTailList3">
+    <w:name w:val="XdTailList 3"/>
+    <w:basedOn w:val="Normal"/>
+    <w:qFormat/>
+    <w:pPr>
+      <w:spacing w:before="0" w:after="0" w:line="276" w:lineRule="exact"/>
+      <w:ind w:left="2160" w:hanging="720"/>
+    </w:pPr>
+  </w:style>
+  <w:style w:type="paragraph" w:customStyle="1" w:styleId="XdQuoteList1">
+    <w:name w:val="Xd Quote List 1"/>
+    <w:basedOn w:val="Normal"/>
+    <w:qFormat/>
+    <w:pPr>
+      <w:spacing w:before="0" w:after="0" w:line="276" w:lineRule="exact"/>
+      <w:ind w:left="1440" w:right="720" w:hanging="720"/>
+    </w:pPr>
+  </w:style>
+  <w:style w:type="paragraph" w:customStyle="1" w:styleId="XdQuoteList2">
+    <w:name w:val="Xd Quote List 2"/>
+    <w:basedOn w:val="Normal"/>
+    <w:qFormat/>
+    <w:pPr>
+      <w:spacing w:before="0" w:after="0" w:line="276" w:lineRule="exact"/>
+      <w:ind w:left="2160" w:right="720" w:hanging="720"/>
+    </w:pPr>
+  </w:style>
+  <w:style w:type="paragraph" w:customStyle="1" w:styleId="XdQuoteList3">
+    <w:name w:val="Xd Quote List 3"/>
+    <w:basedOn w:val="Normal"/>
+    <w:qFormat/>
+    <w:pPr>
+      <w:spacing w:before="0" w:after="0" w:line="276" w:lineRule="exact"/>
+      <w:ind w:left="2880" w:right="720" w:hanging="720"/>
+    </w:pPr>
   </w:style>
   <w:style w:type="paragraph" w:customStyle="1" w:styleId="SourceCode">
     <w:name w:val="Source Code"/>
